--- a/final_report_group6.docx
+++ b/final_report_group6.docx
@@ -2,7 +2,7 @@
 <file path=word/document.xml><?xml version="1.0" encoding="utf-8"?>
 <w:document xmlns:w="http://schemas.openxmlformats.org/wordprocessingml/2006/main" xmlns:m="http://schemas.openxmlformats.org/officeDocument/2006/math" xmlns:r="http://schemas.openxmlformats.org/officeDocument/2006/relationships" xmlns:o="urn:schemas-microsoft-com:office:office" xmlns:v="urn:schemas-microsoft-com:vml" xmlns:w10="urn:schemas-microsoft-com:office:word" xmlns:a="http://schemas.openxmlformats.org/drawingml/2006/main" xmlns:pic="http://schemas.openxmlformats.org/drawingml/2006/picture" xmlns:wp="http://schemas.openxmlformats.org/drawingml/2006/wordprocessingDrawing">
   <w:body>
-    <w:bookmarkStart w:id="46" w:name="X6da2be22d6ba581b687f979558f8f5586648e39"/>
+    <w:bookmarkStart w:id="51" w:name="X6da2be22d6ba581b687f979558f8f5586648e39"/>
     <w:p>
       <w:pPr>
         <w:pStyle w:val="Heading1"/>
@@ -207,105 +207,133 @@
           <w:rFonts w:ascii="Times New Roman" w:hAnsi="Times New Roman" w:eastAsia="Times New Roman" w:cs="Times New Roman"/>
           <w:sz w:val="22"/>
         </w:rPr>
-        <w:t xml:space="preserve">livestream interfaces. After screening, 66 valid responses were analyzed. The overall</w:t>
-      </w:r>
-      <w:r>
-        <w:rPr>
-          <w:rFonts w:ascii="Times New Roman" w:hAnsi="Times New Roman" w:eastAsia="Times New Roman" w:cs="Times New Roman"/>
-          <w:sz w:val="22"/>
-        </w:rPr>
-        <w:t xml:space="preserve"> </w:t>
-      </w:r>
-      <w:r>
-        <w:rPr>
-          <w:rFonts w:ascii="Times New Roman" w:hAnsi="Times New Roman" w:eastAsia="Times New Roman" w:cs="Times New Roman"/>
-          <w:sz w:val="22"/>
-        </w:rPr>
-        <w:t xml:space="preserve">source-judgement accuracy was 47.4%, with higher accuracy for AI-generated images (52.9%)</w:t>
-      </w:r>
-      <w:r>
-        <w:rPr>
-          <w:rFonts w:ascii="Times New Roman" w:hAnsi="Times New Roman" w:eastAsia="Times New Roman" w:cs="Times New Roman"/>
-          <w:sz w:val="22"/>
-        </w:rPr>
-        <w:t xml:space="preserve"> </w:t>
-      </w:r>
-      <w:r>
-        <w:rPr>
-          <w:rFonts w:ascii="Times New Roman" w:hAnsi="Times New Roman" w:eastAsia="Times New Roman" w:cs="Times New Roman"/>
-          <w:sz w:val="22"/>
-        </w:rPr>
-        <w:t xml:space="preserve">than for real images or screenshots (41.9%). Trust ratings were moderate: real images</w:t>
-      </w:r>
-      <w:r>
-        <w:rPr>
-          <w:rFonts w:ascii="Times New Roman" w:hAnsi="Times New Roman" w:eastAsia="Times New Roman" w:cs="Times New Roman"/>
-          <w:sz w:val="22"/>
-        </w:rPr>
-        <w:t xml:space="preserve"> </w:t>
-      </w:r>
-      <w:r>
-        <w:rPr>
-          <w:rFonts w:ascii="Times New Roman" w:hAnsi="Times New Roman" w:eastAsia="Times New Roman" w:cs="Times New Roman"/>
-          <w:sz w:val="22"/>
-        </w:rPr>
-        <w:t xml:space="preserve">received a slightly higher mean trust rating (M = 2.99) than AI-generated images (M = 2.70).</w:t>
-      </w:r>
-      <w:r>
-        <w:rPr>
-          <w:rFonts w:ascii="Times New Roman" w:hAnsi="Times New Roman" w:eastAsia="Times New Roman" w:cs="Times New Roman"/>
-          <w:sz w:val="22"/>
-        </w:rPr>
-        <w:t xml:space="preserve"> </w:t>
-      </w:r>
-      <w:r>
-        <w:rPr>
-          <w:rFonts w:ascii="Times New Roman" w:hAnsi="Times New Roman" w:eastAsia="Times New Roman" w:cs="Times New Roman"/>
-          <w:sz w:val="22"/>
-        </w:rPr>
-        <w:t xml:space="preserve">These findings suggest that the problem is not only that users may believe AI-generated</w:t>
-      </w:r>
-      <w:r>
-        <w:rPr>
-          <w:rFonts w:ascii="Times New Roman" w:hAnsi="Times New Roman" w:eastAsia="Times New Roman" w:cs="Times New Roman"/>
-          <w:sz w:val="22"/>
-        </w:rPr>
-        <w:t xml:space="preserve"> </w:t>
-      </w:r>
-      <w:r>
-        <w:rPr>
-          <w:rFonts w:ascii="Times New Roman" w:hAnsi="Times New Roman" w:eastAsia="Times New Roman" w:cs="Times New Roman"/>
-          <w:sz w:val="22"/>
-        </w:rPr>
-        <w:t xml:space="preserve">images, but also that they may become suspicious of real visual evidence. The paper argues</w:t>
-      </w:r>
-      <w:r>
-        <w:rPr>
-          <w:rFonts w:ascii="Times New Roman" w:hAnsi="Times New Roman" w:eastAsia="Times New Roman" w:cs="Times New Roman"/>
-          <w:sz w:val="22"/>
-        </w:rPr>
-        <w:t xml:space="preserve"> </w:t>
-      </w:r>
-      <w:r>
-        <w:rPr>
-          <w:rFonts w:ascii="Times New Roman" w:hAnsi="Times New Roman" w:eastAsia="Times New Roman" w:cs="Times New Roman"/>
-          <w:sz w:val="22"/>
-        </w:rPr>
-        <w:t xml:space="preserve">that platform labels, content provenance systems, and media literacy education should address</w:t>
-      </w:r>
-      <w:r>
-        <w:rPr>
-          <w:rFonts w:ascii="Times New Roman" w:hAnsi="Times New Roman" w:eastAsia="Times New Roman" w:cs="Times New Roman"/>
-          <w:sz w:val="22"/>
-        </w:rPr>
-        <w:t xml:space="preserve"> </w:t>
-      </w:r>
-      <w:r>
-        <w:rPr>
-          <w:rFonts w:ascii="Times New Roman" w:hAnsi="Times New Roman" w:eastAsia="Times New Roman" w:cs="Times New Roman"/>
-          <w:sz w:val="22"/>
-        </w:rPr>
-        <w:t xml:space="preserve">both fake images and fake visual contexts.</w:t>
+        <w:t xml:space="preserve">livestream interfaces. The stimuli were prepared through two routes: some AI images were</w:t>
+      </w:r>
+      <w:r>
+        <w:rPr>
+          <w:rFonts w:ascii="Times New Roman" w:hAnsi="Times New Roman" w:eastAsia="Times New Roman" w:cs="Times New Roman"/>
+          <w:sz w:val="22"/>
+        </w:rPr>
+        <w:t xml:space="preserve"> </w:t>
+      </w:r>
+      <w:r>
+        <w:rPr>
+          <w:rFonts w:ascii="Times New Roman" w:hAnsi="Times New Roman" w:eastAsia="Times New Roman" w:cs="Times New Roman"/>
+          <w:sz w:val="22"/>
+        </w:rPr>
+        <w:t xml:space="preserve">generated first and then matched with similar real images, while others were created by</w:t>
+      </w:r>
+      <w:r>
+        <w:rPr>
+          <w:rFonts w:ascii="Times New Roman" w:hAnsi="Times New Roman" w:eastAsia="Times New Roman" w:cs="Times New Roman"/>
+          <w:sz w:val="22"/>
+        </w:rPr>
+        <w:t xml:space="preserve"> </w:t>
+      </w:r>
+      <w:r>
+        <w:rPr>
+          <w:rFonts w:ascii="Times New Roman" w:hAnsi="Times New Roman" w:eastAsia="Times New Roman" w:cs="Times New Roman"/>
+          <w:sz w:val="22"/>
+        </w:rPr>
+        <w:t xml:space="preserve">modifying real-image references through AI. After screening, 66 valid responses were</w:t>
+      </w:r>
+      <w:r>
+        <w:rPr>
+          <w:rFonts w:ascii="Times New Roman" w:hAnsi="Times New Roman" w:eastAsia="Times New Roman" w:cs="Times New Roman"/>
+          <w:sz w:val="22"/>
+        </w:rPr>
+        <w:t xml:space="preserve"> </w:t>
+      </w:r>
+      <w:r>
+        <w:rPr>
+          <w:rFonts w:ascii="Times New Roman" w:hAnsi="Times New Roman" w:eastAsia="Times New Roman" w:cs="Times New Roman"/>
+          <w:sz w:val="22"/>
+        </w:rPr>
+        <w:t xml:space="preserve">analyzed. The overall source-judgement accuracy was 47.4%, with higher accuracy for</w:t>
+      </w:r>
+      <w:r>
+        <w:rPr>
+          <w:rFonts w:ascii="Times New Roman" w:hAnsi="Times New Roman" w:eastAsia="Times New Roman" w:cs="Times New Roman"/>
+          <w:sz w:val="22"/>
+        </w:rPr>
+        <w:t xml:space="preserve"> </w:t>
+      </w:r>
+      <w:r>
+        <w:rPr>
+          <w:rFonts w:ascii="Times New Roman" w:hAnsi="Times New Roman" w:eastAsia="Times New Roman" w:cs="Times New Roman"/>
+          <w:sz w:val="22"/>
+        </w:rPr>
+        <w:t xml:space="preserve">AI-generated images (52.9%) than for real images or screenshots (41.9%). Route-level analysis</w:t>
+      </w:r>
+      <w:r>
+        <w:rPr>
+          <w:rFonts w:ascii="Times New Roman" w:hAnsi="Times New Roman" w:eastAsia="Times New Roman" w:cs="Times New Roman"/>
+          <w:sz w:val="22"/>
+        </w:rPr>
+        <w:t xml:space="preserve"> </w:t>
+      </w:r>
+      <w:r>
+        <w:rPr>
+          <w:rFonts w:ascii="Times New Roman" w:hAnsi="Times New Roman" w:eastAsia="Times New Roman" w:cs="Times New Roman"/>
+          <w:sz w:val="22"/>
+        </w:rPr>
+        <w:t xml:space="preserve">showed that real-to-AI modified images were especially difficult to identify. These findings</w:t>
+      </w:r>
+      <w:r>
+        <w:rPr>
+          <w:rFonts w:ascii="Times New Roman" w:hAnsi="Times New Roman" w:eastAsia="Times New Roman" w:cs="Times New Roman"/>
+          <w:sz w:val="22"/>
+        </w:rPr>
+        <w:t xml:space="preserve"> </w:t>
+      </w:r>
+      <w:r>
+        <w:rPr>
+          <w:rFonts w:ascii="Times New Roman" w:hAnsi="Times New Roman" w:eastAsia="Times New Roman" w:cs="Times New Roman"/>
+          <w:sz w:val="22"/>
+        </w:rPr>
+        <w:t xml:space="preserve">suggest that the problem is not only that users may believe AI-generated images, but also that</w:t>
+      </w:r>
+      <w:r>
+        <w:rPr>
+          <w:rFonts w:ascii="Times New Roman" w:hAnsi="Times New Roman" w:eastAsia="Times New Roman" w:cs="Times New Roman"/>
+          <w:sz w:val="22"/>
+        </w:rPr>
+        <w:t xml:space="preserve"> </w:t>
+      </w:r>
+      <w:r>
+        <w:rPr>
+          <w:rFonts w:ascii="Times New Roman" w:hAnsi="Times New Roman" w:eastAsia="Times New Roman" w:cs="Times New Roman"/>
+          <w:sz w:val="22"/>
+        </w:rPr>
+        <w:t xml:space="preserve">they may become suspicious of real visual evidence. The paper argues that platform labels,</w:t>
+      </w:r>
+      <w:r>
+        <w:rPr>
+          <w:rFonts w:ascii="Times New Roman" w:hAnsi="Times New Roman" w:eastAsia="Times New Roman" w:cs="Times New Roman"/>
+          <w:sz w:val="22"/>
+        </w:rPr>
+        <w:t xml:space="preserve"> </w:t>
+      </w:r>
+      <w:r>
+        <w:rPr>
+          <w:rFonts w:ascii="Times New Roman" w:hAnsi="Times New Roman" w:eastAsia="Times New Roman" w:cs="Times New Roman"/>
+          <w:sz w:val="22"/>
+        </w:rPr>
+        <w:t xml:space="preserve">content provenance systems, and media literacy education should address both fake images and</w:t>
+      </w:r>
+      <w:r>
+        <w:rPr>
+          <w:rFonts w:ascii="Times New Roman" w:hAnsi="Times New Roman" w:eastAsia="Times New Roman" w:cs="Times New Roman"/>
+          <w:sz w:val="22"/>
+        </w:rPr>
+        <w:t xml:space="preserve"> </w:t>
+      </w:r>
+      <w:r>
+        <w:rPr>
+          <w:rFonts w:ascii="Times New Roman" w:hAnsi="Times New Roman" w:eastAsia="Times New Roman" w:cs="Times New Roman"/>
+          <w:sz w:val="22"/>
+        </w:rPr>
+        <w:t xml:space="preserve">fake visual contexts.</w:t>
       </w:r>
     </w:p>
     <w:p>
@@ -2092,6 +2120,134 @@
           <w:sz w:val="22"/>
         </w:rPr>
         <w:t xml:space="preserve">participant-facing questionnaire did not reveal whether a file was AI-generated or real.</w:t>
+      </w:r>
+    </w:p>
+    <w:p>
+      <w:pPr>
+        <w:pStyle w:val="BodyText"/>
+        <w:keepNext w:val="0"/>
+        <w:keepLines w:val="0"/>
+        <w:spacing w:line="480" w:lineRule="auto" w:before="0" w:after="0"/>
+        <w:ind w:firstLine="720" w:left="0"/>
+      </w:pPr>
+      <w:r>
+        <w:rPr>
+          <w:rFonts w:ascii="Times New Roman" w:hAnsi="Times New Roman" w:eastAsia="Times New Roman" w:cs="Times New Roman"/>
+          <w:sz w:val="22"/>
+        </w:rPr>
+        <w:t xml:space="preserve">The stimulus set was also prepared through two material creation routes. In five pairs, an</w:t>
+      </w:r>
+      <w:r>
+        <w:rPr>
+          <w:rFonts w:ascii="Times New Roman" w:hAnsi="Times New Roman" w:eastAsia="Times New Roman" w:cs="Times New Roman"/>
+          <w:sz w:val="22"/>
+        </w:rPr>
+        <w:t xml:space="preserve"> </w:t>
+      </w:r>
+      <w:r>
+        <w:rPr>
+          <w:rFonts w:ascii="Times New Roman" w:hAnsi="Times New Roman" w:eastAsia="Times New Roman" w:cs="Times New Roman"/>
+          <w:sz w:val="22"/>
+        </w:rPr>
+        <w:t xml:space="preserve">AI-generated image was prepared first and a visually similar real image was later selected for</w:t>
+      </w:r>
+      <w:r>
+        <w:rPr>
+          <w:rFonts w:ascii="Times New Roman" w:hAnsi="Times New Roman" w:eastAsia="Times New Roman" w:cs="Times New Roman"/>
+          <w:sz w:val="22"/>
+        </w:rPr>
+        <w:t xml:space="preserve"> </w:t>
+      </w:r>
+      <w:r>
+        <w:rPr>
+          <w:rFonts w:ascii="Times New Roman" w:hAnsi="Times New Roman" w:eastAsia="Times New Roman" w:cs="Times New Roman"/>
+          <w:sz w:val="22"/>
+        </w:rPr>
+        <w:t xml:space="preserve">comparison. In four pairs, a real image was used as the source or reference for an</w:t>
+      </w:r>
+      <w:r>
+        <w:rPr>
+          <w:rFonts w:ascii="Times New Roman" w:hAnsi="Times New Roman" w:eastAsia="Times New Roman" w:cs="Times New Roman"/>
+          <w:sz w:val="22"/>
+        </w:rPr>
+        <w:t xml:space="preserve"> </w:t>
+      </w:r>
+      <w:r>
+        <w:rPr>
+          <w:rFonts w:ascii="Times New Roman" w:hAnsi="Times New Roman" w:eastAsia="Times New Roman" w:cs="Times New Roman"/>
+          <w:sz w:val="22"/>
+        </w:rPr>
+        <w:t xml:space="preserve">AI-modified counterpart. This route variable was added after the main category analysis in</w:t>
+      </w:r>
+      <w:r>
+        <w:rPr>
+          <w:rFonts w:ascii="Times New Roman" w:hAnsi="Times New Roman" w:eastAsia="Times New Roman" w:cs="Times New Roman"/>
+          <w:sz w:val="22"/>
+        </w:rPr>
+        <w:t xml:space="preserve"> </w:t>
+      </w:r>
+      <w:r>
+        <w:rPr>
+          <w:rFonts w:ascii="Times New Roman" w:hAnsi="Times New Roman" w:eastAsia="Times New Roman" w:cs="Times New Roman"/>
+          <w:sz w:val="22"/>
+        </w:rPr>
+        <w:t xml:space="preserve">order to examine whether the production route of the stimulus was related to source judgement</w:t>
+      </w:r>
+      <w:r>
+        <w:rPr>
+          <w:rFonts w:ascii="Times New Roman" w:hAnsi="Times New Roman" w:eastAsia="Times New Roman" w:cs="Times New Roman"/>
+          <w:sz w:val="22"/>
+        </w:rPr>
+        <w:t xml:space="preserve"> </w:t>
+      </w:r>
+      <w:r>
+        <w:rPr>
+          <w:rFonts w:ascii="Times New Roman" w:hAnsi="Times New Roman" w:eastAsia="Times New Roman" w:cs="Times New Roman"/>
+          <w:sz w:val="22"/>
+        </w:rPr>
+        <w:t xml:space="preserve">and trust ratings. The route variable should be interpreted descriptively because it was not</w:t>
+      </w:r>
+      <w:r>
+        <w:rPr>
+          <w:rFonts w:ascii="Times New Roman" w:hAnsi="Times New Roman" w:eastAsia="Times New Roman" w:cs="Times New Roman"/>
+          <w:sz w:val="22"/>
+        </w:rPr>
+        <w:t xml:space="preserve"> </w:t>
+      </w:r>
+      <w:r>
+        <w:rPr>
+          <w:rFonts w:ascii="Times New Roman" w:hAnsi="Times New Roman" w:eastAsia="Times New Roman" w:cs="Times New Roman"/>
+          <w:sz w:val="22"/>
+        </w:rPr>
+        <w:t xml:space="preserve">randomly assigned and was partly connected with the available image categories. The full</w:t>
+      </w:r>
+      <w:r>
+        <w:rPr>
+          <w:rFonts w:ascii="Times New Roman" w:hAnsi="Times New Roman" w:eastAsia="Times New Roman" w:cs="Times New Roman"/>
+          <w:sz w:val="22"/>
+        </w:rPr>
+        <w:t xml:space="preserve"> </w:t>
+      </w:r>
+      <w:r>
+        <w:rPr>
+          <w:rFonts w:ascii="Times New Roman" w:hAnsi="Times New Roman" w:eastAsia="Times New Roman" w:cs="Times New Roman"/>
+          <w:sz w:val="22"/>
+        </w:rPr>
+        <w:t xml:space="preserve">stimulus pairing, route labels, and reconstructed generation prompts are provided in the</w:t>
+      </w:r>
+      <w:r>
+        <w:rPr>
+          <w:rFonts w:ascii="Times New Roman" w:hAnsi="Times New Roman" w:eastAsia="Times New Roman" w:cs="Times New Roman"/>
+          <w:sz w:val="22"/>
+        </w:rPr>
+        <w:t xml:space="preserve"> </w:t>
+      </w:r>
+      <w:r>
+        <w:rPr>
+          <w:rFonts w:ascii="Times New Roman" w:hAnsi="Times New Roman" w:eastAsia="Times New Roman" w:cs="Times New Roman"/>
+          <w:sz w:val="22"/>
+        </w:rPr>
+        <w:t xml:space="preserve">appendices.</w:t>
       </w:r>
     </w:p>
     <w:p>
@@ -2761,40 +2917,40 @@
           <w:rFonts w:ascii="Times New Roman" w:hAnsi="Times New Roman" w:eastAsia="Times New Roman" w:cs="Times New Roman"/>
           <w:sz w:val="22"/>
         </w:rPr>
-        <w:t xml:space="preserve">source and by visual category. Additional attitude items measured general trust in online</w:t>
-      </w:r>
-      <w:r>
-        <w:rPr>
-          <w:rFonts w:ascii="Times New Roman" w:hAnsi="Times New Roman" w:eastAsia="Times New Roman" w:cs="Times New Roman"/>
-          <w:sz w:val="22"/>
-        </w:rPr>
-        <w:t xml:space="preserve"> </w:t>
-      </w:r>
-      <w:r>
-        <w:rPr>
-          <w:rFonts w:ascii="Times New Roman" w:hAnsi="Times New Roman" w:eastAsia="Times New Roman" w:cs="Times New Roman"/>
-          <w:sz w:val="22"/>
-        </w:rPr>
-        <w:t xml:space="preserve">images and screenshots, the perceived credibility effect of interface elements, verification</w:t>
-      </w:r>
-      <w:r>
-        <w:rPr>
-          <w:rFonts w:ascii="Times New Roman" w:hAnsi="Times New Roman" w:eastAsia="Times New Roman" w:cs="Times New Roman"/>
-          <w:sz w:val="22"/>
-        </w:rPr>
-        <w:t xml:space="preserve"> </w:t>
-      </w:r>
-      <w:r>
-        <w:rPr>
-          <w:rFonts w:ascii="Times New Roman" w:hAnsi="Times New Roman" w:eastAsia="Times New Roman" w:cs="Times New Roman"/>
-          <w:sz w:val="22"/>
-        </w:rPr>
-        <w:t xml:space="preserve">habits, and self-confidence in visual judgement.</w:t>
+        <w:t xml:space="preserve">source, visual category, and material creation route. Additional attitude items measured</w:t>
+      </w:r>
+      <w:r>
+        <w:rPr>
+          <w:rFonts w:ascii="Times New Roman" w:hAnsi="Times New Roman" w:eastAsia="Times New Roman" w:cs="Times New Roman"/>
+          <w:sz w:val="22"/>
+        </w:rPr>
+        <w:t xml:space="preserve"> </w:t>
+      </w:r>
+      <w:r>
+        <w:rPr>
+          <w:rFonts w:ascii="Times New Roman" w:hAnsi="Times New Roman" w:eastAsia="Times New Roman" w:cs="Times New Roman"/>
+          <w:sz w:val="22"/>
+        </w:rPr>
+        <w:t xml:space="preserve">general trust in online images and screenshots, the perceived credibility effect of interface</w:t>
+      </w:r>
+      <w:r>
+        <w:rPr>
+          <w:rFonts w:ascii="Times New Roman" w:hAnsi="Times New Roman" w:eastAsia="Times New Roman" w:cs="Times New Roman"/>
+          <w:sz w:val="22"/>
+        </w:rPr>
+        <w:t xml:space="preserve"> </w:t>
+      </w:r>
+      <w:r>
+        <w:rPr>
+          <w:rFonts w:ascii="Times New Roman" w:hAnsi="Times New Roman" w:eastAsia="Times New Roman" w:cs="Times New Roman"/>
+          <w:sz w:val="22"/>
+        </w:rPr>
+        <w:t xml:space="preserve">elements, verification habits, and self-confidence in visual judgement.</w:t>
       </w:r>
     </w:p>
     <w:bookmarkEnd w:id="31"/>
     <w:bookmarkEnd w:id="32"/>
-    <w:bookmarkStart w:id="38" w:name="results"/>
+    <w:bookmarkStart w:id="40" w:name="results"/>
     <w:p>
       <w:pPr>
         <w:pStyle w:val="Heading2"/>
@@ -4484,111 +4640,8 @@
         <w:t xml:space="preserve"> Mean trust rating by visual category.</w:t>
       </w:r>
     </w:p>
-    <w:p>
-      <w:pPr>
-        <w:pStyle w:val="BodyText"/>
-        <w:keepNext w:val="0"/>
-        <w:keepLines w:val="0"/>
-        <w:spacing w:line="480" w:lineRule="auto" w:before="0" w:after="0"/>
-        <w:ind w:firstLine="720" w:left="0"/>
-      </w:pPr>
-      <w:r>
-        <w:rPr>
-          <w:rFonts w:ascii="Times New Roman" w:hAnsi="Times New Roman" w:eastAsia="Times New Roman" w:cs="Times New Roman"/>
-          <w:sz w:val="22"/>
-        </w:rPr>
-        <w:t xml:space="preserve">The attitude items showed a cautious pattern of media trust. Respondents generally did not</w:t>
-      </w:r>
-      <w:r>
-        <w:rPr>
-          <w:rFonts w:ascii="Times New Roman" w:hAnsi="Times New Roman" w:eastAsia="Times New Roman" w:cs="Times New Roman"/>
-          <w:sz w:val="22"/>
-        </w:rPr>
-        <w:t xml:space="preserve"> </w:t>
-      </w:r>
-      <w:r>
-        <w:rPr>
-          <w:rFonts w:ascii="Times New Roman" w:hAnsi="Times New Roman" w:eastAsia="Times New Roman" w:cs="Times New Roman"/>
-          <w:sz w:val="22"/>
-        </w:rPr>
-        <w:t xml:space="preserve">agree that online images and screenshots usually reflect reality (M = 2.39). At the same</w:t>
-      </w:r>
-      <w:r>
-        <w:rPr>
-          <w:rFonts w:ascii="Times New Roman" w:hAnsi="Times New Roman" w:eastAsia="Times New Roman" w:cs="Times New Roman"/>
-          <w:sz w:val="22"/>
-        </w:rPr>
-        <w:t xml:space="preserve"> </w:t>
-      </w:r>
-      <w:r>
-        <w:rPr>
-          <w:rFonts w:ascii="Times New Roman" w:hAnsi="Times New Roman" w:eastAsia="Times New Roman" w:cs="Times New Roman"/>
-          <w:sz w:val="22"/>
-        </w:rPr>
-        <w:t xml:space="preserve">time, many respondents agreed that platform elements such as interfaces, comments, or</w:t>
-      </w:r>
-      <w:r>
-        <w:rPr>
-          <w:rFonts w:ascii="Times New Roman" w:hAnsi="Times New Roman" w:eastAsia="Times New Roman" w:cs="Times New Roman"/>
-          <w:sz w:val="22"/>
-        </w:rPr>
-        <w:t xml:space="preserve"> </w:t>
-      </w:r>
-      <w:r>
-        <w:rPr>
-          <w:rFonts w:ascii="Times New Roman" w:hAnsi="Times New Roman" w:eastAsia="Times New Roman" w:cs="Times New Roman"/>
-          <w:sz w:val="22"/>
-        </w:rPr>
-        <w:t xml:space="preserve">livestream features can make screenshots more believable. Most respondents also reported</w:t>
-      </w:r>
-      <w:r>
-        <w:rPr>
-          <w:rFonts w:ascii="Times New Roman" w:hAnsi="Times New Roman" w:eastAsia="Times New Roman" w:cs="Times New Roman"/>
-          <w:sz w:val="22"/>
-        </w:rPr>
-        <w:t xml:space="preserve"> </w:t>
-      </w:r>
-      <w:r>
-        <w:rPr>
-          <w:rFonts w:ascii="Times New Roman" w:hAnsi="Times New Roman" w:eastAsia="Times New Roman" w:cs="Times New Roman"/>
-          <w:sz w:val="22"/>
-        </w:rPr>
-        <w:t xml:space="preserve">verification habits: 42 out of 66 agreed or strongly agreed that they would look for sources</w:t>
-      </w:r>
-      <w:r>
-        <w:rPr>
-          <w:rFonts w:ascii="Times New Roman" w:hAnsi="Times New Roman" w:eastAsia="Times New Roman" w:cs="Times New Roman"/>
-          <w:sz w:val="22"/>
-        </w:rPr>
-        <w:t xml:space="preserve"> </w:t>
-      </w:r>
-      <w:r>
-        <w:rPr>
-          <w:rFonts w:ascii="Times New Roman" w:hAnsi="Times New Roman" w:eastAsia="Times New Roman" w:cs="Times New Roman"/>
-          <w:sz w:val="22"/>
-        </w:rPr>
-        <w:t xml:space="preserve">or context when seeing realistic online images or screenshots.</w:t>
-      </w:r>
-    </w:p>
     <w:bookmarkEnd w:id="37"/>
-    <w:bookmarkEnd w:id="38"/>
-    <w:bookmarkStart w:id="43" w:name="discussion"/>
-    <w:p>
-      <w:pPr>
-        <w:pStyle w:val="Heading2"/>
-        <w:keepNext w:val="0"/>
-        <w:keepLines w:val="0"/>
-        <w:spacing w:line="480" w:lineRule="auto" w:before="0" w:after="0"/>
-      </w:pPr>
-      <w:r>
-        <w:rPr>
-          <w:rFonts w:ascii="Times New Roman" w:hAnsi="Times New Roman" w:eastAsia="Times New Roman" w:cs="Times New Roman"/>
-          <w:sz w:val="22"/>
-        </w:rPr>
-        <w:t xml:space="preserve">5. Discussion</w:t>
-      </w:r>
-    </w:p>
-    <w:bookmarkStart w:id="39" w:name="summary-of-findings"/>
+    <w:bookmarkStart w:id="39" w:name="material-creation-route-analysis"/>
     <w:p>
       <w:pPr>
         <w:pStyle w:val="Heading3"/>
@@ -4601,7 +4654,7 @@
           <w:rFonts w:ascii="Times New Roman" w:hAnsi="Times New Roman" w:eastAsia="Times New Roman" w:cs="Times New Roman"/>
           <w:sz w:val="22"/>
         </w:rPr>
-        <w:t xml:space="preserve">5.1 Summary of Findings</w:t>
+        <w:t xml:space="preserve">4.4 Material Creation Route Analysis</w:t>
       </w:r>
     </w:p>
     <w:p>
@@ -4617,77 +4670,63 @@
           <w:rFonts w:ascii="Times New Roman" w:hAnsi="Times New Roman" w:eastAsia="Times New Roman" w:cs="Times New Roman"/>
           <w:sz w:val="22"/>
         </w:rPr>
-        <w:t xml:space="preserve">The local survey results are consistent with the broader literature on AI-generated media</w:t>
-      </w:r>
-      <w:r>
-        <w:rPr>
-          <w:rFonts w:ascii="Times New Roman" w:hAnsi="Times New Roman" w:eastAsia="Times New Roman" w:cs="Times New Roman"/>
-          <w:sz w:val="22"/>
-        </w:rPr>
-        <w:t xml:space="preserve"> </w:t>
-      </w:r>
-      <w:r>
-        <w:rPr>
-          <w:rFonts w:ascii="Times New Roman" w:hAnsi="Times New Roman" w:eastAsia="Times New Roman" w:cs="Times New Roman"/>
-          <w:sz w:val="22"/>
-        </w:rPr>
-        <w:t xml:space="preserve">detection. The overall accuracy rate was below 50%, suggesting that respondents in this</w:t>
-      </w:r>
-      <w:r>
-        <w:rPr>
-          <w:rFonts w:ascii="Times New Roman" w:hAnsi="Times New Roman" w:eastAsia="Times New Roman" w:cs="Times New Roman"/>
-          <w:sz w:val="22"/>
-        </w:rPr>
-        <w:t xml:space="preserve"> </w:t>
-      </w:r>
-      <w:r>
-        <w:rPr>
-          <w:rFonts w:ascii="Times New Roman" w:hAnsi="Times New Roman" w:eastAsia="Times New Roman" w:cs="Times New Roman"/>
-          <w:sz w:val="22"/>
-        </w:rPr>
-        <w:t xml:space="preserve">sample had difficulty distinguishing AI-generated images from real images. The source-level</w:t>
-      </w:r>
-      <w:r>
-        <w:rPr>
-          <w:rFonts w:ascii="Times New Roman" w:hAnsi="Times New Roman" w:eastAsia="Times New Roman" w:cs="Times New Roman"/>
-          <w:sz w:val="22"/>
-        </w:rPr>
-        <w:t xml:space="preserve"> </w:t>
-      </w:r>
-      <w:r>
-        <w:rPr>
-          <w:rFonts w:ascii="Times New Roman" w:hAnsi="Times New Roman" w:eastAsia="Times New Roman" w:cs="Times New Roman"/>
-          <w:sz w:val="22"/>
-        </w:rPr>
-        <w:t xml:space="preserve">pattern is also important: respondents performed better on AI-generated images than on real</w:t>
-      </w:r>
-      <w:r>
-        <w:rPr>
-          <w:rFonts w:ascii="Times New Roman" w:hAnsi="Times New Roman" w:eastAsia="Times New Roman" w:cs="Times New Roman"/>
-          <w:sz w:val="22"/>
-        </w:rPr>
-        <w:t xml:space="preserve"> </w:t>
-      </w:r>
-      <w:r>
-        <w:rPr>
-          <w:rFonts w:ascii="Times New Roman" w:hAnsi="Times New Roman" w:eastAsia="Times New Roman" w:cs="Times New Roman"/>
-          <w:sz w:val="22"/>
-        </w:rPr>
-        <w:t xml:space="preserve">images. This indicates that the problem was not only false acceptance of synthetic material,</w:t>
-      </w:r>
-      <w:r>
-        <w:rPr>
-          <w:rFonts w:ascii="Times New Roman" w:hAnsi="Times New Roman" w:eastAsia="Times New Roman" w:cs="Times New Roman"/>
-          <w:sz w:val="22"/>
-        </w:rPr>
-        <w:t xml:space="preserve"> </w:t>
-      </w:r>
-      <w:r>
-        <w:rPr>
-          <w:rFonts w:ascii="Times New Roman" w:hAnsi="Times New Roman" w:eastAsia="Times New Roman" w:cs="Times New Roman"/>
-          <w:sz w:val="22"/>
-        </w:rPr>
-        <w:t xml:space="preserve">but also excessive suspicion toward authentic visual material.</w:t>
+        <w:t xml:space="preserve">Because the stimulus set used two preparation routes, an additional descriptive analysis</w:t>
+      </w:r>
+      <w:r>
+        <w:rPr>
+          <w:rFonts w:ascii="Times New Roman" w:hAnsi="Times New Roman" w:eastAsia="Times New Roman" w:cs="Times New Roman"/>
+          <w:sz w:val="22"/>
+        </w:rPr>
+        <w:t xml:space="preserve"> </w:t>
+      </w:r>
+      <w:r>
+        <w:rPr>
+          <w:rFonts w:ascii="Times New Roman" w:hAnsi="Times New Roman" w:eastAsia="Times New Roman" w:cs="Times New Roman"/>
+          <w:sz w:val="22"/>
+        </w:rPr>
+        <w:t xml:space="preserve">compared accuracy and trust by material creation route. Items from the AI-first matched-real</w:t>
+      </w:r>
+      <w:r>
+        <w:rPr>
+          <w:rFonts w:ascii="Times New Roman" w:hAnsi="Times New Roman" w:eastAsia="Times New Roman" w:cs="Times New Roman"/>
+          <w:sz w:val="22"/>
+        </w:rPr>
+        <w:t xml:space="preserve"> </w:t>
+      </w:r>
+      <w:r>
+        <w:rPr>
+          <w:rFonts w:ascii="Times New Roman" w:hAnsi="Times New Roman" w:eastAsia="Times New Roman" w:cs="Times New Roman"/>
+          <w:sz w:val="22"/>
+        </w:rPr>
+        <w:t xml:space="preserve">route had an overall accuracy of 52.4% and a mean trust rating of 2.69. Items from the</w:t>
+      </w:r>
+      <w:r>
+        <w:rPr>
+          <w:rFonts w:ascii="Times New Roman" w:hAnsi="Times New Roman" w:eastAsia="Times New Roman" w:cs="Times New Roman"/>
+          <w:sz w:val="22"/>
+        </w:rPr>
+        <w:t xml:space="preserve"> </w:t>
+      </w:r>
+      <w:r>
+        <w:rPr>
+          <w:rFonts w:ascii="Times New Roman" w:hAnsi="Times New Roman" w:eastAsia="Times New Roman" w:cs="Times New Roman"/>
+          <w:sz w:val="22"/>
+        </w:rPr>
+        <w:t xml:space="preserve">real-to-AI modification route had lower overall accuracy (41.1%) and a higher mean trust</w:t>
+      </w:r>
+      <w:r>
+        <w:rPr>
+          <w:rFonts w:ascii="Times New Roman" w:hAnsi="Times New Roman" w:eastAsia="Times New Roman" w:cs="Times New Roman"/>
+          <w:sz w:val="22"/>
+        </w:rPr>
+        <w:t xml:space="preserve"> </w:t>
+      </w:r>
+      <w:r>
+        <w:rPr>
+          <w:rFonts w:ascii="Times New Roman" w:hAnsi="Times New Roman" w:eastAsia="Times New Roman" w:cs="Times New Roman"/>
+          <w:sz w:val="22"/>
+        </w:rPr>
+        <w:t xml:space="preserve">rating (M = 3.04).</w:t>
       </w:r>
     </w:p>
     <w:p>
@@ -4703,95 +4742,853 @@
           <w:rFonts w:ascii="Times New Roman" w:hAnsi="Times New Roman" w:eastAsia="Times New Roman" w:cs="Times New Roman"/>
           <w:sz w:val="22"/>
         </w:rPr>
-        <w:t xml:space="preserve">Category-level results further support this interpretation. Livestream commerce screenshots,</w:t>
-      </w:r>
-      <w:r>
-        <w:rPr>
-          <w:rFonts w:ascii="Times New Roman" w:hAnsi="Times New Roman" w:eastAsia="Times New Roman" w:cs="Times New Roman"/>
-          <w:sz w:val="22"/>
-        </w:rPr>
-        <w:t xml:space="preserve"> </w:t>
-      </w:r>
-      <w:r>
-        <w:rPr>
-          <w:rFonts w:ascii="Times New Roman" w:hAnsi="Times New Roman" w:eastAsia="Times New Roman" w:cs="Times New Roman"/>
-          <w:sz w:val="22"/>
-        </w:rPr>
-        <w:t xml:space="preserve">text-bearing artifacts, and virtual livestream interfaces produced higher accuracy than</w:t>
-      </w:r>
-      <w:r>
-        <w:rPr>
-          <w:rFonts w:ascii="Times New Roman" w:hAnsi="Times New Roman" w:eastAsia="Times New Roman" w:cs="Times New Roman"/>
-          <w:sz w:val="22"/>
-        </w:rPr>
-        <w:t xml:space="preserve"> </w:t>
-      </w:r>
-      <w:r>
-        <w:rPr>
-          <w:rFonts w:ascii="Times New Roman" w:hAnsi="Times New Roman" w:eastAsia="Times New Roman" w:cs="Times New Roman"/>
-          <w:sz w:val="22"/>
-        </w:rPr>
-        <w:t xml:space="preserve">portraits and food photographs. Food photographs had the lowest accuracy, which may reflect</w:t>
-      </w:r>
-      <w:r>
-        <w:rPr>
-          <w:rFonts w:ascii="Times New Roman" w:hAnsi="Times New Roman" w:eastAsia="Times New Roman" w:cs="Times New Roman"/>
-          <w:sz w:val="22"/>
-        </w:rPr>
-        <w:t xml:space="preserve"> </w:t>
-      </w:r>
-      <w:r>
-        <w:rPr>
-          <w:rFonts w:ascii="Times New Roman" w:hAnsi="Times New Roman" w:eastAsia="Times New Roman" w:cs="Times New Roman"/>
-          <w:sz w:val="22"/>
-        </w:rPr>
-        <w:t xml:space="preserve">the fact that polished food photography can look artificial even when it is real. Trust</w:t>
-      </w:r>
-      <w:r>
-        <w:rPr>
-          <w:rFonts w:ascii="Times New Roman" w:hAnsi="Times New Roman" w:eastAsia="Times New Roman" w:cs="Times New Roman"/>
-          <w:sz w:val="22"/>
-        </w:rPr>
-        <w:t xml:space="preserve"> </w:t>
-      </w:r>
-      <w:r>
-        <w:rPr>
-          <w:rFonts w:ascii="Times New Roman" w:hAnsi="Times New Roman" w:eastAsia="Times New Roman" w:cs="Times New Roman"/>
-          <w:sz w:val="22"/>
-        </w:rPr>
-        <w:t xml:space="preserve">ratings were moderate rather than high, and the difference between real and AI-generated</w:t>
-      </w:r>
-      <w:r>
-        <w:rPr>
-          <w:rFonts w:ascii="Times New Roman" w:hAnsi="Times New Roman" w:eastAsia="Times New Roman" w:cs="Times New Roman"/>
-          <w:sz w:val="22"/>
-        </w:rPr>
-        <w:t xml:space="preserve"> </w:t>
-      </w:r>
-      <w:r>
-        <w:rPr>
-          <w:rFonts w:ascii="Times New Roman" w:hAnsi="Times New Roman" w:eastAsia="Times New Roman" w:cs="Times New Roman"/>
-          <w:sz w:val="22"/>
-        </w:rPr>
-        <w:t xml:space="preserve">images was relatively small. This suggests that viewers may experience uncertainty even when</w:t>
-      </w:r>
-      <w:r>
-        <w:rPr>
-          <w:rFonts w:ascii="Times New Roman" w:hAnsi="Times New Roman" w:eastAsia="Times New Roman" w:cs="Times New Roman"/>
-          <w:sz w:val="22"/>
-        </w:rPr>
-        <w:t xml:space="preserve"> </w:t>
-      </w:r>
-      <w:r>
-        <w:rPr>
-          <w:rFonts w:ascii="Times New Roman" w:hAnsi="Times New Roman" w:eastAsia="Times New Roman" w:cs="Times New Roman"/>
-          <w:sz w:val="22"/>
-        </w:rPr>
-        <w:t xml:space="preserve">they do not strongly trust the images.</w:t>
+        <w:t xml:space="preserve">The route-by-source pattern was especially important. AI images in the AI-first matched-real</w:t>
+      </w:r>
+      <w:r>
+        <w:rPr>
+          <w:rFonts w:ascii="Times New Roman" w:hAnsi="Times New Roman" w:eastAsia="Times New Roman" w:cs="Times New Roman"/>
+          <w:sz w:val="22"/>
+        </w:rPr>
+        <w:t xml:space="preserve"> </w:t>
+      </w:r>
+      <w:r>
+        <w:rPr>
+          <w:rFonts w:ascii="Times New Roman" w:hAnsi="Times New Roman" w:eastAsia="Times New Roman" w:cs="Times New Roman"/>
+          <w:sz w:val="22"/>
+        </w:rPr>
+        <w:t xml:space="preserve">route were identified relatively accurately (65.2%), while real images in the same route were</w:t>
+      </w:r>
+      <w:r>
+        <w:rPr>
+          <w:rFonts w:ascii="Times New Roman" w:hAnsi="Times New Roman" w:eastAsia="Times New Roman" w:cs="Times New Roman"/>
+          <w:sz w:val="22"/>
+        </w:rPr>
+        <w:t xml:space="preserve"> </w:t>
+      </w:r>
+      <w:r>
+        <w:rPr>
+          <w:rFonts w:ascii="Times New Roman" w:hAnsi="Times New Roman" w:eastAsia="Times New Roman" w:cs="Times New Roman"/>
+          <w:sz w:val="22"/>
+        </w:rPr>
+        <w:t xml:space="preserve">often misclassified (39.7%). In contrast, AI images created through real-to-AI modification</w:t>
+      </w:r>
+      <w:r>
+        <w:rPr>
+          <w:rFonts w:ascii="Times New Roman" w:hAnsi="Times New Roman" w:eastAsia="Times New Roman" w:cs="Times New Roman"/>
+          <w:sz w:val="22"/>
+        </w:rPr>
+        <w:t xml:space="preserve"> </w:t>
+      </w:r>
+      <w:r>
+        <w:rPr>
+          <w:rFonts w:ascii="Times New Roman" w:hAnsi="Times New Roman" w:eastAsia="Times New Roman" w:cs="Times New Roman"/>
+          <w:sz w:val="22"/>
+        </w:rPr>
+        <w:t xml:space="preserve">had the lowest accuracy (37.5%) and a higher mean trust rating (M = 3.01). This descriptive</w:t>
+      </w:r>
+      <w:r>
+        <w:rPr>
+          <w:rFonts w:ascii="Times New Roman" w:hAnsi="Times New Roman" w:eastAsia="Times New Roman" w:cs="Times New Roman"/>
+          <w:sz w:val="22"/>
+        </w:rPr>
+        <w:t xml:space="preserve"> </w:t>
+      </w:r>
+      <w:r>
+        <w:rPr>
+          <w:rFonts w:ascii="Times New Roman" w:hAnsi="Times New Roman" w:eastAsia="Times New Roman" w:cs="Times New Roman"/>
+          <w:sz w:val="22"/>
+        </w:rPr>
+        <w:t xml:space="preserve">pattern suggests that AI images based on real-image references may be harder for respondents</w:t>
+      </w:r>
+      <w:r>
+        <w:rPr>
+          <w:rFonts w:ascii="Times New Roman" w:hAnsi="Times New Roman" w:eastAsia="Times New Roman" w:cs="Times New Roman"/>
+          <w:sz w:val="22"/>
+        </w:rPr>
+        <w:t xml:space="preserve"> </w:t>
+      </w:r>
+      <w:r>
+        <w:rPr>
+          <w:rFonts w:ascii="Times New Roman" w:hAnsi="Times New Roman" w:eastAsia="Times New Roman" w:cs="Times New Roman"/>
+          <w:sz w:val="22"/>
+        </w:rPr>
+        <w:t xml:space="preserve">to identify than AI images generated independently and then paired with similar real images.</w:t>
+      </w:r>
+    </w:p>
+    <w:p>
+      <w:pPr>
+        <w:pStyle w:val="Caption"/>
+        <w:keepNext/>
+        <w:keepLines w:val="0"/>
+        <w:pageBreakBefore/>
+        <w:spacing w:line="480" w:lineRule="auto" w:before="120" w:after="120"/>
+        <w:ind w:firstLine="0" w:left="0"/>
+        <w:jc w:val="center"/>
+      </w:pPr>
+      <w:r>
+        <w:rPr>
+          <w:rFonts w:ascii="Times New Roman" w:hAnsi="Times New Roman" w:eastAsia="Times New Roman" w:cs="Times New Roman"/>
+          <w:b/>
+          <w:i/>
+          <w:sz w:val="22"/>
+        </w:rPr>
+        <w:t>Table 4.</w:t>
+      </w:r>
+      <w:r>
+        <w:rPr>
+          <w:rFonts w:ascii="Times New Roman" w:hAnsi="Times New Roman" w:eastAsia="Times New Roman" w:cs="Times New Roman"/>
+          <w:b w:val="0"/>
+          <w:i/>
+          <w:sz w:val="22"/>
+        </w:rPr>
+        <w:t xml:space="preserve"> Accuracy and trust by material creation route</w:t>
+      </w:r>
+    </w:p>
+    <w:tbl>
+      <w:tblPr>
+        <w:tblStyle w:val="Table"/>
+        <w:tblW w:type="pct" w:w="0.0"/>
+        <w:jc w:val="center"/>
+        <w:tblLook w:firstRow="1" w:lastRow="0" w:firstColumn="0" w:lastColumn="0" w:noHBand="0" w:noVBand="0" w:val="0020"/>
+      </w:tblPr>
+      <w:tblGrid/>
+      <w:tr>
+        <w:trPr>
+          <w:cantSplit/>
+        </w:trPr>
+        <w:tc>
+          <w:tcPr>
+            <w:vAlign w:val="center"/>
+            <w:tcMar>
+              <w:top w:w="100" w:type="dxa"/>
+              <w:left w:w="100" w:type="dxa"/>
+              <w:bottom w:w="100" w:type="dxa"/>
+              <w:right w:w="100" w:type="dxa"/>
+            </w:tcMar>
+          </w:tcPr>
+          <w:p>
+            <w:pPr>
+              <w:pStyle w:val="Compact"/>
+              <w:spacing w:line="276" w:lineRule="auto" w:before="0" w:after="0"/>
+              <w:ind w:firstLine="0"/>
+              <w:jc w:val="left"/>
+            </w:pPr>
+            <w:r>
+              <w:rPr>
+                <w:rFonts w:ascii="Times New Roman" w:hAnsi="Times New Roman" w:eastAsia="Times New Roman" w:cs="Times New Roman"/>
+                <w:b/>
+                <w:sz w:val="22"/>
+              </w:rPr>
+              <w:t xml:space="preserve">Material creation route</w:t>
+            </w:r>
+          </w:p>
+        </w:tc>
+        <w:tc>
+          <w:tcPr>
+            <w:vAlign w:val="center"/>
+            <w:tcMar>
+              <w:top w:w="100" w:type="dxa"/>
+              <w:left w:w="100" w:type="dxa"/>
+              <w:bottom w:w="100" w:type="dxa"/>
+              <w:right w:w="100" w:type="dxa"/>
+            </w:tcMar>
+          </w:tcPr>
+          <w:p>
+            <w:pPr>
+              <w:pStyle w:val="Compact"/>
+              <w:spacing w:line="276" w:lineRule="auto" w:before="0" w:after="0"/>
+              <w:ind w:firstLine="0"/>
+              <w:jc w:val="left"/>
+            </w:pPr>
+            <w:r>
+              <w:rPr>
+                <w:rFonts w:ascii="Times New Roman" w:hAnsi="Times New Roman" w:eastAsia="Times New Roman" w:cs="Times New Roman"/>
+                <w:b/>
+                <w:sz w:val="22"/>
+              </w:rPr>
+              <w:t xml:space="preserve">Image source</w:t>
+            </w:r>
+          </w:p>
+        </w:tc>
+        <w:tc>
+          <w:tcPr>
+            <w:vAlign w:val="center"/>
+            <w:tcMar>
+              <w:top w:w="100" w:type="dxa"/>
+              <w:left w:w="100" w:type="dxa"/>
+              <w:bottom w:w="100" w:type="dxa"/>
+              <w:right w:w="100" w:type="dxa"/>
+            </w:tcMar>
+          </w:tcPr>
+          <w:p>
+            <w:pPr>
+              <w:pStyle w:val="Compact"/>
+              <w:spacing w:line="276" w:lineRule="auto" w:before="0" w:after="0"/>
+              <w:ind w:firstLine="0"/>
+              <w:jc w:val="right"/>
+            </w:pPr>
+            <w:r>
+              <w:rPr>
+                <w:rFonts w:ascii="Times New Roman" w:hAnsi="Times New Roman" w:eastAsia="Times New Roman" w:cs="Times New Roman"/>
+                <w:b/>
+                <w:sz w:val="22"/>
+              </w:rPr>
+              <w:t xml:space="preserve">Accuracy</w:t>
+            </w:r>
+          </w:p>
+        </w:tc>
+        <w:tc>
+          <w:tcPr>
+            <w:vAlign w:val="center"/>
+            <w:tcMar>
+              <w:top w:w="100" w:type="dxa"/>
+              <w:left w:w="100" w:type="dxa"/>
+              <w:bottom w:w="100" w:type="dxa"/>
+              <w:right w:w="100" w:type="dxa"/>
+            </w:tcMar>
+          </w:tcPr>
+          <w:p>
+            <w:pPr>
+              <w:pStyle w:val="Compact"/>
+              <w:spacing w:line="276" w:lineRule="auto" w:before="0" w:after="0"/>
+              <w:ind w:firstLine="0"/>
+              <w:jc w:val="right"/>
+            </w:pPr>
+            <w:r>
+              <w:rPr>
+                <w:rFonts w:ascii="Times New Roman" w:hAnsi="Times New Roman" w:eastAsia="Times New Roman" w:cs="Times New Roman"/>
+                <w:b/>
+                <w:sz w:val="22"/>
+              </w:rPr>
+              <w:t xml:space="preserve">Mean trust rating</w:t>
+            </w:r>
+          </w:p>
+        </w:tc>
+      </w:tr>
+      <w:tr>
+        <w:trPr>
+          <w:cantSplit/>
+        </w:trPr>
+        <w:tc>
+          <w:tcPr>
+            <w:vAlign w:val="center"/>
+            <w:tcMar>
+              <w:top w:w="100" w:type="dxa"/>
+              <w:left w:w="100" w:type="dxa"/>
+              <w:bottom w:w="100" w:type="dxa"/>
+              <w:right w:w="100" w:type="dxa"/>
+            </w:tcMar>
+          </w:tcPr>
+          <w:p>
+            <w:pPr>
+              <w:pStyle w:val="Compact"/>
+              <w:spacing w:line="276" w:lineRule="auto" w:before="0" w:after="0"/>
+              <w:ind w:firstLine="0"/>
+              <w:jc w:val="left"/>
+            </w:pPr>
+            <w:r>
+              <w:rPr>
+                <w:rFonts w:ascii="Times New Roman" w:hAnsi="Times New Roman" w:eastAsia="Times New Roman" w:cs="Times New Roman"/>
+                <w:sz w:val="22"/>
+              </w:rPr>
+              <w:t xml:space="preserve">AI-first matched real</w:t>
+            </w:r>
+          </w:p>
+        </w:tc>
+        <w:tc>
+          <w:tcPr>
+            <w:vAlign w:val="center"/>
+            <w:tcMar>
+              <w:top w:w="100" w:type="dxa"/>
+              <w:left w:w="100" w:type="dxa"/>
+              <w:bottom w:w="100" w:type="dxa"/>
+              <w:right w:w="100" w:type="dxa"/>
+            </w:tcMar>
+          </w:tcPr>
+          <w:p>
+            <w:pPr>
+              <w:pStyle w:val="Compact"/>
+              <w:spacing w:line="276" w:lineRule="auto" w:before="0" w:after="0"/>
+              <w:ind w:firstLine="0"/>
+              <w:jc w:val="left"/>
+            </w:pPr>
+            <w:r>
+              <w:rPr>
+                <w:rFonts w:ascii="Times New Roman" w:hAnsi="Times New Roman" w:eastAsia="Times New Roman" w:cs="Times New Roman"/>
+                <w:sz w:val="22"/>
+              </w:rPr>
+              <w:t xml:space="preserve">AI images</w:t>
+            </w:r>
+          </w:p>
+        </w:tc>
+        <w:tc>
+          <w:tcPr>
+            <w:vAlign w:val="center"/>
+            <w:tcMar>
+              <w:top w:w="100" w:type="dxa"/>
+              <w:left w:w="100" w:type="dxa"/>
+              <w:bottom w:w="100" w:type="dxa"/>
+              <w:right w:w="100" w:type="dxa"/>
+            </w:tcMar>
+          </w:tcPr>
+          <w:p>
+            <w:pPr>
+              <w:pStyle w:val="Compact"/>
+              <w:spacing w:line="276" w:lineRule="auto" w:before="0" w:after="0"/>
+              <w:ind w:firstLine="0"/>
+              <w:jc w:val="right"/>
+            </w:pPr>
+            <w:r>
+              <w:rPr>
+                <w:rFonts w:ascii="Times New Roman" w:hAnsi="Times New Roman" w:eastAsia="Times New Roman" w:cs="Times New Roman"/>
+                <w:sz w:val="22"/>
+              </w:rPr>
+              <w:t xml:space="preserve">65.2%</w:t>
+            </w:r>
+          </w:p>
+        </w:tc>
+        <w:tc>
+          <w:tcPr>
+            <w:vAlign w:val="center"/>
+            <w:tcMar>
+              <w:top w:w="100" w:type="dxa"/>
+              <w:left w:w="100" w:type="dxa"/>
+              <w:bottom w:w="100" w:type="dxa"/>
+              <w:right w:w="100" w:type="dxa"/>
+            </w:tcMar>
+          </w:tcPr>
+          <w:p>
+            <w:pPr>
+              <w:pStyle w:val="Compact"/>
+              <w:spacing w:line="276" w:lineRule="auto" w:before="0" w:after="0"/>
+              <w:ind w:firstLine="0"/>
+              <w:jc w:val="right"/>
+            </w:pPr>
+            <w:r>
+              <w:rPr>
+                <w:rFonts w:ascii="Times New Roman" w:hAnsi="Times New Roman" w:eastAsia="Times New Roman" w:cs="Times New Roman"/>
+                <w:sz w:val="22"/>
+              </w:rPr>
+              <w:t xml:space="preserve">2.45</w:t>
+            </w:r>
+          </w:p>
+        </w:tc>
+      </w:tr>
+      <w:tr>
+        <w:trPr>
+          <w:cantSplit/>
+        </w:trPr>
+        <w:tc>
+          <w:tcPr>
+            <w:vAlign w:val="center"/>
+            <w:tcMar>
+              <w:top w:w="100" w:type="dxa"/>
+              <w:left w:w="100" w:type="dxa"/>
+              <w:bottom w:w="100" w:type="dxa"/>
+              <w:right w:w="100" w:type="dxa"/>
+            </w:tcMar>
+          </w:tcPr>
+          <w:p>
+            <w:pPr>
+              <w:pStyle w:val="Compact"/>
+              <w:spacing w:line="276" w:lineRule="auto" w:before="0" w:after="0"/>
+              <w:ind w:firstLine="0"/>
+              <w:jc w:val="left"/>
+            </w:pPr>
+            <w:r>
+              <w:rPr>
+                <w:rFonts w:ascii="Times New Roman" w:hAnsi="Times New Roman" w:eastAsia="Times New Roman" w:cs="Times New Roman"/>
+                <w:sz w:val="22"/>
+              </w:rPr>
+              <w:t xml:space="preserve">AI-first matched real</w:t>
+            </w:r>
+          </w:p>
+        </w:tc>
+        <w:tc>
+          <w:tcPr>
+            <w:vAlign w:val="center"/>
+            <w:tcMar>
+              <w:top w:w="100" w:type="dxa"/>
+              <w:left w:w="100" w:type="dxa"/>
+              <w:bottom w:w="100" w:type="dxa"/>
+              <w:right w:w="100" w:type="dxa"/>
+            </w:tcMar>
+          </w:tcPr>
+          <w:p>
+            <w:pPr>
+              <w:pStyle w:val="Compact"/>
+              <w:spacing w:line="276" w:lineRule="auto" w:before="0" w:after="0"/>
+              <w:ind w:firstLine="0"/>
+              <w:jc w:val="left"/>
+            </w:pPr>
+            <w:r>
+              <w:rPr>
+                <w:rFonts w:ascii="Times New Roman" w:hAnsi="Times New Roman" w:eastAsia="Times New Roman" w:cs="Times New Roman"/>
+                <w:sz w:val="22"/>
+              </w:rPr>
+              <w:t xml:space="preserve">Real images</w:t>
+            </w:r>
+          </w:p>
+        </w:tc>
+        <w:tc>
+          <w:tcPr>
+            <w:vAlign w:val="center"/>
+            <w:tcMar>
+              <w:top w:w="100" w:type="dxa"/>
+              <w:left w:w="100" w:type="dxa"/>
+              <w:bottom w:w="100" w:type="dxa"/>
+              <w:right w:w="100" w:type="dxa"/>
+            </w:tcMar>
+          </w:tcPr>
+          <w:p>
+            <w:pPr>
+              <w:pStyle w:val="Compact"/>
+              <w:spacing w:line="276" w:lineRule="auto" w:before="0" w:after="0"/>
+              <w:ind w:firstLine="0"/>
+              <w:jc w:val="right"/>
+            </w:pPr>
+            <w:r>
+              <w:rPr>
+                <w:rFonts w:ascii="Times New Roman" w:hAnsi="Times New Roman" w:eastAsia="Times New Roman" w:cs="Times New Roman"/>
+                <w:sz w:val="22"/>
+              </w:rPr>
+              <w:t xml:space="preserve">39.7%</w:t>
+            </w:r>
+          </w:p>
+        </w:tc>
+        <w:tc>
+          <w:tcPr>
+            <w:vAlign w:val="center"/>
+            <w:tcMar>
+              <w:top w:w="100" w:type="dxa"/>
+              <w:left w:w="100" w:type="dxa"/>
+              <w:bottom w:w="100" w:type="dxa"/>
+              <w:right w:w="100" w:type="dxa"/>
+            </w:tcMar>
+          </w:tcPr>
+          <w:p>
+            <w:pPr>
+              <w:pStyle w:val="Compact"/>
+              <w:spacing w:line="276" w:lineRule="auto" w:before="0" w:after="0"/>
+              <w:ind w:firstLine="0"/>
+              <w:jc w:val="right"/>
+            </w:pPr>
+            <w:r>
+              <w:rPr>
+                <w:rFonts w:ascii="Times New Roman" w:hAnsi="Times New Roman" w:eastAsia="Times New Roman" w:cs="Times New Roman"/>
+                <w:sz w:val="22"/>
+              </w:rPr>
+              <w:t xml:space="preserve">2.92</w:t>
+            </w:r>
+          </w:p>
+        </w:tc>
+      </w:tr>
+      <w:tr>
+        <w:trPr>
+          <w:cantSplit/>
+        </w:trPr>
+        <w:tc>
+          <w:tcPr>
+            <w:vAlign w:val="center"/>
+            <w:tcMar>
+              <w:top w:w="100" w:type="dxa"/>
+              <w:left w:w="100" w:type="dxa"/>
+              <w:bottom w:w="100" w:type="dxa"/>
+              <w:right w:w="100" w:type="dxa"/>
+            </w:tcMar>
+          </w:tcPr>
+          <w:p>
+            <w:pPr>
+              <w:pStyle w:val="Compact"/>
+              <w:spacing w:line="276" w:lineRule="auto" w:before="0" w:after="0"/>
+              <w:ind w:firstLine="0"/>
+              <w:jc w:val="left"/>
+            </w:pPr>
+            <w:r>
+              <w:rPr>
+                <w:rFonts w:ascii="Times New Roman" w:hAnsi="Times New Roman" w:eastAsia="Times New Roman" w:cs="Times New Roman"/>
+                <w:sz w:val="22"/>
+              </w:rPr>
+              <w:t xml:space="preserve">Real-to-AI modification</w:t>
+            </w:r>
+          </w:p>
+        </w:tc>
+        <w:tc>
+          <w:tcPr>
+            <w:vAlign w:val="center"/>
+            <w:tcMar>
+              <w:top w:w="100" w:type="dxa"/>
+              <w:left w:w="100" w:type="dxa"/>
+              <w:bottom w:w="100" w:type="dxa"/>
+              <w:right w:w="100" w:type="dxa"/>
+            </w:tcMar>
+          </w:tcPr>
+          <w:p>
+            <w:pPr>
+              <w:pStyle w:val="Compact"/>
+              <w:spacing w:line="276" w:lineRule="auto" w:before="0" w:after="0"/>
+              <w:ind w:firstLine="0"/>
+              <w:jc w:val="left"/>
+            </w:pPr>
+            <w:r>
+              <w:rPr>
+                <w:rFonts w:ascii="Times New Roman" w:hAnsi="Times New Roman" w:eastAsia="Times New Roman" w:cs="Times New Roman"/>
+                <w:sz w:val="22"/>
+              </w:rPr>
+              <w:t xml:space="preserve">AI images</w:t>
+            </w:r>
+          </w:p>
+        </w:tc>
+        <w:tc>
+          <w:tcPr>
+            <w:vAlign w:val="center"/>
+            <w:tcMar>
+              <w:top w:w="100" w:type="dxa"/>
+              <w:left w:w="100" w:type="dxa"/>
+              <w:bottom w:w="100" w:type="dxa"/>
+              <w:right w:w="100" w:type="dxa"/>
+            </w:tcMar>
+          </w:tcPr>
+          <w:p>
+            <w:pPr>
+              <w:pStyle w:val="Compact"/>
+              <w:spacing w:line="276" w:lineRule="auto" w:before="0" w:after="0"/>
+              <w:ind w:firstLine="0"/>
+              <w:jc w:val="right"/>
+            </w:pPr>
+            <w:r>
+              <w:rPr>
+                <w:rFonts w:ascii="Times New Roman" w:hAnsi="Times New Roman" w:eastAsia="Times New Roman" w:cs="Times New Roman"/>
+                <w:sz w:val="22"/>
+              </w:rPr>
+              <w:t xml:space="preserve">37.5%</w:t>
+            </w:r>
+          </w:p>
+        </w:tc>
+        <w:tc>
+          <w:tcPr>
+            <w:vAlign w:val="center"/>
+            <w:tcMar>
+              <w:top w:w="100" w:type="dxa"/>
+              <w:left w:w="100" w:type="dxa"/>
+              <w:bottom w:w="100" w:type="dxa"/>
+              <w:right w:w="100" w:type="dxa"/>
+            </w:tcMar>
+          </w:tcPr>
+          <w:p>
+            <w:pPr>
+              <w:pStyle w:val="Compact"/>
+              <w:spacing w:line="276" w:lineRule="auto" w:before="0" w:after="0"/>
+              <w:ind w:firstLine="0"/>
+              <w:jc w:val="right"/>
+            </w:pPr>
+            <w:r>
+              <w:rPr>
+                <w:rFonts w:ascii="Times New Roman" w:hAnsi="Times New Roman" w:eastAsia="Times New Roman" w:cs="Times New Roman"/>
+                <w:sz w:val="22"/>
+              </w:rPr>
+              <w:t xml:space="preserve">3.01</w:t>
+            </w:r>
+          </w:p>
+        </w:tc>
+      </w:tr>
+      <w:tr>
+        <w:trPr>
+          <w:cantSplit/>
+        </w:trPr>
+        <w:tc>
+          <w:tcPr>
+            <w:vAlign w:val="center"/>
+            <w:tcMar>
+              <w:top w:w="100" w:type="dxa"/>
+              <w:left w:w="100" w:type="dxa"/>
+              <w:bottom w:w="100" w:type="dxa"/>
+              <w:right w:w="100" w:type="dxa"/>
+            </w:tcMar>
+          </w:tcPr>
+          <w:p>
+            <w:pPr>
+              <w:pStyle w:val="Compact"/>
+              <w:spacing w:line="276" w:lineRule="auto" w:before="0" w:after="0"/>
+              <w:ind w:firstLine="0"/>
+              <w:jc w:val="left"/>
+            </w:pPr>
+            <w:r>
+              <w:rPr>
+                <w:rFonts w:ascii="Times New Roman" w:hAnsi="Times New Roman" w:eastAsia="Times New Roman" w:cs="Times New Roman"/>
+                <w:sz w:val="22"/>
+              </w:rPr>
+              <w:t xml:space="preserve">Real-to-AI modification</w:t>
+            </w:r>
+          </w:p>
+        </w:tc>
+        <w:tc>
+          <w:tcPr>
+            <w:vAlign w:val="center"/>
+            <w:tcMar>
+              <w:top w:w="100" w:type="dxa"/>
+              <w:left w:w="100" w:type="dxa"/>
+              <w:bottom w:w="100" w:type="dxa"/>
+              <w:right w:w="100" w:type="dxa"/>
+            </w:tcMar>
+          </w:tcPr>
+          <w:p>
+            <w:pPr>
+              <w:pStyle w:val="Compact"/>
+              <w:spacing w:line="276" w:lineRule="auto" w:before="0" w:after="0"/>
+              <w:ind w:firstLine="0"/>
+              <w:jc w:val="left"/>
+            </w:pPr>
+            <w:r>
+              <w:rPr>
+                <w:rFonts w:ascii="Times New Roman" w:hAnsi="Times New Roman" w:eastAsia="Times New Roman" w:cs="Times New Roman"/>
+                <w:sz w:val="22"/>
+              </w:rPr>
+              <w:t xml:space="preserve">Real images</w:t>
+            </w:r>
+          </w:p>
+        </w:tc>
+        <w:tc>
+          <w:tcPr>
+            <w:vAlign w:val="center"/>
+            <w:tcMar>
+              <w:top w:w="100" w:type="dxa"/>
+              <w:left w:w="100" w:type="dxa"/>
+              <w:bottom w:w="100" w:type="dxa"/>
+              <w:right w:w="100" w:type="dxa"/>
+            </w:tcMar>
+          </w:tcPr>
+          <w:p>
+            <w:pPr>
+              <w:pStyle w:val="Compact"/>
+              <w:spacing w:line="276" w:lineRule="auto" w:before="0" w:after="0"/>
+              <w:ind w:firstLine="0"/>
+              <w:jc w:val="right"/>
+            </w:pPr>
+            <w:r>
+              <w:rPr>
+                <w:rFonts w:ascii="Times New Roman" w:hAnsi="Times New Roman" w:eastAsia="Times New Roman" w:cs="Times New Roman"/>
+                <w:sz w:val="22"/>
+              </w:rPr>
+              <w:t xml:space="preserve">44.7%</w:t>
+            </w:r>
+          </w:p>
+        </w:tc>
+        <w:tc>
+          <w:tcPr>
+            <w:vAlign w:val="center"/>
+            <w:tcMar>
+              <w:top w:w="100" w:type="dxa"/>
+              <w:left w:w="100" w:type="dxa"/>
+              <w:bottom w:w="100" w:type="dxa"/>
+              <w:right w:w="100" w:type="dxa"/>
+            </w:tcMar>
+          </w:tcPr>
+          <w:p>
+            <w:pPr>
+              <w:pStyle w:val="Compact"/>
+              <w:spacing w:line="276" w:lineRule="auto" w:before="0" w:after="0"/>
+              <w:ind w:firstLine="0"/>
+              <w:jc w:val="right"/>
+            </w:pPr>
+            <w:r>
+              <w:rPr>
+                <w:rFonts w:ascii="Times New Roman" w:hAnsi="Times New Roman" w:eastAsia="Times New Roman" w:cs="Times New Roman"/>
+                <w:sz w:val="22"/>
+              </w:rPr>
+              <w:t xml:space="preserve">3.07</w:t>
+            </w:r>
+          </w:p>
+        </w:tc>
+      </w:tr>
+    </w:tbl>
+    <w:p>
+      <w:pPr>
+        <w:pStyle w:val="CaptionedFigure"/>
+        <w:keepNext w:val="0"/>
+        <w:keepLines w:val="0"/>
+        <w:spacing w:line="480" w:lineRule="auto" w:before="0" w:after="0"/>
+      </w:pPr>
+      <w:r>
+        <w:rPr>
+          <w:rFonts w:ascii="Times New Roman" w:hAnsi="Times New Roman" w:eastAsia="Times New Roman" w:cs="Times New Roman"/>
+          <w:sz w:val="22"/>
+        </w:rPr>
+        <w:drawing>
+          <wp:inline>
+            <wp:extent cx="5334000" cy="3364366"/>
+            <wp:effectExtent b="0" l="0" r="0" t="0"/>
+            <wp:docPr descr="Figure 4. Source-judgement accuracy by material creation route." title="" id="1" name="Picture"/>
+            <a:graphic>
+              <a:graphicData uri="http://schemas.openxmlformats.org/drawingml/2006/picture">
+                <pic:pic>
+                  <pic:nvPicPr>
+                    <pic:cNvPr descr="accuracy_by_creation_route.png" id="0" name="Picture"/>
+                    <pic:cNvPicPr>
+                      <a:picLocks noChangeArrowheads="1" noChangeAspect="1"/>
+                    </pic:cNvPicPr>
+                  </pic:nvPicPr>
+                  <pic:blipFill>
+                    <a:blip r:embed="rId38"/>
+                    <a:stretch>
+                      <a:fillRect/>
+                    </a:stretch>
+                  </pic:blipFill>
+                  <pic:spPr bwMode="auto">
+                    <a:xfrm>
+                      <a:off x="0" y="0"/>
+                      <a:ext cx="5334000" cy="3364366"/>
+                    </a:xfrm>
+                    <a:prstGeom prst="rect">
+                      <a:avLst/>
+                    </a:prstGeom>
+                    <a:noFill/>
+                    <a:ln w="9525">
+                      <a:noFill/>
+                      <a:headEnd/>
+                      <a:tailEnd/>
+                    </a:ln>
+                  </pic:spPr>
+                </pic:pic>
+              </a:graphicData>
+            </a:graphic>
+          </wp:inline>
+        </w:drawing>
+      </w:r>
+    </w:p>
+    <w:p>
+      <w:pPr>
+        <w:pStyle w:val="Caption"/>
+        <w:keepNext w:val="0"/>
+        <w:keepLines w:val="0"/>
+        <w:spacing w:line="480" w:lineRule="auto" w:before="120" w:after="120"/>
+        <w:ind w:firstLine="0" w:left="0"/>
+        <w:jc w:val="center"/>
+      </w:pPr>
+      <w:r>
+        <w:rPr>
+          <w:rFonts w:ascii="Times New Roman" w:hAnsi="Times New Roman" w:eastAsia="Times New Roman" w:cs="Times New Roman"/>
+          <w:b/>
+          <w:i/>
+          <w:sz w:val="22"/>
+        </w:rPr>
+        <w:t>Figure 4.</w:t>
+      </w:r>
+      <w:r>
+        <w:rPr>
+          <w:rFonts w:ascii="Times New Roman" w:hAnsi="Times New Roman" w:eastAsia="Times New Roman" w:cs="Times New Roman"/>
+          <w:b w:val="0"/>
+          <w:i/>
+          <w:sz w:val="22"/>
+        </w:rPr>
+        <w:t xml:space="preserve"> Source-judgement accuracy by material creation route.</w:t>
+      </w:r>
+    </w:p>
+    <w:p>
+      <w:pPr>
+        <w:pStyle w:val="BodyText"/>
+        <w:keepNext w:val="0"/>
+        <w:keepLines w:val="0"/>
+        <w:spacing w:line="480" w:lineRule="auto" w:before="0" w:after="0"/>
+        <w:ind w:firstLine="720" w:left="0"/>
+      </w:pPr>
+      <w:r>
+        <w:rPr>
+          <w:rFonts w:ascii="Times New Roman" w:hAnsi="Times New Roman" w:eastAsia="Times New Roman" w:cs="Times New Roman"/>
+          <w:sz w:val="22"/>
+        </w:rPr>
+        <w:t xml:space="preserve">The attitude items showed a cautious pattern of media trust. Respondents generally did not</w:t>
+      </w:r>
+      <w:r>
+        <w:rPr>
+          <w:rFonts w:ascii="Times New Roman" w:hAnsi="Times New Roman" w:eastAsia="Times New Roman" w:cs="Times New Roman"/>
+          <w:sz w:val="22"/>
+        </w:rPr>
+        <w:t xml:space="preserve"> </w:t>
+      </w:r>
+      <w:r>
+        <w:rPr>
+          <w:rFonts w:ascii="Times New Roman" w:hAnsi="Times New Roman" w:eastAsia="Times New Roman" w:cs="Times New Roman"/>
+          <w:sz w:val="22"/>
+        </w:rPr>
+        <w:t xml:space="preserve">agree that online images and screenshots usually reflect reality (M = 2.39). At the same</w:t>
+      </w:r>
+      <w:r>
+        <w:rPr>
+          <w:rFonts w:ascii="Times New Roman" w:hAnsi="Times New Roman" w:eastAsia="Times New Roman" w:cs="Times New Roman"/>
+          <w:sz w:val="22"/>
+        </w:rPr>
+        <w:t xml:space="preserve"> </w:t>
+      </w:r>
+      <w:r>
+        <w:rPr>
+          <w:rFonts w:ascii="Times New Roman" w:hAnsi="Times New Roman" w:eastAsia="Times New Roman" w:cs="Times New Roman"/>
+          <w:sz w:val="22"/>
+        </w:rPr>
+        <w:t xml:space="preserve">time, many respondents agreed that platform elements such as interfaces, comments, or</w:t>
+      </w:r>
+      <w:r>
+        <w:rPr>
+          <w:rFonts w:ascii="Times New Roman" w:hAnsi="Times New Roman" w:eastAsia="Times New Roman" w:cs="Times New Roman"/>
+          <w:sz w:val="22"/>
+        </w:rPr>
+        <w:t xml:space="preserve"> </w:t>
+      </w:r>
+      <w:r>
+        <w:rPr>
+          <w:rFonts w:ascii="Times New Roman" w:hAnsi="Times New Roman" w:eastAsia="Times New Roman" w:cs="Times New Roman"/>
+          <w:sz w:val="22"/>
+        </w:rPr>
+        <w:t xml:space="preserve">livestream features can make screenshots more believable. Most respondents also reported</w:t>
+      </w:r>
+      <w:r>
+        <w:rPr>
+          <w:rFonts w:ascii="Times New Roman" w:hAnsi="Times New Roman" w:eastAsia="Times New Roman" w:cs="Times New Roman"/>
+          <w:sz w:val="22"/>
+        </w:rPr>
+        <w:t xml:space="preserve"> </w:t>
+      </w:r>
+      <w:r>
+        <w:rPr>
+          <w:rFonts w:ascii="Times New Roman" w:hAnsi="Times New Roman" w:eastAsia="Times New Roman" w:cs="Times New Roman"/>
+          <w:sz w:val="22"/>
+        </w:rPr>
+        <w:t xml:space="preserve">verification habits: 42 out of 66 agreed or strongly agreed that they would look for sources</w:t>
+      </w:r>
+      <w:r>
+        <w:rPr>
+          <w:rFonts w:ascii="Times New Roman" w:hAnsi="Times New Roman" w:eastAsia="Times New Roman" w:cs="Times New Roman"/>
+          <w:sz w:val="22"/>
+        </w:rPr>
+        <w:t xml:space="preserve"> </w:t>
+      </w:r>
+      <w:r>
+        <w:rPr>
+          <w:rFonts w:ascii="Times New Roman" w:hAnsi="Times New Roman" w:eastAsia="Times New Roman" w:cs="Times New Roman"/>
+          <w:sz w:val="22"/>
+        </w:rPr>
+        <w:t xml:space="preserve">or context when seeing realistic online images or screenshots.</w:t>
       </w:r>
     </w:p>
     <w:bookmarkEnd w:id="39"/>
-    <w:bookmarkStart w:id="40" w:name="comparison-with-previous-studies"/>
+    <w:bookmarkEnd w:id="40"/>
+    <w:bookmarkStart w:id="45" w:name="discussion"/>
+    <w:p>
+      <w:pPr>
+        <w:pStyle w:val="Heading2"/>
+        <w:keepNext w:val="0"/>
+        <w:keepLines w:val="0"/>
+        <w:spacing w:line="480" w:lineRule="auto" w:before="0" w:after="0"/>
+      </w:pPr>
+      <w:r>
+        <w:rPr>
+          <w:rFonts w:ascii="Times New Roman" w:hAnsi="Times New Roman" w:eastAsia="Times New Roman" w:cs="Times New Roman"/>
+          <w:sz w:val="22"/>
+        </w:rPr>
+        <w:t xml:space="preserve">5. Discussion</w:t>
+      </w:r>
+    </w:p>
+    <w:bookmarkStart w:id="41" w:name="summary-of-findings"/>
     <w:p>
       <w:pPr>
         <w:pStyle w:val="Heading3"/>
@@ -4804,7 +5601,7 @@
           <w:rFonts w:ascii="Times New Roman" w:hAnsi="Times New Roman" w:eastAsia="Times New Roman" w:cs="Times New Roman"/>
           <w:sz w:val="22"/>
         </w:rPr>
-        <w:t xml:space="preserve">5.2 Comparison with Previous Studies</w:t>
+        <w:t xml:space="preserve">5.1 Summary of Findings</w:t>
       </w:r>
     </w:p>
     <w:p>
@@ -4820,77 +5617,77 @@
           <w:rFonts w:ascii="Times New Roman" w:hAnsi="Times New Roman" w:eastAsia="Times New Roman" w:cs="Times New Roman"/>
           <w:sz w:val="22"/>
         </w:rPr>
-        <w:t xml:space="preserve">The findings align with previous studies showing that human detection of AI-generated media</w:t>
-      </w:r>
-      <w:r>
-        <w:rPr>
-          <w:rFonts w:ascii="Times New Roman" w:hAnsi="Times New Roman" w:eastAsia="Times New Roman" w:cs="Times New Roman"/>
-          <w:sz w:val="22"/>
-        </w:rPr>
-        <w:t xml:space="preserve"> </w:t>
-      </w:r>
-      <w:r>
-        <w:rPr>
-          <w:rFonts w:ascii="Times New Roman" w:hAnsi="Times New Roman" w:eastAsia="Times New Roman" w:cs="Times New Roman"/>
-          <w:sz w:val="22"/>
-        </w:rPr>
-        <w:t xml:space="preserve">is limited. Frank et al. (2024) found that many participants performed close to chance level</w:t>
-      </w:r>
-      <w:r>
-        <w:rPr>
-          <w:rFonts w:ascii="Times New Roman" w:hAnsi="Times New Roman" w:eastAsia="Times New Roman" w:cs="Times New Roman"/>
-          <w:sz w:val="22"/>
-        </w:rPr>
-        <w:t xml:space="preserve"> </w:t>
-      </w:r>
-      <w:r>
-        <w:rPr>
-          <w:rFonts w:ascii="Times New Roman" w:hAnsi="Times New Roman" w:eastAsia="Times New Roman" w:cs="Times New Roman"/>
-          <w:sz w:val="22"/>
-        </w:rPr>
-        <w:t xml:space="preserve">across different media types. Roca et al. (2025) also showed that image detection performance</w:t>
-      </w:r>
-      <w:r>
-        <w:rPr>
-          <w:rFonts w:ascii="Times New Roman" w:hAnsi="Times New Roman" w:eastAsia="Times New Roman" w:cs="Times New Roman"/>
-          <w:sz w:val="22"/>
-        </w:rPr>
-        <w:t xml:space="preserve"> </w:t>
-      </w:r>
-      <w:r>
-        <w:rPr>
-          <w:rFonts w:ascii="Times New Roman" w:hAnsi="Times New Roman" w:eastAsia="Times New Roman" w:cs="Times New Roman"/>
-          <w:sz w:val="22"/>
-        </w:rPr>
-        <w:t xml:space="preserve">varied by content type. The current survey is much smaller, but its descriptive results point</w:t>
-      </w:r>
-      <w:r>
-        <w:rPr>
-          <w:rFonts w:ascii="Times New Roman" w:hAnsi="Times New Roman" w:eastAsia="Times New Roman" w:cs="Times New Roman"/>
-          <w:sz w:val="22"/>
-        </w:rPr>
-        <w:t xml:space="preserve"> </w:t>
-      </w:r>
-      <w:r>
-        <w:rPr>
-          <w:rFonts w:ascii="Times New Roman" w:hAnsi="Times New Roman" w:eastAsia="Times New Roman" w:cs="Times New Roman"/>
-          <w:sz w:val="22"/>
-        </w:rPr>
-        <w:t xml:space="preserve">in the same direction: general familiarity with AI tools does not automatically produce</w:t>
-      </w:r>
-      <w:r>
-        <w:rPr>
-          <w:rFonts w:ascii="Times New Roman" w:hAnsi="Times New Roman" w:eastAsia="Times New Roman" w:cs="Times New Roman"/>
-          <w:sz w:val="22"/>
-        </w:rPr>
-        <w:t xml:space="preserve"> </w:t>
-      </w:r>
-      <w:r>
-        <w:rPr>
-          <w:rFonts w:ascii="Times New Roman" w:hAnsi="Times New Roman" w:eastAsia="Times New Roman" w:cs="Times New Roman"/>
-          <w:sz w:val="22"/>
-        </w:rPr>
-        <w:t xml:space="preserve">reliable detection ability.</w:t>
+        <w:t xml:space="preserve">The local survey results are consistent with the broader literature on AI-generated media</w:t>
+      </w:r>
+      <w:r>
+        <w:rPr>
+          <w:rFonts w:ascii="Times New Roman" w:hAnsi="Times New Roman" w:eastAsia="Times New Roman" w:cs="Times New Roman"/>
+          <w:sz w:val="22"/>
+        </w:rPr>
+        <w:t xml:space="preserve"> </w:t>
+      </w:r>
+      <w:r>
+        <w:rPr>
+          <w:rFonts w:ascii="Times New Roman" w:hAnsi="Times New Roman" w:eastAsia="Times New Roman" w:cs="Times New Roman"/>
+          <w:sz w:val="22"/>
+        </w:rPr>
+        <w:t xml:space="preserve">detection. The overall accuracy rate was below 50%, suggesting that respondents in this</w:t>
+      </w:r>
+      <w:r>
+        <w:rPr>
+          <w:rFonts w:ascii="Times New Roman" w:hAnsi="Times New Roman" w:eastAsia="Times New Roman" w:cs="Times New Roman"/>
+          <w:sz w:val="22"/>
+        </w:rPr>
+        <w:t xml:space="preserve"> </w:t>
+      </w:r>
+      <w:r>
+        <w:rPr>
+          <w:rFonts w:ascii="Times New Roman" w:hAnsi="Times New Roman" w:eastAsia="Times New Roman" w:cs="Times New Roman"/>
+          <w:sz w:val="22"/>
+        </w:rPr>
+        <w:t xml:space="preserve">sample had difficulty distinguishing AI-generated images from real images. The source-level</w:t>
+      </w:r>
+      <w:r>
+        <w:rPr>
+          <w:rFonts w:ascii="Times New Roman" w:hAnsi="Times New Roman" w:eastAsia="Times New Roman" w:cs="Times New Roman"/>
+          <w:sz w:val="22"/>
+        </w:rPr>
+        <w:t xml:space="preserve"> </w:t>
+      </w:r>
+      <w:r>
+        <w:rPr>
+          <w:rFonts w:ascii="Times New Roman" w:hAnsi="Times New Roman" w:eastAsia="Times New Roman" w:cs="Times New Roman"/>
+          <w:sz w:val="22"/>
+        </w:rPr>
+        <w:t xml:space="preserve">pattern is also important: respondents performed better on AI-generated images than on real</w:t>
+      </w:r>
+      <w:r>
+        <w:rPr>
+          <w:rFonts w:ascii="Times New Roman" w:hAnsi="Times New Roman" w:eastAsia="Times New Roman" w:cs="Times New Roman"/>
+          <w:sz w:val="22"/>
+        </w:rPr>
+        <w:t xml:space="preserve"> </w:t>
+      </w:r>
+      <w:r>
+        <w:rPr>
+          <w:rFonts w:ascii="Times New Roman" w:hAnsi="Times New Roman" w:eastAsia="Times New Roman" w:cs="Times New Roman"/>
+          <w:sz w:val="22"/>
+        </w:rPr>
+        <w:t xml:space="preserve">images. This indicates that the problem was not only false acceptance of synthetic material,</w:t>
+      </w:r>
+      <w:r>
+        <w:rPr>
+          <w:rFonts w:ascii="Times New Roman" w:hAnsi="Times New Roman" w:eastAsia="Times New Roman" w:cs="Times New Roman"/>
+          <w:sz w:val="22"/>
+        </w:rPr>
+        <w:t xml:space="preserve"> </w:t>
+      </w:r>
+      <w:r>
+        <w:rPr>
+          <w:rFonts w:ascii="Times New Roman" w:hAnsi="Times New Roman" w:eastAsia="Times New Roman" w:cs="Times New Roman"/>
+          <w:sz w:val="22"/>
+        </w:rPr>
+        <w:t xml:space="preserve">but also excessive suspicion toward authentic visual material.</w:t>
       </w:r>
     </w:p>
     <w:p>
@@ -4906,77 +5703,91 @@
           <w:rFonts w:ascii="Times New Roman" w:hAnsi="Times New Roman" w:eastAsia="Times New Roman" w:cs="Times New Roman"/>
           <w:sz w:val="22"/>
         </w:rPr>
-        <w:t xml:space="preserve">The results also connect with research on misinformation and visual evidence. Guo et al.</w:t>
-      </w:r>
-      <w:r>
-        <w:rPr>
-          <w:rFonts w:ascii="Times New Roman" w:hAnsi="Times New Roman" w:eastAsia="Times New Roman" w:cs="Times New Roman"/>
-          <w:sz w:val="22"/>
-        </w:rPr>
-        <w:t xml:space="preserve"> </w:t>
-      </w:r>
-      <w:r>
-        <w:rPr>
-          <w:rFonts w:ascii="Times New Roman" w:hAnsi="Times New Roman" w:eastAsia="Times New Roman" w:cs="Times New Roman"/>
-          <w:sz w:val="22"/>
-        </w:rPr>
-        <w:t xml:space="preserve">(2025) found that realistic AI-synthesized images can strengthen belief in misinformation</w:t>
-      </w:r>
-      <w:r>
-        <w:rPr>
-          <w:rFonts w:ascii="Times New Roman" w:hAnsi="Times New Roman" w:eastAsia="Times New Roman" w:cs="Times New Roman"/>
-          <w:sz w:val="22"/>
-        </w:rPr>
-        <w:t xml:space="preserve"> </w:t>
-      </w:r>
-      <w:r>
-        <w:rPr>
-          <w:rFonts w:ascii="Times New Roman" w:hAnsi="Times New Roman" w:eastAsia="Times New Roman" w:cs="Times New Roman"/>
-          <w:sz w:val="22"/>
-        </w:rPr>
-        <w:t xml:space="preserve">when they appear to support a claim. In the present survey, AI-generated images did not</w:t>
-      </w:r>
-      <w:r>
-        <w:rPr>
-          <w:rFonts w:ascii="Times New Roman" w:hAnsi="Times New Roman" w:eastAsia="Times New Roman" w:cs="Times New Roman"/>
-          <w:sz w:val="22"/>
-        </w:rPr>
-        <w:t xml:space="preserve"> </w:t>
-      </w:r>
-      <w:r>
-        <w:rPr>
-          <w:rFonts w:ascii="Times New Roman" w:hAnsi="Times New Roman" w:eastAsia="Times New Roman" w:cs="Times New Roman"/>
-          <w:sz w:val="22"/>
-        </w:rPr>
-        <w:t xml:space="preserve">receive high trust ratings overall, but they were sometimes trusted at levels close to real</w:t>
-      </w:r>
-      <w:r>
-        <w:rPr>
-          <w:rFonts w:ascii="Times New Roman" w:hAnsi="Times New Roman" w:eastAsia="Times New Roman" w:cs="Times New Roman"/>
-          <w:sz w:val="22"/>
-        </w:rPr>
-        <w:t xml:space="preserve"> </w:t>
-      </w:r>
-      <w:r>
-        <w:rPr>
-          <w:rFonts w:ascii="Times New Roman" w:hAnsi="Times New Roman" w:eastAsia="Times New Roman" w:cs="Times New Roman"/>
-          <w:sz w:val="22"/>
-        </w:rPr>
-        <w:t xml:space="preserve">images. This matters because even moderate trust may be enough to make an online claim appear</w:t>
-      </w:r>
-      <w:r>
-        <w:rPr>
-          <w:rFonts w:ascii="Times New Roman" w:hAnsi="Times New Roman" w:eastAsia="Times New Roman" w:cs="Times New Roman"/>
-          <w:sz w:val="22"/>
-        </w:rPr>
-        <w:t xml:space="preserve"> </w:t>
-      </w:r>
-      <w:r>
-        <w:rPr>
-          <w:rFonts w:ascii="Times New Roman" w:hAnsi="Times New Roman" w:eastAsia="Times New Roman" w:cs="Times New Roman"/>
-          <w:sz w:val="22"/>
-        </w:rPr>
-        <w:t xml:space="preserve">more credible.</w:t>
+        <w:t xml:space="preserve">Category-level results further support this interpretation. Livestream commerce screenshots,</w:t>
+      </w:r>
+      <w:r>
+        <w:rPr>
+          <w:rFonts w:ascii="Times New Roman" w:hAnsi="Times New Roman" w:eastAsia="Times New Roman" w:cs="Times New Roman"/>
+          <w:sz w:val="22"/>
+        </w:rPr>
+        <w:t xml:space="preserve"> </w:t>
+      </w:r>
+      <w:r>
+        <w:rPr>
+          <w:rFonts w:ascii="Times New Roman" w:hAnsi="Times New Roman" w:eastAsia="Times New Roman" w:cs="Times New Roman"/>
+          <w:sz w:val="22"/>
+        </w:rPr>
+        <w:t xml:space="preserve">text-bearing artifacts, and virtual livestream interfaces produced higher accuracy than</w:t>
+      </w:r>
+      <w:r>
+        <w:rPr>
+          <w:rFonts w:ascii="Times New Roman" w:hAnsi="Times New Roman" w:eastAsia="Times New Roman" w:cs="Times New Roman"/>
+          <w:sz w:val="22"/>
+        </w:rPr>
+        <w:t xml:space="preserve"> </w:t>
+      </w:r>
+      <w:r>
+        <w:rPr>
+          <w:rFonts w:ascii="Times New Roman" w:hAnsi="Times New Roman" w:eastAsia="Times New Roman" w:cs="Times New Roman"/>
+          <w:sz w:val="22"/>
+        </w:rPr>
+        <w:t xml:space="preserve">portraits and food photographs. Food photographs had the lowest accuracy, which may reflect</w:t>
+      </w:r>
+      <w:r>
+        <w:rPr>
+          <w:rFonts w:ascii="Times New Roman" w:hAnsi="Times New Roman" w:eastAsia="Times New Roman" w:cs="Times New Roman"/>
+          <w:sz w:val="22"/>
+        </w:rPr>
+        <w:t xml:space="preserve"> </w:t>
+      </w:r>
+      <w:r>
+        <w:rPr>
+          <w:rFonts w:ascii="Times New Roman" w:hAnsi="Times New Roman" w:eastAsia="Times New Roman" w:cs="Times New Roman"/>
+          <w:sz w:val="22"/>
+        </w:rPr>
+        <w:t xml:space="preserve">the fact that polished food photography can look artificial even when it is real. Trust</w:t>
+      </w:r>
+      <w:r>
+        <w:rPr>
+          <w:rFonts w:ascii="Times New Roman" w:hAnsi="Times New Roman" w:eastAsia="Times New Roman" w:cs="Times New Roman"/>
+          <w:sz w:val="22"/>
+        </w:rPr>
+        <w:t xml:space="preserve"> </w:t>
+      </w:r>
+      <w:r>
+        <w:rPr>
+          <w:rFonts w:ascii="Times New Roman" w:hAnsi="Times New Roman" w:eastAsia="Times New Roman" w:cs="Times New Roman"/>
+          <w:sz w:val="22"/>
+        </w:rPr>
+        <w:t xml:space="preserve">ratings were moderate rather than high, and the difference between real and AI-generated</w:t>
+      </w:r>
+      <w:r>
+        <w:rPr>
+          <w:rFonts w:ascii="Times New Roman" w:hAnsi="Times New Roman" w:eastAsia="Times New Roman" w:cs="Times New Roman"/>
+          <w:sz w:val="22"/>
+        </w:rPr>
+        <w:t xml:space="preserve"> </w:t>
+      </w:r>
+      <w:r>
+        <w:rPr>
+          <w:rFonts w:ascii="Times New Roman" w:hAnsi="Times New Roman" w:eastAsia="Times New Roman" w:cs="Times New Roman"/>
+          <w:sz w:val="22"/>
+        </w:rPr>
+        <w:t xml:space="preserve">images was relatively small. This suggests that viewers may experience uncertainty even when</w:t>
+      </w:r>
+      <w:r>
+        <w:rPr>
+          <w:rFonts w:ascii="Times New Roman" w:hAnsi="Times New Roman" w:eastAsia="Times New Roman" w:cs="Times New Roman"/>
+          <w:sz w:val="22"/>
+        </w:rPr>
+        <w:t xml:space="preserve"> </w:t>
+      </w:r>
+      <w:r>
+        <w:rPr>
+          <w:rFonts w:ascii="Times New Roman" w:hAnsi="Times New Roman" w:eastAsia="Times New Roman" w:cs="Times New Roman"/>
+          <w:sz w:val="22"/>
+        </w:rPr>
+        <w:t xml:space="preserve">they do not strongly trust the images.</w:t>
       </w:r>
     </w:p>
     <w:p>
@@ -4992,67 +5803,81 @@
           <w:rFonts w:ascii="Times New Roman" w:hAnsi="Times New Roman" w:eastAsia="Times New Roman" w:cs="Times New Roman"/>
           <w:sz w:val="22"/>
         </w:rPr>
-        <w:t xml:space="preserve">Finally, the findings support Inwood and Zappavigna’s (2024) argument that screenshots often</w:t>
-      </w:r>
-      <w:r>
-        <w:rPr>
-          <w:rFonts w:ascii="Times New Roman" w:hAnsi="Times New Roman" w:eastAsia="Times New Roman" w:cs="Times New Roman"/>
-          <w:sz w:val="22"/>
-        </w:rPr>
-        <w:t xml:space="preserve"> </w:t>
-      </w:r>
-      <w:r>
-        <w:rPr>
-          <w:rFonts w:ascii="Times New Roman" w:hAnsi="Times New Roman" w:eastAsia="Times New Roman" w:cs="Times New Roman"/>
-          <w:sz w:val="22"/>
-        </w:rPr>
-        <w:t xml:space="preserve">function as visual evidence. Respondents tended to agree that platform elements such as</w:t>
-      </w:r>
-      <w:r>
-        <w:rPr>
-          <w:rFonts w:ascii="Times New Roman" w:hAnsi="Times New Roman" w:eastAsia="Times New Roman" w:cs="Times New Roman"/>
-          <w:sz w:val="22"/>
-        </w:rPr>
-        <w:t xml:space="preserve"> </w:t>
-      </w:r>
-      <w:r>
-        <w:rPr>
-          <w:rFonts w:ascii="Times New Roman" w:hAnsi="Times New Roman" w:eastAsia="Times New Roman" w:cs="Times New Roman"/>
-          <w:sz w:val="22"/>
-        </w:rPr>
-        <w:t xml:space="preserve">interfaces, comments, and livestream features can make screenshots more believable. Therefore,</w:t>
-      </w:r>
-      <w:r>
-        <w:rPr>
-          <w:rFonts w:ascii="Times New Roman" w:hAnsi="Times New Roman" w:eastAsia="Times New Roman" w:cs="Times New Roman"/>
-          <w:sz w:val="22"/>
-        </w:rPr>
-        <w:t xml:space="preserve"> </w:t>
-      </w:r>
-      <w:r>
-        <w:rPr>
-          <w:rFonts w:ascii="Times New Roman" w:hAnsi="Times New Roman" w:eastAsia="Times New Roman" w:cs="Times New Roman"/>
-          <w:sz w:val="22"/>
-        </w:rPr>
-        <w:t xml:space="preserve">the risk of AI-generated visual misinformation should not be understood only as a problem of</w:t>
-      </w:r>
-      <w:r>
-        <w:rPr>
-          <w:rFonts w:ascii="Times New Roman" w:hAnsi="Times New Roman" w:eastAsia="Times New Roman" w:cs="Times New Roman"/>
-          <w:sz w:val="22"/>
-        </w:rPr>
-        <w:t xml:space="preserve"> </w:t>
-      </w:r>
-      <w:r>
-        <w:rPr>
-          <w:rFonts w:ascii="Times New Roman" w:hAnsi="Times New Roman" w:eastAsia="Times New Roman" w:cs="Times New Roman"/>
-          <w:sz w:val="22"/>
-        </w:rPr>
-        <w:t xml:space="preserve">fake photographs. It should also be understood as a problem of fake platform context.</w:t>
+        <w:t xml:space="preserve">The material creation route analysis adds a further qualification. AI images created through</w:t>
+      </w:r>
+      <w:r>
+        <w:rPr>
+          <w:rFonts w:ascii="Times New Roman" w:hAnsi="Times New Roman" w:eastAsia="Times New Roman" w:cs="Times New Roman"/>
+          <w:sz w:val="22"/>
+        </w:rPr>
+        <w:t xml:space="preserve"> </w:t>
+      </w:r>
+      <w:r>
+        <w:rPr>
+          <w:rFonts w:ascii="Times New Roman" w:hAnsi="Times New Roman" w:eastAsia="Times New Roman" w:cs="Times New Roman"/>
+          <w:sz w:val="22"/>
+        </w:rPr>
+        <w:t xml:space="preserve">real-to-AI modification were less accurately identified than AI images in the AI-first</w:t>
+      </w:r>
+      <w:r>
+        <w:rPr>
+          <w:rFonts w:ascii="Times New Roman" w:hAnsi="Times New Roman" w:eastAsia="Times New Roman" w:cs="Times New Roman"/>
+          <w:sz w:val="22"/>
+        </w:rPr>
+        <w:t xml:space="preserve"> </w:t>
+      </w:r>
+      <w:r>
+        <w:rPr>
+          <w:rFonts w:ascii="Times New Roman" w:hAnsi="Times New Roman" w:eastAsia="Times New Roman" w:cs="Times New Roman"/>
+          <w:sz w:val="22"/>
+        </w:rPr>
+        <w:t xml:space="preserve">matched-real route. They also received higher trust ratings. This suggests that when AI</w:t>
+      </w:r>
+      <w:r>
+        <w:rPr>
+          <w:rFonts w:ascii="Times New Roman" w:hAnsi="Times New Roman" w:eastAsia="Times New Roman" w:cs="Times New Roman"/>
+          <w:sz w:val="22"/>
+        </w:rPr>
+        <w:t xml:space="preserve"> </w:t>
+      </w:r>
+      <w:r>
+        <w:rPr>
+          <w:rFonts w:ascii="Times New Roman" w:hAnsi="Times New Roman" w:eastAsia="Times New Roman" w:cs="Times New Roman"/>
+          <w:sz w:val="22"/>
+        </w:rPr>
+        <w:t xml:space="preserve">generation preserves the composition, subject matter, or visual realism of a real reference,</w:t>
+      </w:r>
+      <w:r>
+        <w:rPr>
+          <w:rFonts w:ascii="Times New Roman" w:hAnsi="Times New Roman" w:eastAsia="Times New Roman" w:cs="Times New Roman"/>
+          <w:sz w:val="22"/>
+        </w:rPr>
+        <w:t xml:space="preserve"> </w:t>
+      </w:r>
+      <w:r>
+        <w:rPr>
+          <w:rFonts w:ascii="Times New Roman" w:hAnsi="Times New Roman" w:eastAsia="Times New Roman" w:cs="Times New Roman"/>
+          <w:sz w:val="22"/>
+        </w:rPr>
+        <w:t xml:space="preserve">the resulting synthetic image may be more difficult to separate from authentic visual</w:t>
+      </w:r>
+      <w:r>
+        <w:rPr>
+          <w:rFonts w:ascii="Times New Roman" w:hAnsi="Times New Roman" w:eastAsia="Times New Roman" w:cs="Times New Roman"/>
+          <w:sz w:val="22"/>
+        </w:rPr>
+        <w:t xml:space="preserve"> </w:t>
+      </w:r>
+      <w:r>
+        <w:rPr>
+          <w:rFonts w:ascii="Times New Roman" w:hAnsi="Times New Roman" w:eastAsia="Times New Roman" w:cs="Times New Roman"/>
+          <w:sz w:val="22"/>
+        </w:rPr>
+        <w:t xml:space="preserve">material.</w:t>
       </w:r>
     </w:p>
-    <w:bookmarkEnd w:id="40"/>
-    <w:bookmarkStart w:id="41" w:name="possible-explanations"/>
+    <w:bookmarkEnd w:id="41"/>
+    <w:bookmarkStart w:id="42" w:name="comparison-with-previous-studies"/>
     <w:p>
       <w:pPr>
         <w:pStyle w:val="Heading3"/>
@@ -5065,7 +5890,7 @@
           <w:rFonts w:ascii="Times New Roman" w:hAnsi="Times New Roman" w:eastAsia="Times New Roman" w:cs="Times New Roman"/>
           <w:sz w:val="22"/>
         </w:rPr>
-        <w:t xml:space="preserve">5.3 Possible Explanations</w:t>
+        <w:t xml:space="preserve">5.2 Comparison with Previous Studies</w:t>
       </w:r>
     </w:p>
     <w:p>
@@ -5081,77 +5906,77 @@
           <w:rFonts w:ascii="Times New Roman" w:hAnsi="Times New Roman" w:eastAsia="Times New Roman" w:cs="Times New Roman"/>
           <w:sz w:val="22"/>
         </w:rPr>
-        <w:t xml:space="preserve">One possible explanation for the low overall accuracy is that respondents relied heavily on</w:t>
-      </w:r>
-      <w:r>
-        <w:rPr>
-          <w:rFonts w:ascii="Times New Roman" w:hAnsi="Times New Roman" w:eastAsia="Times New Roman" w:cs="Times New Roman"/>
-          <w:sz w:val="22"/>
-        </w:rPr>
-        <w:t xml:space="preserve"> </w:t>
-      </w:r>
-      <w:r>
-        <w:rPr>
-          <w:rFonts w:ascii="Times New Roman" w:hAnsi="Times New Roman" w:eastAsia="Times New Roman" w:cs="Times New Roman"/>
-          <w:sz w:val="22"/>
-        </w:rPr>
-        <w:t xml:space="preserve">surface visual cues. Some real food photographs and portraits looked polished, staged, or</w:t>
-      </w:r>
-      <w:r>
-        <w:rPr>
-          <w:rFonts w:ascii="Times New Roman" w:hAnsi="Times New Roman" w:eastAsia="Times New Roman" w:cs="Times New Roman"/>
-          <w:sz w:val="22"/>
-        </w:rPr>
-        <w:t xml:space="preserve"> </w:t>
-      </w:r>
-      <w:r>
-        <w:rPr>
-          <w:rFonts w:ascii="Times New Roman" w:hAnsi="Times New Roman" w:eastAsia="Times New Roman" w:cs="Times New Roman"/>
-          <w:sz w:val="22"/>
-        </w:rPr>
-        <w:t xml:space="preserve">digitally processed. Respondents may therefore have classified them as AI-generated. This</w:t>
-      </w:r>
-      <w:r>
-        <w:rPr>
-          <w:rFonts w:ascii="Times New Roman" w:hAnsi="Times New Roman" w:eastAsia="Times New Roman" w:cs="Times New Roman"/>
-          <w:sz w:val="22"/>
-        </w:rPr>
-        <w:t xml:space="preserve"> </w:t>
-      </w:r>
-      <w:r>
-        <w:rPr>
-          <w:rFonts w:ascii="Times New Roman" w:hAnsi="Times New Roman" w:eastAsia="Times New Roman" w:cs="Times New Roman"/>
-          <w:sz w:val="22"/>
-        </w:rPr>
-        <w:t xml:space="preserve">helps explain why real images had lower accuracy than AI-generated images. The increasing</w:t>
-      </w:r>
-      <w:r>
-        <w:rPr>
-          <w:rFonts w:ascii="Times New Roman" w:hAnsi="Times New Roman" w:eastAsia="Times New Roman" w:cs="Times New Roman"/>
-          <w:sz w:val="22"/>
-        </w:rPr>
-        <w:t xml:space="preserve"> </w:t>
-      </w:r>
-      <w:r>
-        <w:rPr>
-          <w:rFonts w:ascii="Times New Roman" w:hAnsi="Times New Roman" w:eastAsia="Times New Roman" w:cs="Times New Roman"/>
-          <w:sz w:val="22"/>
-        </w:rPr>
-        <w:t xml:space="preserve">presence of synthetic images may lead users not only to believe some false images but also to</w:t>
-      </w:r>
-      <w:r>
-        <w:rPr>
-          <w:rFonts w:ascii="Times New Roman" w:hAnsi="Times New Roman" w:eastAsia="Times New Roman" w:cs="Times New Roman"/>
-          <w:sz w:val="22"/>
-        </w:rPr>
-        <w:t xml:space="preserve"> </w:t>
-      </w:r>
-      <w:r>
-        <w:rPr>
-          <w:rFonts w:ascii="Times New Roman" w:hAnsi="Times New Roman" w:eastAsia="Times New Roman" w:cs="Times New Roman"/>
-          <w:sz w:val="22"/>
-        </w:rPr>
-        <w:t xml:space="preserve">doubt real ones.</w:t>
+        <w:t xml:space="preserve">The findings align with previous studies showing that human detection of AI-generated media</w:t>
+      </w:r>
+      <w:r>
+        <w:rPr>
+          <w:rFonts w:ascii="Times New Roman" w:hAnsi="Times New Roman" w:eastAsia="Times New Roman" w:cs="Times New Roman"/>
+          <w:sz w:val="22"/>
+        </w:rPr>
+        <w:t xml:space="preserve"> </w:t>
+      </w:r>
+      <w:r>
+        <w:rPr>
+          <w:rFonts w:ascii="Times New Roman" w:hAnsi="Times New Roman" w:eastAsia="Times New Roman" w:cs="Times New Roman"/>
+          <w:sz w:val="22"/>
+        </w:rPr>
+        <w:t xml:space="preserve">is limited. Frank et al. (2024) found that many participants performed close to chance level</w:t>
+      </w:r>
+      <w:r>
+        <w:rPr>
+          <w:rFonts w:ascii="Times New Roman" w:hAnsi="Times New Roman" w:eastAsia="Times New Roman" w:cs="Times New Roman"/>
+          <w:sz w:val="22"/>
+        </w:rPr>
+        <w:t xml:space="preserve"> </w:t>
+      </w:r>
+      <w:r>
+        <w:rPr>
+          <w:rFonts w:ascii="Times New Roman" w:hAnsi="Times New Roman" w:eastAsia="Times New Roman" w:cs="Times New Roman"/>
+          <w:sz w:val="22"/>
+        </w:rPr>
+        <w:t xml:space="preserve">across different media types. Roca et al. (2025) also showed that image detection performance</w:t>
+      </w:r>
+      <w:r>
+        <w:rPr>
+          <w:rFonts w:ascii="Times New Roman" w:hAnsi="Times New Roman" w:eastAsia="Times New Roman" w:cs="Times New Roman"/>
+          <w:sz w:val="22"/>
+        </w:rPr>
+        <w:t xml:space="preserve"> </w:t>
+      </w:r>
+      <w:r>
+        <w:rPr>
+          <w:rFonts w:ascii="Times New Roman" w:hAnsi="Times New Roman" w:eastAsia="Times New Roman" w:cs="Times New Roman"/>
+          <w:sz w:val="22"/>
+        </w:rPr>
+        <w:t xml:space="preserve">varied by content type. The current survey is much smaller, but its descriptive results point</w:t>
+      </w:r>
+      <w:r>
+        <w:rPr>
+          <w:rFonts w:ascii="Times New Roman" w:hAnsi="Times New Roman" w:eastAsia="Times New Roman" w:cs="Times New Roman"/>
+          <w:sz w:val="22"/>
+        </w:rPr>
+        <w:t xml:space="preserve"> </w:t>
+      </w:r>
+      <w:r>
+        <w:rPr>
+          <w:rFonts w:ascii="Times New Roman" w:hAnsi="Times New Roman" w:eastAsia="Times New Roman" w:cs="Times New Roman"/>
+          <w:sz w:val="22"/>
+        </w:rPr>
+        <w:t xml:space="preserve">in the same direction: general familiarity with AI tools does not automatically produce</w:t>
+      </w:r>
+      <w:r>
+        <w:rPr>
+          <w:rFonts w:ascii="Times New Roman" w:hAnsi="Times New Roman" w:eastAsia="Times New Roman" w:cs="Times New Roman"/>
+          <w:sz w:val="22"/>
+        </w:rPr>
+        <w:t xml:space="preserve"> </w:t>
+      </w:r>
+      <w:r>
+        <w:rPr>
+          <w:rFonts w:ascii="Times New Roman" w:hAnsi="Times New Roman" w:eastAsia="Times New Roman" w:cs="Times New Roman"/>
+          <w:sz w:val="22"/>
+        </w:rPr>
+        <w:t xml:space="preserve">reliable detection ability.</w:t>
       </w:r>
     </w:p>
     <w:p>
@@ -5167,63 +5992,77 @@
           <w:rFonts w:ascii="Times New Roman" w:hAnsi="Times New Roman" w:eastAsia="Times New Roman" w:cs="Times New Roman"/>
           <w:sz w:val="22"/>
         </w:rPr>
-        <w:t xml:space="preserve">A second explanation is related to the survey materials. The images were selected</w:t>
-      </w:r>
-      <w:r>
-        <w:rPr>
-          <w:rFonts w:ascii="Times New Roman" w:hAnsi="Times New Roman" w:eastAsia="Times New Roman" w:cs="Times New Roman"/>
-          <w:sz w:val="22"/>
-        </w:rPr>
-        <w:t xml:space="preserve"> </w:t>
-      </w:r>
-      <w:r>
-        <w:rPr>
-          <w:rFonts w:ascii="Times New Roman" w:hAnsi="Times New Roman" w:eastAsia="Times New Roman" w:cs="Times New Roman"/>
-          <w:sz w:val="22"/>
-        </w:rPr>
-        <w:t xml:space="preserve">purposively, not randomly. The set was designed to compare responses across selected visual</w:t>
-      </w:r>
-      <w:r>
-        <w:rPr>
-          <w:rFonts w:ascii="Times New Roman" w:hAnsi="Times New Roman" w:eastAsia="Times New Roman" w:cs="Times New Roman"/>
-          <w:sz w:val="22"/>
-        </w:rPr>
-        <w:t xml:space="preserve"> </w:t>
-      </w:r>
-      <w:r>
-        <w:rPr>
-          <w:rFonts w:ascii="Times New Roman" w:hAnsi="Times New Roman" w:eastAsia="Times New Roman" w:cs="Times New Roman"/>
-          <w:sz w:val="22"/>
-        </w:rPr>
-        <w:t xml:space="preserve">categories, including ordinary photographs and screenshot-like images. This design made it</w:t>
-      </w:r>
-      <w:r>
-        <w:rPr>
-          <w:rFonts w:ascii="Times New Roman" w:hAnsi="Times New Roman" w:eastAsia="Times New Roman" w:cs="Times New Roman"/>
-          <w:sz w:val="22"/>
-        </w:rPr>
-        <w:t xml:space="preserve"> </w:t>
-      </w:r>
-      <w:r>
-        <w:rPr>
-          <w:rFonts w:ascii="Times New Roman" w:hAnsi="Times New Roman" w:eastAsia="Times New Roman" w:cs="Times New Roman"/>
-          <w:sz w:val="22"/>
-        </w:rPr>
-        <w:t xml:space="preserve">possible to compare category-level patterns, but it also limits generalization. The results</w:t>
-      </w:r>
-      <w:r>
-        <w:rPr>
-          <w:rFonts w:ascii="Times New Roman" w:hAnsi="Times New Roman" w:eastAsia="Times New Roman" w:cs="Times New Roman"/>
-          <w:sz w:val="22"/>
-        </w:rPr>
-        <w:t xml:space="preserve"> </w:t>
-      </w:r>
-      <w:r>
-        <w:rPr>
-          <w:rFonts w:ascii="Times New Roman" w:hAnsi="Times New Roman" w:eastAsia="Times New Roman" w:cs="Times New Roman"/>
-          <w:sz w:val="22"/>
-        </w:rPr>
-        <w:t xml:space="preserve">should therefore be treated as descriptive evidence from a small exploratory survey.</w:t>
+        <w:t xml:space="preserve">The results also connect with research on misinformation and visual evidence. Guo et al.</w:t>
+      </w:r>
+      <w:r>
+        <w:rPr>
+          <w:rFonts w:ascii="Times New Roman" w:hAnsi="Times New Roman" w:eastAsia="Times New Roman" w:cs="Times New Roman"/>
+          <w:sz w:val="22"/>
+        </w:rPr>
+        <w:t xml:space="preserve"> </w:t>
+      </w:r>
+      <w:r>
+        <w:rPr>
+          <w:rFonts w:ascii="Times New Roman" w:hAnsi="Times New Roman" w:eastAsia="Times New Roman" w:cs="Times New Roman"/>
+          <w:sz w:val="22"/>
+        </w:rPr>
+        <w:t xml:space="preserve">(2025) found that realistic AI-synthesized images can strengthen belief in misinformation</w:t>
+      </w:r>
+      <w:r>
+        <w:rPr>
+          <w:rFonts w:ascii="Times New Roman" w:hAnsi="Times New Roman" w:eastAsia="Times New Roman" w:cs="Times New Roman"/>
+          <w:sz w:val="22"/>
+        </w:rPr>
+        <w:t xml:space="preserve"> </w:t>
+      </w:r>
+      <w:r>
+        <w:rPr>
+          <w:rFonts w:ascii="Times New Roman" w:hAnsi="Times New Roman" w:eastAsia="Times New Roman" w:cs="Times New Roman"/>
+          <w:sz w:val="22"/>
+        </w:rPr>
+        <w:t xml:space="preserve">when they appear to support a claim. In the present survey, AI-generated images did not</w:t>
+      </w:r>
+      <w:r>
+        <w:rPr>
+          <w:rFonts w:ascii="Times New Roman" w:hAnsi="Times New Roman" w:eastAsia="Times New Roman" w:cs="Times New Roman"/>
+          <w:sz w:val="22"/>
+        </w:rPr>
+        <w:t xml:space="preserve"> </w:t>
+      </w:r>
+      <w:r>
+        <w:rPr>
+          <w:rFonts w:ascii="Times New Roman" w:hAnsi="Times New Roman" w:eastAsia="Times New Roman" w:cs="Times New Roman"/>
+          <w:sz w:val="22"/>
+        </w:rPr>
+        <w:t xml:space="preserve">receive high trust ratings overall, but they were sometimes trusted at levels close to real</w:t>
+      </w:r>
+      <w:r>
+        <w:rPr>
+          <w:rFonts w:ascii="Times New Roman" w:hAnsi="Times New Roman" w:eastAsia="Times New Roman" w:cs="Times New Roman"/>
+          <w:sz w:val="22"/>
+        </w:rPr>
+        <w:t xml:space="preserve"> </w:t>
+      </w:r>
+      <w:r>
+        <w:rPr>
+          <w:rFonts w:ascii="Times New Roman" w:hAnsi="Times New Roman" w:eastAsia="Times New Roman" w:cs="Times New Roman"/>
+          <w:sz w:val="22"/>
+        </w:rPr>
+        <w:t xml:space="preserve">images. This matters because even moderate trust may be enough to make an online claim appear</w:t>
+      </w:r>
+      <w:r>
+        <w:rPr>
+          <w:rFonts w:ascii="Times New Roman" w:hAnsi="Times New Roman" w:eastAsia="Times New Roman" w:cs="Times New Roman"/>
+          <w:sz w:val="22"/>
+        </w:rPr>
+        <w:t xml:space="preserve"> </w:t>
+      </w:r>
+      <w:r>
+        <w:rPr>
+          <w:rFonts w:ascii="Times New Roman" w:hAnsi="Times New Roman" w:eastAsia="Times New Roman" w:cs="Times New Roman"/>
+          <w:sz w:val="22"/>
+        </w:rPr>
+        <w:t xml:space="preserve">more credible.</w:t>
       </w:r>
     </w:p>
     <w:p>
@@ -5239,67 +6078,67 @@
           <w:rFonts w:ascii="Times New Roman" w:hAnsi="Times New Roman" w:eastAsia="Times New Roman" w:cs="Times New Roman"/>
           <w:sz w:val="22"/>
         </w:rPr>
-        <w:t xml:space="preserve">A third explanation concerns visual context. Screenshot-like materials contain contextual</w:t>
-      </w:r>
-      <w:r>
-        <w:rPr>
-          <w:rFonts w:ascii="Times New Roman" w:hAnsi="Times New Roman" w:eastAsia="Times New Roman" w:cs="Times New Roman"/>
-          <w:sz w:val="22"/>
-        </w:rPr>
-        <w:t xml:space="preserve"> </w:t>
-      </w:r>
-      <w:r>
-        <w:rPr>
-          <w:rFonts w:ascii="Times New Roman" w:hAnsi="Times New Roman" w:eastAsia="Times New Roman" w:cs="Times New Roman"/>
-          <w:sz w:val="22"/>
-        </w:rPr>
-        <w:t xml:space="preserve">cues, such as usernames, comments, platform layout, product labels, prices, or livestream</w:t>
-      </w:r>
-      <w:r>
-        <w:rPr>
-          <w:rFonts w:ascii="Times New Roman" w:hAnsi="Times New Roman" w:eastAsia="Times New Roman" w:cs="Times New Roman"/>
-          <w:sz w:val="22"/>
-        </w:rPr>
-        <w:t xml:space="preserve"> </w:t>
-      </w:r>
-      <w:r>
-        <w:rPr>
-          <w:rFonts w:ascii="Times New Roman" w:hAnsi="Times New Roman" w:eastAsia="Times New Roman" w:cs="Times New Roman"/>
-          <w:sz w:val="22"/>
-        </w:rPr>
-        <w:t xml:space="preserve">interfaces. These cues can make an image feel less like a standalone picture and more like a</w:t>
-      </w:r>
-      <w:r>
-        <w:rPr>
-          <w:rFonts w:ascii="Times New Roman" w:hAnsi="Times New Roman" w:eastAsia="Times New Roman" w:cs="Times New Roman"/>
-          <w:sz w:val="22"/>
-        </w:rPr>
-        <w:t xml:space="preserve"> </w:t>
-      </w:r>
-      <w:r>
-        <w:rPr>
-          <w:rFonts w:ascii="Times New Roman" w:hAnsi="Times New Roman" w:eastAsia="Times New Roman" w:cs="Times New Roman"/>
-          <w:sz w:val="22"/>
-        </w:rPr>
-        <w:t xml:space="preserve">record of an online event. Even when viewers are uncertain about the source of an image, such</w:t>
-      </w:r>
-      <w:r>
-        <w:rPr>
-          <w:rFonts w:ascii="Times New Roman" w:hAnsi="Times New Roman" w:eastAsia="Times New Roman" w:cs="Times New Roman"/>
-          <w:sz w:val="22"/>
-        </w:rPr>
-        <w:t xml:space="preserve"> </w:t>
-      </w:r>
-      <w:r>
-        <w:rPr>
-          <w:rFonts w:ascii="Times New Roman" w:hAnsi="Times New Roman" w:eastAsia="Times New Roman" w:cs="Times New Roman"/>
-          <w:sz w:val="22"/>
-        </w:rPr>
-        <w:t xml:space="preserve">contextual cues may increase the image’s perceived credibility.</w:t>
+        <w:t xml:space="preserve">Finally, the findings support Inwood and Zappavigna’s (2024) argument that screenshots often</w:t>
+      </w:r>
+      <w:r>
+        <w:rPr>
+          <w:rFonts w:ascii="Times New Roman" w:hAnsi="Times New Roman" w:eastAsia="Times New Roman" w:cs="Times New Roman"/>
+          <w:sz w:val="22"/>
+        </w:rPr>
+        <w:t xml:space="preserve"> </w:t>
+      </w:r>
+      <w:r>
+        <w:rPr>
+          <w:rFonts w:ascii="Times New Roman" w:hAnsi="Times New Roman" w:eastAsia="Times New Roman" w:cs="Times New Roman"/>
+          <w:sz w:val="22"/>
+        </w:rPr>
+        <w:t xml:space="preserve">function as visual evidence. Respondents tended to agree that platform elements such as</w:t>
+      </w:r>
+      <w:r>
+        <w:rPr>
+          <w:rFonts w:ascii="Times New Roman" w:hAnsi="Times New Roman" w:eastAsia="Times New Roman" w:cs="Times New Roman"/>
+          <w:sz w:val="22"/>
+        </w:rPr>
+        <w:t xml:space="preserve"> </w:t>
+      </w:r>
+      <w:r>
+        <w:rPr>
+          <w:rFonts w:ascii="Times New Roman" w:hAnsi="Times New Roman" w:eastAsia="Times New Roman" w:cs="Times New Roman"/>
+          <w:sz w:val="22"/>
+        </w:rPr>
+        <w:t xml:space="preserve">interfaces, comments, and livestream features can make screenshots more believable. Therefore,</w:t>
+      </w:r>
+      <w:r>
+        <w:rPr>
+          <w:rFonts w:ascii="Times New Roman" w:hAnsi="Times New Roman" w:eastAsia="Times New Roman" w:cs="Times New Roman"/>
+          <w:sz w:val="22"/>
+        </w:rPr>
+        <w:t xml:space="preserve"> </w:t>
+      </w:r>
+      <w:r>
+        <w:rPr>
+          <w:rFonts w:ascii="Times New Roman" w:hAnsi="Times New Roman" w:eastAsia="Times New Roman" w:cs="Times New Roman"/>
+          <w:sz w:val="22"/>
+        </w:rPr>
+        <w:t xml:space="preserve">the risk of AI-generated visual misinformation should not be understood only as a problem of</w:t>
+      </w:r>
+      <w:r>
+        <w:rPr>
+          <w:rFonts w:ascii="Times New Roman" w:hAnsi="Times New Roman" w:eastAsia="Times New Roman" w:cs="Times New Roman"/>
+          <w:sz w:val="22"/>
+        </w:rPr>
+        <w:t xml:space="preserve"> </w:t>
+      </w:r>
+      <w:r>
+        <w:rPr>
+          <w:rFonts w:ascii="Times New Roman" w:hAnsi="Times New Roman" w:eastAsia="Times New Roman" w:cs="Times New Roman"/>
+          <w:sz w:val="22"/>
+        </w:rPr>
+        <w:t xml:space="preserve">fake photographs. It should also be understood as a problem of fake platform context.</w:t>
       </w:r>
     </w:p>
-    <w:bookmarkEnd w:id="41"/>
-    <w:bookmarkStart w:id="42" w:name="limitations-and-implications"/>
+    <w:bookmarkEnd w:id="42"/>
+    <w:bookmarkStart w:id="43" w:name="possible-explanations"/>
     <w:p>
       <w:pPr>
         <w:pStyle w:val="Heading3"/>
@@ -5312,7 +6151,7 @@
           <w:rFonts w:ascii="Times New Roman" w:hAnsi="Times New Roman" w:eastAsia="Times New Roman" w:cs="Times New Roman"/>
           <w:sz w:val="22"/>
         </w:rPr>
-        <w:t xml:space="preserve">5.4 Limitations and Implications</w:t>
+        <w:t xml:space="preserve">5.3 Possible Explanations</w:t>
       </w:r>
     </w:p>
     <w:p>
@@ -5328,119 +6167,77 @@
           <w:rFonts w:ascii="Times New Roman" w:hAnsi="Times New Roman" w:eastAsia="Times New Roman" w:cs="Times New Roman"/>
           <w:sz w:val="22"/>
         </w:rPr>
-        <w:t xml:space="preserve">Several limitations should be acknowledged. First, the survey used a small convenience sample</w:t>
-      </w:r>
-      <w:r>
-        <w:rPr>
-          <w:rFonts w:ascii="Times New Roman" w:hAnsi="Times New Roman" w:eastAsia="Times New Roman" w:cs="Times New Roman"/>
-          <w:sz w:val="22"/>
-        </w:rPr>
-        <w:t xml:space="preserve"> </w:t>
-      </w:r>
-      <w:r>
-        <w:rPr>
-          <w:rFonts w:ascii="Times New Roman" w:hAnsi="Times New Roman" w:eastAsia="Times New Roman" w:cs="Times New Roman"/>
-          <w:sz w:val="22"/>
-        </w:rPr>
-        <w:t xml:space="preserve">of university-level respondents, so the findings should not be generalized to all social</w:t>
-      </w:r>
-      <w:r>
-        <w:rPr>
-          <w:rFonts w:ascii="Times New Roman" w:hAnsi="Times New Roman" w:eastAsia="Times New Roman" w:cs="Times New Roman"/>
-          <w:sz w:val="22"/>
-        </w:rPr>
-        <w:t xml:space="preserve"> </w:t>
-      </w:r>
-      <w:r>
-        <w:rPr>
-          <w:rFonts w:ascii="Times New Roman" w:hAnsi="Times New Roman" w:eastAsia="Times New Roman" w:cs="Times New Roman"/>
-          <w:sz w:val="22"/>
-        </w:rPr>
-        <w:t xml:space="preserve">media users. Second, the stimulus set contained only 18 images, and differences in topic,</w:t>
-      </w:r>
-      <w:r>
-        <w:rPr>
-          <w:rFonts w:ascii="Times New Roman" w:hAnsi="Times New Roman" w:eastAsia="Times New Roman" w:cs="Times New Roman"/>
-          <w:sz w:val="22"/>
-        </w:rPr>
-        <w:t xml:space="preserve"> </w:t>
-      </w:r>
-      <w:r>
-        <w:rPr>
-          <w:rFonts w:ascii="Times New Roman" w:hAnsi="Times New Roman" w:eastAsia="Times New Roman" w:cs="Times New Roman"/>
-          <w:sz w:val="22"/>
-        </w:rPr>
-        <w:t xml:space="preserve">image quality, platform style, and visual familiarity may have influenced respondents’</w:t>
-      </w:r>
-      <w:r>
-        <w:rPr>
-          <w:rFonts w:ascii="Times New Roman" w:hAnsi="Times New Roman" w:eastAsia="Times New Roman" w:cs="Times New Roman"/>
-          <w:sz w:val="22"/>
-        </w:rPr>
-        <w:t xml:space="preserve"> </w:t>
-      </w:r>
-      <w:r>
-        <w:rPr>
-          <w:rFonts w:ascii="Times New Roman" w:hAnsi="Times New Roman" w:eastAsia="Times New Roman" w:cs="Times New Roman"/>
-          <w:sz w:val="22"/>
-        </w:rPr>
-        <w:t xml:space="preserve">judgements. Third, the original prompts used to generate the AI images were not preserved.</w:t>
-      </w:r>
-      <w:r>
-        <w:rPr>
-          <w:rFonts w:ascii="Times New Roman" w:hAnsi="Times New Roman" w:eastAsia="Times New Roman" w:cs="Times New Roman"/>
-          <w:sz w:val="22"/>
-        </w:rPr>
-        <w:t xml:space="preserve"> </w:t>
-      </w:r>
-      <w:r>
-        <w:rPr>
-          <w:rFonts w:ascii="Times New Roman" w:hAnsi="Times New Roman" w:eastAsia="Times New Roman" w:cs="Times New Roman"/>
-          <w:sz w:val="22"/>
-        </w:rPr>
-        <w:t xml:space="preserve">Any later prompt appendix should therefore be described as reconstructed documentation rather</w:t>
-      </w:r>
-      <w:r>
-        <w:rPr>
-          <w:rFonts w:ascii="Times New Roman" w:hAnsi="Times New Roman" w:eastAsia="Times New Roman" w:cs="Times New Roman"/>
-          <w:sz w:val="22"/>
-        </w:rPr>
-        <w:t xml:space="preserve"> </w:t>
-      </w:r>
-      <w:r>
-        <w:rPr>
-          <w:rFonts w:ascii="Times New Roman" w:hAnsi="Times New Roman" w:eastAsia="Times New Roman" w:cs="Times New Roman"/>
-          <w:sz w:val="22"/>
-        </w:rPr>
-        <w:t xml:space="preserve">than an exact record of the original generation process. Finally, because the study used</w:t>
-      </w:r>
-      <w:r>
-        <w:rPr>
-          <w:rFonts w:ascii="Times New Roman" w:hAnsi="Times New Roman" w:eastAsia="Times New Roman" w:cs="Times New Roman"/>
-          <w:sz w:val="22"/>
-        </w:rPr>
-        <w:t xml:space="preserve"> </w:t>
-      </w:r>
-      <w:r>
-        <w:rPr>
-          <w:rFonts w:ascii="Times New Roman" w:hAnsi="Times New Roman" w:eastAsia="Times New Roman" w:cs="Times New Roman"/>
-          <w:sz w:val="22"/>
-        </w:rPr>
-        <w:t xml:space="preserve">descriptive statistics, it cannot establish causal relationships between image type, trust,</w:t>
-      </w:r>
-      <w:r>
-        <w:rPr>
-          <w:rFonts w:ascii="Times New Roman" w:hAnsi="Times New Roman" w:eastAsia="Times New Roman" w:cs="Times New Roman"/>
-          <w:sz w:val="22"/>
-        </w:rPr>
-        <w:t xml:space="preserve"> </w:t>
-      </w:r>
-      <w:r>
-        <w:rPr>
-          <w:rFonts w:ascii="Times New Roman" w:hAnsi="Times New Roman" w:eastAsia="Times New Roman" w:cs="Times New Roman"/>
-          <w:sz w:val="22"/>
-        </w:rPr>
-        <w:t xml:space="preserve">and source judgement.</w:t>
+        <w:t xml:space="preserve">One possible explanation for the low overall accuracy is that respondents relied heavily on</w:t>
+      </w:r>
+      <w:r>
+        <w:rPr>
+          <w:rFonts w:ascii="Times New Roman" w:hAnsi="Times New Roman" w:eastAsia="Times New Roman" w:cs="Times New Roman"/>
+          <w:sz w:val="22"/>
+        </w:rPr>
+        <w:t xml:space="preserve"> </w:t>
+      </w:r>
+      <w:r>
+        <w:rPr>
+          <w:rFonts w:ascii="Times New Roman" w:hAnsi="Times New Roman" w:eastAsia="Times New Roman" w:cs="Times New Roman"/>
+          <w:sz w:val="22"/>
+        </w:rPr>
+        <w:t xml:space="preserve">surface visual cues. Some real food photographs and portraits looked polished, staged, or</w:t>
+      </w:r>
+      <w:r>
+        <w:rPr>
+          <w:rFonts w:ascii="Times New Roman" w:hAnsi="Times New Roman" w:eastAsia="Times New Roman" w:cs="Times New Roman"/>
+          <w:sz w:val="22"/>
+        </w:rPr>
+        <w:t xml:space="preserve"> </w:t>
+      </w:r>
+      <w:r>
+        <w:rPr>
+          <w:rFonts w:ascii="Times New Roman" w:hAnsi="Times New Roman" w:eastAsia="Times New Roman" w:cs="Times New Roman"/>
+          <w:sz w:val="22"/>
+        </w:rPr>
+        <w:t xml:space="preserve">digitally processed. Respondents may therefore have classified them as AI-generated. This</w:t>
+      </w:r>
+      <w:r>
+        <w:rPr>
+          <w:rFonts w:ascii="Times New Roman" w:hAnsi="Times New Roman" w:eastAsia="Times New Roman" w:cs="Times New Roman"/>
+          <w:sz w:val="22"/>
+        </w:rPr>
+        <w:t xml:space="preserve"> </w:t>
+      </w:r>
+      <w:r>
+        <w:rPr>
+          <w:rFonts w:ascii="Times New Roman" w:hAnsi="Times New Roman" w:eastAsia="Times New Roman" w:cs="Times New Roman"/>
+          <w:sz w:val="22"/>
+        </w:rPr>
+        <w:t xml:space="preserve">helps explain why real images had lower accuracy than AI-generated images. The increasing</w:t>
+      </w:r>
+      <w:r>
+        <w:rPr>
+          <w:rFonts w:ascii="Times New Roman" w:hAnsi="Times New Roman" w:eastAsia="Times New Roman" w:cs="Times New Roman"/>
+          <w:sz w:val="22"/>
+        </w:rPr>
+        <w:t xml:space="preserve"> </w:t>
+      </w:r>
+      <w:r>
+        <w:rPr>
+          <w:rFonts w:ascii="Times New Roman" w:hAnsi="Times New Roman" w:eastAsia="Times New Roman" w:cs="Times New Roman"/>
+          <w:sz w:val="22"/>
+        </w:rPr>
+        <w:t xml:space="preserve">presence of synthetic images may lead users not only to believe some false images but also to</w:t>
+      </w:r>
+      <w:r>
+        <w:rPr>
+          <w:rFonts w:ascii="Times New Roman" w:hAnsi="Times New Roman" w:eastAsia="Times New Roman" w:cs="Times New Roman"/>
+          <w:sz w:val="22"/>
+        </w:rPr>
+        <w:t xml:space="preserve"> </w:t>
+      </w:r>
+      <w:r>
+        <w:rPr>
+          <w:rFonts w:ascii="Times New Roman" w:hAnsi="Times New Roman" w:eastAsia="Times New Roman" w:cs="Times New Roman"/>
+          <w:sz w:val="22"/>
+        </w:rPr>
+        <w:t xml:space="preserve">doubt real ones.</w:t>
       </w:r>
     </w:p>
     <w:p>
@@ -5456,99 +6253,228 @@
           <w:rFonts w:ascii="Times New Roman" w:hAnsi="Times New Roman" w:eastAsia="Times New Roman" w:cs="Times New Roman"/>
           <w:sz w:val="22"/>
         </w:rPr>
-        <w:t xml:space="preserve">Despite these limitations, the findings have practical implications. Platforms and educators</w:t>
-      </w:r>
-      <w:r>
-        <w:rPr>
-          <w:rFonts w:ascii="Times New Roman" w:hAnsi="Times New Roman" w:eastAsia="Times New Roman" w:cs="Times New Roman"/>
-          <w:sz w:val="22"/>
-        </w:rPr>
-        <w:t xml:space="preserve"> </w:t>
-      </w:r>
-      <w:r>
-        <w:rPr>
-          <w:rFonts w:ascii="Times New Roman" w:hAnsi="Times New Roman" w:eastAsia="Times New Roman" w:cs="Times New Roman"/>
-          <w:sz w:val="22"/>
-        </w:rPr>
-        <w:t xml:space="preserve">should not assume that users can reliably identify AI-generated images through visual</w:t>
-      </w:r>
-      <w:r>
-        <w:rPr>
-          <w:rFonts w:ascii="Times New Roman" w:hAnsi="Times New Roman" w:eastAsia="Times New Roman" w:cs="Times New Roman"/>
-          <w:sz w:val="22"/>
-        </w:rPr>
-        <w:t xml:space="preserve"> </w:t>
-      </w:r>
-      <w:r>
-        <w:rPr>
-          <w:rFonts w:ascii="Times New Roman" w:hAnsi="Times New Roman" w:eastAsia="Times New Roman" w:cs="Times New Roman"/>
-          <w:sz w:val="22"/>
-        </w:rPr>
-        <w:t xml:space="preserve">inspection alone. Media literacy education should teach users to verify sources and contexts,</w:t>
-      </w:r>
-      <w:r>
-        <w:rPr>
-          <w:rFonts w:ascii="Times New Roman" w:hAnsi="Times New Roman" w:eastAsia="Times New Roman" w:cs="Times New Roman"/>
-          <w:sz w:val="22"/>
-        </w:rPr>
-        <w:t xml:space="preserve"> </w:t>
-      </w:r>
-      <w:r>
-        <w:rPr>
-          <w:rFonts w:ascii="Times New Roman" w:hAnsi="Times New Roman" w:eastAsia="Times New Roman" w:cs="Times New Roman"/>
-          <w:sz w:val="22"/>
-        </w:rPr>
-        <w:t xml:space="preserve">not merely to search for visual flaws. Platform labels, content provenance systems, and</w:t>
-      </w:r>
-      <w:r>
-        <w:rPr>
-          <w:rFonts w:ascii="Times New Roman" w:hAnsi="Times New Roman" w:eastAsia="Times New Roman" w:cs="Times New Roman"/>
-          <w:sz w:val="22"/>
-        </w:rPr>
-        <w:t xml:space="preserve"> </w:t>
-      </w:r>
-      <w:r>
-        <w:rPr>
-          <w:rFonts w:ascii="Times New Roman" w:hAnsi="Times New Roman" w:eastAsia="Times New Roman" w:cs="Times New Roman"/>
-          <w:sz w:val="22"/>
-        </w:rPr>
-        <w:t xml:space="preserve">watermarking may also help, but they should be treated as part of a broader response rather</w:t>
-      </w:r>
-      <w:r>
-        <w:rPr>
-          <w:rFonts w:ascii="Times New Roman" w:hAnsi="Times New Roman" w:eastAsia="Times New Roman" w:cs="Times New Roman"/>
-          <w:sz w:val="22"/>
-        </w:rPr>
-        <w:t xml:space="preserve"> </w:t>
-      </w:r>
-      <w:r>
-        <w:rPr>
-          <w:rFonts w:ascii="Times New Roman" w:hAnsi="Times New Roman" w:eastAsia="Times New Roman" w:cs="Times New Roman"/>
-          <w:sz w:val="22"/>
-        </w:rPr>
-        <w:t xml:space="preserve">than as a complete solution. As images move across platforms, are compressed, edited, or</w:t>
-      </w:r>
-      <w:r>
-        <w:rPr>
-          <w:rFonts w:ascii="Times New Roman" w:hAnsi="Times New Roman" w:eastAsia="Times New Roman" w:cs="Times New Roman"/>
-          <w:sz w:val="22"/>
-        </w:rPr>
-        <w:t xml:space="preserve"> </w:t>
-      </w:r>
-      <w:r>
-        <w:rPr>
-          <w:rFonts w:ascii="Times New Roman" w:hAnsi="Times New Roman" w:eastAsia="Times New Roman" w:cs="Times New Roman"/>
-          <w:sz w:val="22"/>
-        </w:rPr>
-        <w:t xml:space="preserve">screenshotted, the reliability of provenance signals may vary.</w:t>
+        <w:t xml:space="preserve">A second explanation is related to the survey materials. The images were selected</w:t>
+      </w:r>
+      <w:r>
+        <w:rPr>
+          <w:rFonts w:ascii="Times New Roman" w:hAnsi="Times New Roman" w:eastAsia="Times New Roman" w:cs="Times New Roman"/>
+          <w:sz w:val="22"/>
+        </w:rPr>
+        <w:t xml:space="preserve"> </w:t>
+      </w:r>
+      <w:r>
+        <w:rPr>
+          <w:rFonts w:ascii="Times New Roman" w:hAnsi="Times New Roman" w:eastAsia="Times New Roman" w:cs="Times New Roman"/>
+          <w:sz w:val="22"/>
+        </w:rPr>
+        <w:t xml:space="preserve">purposively, not randomly. The set was designed to compare responses across selected visual</w:t>
+      </w:r>
+      <w:r>
+        <w:rPr>
+          <w:rFonts w:ascii="Times New Roman" w:hAnsi="Times New Roman" w:eastAsia="Times New Roman" w:cs="Times New Roman"/>
+          <w:sz w:val="22"/>
+        </w:rPr>
+        <w:t xml:space="preserve"> </w:t>
+      </w:r>
+      <w:r>
+        <w:rPr>
+          <w:rFonts w:ascii="Times New Roman" w:hAnsi="Times New Roman" w:eastAsia="Times New Roman" w:cs="Times New Roman"/>
+          <w:sz w:val="22"/>
+        </w:rPr>
+        <w:t xml:space="preserve">categories, including ordinary photographs and screenshot-like images. This design made it</w:t>
+      </w:r>
+      <w:r>
+        <w:rPr>
+          <w:rFonts w:ascii="Times New Roman" w:hAnsi="Times New Roman" w:eastAsia="Times New Roman" w:cs="Times New Roman"/>
+          <w:sz w:val="22"/>
+        </w:rPr>
+        <w:t xml:space="preserve"> </w:t>
+      </w:r>
+      <w:r>
+        <w:rPr>
+          <w:rFonts w:ascii="Times New Roman" w:hAnsi="Times New Roman" w:eastAsia="Times New Roman" w:cs="Times New Roman"/>
+          <w:sz w:val="22"/>
+        </w:rPr>
+        <w:t xml:space="preserve">possible to compare category-level patterns, but it also limits generalization. The results</w:t>
+      </w:r>
+      <w:r>
+        <w:rPr>
+          <w:rFonts w:ascii="Times New Roman" w:hAnsi="Times New Roman" w:eastAsia="Times New Roman" w:cs="Times New Roman"/>
+          <w:sz w:val="22"/>
+        </w:rPr>
+        <w:t xml:space="preserve"> </w:t>
+      </w:r>
+      <w:r>
+        <w:rPr>
+          <w:rFonts w:ascii="Times New Roman" w:hAnsi="Times New Roman" w:eastAsia="Times New Roman" w:cs="Times New Roman"/>
+          <w:sz w:val="22"/>
+        </w:rPr>
+        <w:t xml:space="preserve">should therefore be treated as descriptive evidence from a small exploratory survey.</w:t>
       </w:r>
     </w:p>
-    <w:bookmarkEnd w:id="42"/>
-    <w:bookmarkEnd w:id="43"/>
-    <w:bookmarkStart w:id="44" w:name="conclusion"/>
     <w:p>
       <w:pPr>
-        <w:pStyle w:val="Heading2"/>
+        <w:pStyle w:val="BodyText"/>
+        <w:keepNext w:val="0"/>
+        <w:keepLines w:val="0"/>
+        <w:spacing w:line="480" w:lineRule="auto" w:before="0" w:after="0"/>
+        <w:ind w:firstLine="720" w:left="0"/>
+      </w:pPr>
+      <w:r>
+        <w:rPr>
+          <w:rFonts w:ascii="Times New Roman" w:hAnsi="Times New Roman" w:eastAsia="Times New Roman" w:cs="Times New Roman"/>
+          <w:sz w:val="22"/>
+        </w:rPr>
+        <w:t xml:space="preserve">A third explanation concerns material creation route. In the AI-first matched-real route, the</w:t>
+      </w:r>
+      <w:r>
+        <w:rPr>
+          <w:rFonts w:ascii="Times New Roman" w:hAnsi="Times New Roman" w:eastAsia="Times New Roman" w:cs="Times New Roman"/>
+          <w:sz w:val="22"/>
+        </w:rPr>
+        <w:t xml:space="preserve"> </w:t>
+      </w:r>
+      <w:r>
+        <w:rPr>
+          <w:rFonts w:ascii="Times New Roman" w:hAnsi="Times New Roman" w:eastAsia="Times New Roman" w:cs="Times New Roman"/>
+          <w:sz w:val="22"/>
+        </w:rPr>
+        <w:t xml:space="preserve">AI images may have retained more visible synthetic features, which could explain why they were</w:t>
+      </w:r>
+      <w:r>
+        <w:rPr>
+          <w:rFonts w:ascii="Times New Roman" w:hAnsi="Times New Roman" w:eastAsia="Times New Roman" w:cs="Times New Roman"/>
+          <w:sz w:val="22"/>
+        </w:rPr>
+        <w:t xml:space="preserve"> </w:t>
+      </w:r>
+      <w:r>
+        <w:rPr>
+          <w:rFonts w:ascii="Times New Roman" w:hAnsi="Times New Roman" w:eastAsia="Times New Roman" w:cs="Times New Roman"/>
+          <w:sz w:val="22"/>
+        </w:rPr>
+        <w:t xml:space="preserve">identified more accurately. In the real-to-AI modification route, however, the AI image was</w:t>
+      </w:r>
+      <w:r>
+        <w:rPr>
+          <w:rFonts w:ascii="Times New Roman" w:hAnsi="Times New Roman" w:eastAsia="Times New Roman" w:cs="Times New Roman"/>
+          <w:sz w:val="22"/>
+        </w:rPr>
+        <w:t xml:space="preserve"> </w:t>
+      </w:r>
+      <w:r>
+        <w:rPr>
+          <w:rFonts w:ascii="Times New Roman" w:hAnsi="Times New Roman" w:eastAsia="Times New Roman" w:cs="Times New Roman"/>
+          <w:sz w:val="22"/>
+        </w:rPr>
+        <w:t xml:space="preserve">based on a real reference. This may have preserved natural composition, lighting, or platform</w:t>
+      </w:r>
+      <w:r>
+        <w:rPr>
+          <w:rFonts w:ascii="Times New Roman" w:hAnsi="Times New Roman" w:eastAsia="Times New Roman" w:cs="Times New Roman"/>
+          <w:sz w:val="22"/>
+        </w:rPr>
+        <w:t xml:space="preserve"> </w:t>
+      </w:r>
+      <w:r>
+        <w:rPr>
+          <w:rFonts w:ascii="Times New Roman" w:hAnsi="Times New Roman" w:eastAsia="Times New Roman" w:cs="Times New Roman"/>
+          <w:sz w:val="22"/>
+        </w:rPr>
+        <w:t xml:space="preserve">layout, making the AI-modified image more believable. This interpretation remains tentative</w:t>
+      </w:r>
+      <w:r>
+        <w:rPr>
+          <w:rFonts w:ascii="Times New Roman" w:hAnsi="Times New Roman" w:eastAsia="Times New Roman" w:cs="Times New Roman"/>
+          <w:sz w:val="22"/>
+        </w:rPr>
+        <w:t xml:space="preserve"> </w:t>
+      </w:r>
+      <w:r>
+        <w:rPr>
+          <w:rFonts w:ascii="Times New Roman" w:hAnsi="Times New Roman" w:eastAsia="Times New Roman" w:cs="Times New Roman"/>
+          <w:sz w:val="22"/>
+        </w:rPr>
+        <w:t xml:space="preserve">because the route variable was not experimentally controlled.</w:t>
+      </w:r>
+    </w:p>
+    <w:p>
+      <w:pPr>
+        <w:pStyle w:val="BodyText"/>
+        <w:keepNext w:val="0"/>
+        <w:keepLines w:val="0"/>
+        <w:spacing w:line="480" w:lineRule="auto" w:before="0" w:after="0"/>
+        <w:ind w:firstLine="720" w:left="0"/>
+      </w:pPr>
+      <w:r>
+        <w:rPr>
+          <w:rFonts w:ascii="Times New Roman" w:hAnsi="Times New Roman" w:eastAsia="Times New Roman" w:cs="Times New Roman"/>
+          <w:sz w:val="22"/>
+        </w:rPr>
+        <w:t xml:space="preserve">A fourth explanation concerns visual context. Screenshot-like materials contain contextual</w:t>
+      </w:r>
+      <w:r>
+        <w:rPr>
+          <w:rFonts w:ascii="Times New Roman" w:hAnsi="Times New Roman" w:eastAsia="Times New Roman" w:cs="Times New Roman"/>
+          <w:sz w:val="22"/>
+        </w:rPr>
+        <w:t xml:space="preserve"> </w:t>
+      </w:r>
+      <w:r>
+        <w:rPr>
+          <w:rFonts w:ascii="Times New Roman" w:hAnsi="Times New Roman" w:eastAsia="Times New Roman" w:cs="Times New Roman"/>
+          <w:sz w:val="22"/>
+        </w:rPr>
+        <w:t xml:space="preserve">cues, such as usernames, comments, platform layout, product labels, prices, or livestream</w:t>
+      </w:r>
+      <w:r>
+        <w:rPr>
+          <w:rFonts w:ascii="Times New Roman" w:hAnsi="Times New Roman" w:eastAsia="Times New Roman" w:cs="Times New Roman"/>
+          <w:sz w:val="22"/>
+        </w:rPr>
+        <w:t xml:space="preserve"> </w:t>
+      </w:r>
+      <w:r>
+        <w:rPr>
+          <w:rFonts w:ascii="Times New Roman" w:hAnsi="Times New Roman" w:eastAsia="Times New Roman" w:cs="Times New Roman"/>
+          <w:sz w:val="22"/>
+        </w:rPr>
+        <w:t xml:space="preserve">interfaces. These cues can make an image feel less like a standalone picture and more like a</w:t>
+      </w:r>
+      <w:r>
+        <w:rPr>
+          <w:rFonts w:ascii="Times New Roman" w:hAnsi="Times New Roman" w:eastAsia="Times New Roman" w:cs="Times New Roman"/>
+          <w:sz w:val="22"/>
+        </w:rPr>
+        <w:t xml:space="preserve"> </w:t>
+      </w:r>
+      <w:r>
+        <w:rPr>
+          <w:rFonts w:ascii="Times New Roman" w:hAnsi="Times New Roman" w:eastAsia="Times New Roman" w:cs="Times New Roman"/>
+          <w:sz w:val="22"/>
+        </w:rPr>
+        <w:t xml:space="preserve">record of an online event. Even when viewers are uncertain about the source of an image, such</w:t>
+      </w:r>
+      <w:r>
+        <w:rPr>
+          <w:rFonts w:ascii="Times New Roman" w:hAnsi="Times New Roman" w:eastAsia="Times New Roman" w:cs="Times New Roman"/>
+          <w:sz w:val="22"/>
+        </w:rPr>
+        <w:t xml:space="preserve"> </w:t>
+      </w:r>
+      <w:r>
+        <w:rPr>
+          <w:rFonts w:ascii="Times New Roman" w:hAnsi="Times New Roman" w:eastAsia="Times New Roman" w:cs="Times New Roman"/>
+          <w:sz w:val="22"/>
+        </w:rPr>
+        <w:t xml:space="preserve">contextual cues may increase the image’s perceived credibility.</w:t>
+      </w:r>
+    </w:p>
+    <w:bookmarkEnd w:id="43"/>
+    <w:bookmarkStart w:id="44" w:name="limitations-and-implications"/>
+    <w:p>
+      <w:pPr>
+        <w:pStyle w:val="Heading3"/>
         <w:keepNext w:val="0"/>
         <w:keepLines w:val="0"/>
         <w:spacing w:line="480" w:lineRule="auto" w:before="0" w:after="0"/>
@@ -5558,7 +6484,7 @@
           <w:rFonts w:ascii="Times New Roman" w:hAnsi="Times New Roman" w:eastAsia="Times New Roman" w:cs="Times New Roman"/>
           <w:sz w:val="22"/>
         </w:rPr>
-        <w:t xml:space="preserve">6. Conclusion</w:t>
+        <w:t xml:space="preserve">5.4 Limitations and Implications</w:t>
       </w:r>
     </w:p>
     <w:p>
@@ -5574,77 +6500,147 @@
           <w:rFonts w:ascii="Times New Roman" w:hAnsi="Times New Roman" w:eastAsia="Times New Roman" w:cs="Times New Roman"/>
           <w:sz w:val="22"/>
         </w:rPr>
-        <w:t xml:space="preserve">This paper examined AI-generated visual content, source judgement, and media trust through a</w:t>
-      </w:r>
-      <w:r>
-        <w:rPr>
-          <w:rFonts w:ascii="Times New Roman" w:hAnsi="Times New Roman" w:eastAsia="Times New Roman" w:cs="Times New Roman"/>
-          <w:sz w:val="22"/>
-        </w:rPr>
-        <w:t xml:space="preserve"> </w:t>
-      </w:r>
-      <w:r>
-        <w:rPr>
-          <w:rFonts w:ascii="Times New Roman" w:hAnsi="Times New Roman" w:eastAsia="Times New Roman" w:cs="Times New Roman"/>
-          <w:sz w:val="22"/>
-        </w:rPr>
-        <w:t xml:space="preserve">combination of previous research and a small-scale local survey. The survey results suggest</w:t>
-      </w:r>
-      <w:r>
-        <w:rPr>
-          <w:rFonts w:ascii="Times New Roman" w:hAnsi="Times New Roman" w:eastAsia="Times New Roman" w:cs="Times New Roman"/>
-          <w:sz w:val="22"/>
-        </w:rPr>
-        <w:t xml:space="preserve"> </w:t>
-      </w:r>
-      <w:r>
-        <w:rPr>
-          <w:rFonts w:ascii="Times New Roman" w:hAnsi="Times New Roman" w:eastAsia="Times New Roman" w:cs="Times New Roman"/>
-          <w:sz w:val="22"/>
-        </w:rPr>
-        <w:t xml:space="preserve">that university-level respondents did not reliably distinguish AI-generated images from real</w:t>
-      </w:r>
-      <w:r>
-        <w:rPr>
-          <w:rFonts w:ascii="Times New Roman" w:hAnsi="Times New Roman" w:eastAsia="Times New Roman" w:cs="Times New Roman"/>
-          <w:sz w:val="22"/>
-        </w:rPr>
-        <w:t xml:space="preserve"> </w:t>
-      </w:r>
-      <w:r>
-        <w:rPr>
-          <w:rFonts w:ascii="Times New Roman" w:hAnsi="Times New Roman" w:eastAsia="Times New Roman" w:cs="Times New Roman"/>
-          <w:sz w:val="22"/>
-        </w:rPr>
-        <w:t xml:space="preserve">images. The overall accuracy rate was 47.4%, and real images were misclassified more often</w:t>
-      </w:r>
-      <w:r>
-        <w:rPr>
-          <w:rFonts w:ascii="Times New Roman" w:hAnsi="Times New Roman" w:eastAsia="Times New Roman" w:cs="Times New Roman"/>
-          <w:sz w:val="22"/>
-        </w:rPr>
-        <w:t xml:space="preserve"> </w:t>
-      </w:r>
-      <w:r>
-        <w:rPr>
-          <w:rFonts w:ascii="Times New Roman" w:hAnsi="Times New Roman" w:eastAsia="Times New Roman" w:cs="Times New Roman"/>
-          <w:sz w:val="22"/>
-        </w:rPr>
-        <w:t xml:space="preserve">than AI-generated images. Trust ratings were also moderate, with only a small difference</w:t>
-      </w:r>
-      <w:r>
-        <w:rPr>
-          <w:rFonts w:ascii="Times New Roman" w:hAnsi="Times New Roman" w:eastAsia="Times New Roman" w:cs="Times New Roman"/>
-          <w:sz w:val="22"/>
-        </w:rPr>
-        <w:t xml:space="preserve"> </w:t>
-      </w:r>
-      <w:r>
-        <w:rPr>
-          <w:rFonts w:ascii="Times New Roman" w:hAnsi="Times New Roman" w:eastAsia="Times New Roman" w:cs="Times New Roman"/>
-          <w:sz w:val="22"/>
-        </w:rPr>
-        <w:t xml:space="preserve">between real and AI-generated images.</w:t>
+        <w:t xml:space="preserve">Several limitations should be acknowledged. First, the survey used a small convenience sample</w:t>
+      </w:r>
+      <w:r>
+        <w:rPr>
+          <w:rFonts w:ascii="Times New Roman" w:hAnsi="Times New Roman" w:eastAsia="Times New Roman" w:cs="Times New Roman"/>
+          <w:sz w:val="22"/>
+        </w:rPr>
+        <w:t xml:space="preserve"> </w:t>
+      </w:r>
+      <w:r>
+        <w:rPr>
+          <w:rFonts w:ascii="Times New Roman" w:hAnsi="Times New Roman" w:eastAsia="Times New Roman" w:cs="Times New Roman"/>
+          <w:sz w:val="22"/>
+        </w:rPr>
+        <w:t xml:space="preserve">of university-level respondents, so the findings should not be generalized to all social</w:t>
+      </w:r>
+      <w:r>
+        <w:rPr>
+          <w:rFonts w:ascii="Times New Roman" w:hAnsi="Times New Roman" w:eastAsia="Times New Roman" w:cs="Times New Roman"/>
+          <w:sz w:val="22"/>
+        </w:rPr>
+        <w:t xml:space="preserve"> </w:t>
+      </w:r>
+      <w:r>
+        <w:rPr>
+          <w:rFonts w:ascii="Times New Roman" w:hAnsi="Times New Roman" w:eastAsia="Times New Roman" w:cs="Times New Roman"/>
+          <w:sz w:val="22"/>
+        </w:rPr>
+        <w:t xml:space="preserve">media users. Second, the stimulus set contained only 18 images, and differences in topic,</w:t>
+      </w:r>
+      <w:r>
+        <w:rPr>
+          <w:rFonts w:ascii="Times New Roman" w:hAnsi="Times New Roman" w:eastAsia="Times New Roman" w:cs="Times New Roman"/>
+          <w:sz w:val="22"/>
+        </w:rPr>
+        <w:t xml:space="preserve"> </w:t>
+      </w:r>
+      <w:r>
+        <w:rPr>
+          <w:rFonts w:ascii="Times New Roman" w:hAnsi="Times New Roman" w:eastAsia="Times New Roman" w:cs="Times New Roman"/>
+          <w:sz w:val="22"/>
+        </w:rPr>
+        <w:t xml:space="preserve">image quality, platform style, and visual familiarity may have influenced respondents’</w:t>
+      </w:r>
+      <w:r>
+        <w:rPr>
+          <w:rFonts w:ascii="Times New Roman" w:hAnsi="Times New Roman" w:eastAsia="Times New Roman" w:cs="Times New Roman"/>
+          <w:sz w:val="22"/>
+        </w:rPr>
+        <w:t xml:space="preserve"> </w:t>
+      </w:r>
+      <w:r>
+        <w:rPr>
+          <w:rFonts w:ascii="Times New Roman" w:hAnsi="Times New Roman" w:eastAsia="Times New Roman" w:cs="Times New Roman"/>
+          <w:sz w:val="22"/>
+        </w:rPr>
+        <w:t xml:space="preserve">judgements. Third, the two material creation routes were not randomly assigned or evenly</w:t>
+      </w:r>
+      <w:r>
+        <w:rPr>
+          <w:rFonts w:ascii="Times New Roman" w:hAnsi="Times New Roman" w:eastAsia="Times New Roman" w:cs="Times New Roman"/>
+          <w:sz w:val="22"/>
+        </w:rPr>
+        <w:t xml:space="preserve"> </w:t>
+      </w:r>
+      <w:r>
+        <w:rPr>
+          <w:rFonts w:ascii="Times New Roman" w:hAnsi="Times New Roman" w:eastAsia="Times New Roman" w:cs="Times New Roman"/>
+          <w:sz w:val="22"/>
+        </w:rPr>
+        <w:t xml:space="preserve">distributed across all categories, so the route analysis should be interpreted as exploratory.</w:t>
+      </w:r>
+      <w:r>
+        <w:rPr>
+          <w:rFonts w:ascii="Times New Roman" w:hAnsi="Times New Roman" w:eastAsia="Times New Roman" w:cs="Times New Roman"/>
+          <w:sz w:val="22"/>
+        </w:rPr>
+        <w:t xml:space="preserve"> </w:t>
+      </w:r>
+      <w:r>
+        <w:rPr>
+          <w:rFonts w:ascii="Times New Roman" w:hAnsi="Times New Roman" w:eastAsia="Times New Roman" w:cs="Times New Roman"/>
+          <w:sz w:val="22"/>
+        </w:rPr>
+        <w:t xml:space="preserve">Fourth, the original prompts used to generate the AI images were not fully preserved. The</w:t>
+      </w:r>
+      <w:r>
+        <w:rPr>
+          <w:rFonts w:ascii="Times New Roman" w:hAnsi="Times New Roman" w:eastAsia="Times New Roman" w:cs="Times New Roman"/>
+          <w:sz w:val="22"/>
+        </w:rPr>
+        <w:t xml:space="preserve"> </w:t>
+      </w:r>
+      <w:r>
+        <w:rPr>
+          <w:rFonts w:ascii="Times New Roman" w:hAnsi="Times New Roman" w:eastAsia="Times New Roman" w:cs="Times New Roman"/>
+          <w:sz w:val="22"/>
+        </w:rPr>
+        <w:t xml:space="preserve">prompt appendix therefore provides reconstructed documentation rather than an exact record of</w:t>
+      </w:r>
+      <w:r>
+        <w:rPr>
+          <w:rFonts w:ascii="Times New Roman" w:hAnsi="Times New Roman" w:eastAsia="Times New Roman" w:cs="Times New Roman"/>
+          <w:sz w:val="22"/>
+        </w:rPr>
+        <w:t xml:space="preserve"> </w:t>
+      </w:r>
+      <w:r>
+        <w:rPr>
+          <w:rFonts w:ascii="Times New Roman" w:hAnsi="Times New Roman" w:eastAsia="Times New Roman" w:cs="Times New Roman"/>
+          <w:sz w:val="22"/>
+        </w:rPr>
+        <w:t xml:space="preserve">the original generation process. Finally, because the study used descriptive statistics, it</w:t>
+      </w:r>
+      <w:r>
+        <w:rPr>
+          <w:rFonts w:ascii="Times New Roman" w:hAnsi="Times New Roman" w:eastAsia="Times New Roman" w:cs="Times New Roman"/>
+          <w:sz w:val="22"/>
+        </w:rPr>
+        <w:t xml:space="preserve"> </w:t>
+      </w:r>
+      <w:r>
+        <w:rPr>
+          <w:rFonts w:ascii="Times New Roman" w:hAnsi="Times New Roman" w:eastAsia="Times New Roman" w:cs="Times New Roman"/>
+          <w:sz w:val="22"/>
+        </w:rPr>
+        <w:t xml:space="preserve">cannot establish causal relationships between image type, trust, production route, and source</w:t>
+      </w:r>
+      <w:r>
+        <w:rPr>
+          <w:rFonts w:ascii="Times New Roman" w:hAnsi="Times New Roman" w:eastAsia="Times New Roman" w:cs="Times New Roman"/>
+          <w:sz w:val="22"/>
+        </w:rPr>
+        <w:t xml:space="preserve"> </w:t>
+      </w:r>
+      <w:r>
+        <w:rPr>
+          <w:rFonts w:ascii="Times New Roman" w:hAnsi="Times New Roman" w:eastAsia="Times New Roman" w:cs="Times New Roman"/>
+          <w:sz w:val="22"/>
+        </w:rPr>
+        <w:t xml:space="preserve">judgement.</w:t>
       </w:r>
     </w:p>
     <w:p>
@@ -5660,95 +6656,341 @@
           <w:rFonts w:ascii="Times New Roman" w:hAnsi="Times New Roman" w:eastAsia="Times New Roman" w:cs="Times New Roman"/>
           <w:sz w:val="22"/>
         </w:rPr>
-        <w:t xml:space="preserve">The main implication is that the social risk of AI-generated visual content is broader than</w:t>
-      </w:r>
-      <w:r>
-        <w:rPr>
-          <w:rFonts w:ascii="Times New Roman" w:hAnsi="Times New Roman" w:eastAsia="Times New Roman" w:cs="Times New Roman"/>
-          <w:sz w:val="22"/>
-        </w:rPr>
-        <w:t xml:space="preserve"> </w:t>
-      </w:r>
-      <w:r>
-        <w:rPr>
-          <w:rFonts w:ascii="Times New Roman" w:hAnsi="Times New Roman" w:eastAsia="Times New Roman" w:cs="Times New Roman"/>
-          <w:sz w:val="22"/>
-        </w:rPr>
-        <w:t xml:space="preserve">the production of false images. As synthetic images become more realistic, real visual</w:t>
-      </w:r>
-      <w:r>
-        <w:rPr>
-          <w:rFonts w:ascii="Times New Roman" w:hAnsi="Times New Roman" w:eastAsia="Times New Roman" w:cs="Times New Roman"/>
-          <w:sz w:val="22"/>
-        </w:rPr>
-        <w:t xml:space="preserve"> </w:t>
-      </w:r>
-      <w:r>
-        <w:rPr>
-          <w:rFonts w:ascii="Times New Roman" w:hAnsi="Times New Roman" w:eastAsia="Times New Roman" w:cs="Times New Roman"/>
-          <w:sz w:val="22"/>
-        </w:rPr>
-        <w:t xml:space="preserve">evidence may also become easier to doubt. This is especially important for screenshot-like</w:t>
-      </w:r>
-      <w:r>
-        <w:rPr>
-          <w:rFonts w:ascii="Times New Roman" w:hAnsi="Times New Roman" w:eastAsia="Times New Roman" w:cs="Times New Roman"/>
-          <w:sz w:val="22"/>
-        </w:rPr>
-        <w:t xml:space="preserve"> </w:t>
-      </w:r>
-      <w:r>
-        <w:rPr>
-          <w:rFonts w:ascii="Times New Roman" w:hAnsi="Times New Roman" w:eastAsia="Times New Roman" w:cs="Times New Roman"/>
-          <w:sz w:val="22"/>
-        </w:rPr>
-        <w:t xml:space="preserve">materials, which often carry platform cues that make them appear socially credible. Ordinary</w:t>
-      </w:r>
-      <w:r>
-        <w:rPr>
-          <w:rFonts w:ascii="Times New Roman" w:hAnsi="Times New Roman" w:eastAsia="Times New Roman" w:cs="Times New Roman"/>
-          <w:sz w:val="22"/>
-        </w:rPr>
-        <w:t xml:space="preserve"> </w:t>
-      </w:r>
-      <w:r>
-        <w:rPr>
-          <w:rFonts w:ascii="Times New Roman" w:hAnsi="Times New Roman" w:eastAsia="Times New Roman" w:cs="Times New Roman"/>
-          <w:sz w:val="22"/>
-        </w:rPr>
-        <w:t xml:space="preserve">visual judgement is therefore insufficient for evaluating online images. A more effective</w:t>
-      </w:r>
-      <w:r>
-        <w:rPr>
-          <w:rFonts w:ascii="Times New Roman" w:hAnsi="Times New Roman" w:eastAsia="Times New Roman" w:cs="Times New Roman"/>
-          <w:sz w:val="22"/>
-        </w:rPr>
-        <w:t xml:space="preserve"> </w:t>
-      </w:r>
-      <w:r>
-        <w:rPr>
-          <w:rFonts w:ascii="Times New Roman" w:hAnsi="Times New Roman" w:eastAsia="Times New Roman" w:cs="Times New Roman"/>
-          <w:sz w:val="22"/>
-        </w:rPr>
-        <w:t xml:space="preserve">response requires platform-level labeling, stronger provenance systems, verification habits,</w:t>
-      </w:r>
-      <w:r>
-        <w:rPr>
-          <w:rFonts w:ascii="Times New Roman" w:hAnsi="Times New Roman" w:eastAsia="Times New Roman" w:cs="Times New Roman"/>
-          <w:sz w:val="22"/>
-        </w:rPr>
-        <w:t xml:space="preserve"> </w:t>
-      </w:r>
-      <w:r>
-        <w:rPr>
-          <w:rFonts w:ascii="Times New Roman" w:hAnsi="Times New Roman" w:eastAsia="Times New Roman" w:cs="Times New Roman"/>
-          <w:sz w:val="22"/>
-        </w:rPr>
-        <w:t xml:space="preserve">and media literacy education that addresses both fake images and fake visual contexts.</w:t>
+        <w:t xml:space="preserve">Despite these limitations, the findings have practical implications. Platforms and educators</w:t>
+      </w:r>
+      <w:r>
+        <w:rPr>
+          <w:rFonts w:ascii="Times New Roman" w:hAnsi="Times New Roman" w:eastAsia="Times New Roman" w:cs="Times New Roman"/>
+          <w:sz w:val="22"/>
+        </w:rPr>
+        <w:t xml:space="preserve"> </w:t>
+      </w:r>
+      <w:r>
+        <w:rPr>
+          <w:rFonts w:ascii="Times New Roman" w:hAnsi="Times New Roman" w:eastAsia="Times New Roman" w:cs="Times New Roman"/>
+          <w:sz w:val="22"/>
+        </w:rPr>
+        <w:t xml:space="preserve">should not assume that users can reliably identify AI-generated images through visual</w:t>
+      </w:r>
+      <w:r>
+        <w:rPr>
+          <w:rFonts w:ascii="Times New Roman" w:hAnsi="Times New Roman" w:eastAsia="Times New Roman" w:cs="Times New Roman"/>
+          <w:sz w:val="22"/>
+        </w:rPr>
+        <w:t xml:space="preserve"> </w:t>
+      </w:r>
+      <w:r>
+        <w:rPr>
+          <w:rFonts w:ascii="Times New Roman" w:hAnsi="Times New Roman" w:eastAsia="Times New Roman" w:cs="Times New Roman"/>
+          <w:sz w:val="22"/>
+        </w:rPr>
+        <w:t xml:space="preserve">inspection alone. Media literacy education should teach users to verify sources and contexts,</w:t>
+      </w:r>
+      <w:r>
+        <w:rPr>
+          <w:rFonts w:ascii="Times New Roman" w:hAnsi="Times New Roman" w:eastAsia="Times New Roman" w:cs="Times New Roman"/>
+          <w:sz w:val="22"/>
+        </w:rPr>
+        <w:t xml:space="preserve"> </w:t>
+      </w:r>
+      <w:r>
+        <w:rPr>
+          <w:rFonts w:ascii="Times New Roman" w:hAnsi="Times New Roman" w:eastAsia="Times New Roman" w:cs="Times New Roman"/>
+          <w:sz w:val="22"/>
+        </w:rPr>
+        <w:t xml:space="preserve">not merely to search for visual flaws. Platform labels, content provenance systems, and</w:t>
+      </w:r>
+      <w:r>
+        <w:rPr>
+          <w:rFonts w:ascii="Times New Roman" w:hAnsi="Times New Roman" w:eastAsia="Times New Roman" w:cs="Times New Roman"/>
+          <w:sz w:val="22"/>
+        </w:rPr>
+        <w:t xml:space="preserve"> </w:t>
+      </w:r>
+      <w:r>
+        <w:rPr>
+          <w:rFonts w:ascii="Times New Roman" w:hAnsi="Times New Roman" w:eastAsia="Times New Roman" w:cs="Times New Roman"/>
+          <w:sz w:val="22"/>
+        </w:rPr>
+        <w:t xml:space="preserve">watermarking may also help, but they should be treated as part of a broader response rather</w:t>
+      </w:r>
+      <w:r>
+        <w:rPr>
+          <w:rFonts w:ascii="Times New Roman" w:hAnsi="Times New Roman" w:eastAsia="Times New Roman" w:cs="Times New Roman"/>
+          <w:sz w:val="22"/>
+        </w:rPr>
+        <w:t xml:space="preserve"> </w:t>
+      </w:r>
+      <w:r>
+        <w:rPr>
+          <w:rFonts w:ascii="Times New Roman" w:hAnsi="Times New Roman" w:eastAsia="Times New Roman" w:cs="Times New Roman"/>
+          <w:sz w:val="22"/>
+        </w:rPr>
+        <w:t xml:space="preserve">than as a complete solution. As images move across platforms, are compressed, edited, or</w:t>
+      </w:r>
+      <w:r>
+        <w:rPr>
+          <w:rFonts w:ascii="Times New Roman" w:hAnsi="Times New Roman" w:eastAsia="Times New Roman" w:cs="Times New Roman"/>
+          <w:sz w:val="22"/>
+        </w:rPr>
+        <w:t xml:space="preserve"> </w:t>
+      </w:r>
+      <w:r>
+        <w:rPr>
+          <w:rFonts w:ascii="Times New Roman" w:hAnsi="Times New Roman" w:eastAsia="Times New Roman" w:cs="Times New Roman"/>
+          <w:sz w:val="22"/>
+        </w:rPr>
+        <w:t xml:space="preserve">screenshotted, the reliability of provenance signals may vary.</w:t>
       </w:r>
     </w:p>
     <w:bookmarkEnd w:id="44"/>
-    <w:bookmarkStart w:id="45" w:name="references"/>
+    <w:bookmarkEnd w:id="45"/>
+    <w:bookmarkStart w:id="46" w:name="conclusion"/>
+    <w:p>
+      <w:pPr>
+        <w:pStyle w:val="Heading2"/>
+        <w:keepNext w:val="0"/>
+        <w:keepLines w:val="0"/>
+        <w:spacing w:line="480" w:lineRule="auto" w:before="0" w:after="0"/>
+      </w:pPr>
+      <w:r>
+        <w:rPr>
+          <w:rFonts w:ascii="Times New Roman" w:hAnsi="Times New Roman" w:eastAsia="Times New Roman" w:cs="Times New Roman"/>
+          <w:sz w:val="22"/>
+        </w:rPr>
+        <w:t xml:space="preserve">6. Conclusion</w:t>
+      </w:r>
+    </w:p>
+    <w:p>
+      <w:pPr>
+        <w:pStyle w:val="FirstParagraph"/>
+        <w:keepNext w:val="0"/>
+        <w:keepLines w:val="0"/>
+        <w:spacing w:line="480" w:lineRule="auto" w:before="0" w:after="0"/>
+        <w:ind w:firstLine="720" w:left="0"/>
+      </w:pPr>
+      <w:r>
+        <w:rPr>
+          <w:rFonts w:ascii="Times New Roman" w:hAnsi="Times New Roman" w:eastAsia="Times New Roman" w:cs="Times New Roman"/>
+          <w:sz w:val="22"/>
+        </w:rPr>
+        <w:t xml:space="preserve">This paper examined AI-generated visual content, source judgement, and media trust through a</w:t>
+      </w:r>
+      <w:r>
+        <w:rPr>
+          <w:rFonts w:ascii="Times New Roman" w:hAnsi="Times New Roman" w:eastAsia="Times New Roman" w:cs="Times New Roman"/>
+          <w:sz w:val="22"/>
+        </w:rPr>
+        <w:t xml:space="preserve"> </w:t>
+      </w:r>
+      <w:r>
+        <w:rPr>
+          <w:rFonts w:ascii="Times New Roman" w:hAnsi="Times New Roman" w:eastAsia="Times New Roman" w:cs="Times New Roman"/>
+          <w:sz w:val="22"/>
+        </w:rPr>
+        <w:t xml:space="preserve">combination of previous research and a small-scale local survey. The survey results suggest</w:t>
+      </w:r>
+      <w:r>
+        <w:rPr>
+          <w:rFonts w:ascii="Times New Roman" w:hAnsi="Times New Roman" w:eastAsia="Times New Roman" w:cs="Times New Roman"/>
+          <w:sz w:val="22"/>
+        </w:rPr>
+        <w:t xml:space="preserve"> </w:t>
+      </w:r>
+      <w:r>
+        <w:rPr>
+          <w:rFonts w:ascii="Times New Roman" w:hAnsi="Times New Roman" w:eastAsia="Times New Roman" w:cs="Times New Roman"/>
+          <w:sz w:val="22"/>
+        </w:rPr>
+        <w:t xml:space="preserve">that university-level respondents did not reliably distinguish AI-generated images from real</w:t>
+      </w:r>
+      <w:r>
+        <w:rPr>
+          <w:rFonts w:ascii="Times New Roman" w:hAnsi="Times New Roman" w:eastAsia="Times New Roman" w:cs="Times New Roman"/>
+          <w:sz w:val="22"/>
+        </w:rPr>
+        <w:t xml:space="preserve"> </w:t>
+      </w:r>
+      <w:r>
+        <w:rPr>
+          <w:rFonts w:ascii="Times New Roman" w:hAnsi="Times New Roman" w:eastAsia="Times New Roman" w:cs="Times New Roman"/>
+          <w:sz w:val="22"/>
+        </w:rPr>
+        <w:t xml:space="preserve">images. The overall accuracy rate was 47.4%, and real images were misclassified more often</w:t>
+      </w:r>
+      <w:r>
+        <w:rPr>
+          <w:rFonts w:ascii="Times New Roman" w:hAnsi="Times New Roman" w:eastAsia="Times New Roman" w:cs="Times New Roman"/>
+          <w:sz w:val="22"/>
+        </w:rPr>
+        <w:t xml:space="preserve"> </w:t>
+      </w:r>
+      <w:r>
+        <w:rPr>
+          <w:rFonts w:ascii="Times New Roman" w:hAnsi="Times New Roman" w:eastAsia="Times New Roman" w:cs="Times New Roman"/>
+          <w:sz w:val="22"/>
+        </w:rPr>
+        <w:t xml:space="preserve">than AI-generated images. Trust ratings were also moderate, with only a small difference</w:t>
+      </w:r>
+      <w:r>
+        <w:rPr>
+          <w:rFonts w:ascii="Times New Roman" w:hAnsi="Times New Roman" w:eastAsia="Times New Roman" w:cs="Times New Roman"/>
+          <w:sz w:val="22"/>
+        </w:rPr>
+        <w:t xml:space="preserve"> </w:t>
+      </w:r>
+      <w:r>
+        <w:rPr>
+          <w:rFonts w:ascii="Times New Roman" w:hAnsi="Times New Roman" w:eastAsia="Times New Roman" w:cs="Times New Roman"/>
+          <w:sz w:val="22"/>
+        </w:rPr>
+        <w:t xml:space="preserve">between real and AI-generated images.</w:t>
+      </w:r>
+    </w:p>
+    <w:p>
+      <w:pPr>
+        <w:pStyle w:val="BodyText"/>
+        <w:keepNext w:val="0"/>
+        <w:keepLines w:val="0"/>
+        <w:spacing w:line="480" w:lineRule="auto" w:before="0" w:after="0"/>
+        <w:ind w:firstLine="720" w:left="0"/>
+      </w:pPr>
+      <w:r>
+        <w:rPr>
+          <w:rFonts w:ascii="Times New Roman" w:hAnsi="Times New Roman" w:eastAsia="Times New Roman" w:cs="Times New Roman"/>
+          <w:sz w:val="22"/>
+        </w:rPr>
+        <w:t xml:space="preserve">The main implication is that the social risk of AI-generated visual content is broader than</w:t>
+      </w:r>
+      <w:r>
+        <w:rPr>
+          <w:rFonts w:ascii="Times New Roman" w:hAnsi="Times New Roman" w:eastAsia="Times New Roman" w:cs="Times New Roman"/>
+          <w:sz w:val="22"/>
+        </w:rPr>
+        <w:t xml:space="preserve"> </w:t>
+      </w:r>
+      <w:r>
+        <w:rPr>
+          <w:rFonts w:ascii="Times New Roman" w:hAnsi="Times New Roman" w:eastAsia="Times New Roman" w:cs="Times New Roman"/>
+          <w:sz w:val="22"/>
+        </w:rPr>
+        <w:t xml:space="preserve">the production of false images. As synthetic images become more realistic, real visual</w:t>
+      </w:r>
+      <w:r>
+        <w:rPr>
+          <w:rFonts w:ascii="Times New Roman" w:hAnsi="Times New Roman" w:eastAsia="Times New Roman" w:cs="Times New Roman"/>
+          <w:sz w:val="22"/>
+        </w:rPr>
+        <w:t xml:space="preserve"> </w:t>
+      </w:r>
+      <w:r>
+        <w:rPr>
+          <w:rFonts w:ascii="Times New Roman" w:hAnsi="Times New Roman" w:eastAsia="Times New Roman" w:cs="Times New Roman"/>
+          <w:sz w:val="22"/>
+        </w:rPr>
+        <w:t xml:space="preserve">evidence may also become easier to doubt. The route analysis further suggests that</w:t>
+      </w:r>
+      <w:r>
+        <w:rPr>
+          <w:rFonts w:ascii="Times New Roman" w:hAnsi="Times New Roman" w:eastAsia="Times New Roman" w:cs="Times New Roman"/>
+          <w:sz w:val="22"/>
+        </w:rPr>
+        <w:t xml:space="preserve"> </w:t>
+      </w:r>
+      <w:r>
+        <w:rPr>
+          <w:rFonts w:ascii="Times New Roman" w:hAnsi="Times New Roman" w:eastAsia="Times New Roman" w:cs="Times New Roman"/>
+          <w:sz w:val="22"/>
+        </w:rPr>
+        <w:t xml:space="preserve">AI-modified versions of real-image references may be especially difficult to identify because</w:t>
+      </w:r>
+      <w:r>
+        <w:rPr>
+          <w:rFonts w:ascii="Times New Roman" w:hAnsi="Times New Roman" w:eastAsia="Times New Roman" w:cs="Times New Roman"/>
+          <w:sz w:val="22"/>
+        </w:rPr>
+        <w:t xml:space="preserve"> </w:t>
+      </w:r>
+      <w:r>
+        <w:rPr>
+          <w:rFonts w:ascii="Times New Roman" w:hAnsi="Times New Roman" w:eastAsia="Times New Roman" w:cs="Times New Roman"/>
+          <w:sz w:val="22"/>
+        </w:rPr>
+        <w:t xml:space="preserve">they can inherit realistic composition and contextual cues from the source material. This is</w:t>
+      </w:r>
+      <w:r>
+        <w:rPr>
+          <w:rFonts w:ascii="Times New Roman" w:hAnsi="Times New Roman" w:eastAsia="Times New Roman" w:cs="Times New Roman"/>
+          <w:sz w:val="22"/>
+        </w:rPr>
+        <w:t xml:space="preserve"> </w:t>
+      </w:r>
+      <w:r>
+        <w:rPr>
+          <w:rFonts w:ascii="Times New Roman" w:hAnsi="Times New Roman" w:eastAsia="Times New Roman" w:cs="Times New Roman"/>
+          <w:sz w:val="22"/>
+        </w:rPr>
+        <w:t xml:space="preserve">especially important for screenshot-like materials, which often carry platform cues that make</w:t>
+      </w:r>
+      <w:r>
+        <w:rPr>
+          <w:rFonts w:ascii="Times New Roman" w:hAnsi="Times New Roman" w:eastAsia="Times New Roman" w:cs="Times New Roman"/>
+          <w:sz w:val="22"/>
+        </w:rPr>
+        <w:t xml:space="preserve"> </w:t>
+      </w:r>
+      <w:r>
+        <w:rPr>
+          <w:rFonts w:ascii="Times New Roman" w:hAnsi="Times New Roman" w:eastAsia="Times New Roman" w:cs="Times New Roman"/>
+          <w:sz w:val="22"/>
+        </w:rPr>
+        <w:t xml:space="preserve">them appear socially credible. Ordinary visual judgement is therefore insufficient for</w:t>
+      </w:r>
+      <w:r>
+        <w:rPr>
+          <w:rFonts w:ascii="Times New Roman" w:hAnsi="Times New Roman" w:eastAsia="Times New Roman" w:cs="Times New Roman"/>
+          <w:sz w:val="22"/>
+        </w:rPr>
+        <w:t xml:space="preserve"> </w:t>
+      </w:r>
+      <w:r>
+        <w:rPr>
+          <w:rFonts w:ascii="Times New Roman" w:hAnsi="Times New Roman" w:eastAsia="Times New Roman" w:cs="Times New Roman"/>
+          <w:sz w:val="22"/>
+        </w:rPr>
+        <w:t xml:space="preserve">evaluating online images. A more effective response requires platform-level labeling,</w:t>
+      </w:r>
+      <w:r>
+        <w:rPr>
+          <w:rFonts w:ascii="Times New Roman" w:hAnsi="Times New Roman" w:eastAsia="Times New Roman" w:cs="Times New Roman"/>
+          <w:sz w:val="22"/>
+        </w:rPr>
+        <w:t xml:space="preserve"> </w:t>
+      </w:r>
+      <w:r>
+        <w:rPr>
+          <w:rFonts w:ascii="Times New Roman" w:hAnsi="Times New Roman" w:eastAsia="Times New Roman" w:cs="Times New Roman"/>
+          <w:sz w:val="22"/>
+        </w:rPr>
+        <w:t xml:space="preserve">stronger provenance systems, verification habits, and media literacy education that addresses</w:t>
+      </w:r>
+      <w:r>
+        <w:rPr>
+          <w:rFonts w:ascii="Times New Roman" w:hAnsi="Times New Roman" w:eastAsia="Times New Roman" w:cs="Times New Roman"/>
+          <w:sz w:val="22"/>
+        </w:rPr>
+        <w:t xml:space="preserve"> </w:t>
+      </w:r>
+      <w:r>
+        <w:rPr>
+          <w:rFonts w:ascii="Times New Roman" w:hAnsi="Times New Roman" w:eastAsia="Times New Roman" w:cs="Times New Roman"/>
+          <w:sz w:val="22"/>
+        </w:rPr>
+        <w:t xml:space="preserve">both fake images and fake visual contexts.</w:t>
+      </w:r>
+    </w:p>
+    <w:bookmarkEnd w:id="46"/>
+    <w:bookmarkStart w:id="47" w:name="references"/>
     <w:p>
       <w:pPr>
         <w:pStyle w:val="Heading2"/>
@@ -6756,8 +7998,3324 @@
         <w:t xml:space="preserve">(6380), 1146-1151. https://doi.org/10.1126/science.aap9559</w:t>
       </w:r>
     </w:p>
-    <w:bookmarkEnd w:id="45"/>
-    <w:bookmarkEnd w:id="46"/>
+    <w:bookmarkEnd w:id="47"/>
+    <w:bookmarkStart w:id="48" w:name="Xd27b500da865e2ef2467a97cf42ff81cb891aee"/>
+    <w:p>
+      <w:pPr>
+        <w:pStyle w:val="Heading2"/>
+        <w:keepNext w:val="0"/>
+        <w:keepLines w:val="0"/>
+        <w:pageBreakBefore/>
+        <w:spacing w:line="480" w:lineRule="auto" w:before="0" w:after="0"/>
+        <w:ind w:firstLine="0" w:left="0"/>
+      </w:pPr>
+      <w:r>
+        <w:rPr>
+          <w:rFonts w:ascii="Times New Roman" w:hAnsi="Times New Roman" w:eastAsia="Times New Roman" w:cs="Times New Roman"/>
+          <w:sz w:val="22"/>
+        </w:rPr>
+        <w:t xml:space="preserve">Appendix A. Stimulus Pairing and Material Creation Routes</w:t>
+      </w:r>
+    </w:p>
+    <w:p>
+      <w:pPr>
+        <w:pStyle w:val="FirstParagraph"/>
+        <w:keepNext w:val="0"/>
+        <w:keepLines w:val="0"/>
+        <w:spacing w:line="480" w:lineRule="auto" w:before="0" w:after="0"/>
+        <w:ind w:firstLine="720" w:left="0"/>
+      </w:pPr>
+      <w:r>
+        <w:rPr>
+          <w:rFonts w:ascii="Times New Roman" w:hAnsi="Times New Roman" w:eastAsia="Times New Roman" w:cs="Times New Roman"/>
+          <w:sz w:val="22"/>
+        </w:rPr>
+        <w:t xml:space="preserve">The survey stimuli were organized into nine AI/real pairs. The pairings were used to compare</w:t>
+      </w:r>
+      <w:r>
+        <w:rPr>
+          <w:rFonts w:ascii="Times New Roman" w:hAnsi="Times New Roman" w:eastAsia="Times New Roman" w:cs="Times New Roman"/>
+          <w:sz w:val="22"/>
+        </w:rPr>
+        <w:t xml:space="preserve"> </w:t>
+      </w:r>
+      <w:r>
+        <w:rPr>
+          <w:rFonts w:ascii="Times New Roman" w:hAnsi="Times New Roman" w:eastAsia="Times New Roman" w:cs="Times New Roman"/>
+          <w:sz w:val="22"/>
+        </w:rPr>
+        <w:t xml:space="preserve">AI-generated and real visual materials within similar online visual categories. The route</w:t>
+      </w:r>
+      <w:r>
+        <w:rPr>
+          <w:rFonts w:ascii="Times New Roman" w:hAnsi="Times New Roman" w:eastAsia="Times New Roman" w:cs="Times New Roman"/>
+          <w:sz w:val="22"/>
+        </w:rPr>
+        <w:t xml:space="preserve"> </w:t>
+      </w:r>
+      <w:r>
+        <w:rPr>
+          <w:rFonts w:ascii="Times New Roman" w:hAnsi="Times New Roman" w:eastAsia="Times New Roman" w:cs="Times New Roman"/>
+          <w:sz w:val="22"/>
+        </w:rPr>
+        <w:t xml:space="preserve">labels document how the materials were prepared for the survey.</w:t>
+      </w:r>
+    </w:p>
+    <w:tbl>
+      <w:tblPr>
+        <w:tblStyle w:val="Table"/>
+        <w:tblW w:type="pct" w:w="0.0"/>
+        <w:jc w:val="center"/>
+        <w:tblLook w:firstRow="1" w:lastRow="0" w:firstColumn="0" w:lastColumn="0" w:noHBand="0" w:noVBand="0" w:val="0020"/>
+      </w:tblPr>
+      <w:tblGrid/>
+      <w:tr>
+        <w:trPr>
+          <w:cantSplit/>
+        </w:trPr>
+        <w:tc>
+          <w:tcPr>
+            <w:vAlign w:val="center"/>
+            <w:tcMar>
+              <w:top w:w="100" w:type="dxa"/>
+              <w:left w:w="100" w:type="dxa"/>
+              <w:bottom w:w="100" w:type="dxa"/>
+              <w:right w:w="100" w:type="dxa"/>
+            </w:tcMar>
+          </w:tcPr>
+          <w:p>
+            <w:pPr>
+              <w:pStyle w:val="Compact"/>
+              <w:spacing w:line="276" w:lineRule="auto" w:before="0" w:after="0"/>
+              <w:ind w:firstLine="0"/>
+              <w:jc w:val="left"/>
+            </w:pPr>
+            <w:r>
+              <w:rPr>
+                <w:rFonts w:ascii="Times New Roman" w:hAnsi="Times New Roman" w:eastAsia="Times New Roman" w:cs="Times New Roman"/>
+                <w:b/>
+                <w:sz w:val="22"/>
+              </w:rPr>
+              <w:t xml:space="preserve">Pair</w:t>
+            </w:r>
+          </w:p>
+        </w:tc>
+        <w:tc>
+          <w:tcPr>
+            <w:vAlign w:val="center"/>
+            <w:tcMar>
+              <w:top w:w="100" w:type="dxa"/>
+              <w:left w:w="100" w:type="dxa"/>
+              <w:bottom w:w="100" w:type="dxa"/>
+              <w:right w:w="100" w:type="dxa"/>
+            </w:tcMar>
+          </w:tcPr>
+          <w:p>
+            <w:pPr>
+              <w:pStyle w:val="Compact"/>
+              <w:spacing w:line="276" w:lineRule="auto" w:before="0" w:after="0"/>
+              <w:ind w:firstLine="0"/>
+              <w:jc w:val="left"/>
+            </w:pPr>
+            <w:r>
+              <w:rPr>
+                <w:rFonts w:ascii="Times New Roman" w:hAnsi="Times New Roman" w:eastAsia="Times New Roman" w:cs="Times New Roman"/>
+                <w:b/>
+                <w:sz w:val="22"/>
+              </w:rPr>
+              <w:t xml:space="preserve">Category</w:t>
+            </w:r>
+          </w:p>
+        </w:tc>
+        <w:tc>
+          <w:tcPr>
+            <w:vAlign w:val="center"/>
+            <w:tcMar>
+              <w:top w:w="100" w:type="dxa"/>
+              <w:left w:w="100" w:type="dxa"/>
+              <w:bottom w:w="100" w:type="dxa"/>
+              <w:right w:w="100" w:type="dxa"/>
+            </w:tcMar>
+          </w:tcPr>
+          <w:p>
+            <w:pPr>
+              <w:pStyle w:val="Compact"/>
+              <w:spacing w:line="276" w:lineRule="auto" w:before="0" w:after="0"/>
+              <w:ind w:firstLine="0"/>
+              <w:jc w:val="left"/>
+            </w:pPr>
+            <w:r>
+              <w:rPr>
+                <w:rFonts w:ascii="Times New Roman" w:hAnsi="Times New Roman" w:eastAsia="Times New Roman" w:cs="Times New Roman"/>
+                <w:b/>
+                <w:sz w:val="22"/>
+              </w:rPr>
+              <w:t xml:space="preserve">AI image</w:t>
+            </w:r>
+          </w:p>
+        </w:tc>
+        <w:tc>
+          <w:tcPr>
+            <w:vAlign w:val="center"/>
+            <w:tcMar>
+              <w:top w:w="100" w:type="dxa"/>
+              <w:left w:w="100" w:type="dxa"/>
+              <w:bottom w:w="100" w:type="dxa"/>
+              <w:right w:w="100" w:type="dxa"/>
+            </w:tcMar>
+          </w:tcPr>
+          <w:p>
+            <w:pPr>
+              <w:pStyle w:val="Compact"/>
+              <w:spacing w:line="276" w:lineRule="auto" w:before="0" w:after="0"/>
+              <w:ind w:firstLine="0"/>
+              <w:jc w:val="left"/>
+            </w:pPr>
+            <w:r>
+              <w:rPr>
+                <w:rFonts w:ascii="Times New Roman" w:hAnsi="Times New Roman" w:eastAsia="Times New Roman" w:cs="Times New Roman"/>
+                <w:b/>
+                <w:sz w:val="22"/>
+              </w:rPr>
+              <w:t xml:space="preserve">Real image</w:t>
+            </w:r>
+          </w:p>
+        </w:tc>
+        <w:tc>
+          <w:tcPr>
+            <w:vAlign w:val="center"/>
+            <w:tcMar>
+              <w:top w:w="100" w:type="dxa"/>
+              <w:left w:w="100" w:type="dxa"/>
+              <w:bottom w:w="100" w:type="dxa"/>
+              <w:right w:w="100" w:type="dxa"/>
+            </w:tcMar>
+          </w:tcPr>
+          <w:p>
+            <w:pPr>
+              <w:pStyle w:val="Compact"/>
+              <w:spacing w:line="276" w:lineRule="auto" w:before="0" w:after="0"/>
+              <w:ind w:firstLine="0"/>
+              <w:jc w:val="left"/>
+            </w:pPr>
+            <w:r>
+              <w:rPr>
+                <w:rFonts w:ascii="Times New Roman" w:hAnsi="Times New Roman" w:eastAsia="Times New Roman" w:cs="Times New Roman"/>
+                <w:b/>
+                <w:sz w:val="22"/>
+              </w:rPr>
+              <w:t xml:space="preserve">Material creation route</w:t>
+            </w:r>
+          </w:p>
+        </w:tc>
+      </w:tr>
+      <w:tr>
+        <w:trPr>
+          <w:cantSplit/>
+        </w:trPr>
+        <w:tc>
+          <w:tcPr>
+            <w:vAlign w:val="center"/>
+            <w:tcMar>
+              <w:top w:w="100" w:type="dxa"/>
+              <w:left w:w="100" w:type="dxa"/>
+              <w:bottom w:w="100" w:type="dxa"/>
+              <w:right w:w="100" w:type="dxa"/>
+            </w:tcMar>
+          </w:tcPr>
+          <w:p>
+            <w:pPr>
+              <w:pStyle w:val="Compact"/>
+              <w:spacing w:line="276" w:lineRule="auto" w:before="0" w:after="0"/>
+              <w:ind w:firstLine="0"/>
+              <w:jc w:val="left"/>
+            </w:pPr>
+            <w:r>
+              <w:rPr>
+                <w:rFonts w:ascii="Times New Roman" w:hAnsi="Times New Roman" w:eastAsia="Times New Roman" w:cs="Times New Roman"/>
+                <w:sz w:val="22"/>
+              </w:rPr>
+              <w:t xml:space="preserve">P1</w:t>
+            </w:r>
+          </w:p>
+        </w:tc>
+        <w:tc>
+          <w:tcPr>
+            <w:vAlign w:val="center"/>
+            <w:tcMar>
+              <w:top w:w="100" w:type="dxa"/>
+              <w:left w:w="100" w:type="dxa"/>
+              <w:bottom w:w="100" w:type="dxa"/>
+              <w:right w:w="100" w:type="dxa"/>
+            </w:tcMar>
+          </w:tcPr>
+          <w:p>
+            <w:pPr>
+              <w:pStyle w:val="Compact"/>
+              <w:spacing w:line="276" w:lineRule="auto" w:before="0" w:after="0"/>
+              <w:ind w:firstLine="0"/>
+              <w:jc w:val="left"/>
+            </w:pPr>
+            <w:r>
+              <w:rPr>
+                <w:rFonts w:ascii="Times New Roman" w:hAnsi="Times New Roman" w:eastAsia="Times New Roman" w:cs="Times New Roman"/>
+                <w:sz w:val="22"/>
+              </w:rPr>
+              <w:t xml:space="preserve">Text-bearing visual artifact</w:t>
+            </w:r>
+          </w:p>
+        </w:tc>
+        <w:tc>
+          <w:tcPr>
+            <w:vAlign w:val="center"/>
+            <w:tcMar>
+              <w:top w:w="100" w:type="dxa"/>
+              <w:left w:w="100" w:type="dxa"/>
+              <w:bottom w:w="100" w:type="dxa"/>
+              <w:right w:w="100" w:type="dxa"/>
+            </w:tcMar>
+          </w:tcPr>
+          <w:p>
+            <w:pPr>
+              <w:pStyle w:val="Compact"/>
+              <w:spacing w:line="276" w:lineRule="auto" w:before="0" w:after="0"/>
+              <w:ind w:firstLine="0"/>
+              <w:jc w:val="left"/>
+            </w:pPr>
+            <w:r>
+              <w:rPr>
+                <w:rFonts w:ascii="Times New Roman" w:hAnsi="Times New Roman" w:eastAsia="Times New Roman" w:cs="Times New Roman"/>
+                <w:sz w:val="22"/>
+              </w:rPr>
+              <w:t xml:space="preserve">Image 1</w:t>
+            </w:r>
+          </w:p>
+        </w:tc>
+        <w:tc>
+          <w:tcPr>
+            <w:vAlign w:val="center"/>
+            <w:tcMar>
+              <w:top w:w="100" w:type="dxa"/>
+              <w:left w:w="100" w:type="dxa"/>
+              <w:bottom w:w="100" w:type="dxa"/>
+              <w:right w:w="100" w:type="dxa"/>
+            </w:tcMar>
+          </w:tcPr>
+          <w:p>
+            <w:pPr>
+              <w:pStyle w:val="Compact"/>
+              <w:spacing w:line="276" w:lineRule="auto" w:before="0" w:after="0"/>
+              <w:ind w:firstLine="0"/>
+              <w:jc w:val="left"/>
+            </w:pPr>
+            <w:r>
+              <w:rPr>
+                <w:rFonts w:ascii="Times New Roman" w:hAnsi="Times New Roman" w:eastAsia="Times New Roman" w:cs="Times New Roman"/>
+                <w:sz w:val="22"/>
+              </w:rPr>
+              <w:t xml:space="preserve">Image 2</w:t>
+            </w:r>
+          </w:p>
+        </w:tc>
+        <w:tc>
+          <w:tcPr>
+            <w:vAlign w:val="center"/>
+            <w:tcMar>
+              <w:top w:w="100" w:type="dxa"/>
+              <w:left w:w="100" w:type="dxa"/>
+              <w:bottom w:w="100" w:type="dxa"/>
+              <w:right w:w="100" w:type="dxa"/>
+            </w:tcMar>
+          </w:tcPr>
+          <w:p>
+            <w:pPr>
+              <w:pStyle w:val="Compact"/>
+              <w:spacing w:line="276" w:lineRule="auto" w:before="0" w:after="0"/>
+              <w:ind w:firstLine="0"/>
+              <w:jc w:val="left"/>
+            </w:pPr>
+            <w:r>
+              <w:rPr>
+                <w:rFonts w:ascii="Times New Roman" w:hAnsi="Times New Roman" w:eastAsia="Times New Roman" w:cs="Times New Roman"/>
+                <w:sz w:val="22"/>
+              </w:rPr>
+              <w:t xml:space="preserve">AI-first matched real</w:t>
+            </w:r>
+          </w:p>
+        </w:tc>
+      </w:tr>
+      <w:tr>
+        <w:trPr>
+          <w:cantSplit/>
+        </w:trPr>
+        <w:tc>
+          <w:tcPr>
+            <w:vAlign w:val="center"/>
+            <w:tcMar>
+              <w:top w:w="100" w:type="dxa"/>
+              <w:left w:w="100" w:type="dxa"/>
+              <w:bottom w:w="100" w:type="dxa"/>
+              <w:right w:w="100" w:type="dxa"/>
+            </w:tcMar>
+          </w:tcPr>
+          <w:p>
+            <w:pPr>
+              <w:pStyle w:val="Compact"/>
+              <w:spacing w:line="276" w:lineRule="auto" w:before="0" w:after="0"/>
+              <w:ind w:firstLine="0"/>
+              <w:jc w:val="left"/>
+            </w:pPr>
+            <w:r>
+              <w:rPr>
+                <w:rFonts w:ascii="Times New Roman" w:hAnsi="Times New Roman" w:eastAsia="Times New Roman" w:cs="Times New Roman"/>
+                <w:sz w:val="22"/>
+              </w:rPr>
+              <w:t xml:space="preserve">P2</w:t>
+            </w:r>
+          </w:p>
+        </w:tc>
+        <w:tc>
+          <w:tcPr>
+            <w:vAlign w:val="center"/>
+            <w:tcMar>
+              <w:top w:w="100" w:type="dxa"/>
+              <w:left w:w="100" w:type="dxa"/>
+              <w:bottom w:w="100" w:type="dxa"/>
+              <w:right w:w="100" w:type="dxa"/>
+            </w:tcMar>
+          </w:tcPr>
+          <w:p>
+            <w:pPr>
+              <w:pStyle w:val="Compact"/>
+              <w:spacing w:line="276" w:lineRule="auto" w:before="0" w:after="0"/>
+              <w:ind w:firstLine="0"/>
+              <w:jc w:val="left"/>
+            </w:pPr>
+            <w:r>
+              <w:rPr>
+                <w:rFonts w:ascii="Times New Roman" w:hAnsi="Times New Roman" w:eastAsia="Times New Roman" w:cs="Times New Roman"/>
+                <w:sz w:val="22"/>
+              </w:rPr>
+              <w:t xml:space="preserve">Text-bearing visual artifact</w:t>
+            </w:r>
+          </w:p>
+        </w:tc>
+        <w:tc>
+          <w:tcPr>
+            <w:vAlign w:val="center"/>
+            <w:tcMar>
+              <w:top w:w="100" w:type="dxa"/>
+              <w:left w:w="100" w:type="dxa"/>
+              <w:bottom w:w="100" w:type="dxa"/>
+              <w:right w:w="100" w:type="dxa"/>
+            </w:tcMar>
+          </w:tcPr>
+          <w:p>
+            <w:pPr>
+              <w:pStyle w:val="Compact"/>
+              <w:spacing w:line="276" w:lineRule="auto" w:before="0" w:after="0"/>
+              <w:ind w:firstLine="0"/>
+              <w:jc w:val="left"/>
+            </w:pPr>
+            <w:r>
+              <w:rPr>
+                <w:rFonts w:ascii="Times New Roman" w:hAnsi="Times New Roman" w:eastAsia="Times New Roman" w:cs="Times New Roman"/>
+                <w:sz w:val="22"/>
+              </w:rPr>
+              <w:t xml:space="preserve">Image 3</w:t>
+            </w:r>
+          </w:p>
+        </w:tc>
+        <w:tc>
+          <w:tcPr>
+            <w:vAlign w:val="center"/>
+            <w:tcMar>
+              <w:top w:w="100" w:type="dxa"/>
+              <w:left w:w="100" w:type="dxa"/>
+              <w:bottom w:w="100" w:type="dxa"/>
+              <w:right w:w="100" w:type="dxa"/>
+            </w:tcMar>
+          </w:tcPr>
+          <w:p>
+            <w:pPr>
+              <w:pStyle w:val="Compact"/>
+              <w:spacing w:line="276" w:lineRule="auto" w:before="0" w:after="0"/>
+              <w:ind w:firstLine="0"/>
+              <w:jc w:val="left"/>
+            </w:pPr>
+            <w:r>
+              <w:rPr>
+                <w:rFonts w:ascii="Times New Roman" w:hAnsi="Times New Roman" w:eastAsia="Times New Roman" w:cs="Times New Roman"/>
+                <w:sz w:val="22"/>
+              </w:rPr>
+              <w:t xml:space="preserve">Image 4</w:t>
+            </w:r>
+          </w:p>
+        </w:tc>
+        <w:tc>
+          <w:tcPr>
+            <w:vAlign w:val="center"/>
+            <w:tcMar>
+              <w:top w:w="100" w:type="dxa"/>
+              <w:left w:w="100" w:type="dxa"/>
+              <w:bottom w:w="100" w:type="dxa"/>
+              <w:right w:w="100" w:type="dxa"/>
+            </w:tcMar>
+          </w:tcPr>
+          <w:p>
+            <w:pPr>
+              <w:pStyle w:val="Compact"/>
+              <w:spacing w:line="276" w:lineRule="auto" w:before="0" w:after="0"/>
+              <w:ind w:firstLine="0"/>
+              <w:jc w:val="left"/>
+            </w:pPr>
+            <w:r>
+              <w:rPr>
+                <w:rFonts w:ascii="Times New Roman" w:hAnsi="Times New Roman" w:eastAsia="Times New Roman" w:cs="Times New Roman"/>
+                <w:sz w:val="22"/>
+              </w:rPr>
+              <w:t xml:space="preserve">Real-to-AI modification</w:t>
+            </w:r>
+          </w:p>
+        </w:tc>
+      </w:tr>
+      <w:tr>
+        <w:trPr>
+          <w:cantSplit/>
+        </w:trPr>
+        <w:tc>
+          <w:tcPr>
+            <w:vAlign w:val="center"/>
+            <w:tcMar>
+              <w:top w:w="100" w:type="dxa"/>
+              <w:left w:w="100" w:type="dxa"/>
+              <w:bottom w:w="100" w:type="dxa"/>
+              <w:right w:w="100" w:type="dxa"/>
+            </w:tcMar>
+          </w:tcPr>
+          <w:p>
+            <w:pPr>
+              <w:pStyle w:val="Compact"/>
+              <w:spacing w:line="276" w:lineRule="auto" w:before="0" w:after="0"/>
+              <w:ind w:firstLine="0"/>
+              <w:jc w:val="left"/>
+            </w:pPr>
+            <w:r>
+              <w:rPr>
+                <w:rFonts w:ascii="Times New Roman" w:hAnsi="Times New Roman" w:eastAsia="Times New Roman" w:cs="Times New Roman"/>
+                <w:sz w:val="22"/>
+              </w:rPr>
+              <w:t xml:space="preserve">P3</w:t>
+            </w:r>
+          </w:p>
+        </w:tc>
+        <w:tc>
+          <w:tcPr>
+            <w:vAlign w:val="center"/>
+            <w:tcMar>
+              <w:top w:w="100" w:type="dxa"/>
+              <w:left w:w="100" w:type="dxa"/>
+              <w:bottom w:w="100" w:type="dxa"/>
+              <w:right w:w="100" w:type="dxa"/>
+            </w:tcMar>
+          </w:tcPr>
+          <w:p>
+            <w:pPr>
+              <w:pStyle w:val="Compact"/>
+              <w:spacing w:line="276" w:lineRule="auto" w:before="0" w:after="0"/>
+              <w:ind w:firstLine="0"/>
+              <w:jc w:val="left"/>
+            </w:pPr>
+            <w:r>
+              <w:rPr>
+                <w:rFonts w:ascii="Times New Roman" w:hAnsi="Times New Roman" w:eastAsia="Times New Roman" w:cs="Times New Roman"/>
+                <w:sz w:val="22"/>
+              </w:rPr>
+              <w:t xml:space="preserve">Portrait</w:t>
+            </w:r>
+          </w:p>
+        </w:tc>
+        <w:tc>
+          <w:tcPr>
+            <w:vAlign w:val="center"/>
+            <w:tcMar>
+              <w:top w:w="100" w:type="dxa"/>
+              <w:left w:w="100" w:type="dxa"/>
+              <w:bottom w:w="100" w:type="dxa"/>
+              <w:right w:w="100" w:type="dxa"/>
+            </w:tcMar>
+          </w:tcPr>
+          <w:p>
+            <w:pPr>
+              <w:pStyle w:val="Compact"/>
+              <w:spacing w:line="276" w:lineRule="auto" w:before="0" w:after="0"/>
+              <w:ind w:firstLine="0"/>
+              <w:jc w:val="left"/>
+            </w:pPr>
+            <w:r>
+              <w:rPr>
+                <w:rFonts w:ascii="Times New Roman" w:hAnsi="Times New Roman" w:eastAsia="Times New Roman" w:cs="Times New Roman"/>
+                <w:sz w:val="22"/>
+              </w:rPr>
+              <w:t xml:space="preserve">Image 6</w:t>
+            </w:r>
+          </w:p>
+        </w:tc>
+        <w:tc>
+          <w:tcPr>
+            <w:vAlign w:val="center"/>
+            <w:tcMar>
+              <w:top w:w="100" w:type="dxa"/>
+              <w:left w:w="100" w:type="dxa"/>
+              <w:bottom w:w="100" w:type="dxa"/>
+              <w:right w:w="100" w:type="dxa"/>
+            </w:tcMar>
+          </w:tcPr>
+          <w:p>
+            <w:pPr>
+              <w:pStyle w:val="Compact"/>
+              <w:spacing w:line="276" w:lineRule="auto" w:before="0" w:after="0"/>
+              <w:ind w:firstLine="0"/>
+              <w:jc w:val="left"/>
+            </w:pPr>
+            <w:r>
+              <w:rPr>
+                <w:rFonts w:ascii="Times New Roman" w:hAnsi="Times New Roman" w:eastAsia="Times New Roman" w:cs="Times New Roman"/>
+                <w:sz w:val="22"/>
+              </w:rPr>
+              <w:t xml:space="preserve">Image 5</w:t>
+            </w:r>
+          </w:p>
+        </w:tc>
+        <w:tc>
+          <w:tcPr>
+            <w:vAlign w:val="center"/>
+            <w:tcMar>
+              <w:top w:w="100" w:type="dxa"/>
+              <w:left w:w="100" w:type="dxa"/>
+              <w:bottom w:w="100" w:type="dxa"/>
+              <w:right w:w="100" w:type="dxa"/>
+            </w:tcMar>
+          </w:tcPr>
+          <w:p>
+            <w:pPr>
+              <w:pStyle w:val="Compact"/>
+              <w:spacing w:line="276" w:lineRule="auto" w:before="0" w:after="0"/>
+              <w:ind w:firstLine="0"/>
+              <w:jc w:val="left"/>
+            </w:pPr>
+            <w:r>
+              <w:rPr>
+                <w:rFonts w:ascii="Times New Roman" w:hAnsi="Times New Roman" w:eastAsia="Times New Roman" w:cs="Times New Roman"/>
+                <w:sz w:val="22"/>
+              </w:rPr>
+              <w:t xml:space="preserve">AI-first matched real</w:t>
+            </w:r>
+          </w:p>
+        </w:tc>
+      </w:tr>
+      <w:tr>
+        <w:trPr>
+          <w:cantSplit/>
+        </w:trPr>
+        <w:tc>
+          <w:tcPr>
+            <w:vAlign w:val="center"/>
+            <w:tcMar>
+              <w:top w:w="100" w:type="dxa"/>
+              <w:left w:w="100" w:type="dxa"/>
+              <w:bottom w:w="100" w:type="dxa"/>
+              <w:right w:w="100" w:type="dxa"/>
+            </w:tcMar>
+          </w:tcPr>
+          <w:p>
+            <w:pPr>
+              <w:pStyle w:val="Compact"/>
+              <w:spacing w:line="276" w:lineRule="auto" w:before="0" w:after="0"/>
+              <w:ind w:firstLine="0"/>
+              <w:jc w:val="left"/>
+            </w:pPr>
+            <w:r>
+              <w:rPr>
+                <w:rFonts w:ascii="Times New Roman" w:hAnsi="Times New Roman" w:eastAsia="Times New Roman" w:cs="Times New Roman"/>
+                <w:sz w:val="22"/>
+              </w:rPr>
+              <w:t xml:space="preserve">P4</w:t>
+            </w:r>
+          </w:p>
+        </w:tc>
+        <w:tc>
+          <w:tcPr>
+            <w:vAlign w:val="center"/>
+            <w:tcMar>
+              <w:top w:w="100" w:type="dxa"/>
+              <w:left w:w="100" w:type="dxa"/>
+              <w:bottom w:w="100" w:type="dxa"/>
+              <w:right w:w="100" w:type="dxa"/>
+            </w:tcMar>
+          </w:tcPr>
+          <w:p>
+            <w:pPr>
+              <w:pStyle w:val="Compact"/>
+              <w:spacing w:line="276" w:lineRule="auto" w:before="0" w:after="0"/>
+              <w:ind w:firstLine="0"/>
+              <w:jc w:val="left"/>
+            </w:pPr>
+            <w:r>
+              <w:rPr>
+                <w:rFonts w:ascii="Times New Roman" w:hAnsi="Times New Roman" w:eastAsia="Times New Roman" w:cs="Times New Roman"/>
+                <w:sz w:val="22"/>
+              </w:rPr>
+              <w:t xml:space="preserve">Portrait</w:t>
+            </w:r>
+          </w:p>
+        </w:tc>
+        <w:tc>
+          <w:tcPr>
+            <w:vAlign w:val="center"/>
+            <w:tcMar>
+              <w:top w:w="100" w:type="dxa"/>
+              <w:left w:w="100" w:type="dxa"/>
+              <w:bottom w:w="100" w:type="dxa"/>
+              <w:right w:w="100" w:type="dxa"/>
+            </w:tcMar>
+          </w:tcPr>
+          <w:p>
+            <w:pPr>
+              <w:pStyle w:val="Compact"/>
+              <w:spacing w:line="276" w:lineRule="auto" w:before="0" w:after="0"/>
+              <w:ind w:firstLine="0"/>
+              <w:jc w:val="left"/>
+            </w:pPr>
+            <w:r>
+              <w:rPr>
+                <w:rFonts w:ascii="Times New Roman" w:hAnsi="Times New Roman" w:eastAsia="Times New Roman" w:cs="Times New Roman"/>
+                <w:sz w:val="22"/>
+              </w:rPr>
+              <w:t xml:space="preserve">Image 7</w:t>
+            </w:r>
+          </w:p>
+        </w:tc>
+        <w:tc>
+          <w:tcPr>
+            <w:vAlign w:val="center"/>
+            <w:tcMar>
+              <w:top w:w="100" w:type="dxa"/>
+              <w:left w:w="100" w:type="dxa"/>
+              <w:bottom w:w="100" w:type="dxa"/>
+              <w:right w:w="100" w:type="dxa"/>
+            </w:tcMar>
+          </w:tcPr>
+          <w:p>
+            <w:pPr>
+              <w:pStyle w:val="Compact"/>
+              <w:spacing w:line="276" w:lineRule="auto" w:before="0" w:after="0"/>
+              <w:ind w:firstLine="0"/>
+              <w:jc w:val="left"/>
+            </w:pPr>
+            <w:r>
+              <w:rPr>
+                <w:rFonts w:ascii="Times New Roman" w:hAnsi="Times New Roman" w:eastAsia="Times New Roman" w:cs="Times New Roman"/>
+                <w:sz w:val="22"/>
+              </w:rPr>
+              <w:t xml:space="preserve">Image 8</w:t>
+            </w:r>
+          </w:p>
+        </w:tc>
+        <w:tc>
+          <w:tcPr>
+            <w:vAlign w:val="center"/>
+            <w:tcMar>
+              <w:top w:w="100" w:type="dxa"/>
+              <w:left w:w="100" w:type="dxa"/>
+              <w:bottom w:w="100" w:type="dxa"/>
+              <w:right w:w="100" w:type="dxa"/>
+            </w:tcMar>
+          </w:tcPr>
+          <w:p>
+            <w:pPr>
+              <w:pStyle w:val="Compact"/>
+              <w:spacing w:line="276" w:lineRule="auto" w:before="0" w:after="0"/>
+              <w:ind w:firstLine="0"/>
+              <w:jc w:val="left"/>
+            </w:pPr>
+            <w:r>
+              <w:rPr>
+                <w:rFonts w:ascii="Times New Roman" w:hAnsi="Times New Roman" w:eastAsia="Times New Roman" w:cs="Times New Roman"/>
+                <w:sz w:val="22"/>
+              </w:rPr>
+              <w:t xml:space="preserve">Real-to-AI modification</w:t>
+            </w:r>
+          </w:p>
+        </w:tc>
+      </w:tr>
+      <w:tr>
+        <w:trPr>
+          <w:cantSplit/>
+        </w:trPr>
+        <w:tc>
+          <w:tcPr>
+            <w:vAlign w:val="center"/>
+            <w:tcMar>
+              <w:top w:w="100" w:type="dxa"/>
+              <w:left w:w="100" w:type="dxa"/>
+              <w:bottom w:w="100" w:type="dxa"/>
+              <w:right w:w="100" w:type="dxa"/>
+            </w:tcMar>
+          </w:tcPr>
+          <w:p>
+            <w:pPr>
+              <w:pStyle w:val="Compact"/>
+              <w:spacing w:line="276" w:lineRule="auto" w:before="0" w:after="0"/>
+              <w:ind w:firstLine="0"/>
+              <w:jc w:val="left"/>
+            </w:pPr>
+            <w:r>
+              <w:rPr>
+                <w:rFonts w:ascii="Times New Roman" w:hAnsi="Times New Roman" w:eastAsia="Times New Roman" w:cs="Times New Roman"/>
+                <w:sz w:val="22"/>
+              </w:rPr>
+              <w:t xml:space="preserve">P5</w:t>
+            </w:r>
+          </w:p>
+        </w:tc>
+        <w:tc>
+          <w:tcPr>
+            <w:vAlign w:val="center"/>
+            <w:tcMar>
+              <w:top w:w="100" w:type="dxa"/>
+              <w:left w:w="100" w:type="dxa"/>
+              <w:bottom w:w="100" w:type="dxa"/>
+              <w:right w:w="100" w:type="dxa"/>
+            </w:tcMar>
+          </w:tcPr>
+          <w:p>
+            <w:pPr>
+              <w:pStyle w:val="Compact"/>
+              <w:spacing w:line="276" w:lineRule="auto" w:before="0" w:after="0"/>
+              <w:ind w:firstLine="0"/>
+              <w:jc w:val="left"/>
+            </w:pPr>
+            <w:r>
+              <w:rPr>
+                <w:rFonts w:ascii="Times New Roman" w:hAnsi="Times New Roman" w:eastAsia="Times New Roman" w:cs="Times New Roman"/>
+                <w:sz w:val="22"/>
+              </w:rPr>
+              <w:t xml:space="preserve">Livestream commerce screenshot</w:t>
+            </w:r>
+          </w:p>
+        </w:tc>
+        <w:tc>
+          <w:tcPr>
+            <w:vAlign w:val="center"/>
+            <w:tcMar>
+              <w:top w:w="100" w:type="dxa"/>
+              <w:left w:w="100" w:type="dxa"/>
+              <w:bottom w:w="100" w:type="dxa"/>
+              <w:right w:w="100" w:type="dxa"/>
+            </w:tcMar>
+          </w:tcPr>
+          <w:p>
+            <w:pPr>
+              <w:pStyle w:val="Compact"/>
+              <w:spacing w:line="276" w:lineRule="auto" w:before="0" w:after="0"/>
+              <w:ind w:firstLine="0"/>
+              <w:jc w:val="left"/>
+            </w:pPr>
+            <w:r>
+              <w:rPr>
+                <w:rFonts w:ascii="Times New Roman" w:hAnsi="Times New Roman" w:eastAsia="Times New Roman" w:cs="Times New Roman"/>
+                <w:sz w:val="22"/>
+              </w:rPr>
+              <w:t xml:space="preserve">Image 9</w:t>
+            </w:r>
+          </w:p>
+        </w:tc>
+        <w:tc>
+          <w:tcPr>
+            <w:vAlign w:val="center"/>
+            <w:tcMar>
+              <w:top w:w="100" w:type="dxa"/>
+              <w:left w:w="100" w:type="dxa"/>
+              <w:bottom w:w="100" w:type="dxa"/>
+              <w:right w:w="100" w:type="dxa"/>
+            </w:tcMar>
+          </w:tcPr>
+          <w:p>
+            <w:pPr>
+              <w:pStyle w:val="Compact"/>
+              <w:spacing w:line="276" w:lineRule="auto" w:before="0" w:after="0"/>
+              <w:ind w:firstLine="0"/>
+              <w:jc w:val="left"/>
+            </w:pPr>
+            <w:r>
+              <w:rPr>
+                <w:rFonts w:ascii="Times New Roman" w:hAnsi="Times New Roman" w:eastAsia="Times New Roman" w:cs="Times New Roman"/>
+                <w:sz w:val="22"/>
+              </w:rPr>
+              <w:t xml:space="preserve">Image 10</w:t>
+            </w:r>
+          </w:p>
+        </w:tc>
+        <w:tc>
+          <w:tcPr>
+            <w:vAlign w:val="center"/>
+            <w:tcMar>
+              <w:top w:w="100" w:type="dxa"/>
+              <w:left w:w="100" w:type="dxa"/>
+              <w:bottom w:w="100" w:type="dxa"/>
+              <w:right w:w="100" w:type="dxa"/>
+            </w:tcMar>
+          </w:tcPr>
+          <w:p>
+            <w:pPr>
+              <w:pStyle w:val="Compact"/>
+              <w:spacing w:line="276" w:lineRule="auto" w:before="0" w:after="0"/>
+              <w:ind w:firstLine="0"/>
+              <w:jc w:val="left"/>
+            </w:pPr>
+            <w:r>
+              <w:rPr>
+                <w:rFonts w:ascii="Times New Roman" w:hAnsi="Times New Roman" w:eastAsia="Times New Roman" w:cs="Times New Roman"/>
+                <w:sz w:val="22"/>
+              </w:rPr>
+              <w:t xml:space="preserve">AI-first matched real</w:t>
+            </w:r>
+          </w:p>
+        </w:tc>
+      </w:tr>
+      <w:tr>
+        <w:trPr>
+          <w:cantSplit/>
+        </w:trPr>
+        <w:tc>
+          <w:tcPr>
+            <w:vAlign w:val="center"/>
+            <w:tcMar>
+              <w:top w:w="100" w:type="dxa"/>
+              <w:left w:w="100" w:type="dxa"/>
+              <w:bottom w:w="100" w:type="dxa"/>
+              <w:right w:w="100" w:type="dxa"/>
+            </w:tcMar>
+          </w:tcPr>
+          <w:p>
+            <w:pPr>
+              <w:pStyle w:val="Compact"/>
+              <w:spacing w:line="276" w:lineRule="auto" w:before="0" w:after="0"/>
+              <w:ind w:firstLine="0"/>
+              <w:jc w:val="left"/>
+            </w:pPr>
+            <w:r>
+              <w:rPr>
+                <w:rFonts w:ascii="Times New Roman" w:hAnsi="Times New Roman" w:eastAsia="Times New Roman" w:cs="Times New Roman"/>
+                <w:sz w:val="22"/>
+              </w:rPr>
+              <w:t xml:space="preserve">P6</w:t>
+            </w:r>
+          </w:p>
+        </w:tc>
+        <w:tc>
+          <w:tcPr>
+            <w:vAlign w:val="center"/>
+            <w:tcMar>
+              <w:top w:w="100" w:type="dxa"/>
+              <w:left w:w="100" w:type="dxa"/>
+              <w:bottom w:w="100" w:type="dxa"/>
+              <w:right w:w="100" w:type="dxa"/>
+            </w:tcMar>
+          </w:tcPr>
+          <w:p>
+            <w:pPr>
+              <w:pStyle w:val="Compact"/>
+              <w:spacing w:line="276" w:lineRule="auto" w:before="0" w:after="0"/>
+              <w:ind w:firstLine="0"/>
+              <w:jc w:val="left"/>
+            </w:pPr>
+            <w:r>
+              <w:rPr>
+                <w:rFonts w:ascii="Times New Roman" w:hAnsi="Times New Roman" w:eastAsia="Times New Roman" w:cs="Times New Roman"/>
+                <w:sz w:val="22"/>
+              </w:rPr>
+              <w:t xml:space="preserve">Livestream commerce screenshot</w:t>
+            </w:r>
+          </w:p>
+        </w:tc>
+        <w:tc>
+          <w:tcPr>
+            <w:vAlign w:val="center"/>
+            <w:tcMar>
+              <w:top w:w="100" w:type="dxa"/>
+              <w:left w:w="100" w:type="dxa"/>
+              <w:bottom w:w="100" w:type="dxa"/>
+              <w:right w:w="100" w:type="dxa"/>
+            </w:tcMar>
+          </w:tcPr>
+          <w:p>
+            <w:pPr>
+              <w:pStyle w:val="Compact"/>
+              <w:spacing w:line="276" w:lineRule="auto" w:before="0" w:after="0"/>
+              <w:ind w:firstLine="0"/>
+              <w:jc w:val="left"/>
+            </w:pPr>
+            <w:r>
+              <w:rPr>
+                <w:rFonts w:ascii="Times New Roman" w:hAnsi="Times New Roman" w:eastAsia="Times New Roman" w:cs="Times New Roman"/>
+                <w:sz w:val="22"/>
+              </w:rPr>
+              <w:t xml:space="preserve">Image 11</w:t>
+            </w:r>
+          </w:p>
+        </w:tc>
+        <w:tc>
+          <w:tcPr>
+            <w:vAlign w:val="center"/>
+            <w:tcMar>
+              <w:top w:w="100" w:type="dxa"/>
+              <w:left w:w="100" w:type="dxa"/>
+              <w:bottom w:w="100" w:type="dxa"/>
+              <w:right w:w="100" w:type="dxa"/>
+            </w:tcMar>
+          </w:tcPr>
+          <w:p>
+            <w:pPr>
+              <w:pStyle w:val="Compact"/>
+              <w:spacing w:line="276" w:lineRule="auto" w:before="0" w:after="0"/>
+              <w:ind w:firstLine="0"/>
+              <w:jc w:val="left"/>
+            </w:pPr>
+            <w:r>
+              <w:rPr>
+                <w:rFonts w:ascii="Times New Roman" w:hAnsi="Times New Roman" w:eastAsia="Times New Roman" w:cs="Times New Roman"/>
+                <w:sz w:val="22"/>
+              </w:rPr>
+              <w:t xml:space="preserve">Image 12</w:t>
+            </w:r>
+          </w:p>
+        </w:tc>
+        <w:tc>
+          <w:tcPr>
+            <w:vAlign w:val="center"/>
+            <w:tcMar>
+              <w:top w:w="100" w:type="dxa"/>
+              <w:left w:w="100" w:type="dxa"/>
+              <w:bottom w:w="100" w:type="dxa"/>
+              <w:right w:w="100" w:type="dxa"/>
+            </w:tcMar>
+          </w:tcPr>
+          <w:p>
+            <w:pPr>
+              <w:pStyle w:val="Compact"/>
+              <w:spacing w:line="276" w:lineRule="auto" w:before="0" w:after="0"/>
+              <w:ind w:firstLine="0"/>
+              <w:jc w:val="left"/>
+            </w:pPr>
+            <w:r>
+              <w:rPr>
+                <w:rFonts w:ascii="Times New Roman" w:hAnsi="Times New Roman" w:eastAsia="Times New Roman" w:cs="Times New Roman"/>
+                <w:sz w:val="22"/>
+              </w:rPr>
+              <w:t xml:space="preserve">Real-to-AI modification</w:t>
+            </w:r>
+          </w:p>
+        </w:tc>
+      </w:tr>
+      <w:tr>
+        <w:trPr>
+          <w:cantSplit/>
+        </w:trPr>
+        <w:tc>
+          <w:tcPr>
+            <w:vAlign w:val="center"/>
+            <w:tcMar>
+              <w:top w:w="100" w:type="dxa"/>
+              <w:left w:w="100" w:type="dxa"/>
+              <w:bottom w:w="100" w:type="dxa"/>
+              <w:right w:w="100" w:type="dxa"/>
+            </w:tcMar>
+          </w:tcPr>
+          <w:p>
+            <w:pPr>
+              <w:pStyle w:val="Compact"/>
+              <w:spacing w:line="276" w:lineRule="auto" w:before="0" w:after="0"/>
+              <w:ind w:firstLine="0"/>
+              <w:jc w:val="left"/>
+            </w:pPr>
+            <w:r>
+              <w:rPr>
+                <w:rFonts w:ascii="Times New Roman" w:hAnsi="Times New Roman" w:eastAsia="Times New Roman" w:cs="Times New Roman"/>
+                <w:sz w:val="22"/>
+              </w:rPr>
+              <w:t xml:space="preserve">P7</w:t>
+            </w:r>
+          </w:p>
+        </w:tc>
+        <w:tc>
+          <w:tcPr>
+            <w:vAlign w:val="center"/>
+            <w:tcMar>
+              <w:top w:w="100" w:type="dxa"/>
+              <w:left w:w="100" w:type="dxa"/>
+              <w:bottom w:w="100" w:type="dxa"/>
+              <w:right w:w="100" w:type="dxa"/>
+            </w:tcMar>
+          </w:tcPr>
+          <w:p>
+            <w:pPr>
+              <w:pStyle w:val="Compact"/>
+              <w:spacing w:line="276" w:lineRule="auto" w:before="0" w:after="0"/>
+              <w:ind w:firstLine="0"/>
+              <w:jc w:val="left"/>
+            </w:pPr>
+            <w:r>
+              <w:rPr>
+                <w:rFonts w:ascii="Times New Roman" w:hAnsi="Times New Roman" w:eastAsia="Times New Roman" w:cs="Times New Roman"/>
+                <w:sz w:val="22"/>
+              </w:rPr>
+              <w:t xml:space="preserve">Food photo</w:t>
+            </w:r>
+          </w:p>
+        </w:tc>
+        <w:tc>
+          <w:tcPr>
+            <w:vAlign w:val="center"/>
+            <w:tcMar>
+              <w:top w:w="100" w:type="dxa"/>
+              <w:left w:w="100" w:type="dxa"/>
+              <w:bottom w:w="100" w:type="dxa"/>
+              <w:right w:w="100" w:type="dxa"/>
+            </w:tcMar>
+          </w:tcPr>
+          <w:p>
+            <w:pPr>
+              <w:pStyle w:val="Compact"/>
+              <w:spacing w:line="276" w:lineRule="auto" w:before="0" w:after="0"/>
+              <w:ind w:firstLine="0"/>
+              <w:jc w:val="left"/>
+            </w:pPr>
+            <w:r>
+              <w:rPr>
+                <w:rFonts w:ascii="Times New Roman" w:hAnsi="Times New Roman" w:eastAsia="Times New Roman" w:cs="Times New Roman"/>
+                <w:sz w:val="22"/>
+              </w:rPr>
+              <w:t xml:space="preserve">Image 13</w:t>
+            </w:r>
+          </w:p>
+        </w:tc>
+        <w:tc>
+          <w:tcPr>
+            <w:vAlign w:val="center"/>
+            <w:tcMar>
+              <w:top w:w="100" w:type="dxa"/>
+              <w:left w:w="100" w:type="dxa"/>
+              <w:bottom w:w="100" w:type="dxa"/>
+              <w:right w:w="100" w:type="dxa"/>
+            </w:tcMar>
+          </w:tcPr>
+          <w:p>
+            <w:pPr>
+              <w:pStyle w:val="Compact"/>
+              <w:spacing w:line="276" w:lineRule="auto" w:before="0" w:after="0"/>
+              <w:ind w:firstLine="0"/>
+              <w:jc w:val="left"/>
+            </w:pPr>
+            <w:r>
+              <w:rPr>
+                <w:rFonts w:ascii="Times New Roman" w:hAnsi="Times New Roman" w:eastAsia="Times New Roman" w:cs="Times New Roman"/>
+                <w:sz w:val="22"/>
+              </w:rPr>
+              <w:t xml:space="preserve">Image 14</w:t>
+            </w:r>
+          </w:p>
+        </w:tc>
+        <w:tc>
+          <w:tcPr>
+            <w:vAlign w:val="center"/>
+            <w:tcMar>
+              <w:top w:w="100" w:type="dxa"/>
+              <w:left w:w="100" w:type="dxa"/>
+              <w:bottom w:w="100" w:type="dxa"/>
+              <w:right w:w="100" w:type="dxa"/>
+            </w:tcMar>
+          </w:tcPr>
+          <w:p>
+            <w:pPr>
+              <w:pStyle w:val="Compact"/>
+              <w:spacing w:line="276" w:lineRule="auto" w:before="0" w:after="0"/>
+              <w:ind w:firstLine="0"/>
+              <w:jc w:val="left"/>
+            </w:pPr>
+            <w:r>
+              <w:rPr>
+                <w:rFonts w:ascii="Times New Roman" w:hAnsi="Times New Roman" w:eastAsia="Times New Roman" w:cs="Times New Roman"/>
+                <w:sz w:val="22"/>
+              </w:rPr>
+              <w:t xml:space="preserve">AI-first matched real</w:t>
+            </w:r>
+          </w:p>
+        </w:tc>
+      </w:tr>
+      <w:tr>
+        <w:trPr>
+          <w:cantSplit/>
+        </w:trPr>
+        <w:tc>
+          <w:tcPr>
+            <w:vAlign w:val="center"/>
+            <w:tcMar>
+              <w:top w:w="100" w:type="dxa"/>
+              <w:left w:w="100" w:type="dxa"/>
+              <w:bottom w:w="100" w:type="dxa"/>
+              <w:right w:w="100" w:type="dxa"/>
+            </w:tcMar>
+          </w:tcPr>
+          <w:p>
+            <w:pPr>
+              <w:pStyle w:val="Compact"/>
+              <w:spacing w:line="276" w:lineRule="auto" w:before="0" w:after="0"/>
+              <w:ind w:firstLine="0"/>
+              <w:jc w:val="left"/>
+            </w:pPr>
+            <w:r>
+              <w:rPr>
+                <w:rFonts w:ascii="Times New Roman" w:hAnsi="Times New Roman" w:eastAsia="Times New Roman" w:cs="Times New Roman"/>
+                <w:sz w:val="22"/>
+              </w:rPr>
+              <w:t xml:space="preserve">P8</w:t>
+            </w:r>
+          </w:p>
+        </w:tc>
+        <w:tc>
+          <w:tcPr>
+            <w:vAlign w:val="center"/>
+            <w:tcMar>
+              <w:top w:w="100" w:type="dxa"/>
+              <w:left w:w="100" w:type="dxa"/>
+              <w:bottom w:w="100" w:type="dxa"/>
+              <w:right w:w="100" w:type="dxa"/>
+            </w:tcMar>
+          </w:tcPr>
+          <w:p>
+            <w:pPr>
+              <w:pStyle w:val="Compact"/>
+              <w:spacing w:line="276" w:lineRule="auto" w:before="0" w:after="0"/>
+              <w:ind w:firstLine="0"/>
+              <w:jc w:val="left"/>
+            </w:pPr>
+            <w:r>
+              <w:rPr>
+                <w:rFonts w:ascii="Times New Roman" w:hAnsi="Times New Roman" w:eastAsia="Times New Roman" w:cs="Times New Roman"/>
+                <w:sz w:val="22"/>
+              </w:rPr>
+              <w:t xml:space="preserve">Food photo</w:t>
+            </w:r>
+          </w:p>
+        </w:tc>
+        <w:tc>
+          <w:tcPr>
+            <w:vAlign w:val="center"/>
+            <w:tcMar>
+              <w:top w:w="100" w:type="dxa"/>
+              <w:left w:w="100" w:type="dxa"/>
+              <w:bottom w:w="100" w:type="dxa"/>
+              <w:right w:w="100" w:type="dxa"/>
+            </w:tcMar>
+          </w:tcPr>
+          <w:p>
+            <w:pPr>
+              <w:pStyle w:val="Compact"/>
+              <w:spacing w:line="276" w:lineRule="auto" w:before="0" w:after="0"/>
+              <w:ind w:firstLine="0"/>
+              <w:jc w:val="left"/>
+            </w:pPr>
+            <w:r>
+              <w:rPr>
+                <w:rFonts w:ascii="Times New Roman" w:hAnsi="Times New Roman" w:eastAsia="Times New Roman" w:cs="Times New Roman"/>
+                <w:sz w:val="22"/>
+              </w:rPr>
+              <w:t xml:space="preserve">Image 15</w:t>
+            </w:r>
+          </w:p>
+        </w:tc>
+        <w:tc>
+          <w:tcPr>
+            <w:vAlign w:val="center"/>
+            <w:tcMar>
+              <w:top w:w="100" w:type="dxa"/>
+              <w:left w:w="100" w:type="dxa"/>
+              <w:bottom w:w="100" w:type="dxa"/>
+              <w:right w:w="100" w:type="dxa"/>
+            </w:tcMar>
+          </w:tcPr>
+          <w:p>
+            <w:pPr>
+              <w:pStyle w:val="Compact"/>
+              <w:spacing w:line="276" w:lineRule="auto" w:before="0" w:after="0"/>
+              <w:ind w:firstLine="0"/>
+              <w:jc w:val="left"/>
+            </w:pPr>
+            <w:r>
+              <w:rPr>
+                <w:rFonts w:ascii="Times New Roman" w:hAnsi="Times New Roman" w:eastAsia="Times New Roman" w:cs="Times New Roman"/>
+                <w:sz w:val="22"/>
+              </w:rPr>
+              <w:t xml:space="preserve">Image 16</w:t>
+            </w:r>
+          </w:p>
+        </w:tc>
+        <w:tc>
+          <w:tcPr>
+            <w:vAlign w:val="center"/>
+            <w:tcMar>
+              <w:top w:w="100" w:type="dxa"/>
+              <w:left w:w="100" w:type="dxa"/>
+              <w:bottom w:w="100" w:type="dxa"/>
+              <w:right w:w="100" w:type="dxa"/>
+            </w:tcMar>
+          </w:tcPr>
+          <w:p>
+            <w:pPr>
+              <w:pStyle w:val="Compact"/>
+              <w:spacing w:line="276" w:lineRule="auto" w:before="0" w:after="0"/>
+              <w:ind w:firstLine="0"/>
+              <w:jc w:val="left"/>
+            </w:pPr>
+            <w:r>
+              <w:rPr>
+                <w:rFonts w:ascii="Times New Roman" w:hAnsi="Times New Roman" w:eastAsia="Times New Roman" w:cs="Times New Roman"/>
+                <w:sz w:val="22"/>
+              </w:rPr>
+              <w:t xml:space="preserve">Real-to-AI modification</w:t>
+            </w:r>
+          </w:p>
+        </w:tc>
+      </w:tr>
+      <w:tr>
+        <w:trPr>
+          <w:cantSplit/>
+        </w:trPr>
+        <w:tc>
+          <w:tcPr>
+            <w:vAlign w:val="center"/>
+            <w:tcMar>
+              <w:top w:w="100" w:type="dxa"/>
+              <w:left w:w="100" w:type="dxa"/>
+              <w:bottom w:w="100" w:type="dxa"/>
+              <w:right w:w="100" w:type="dxa"/>
+            </w:tcMar>
+          </w:tcPr>
+          <w:p>
+            <w:pPr>
+              <w:pStyle w:val="Compact"/>
+              <w:spacing w:line="276" w:lineRule="auto" w:before="0" w:after="0"/>
+              <w:ind w:firstLine="0"/>
+              <w:jc w:val="left"/>
+            </w:pPr>
+            <w:r>
+              <w:rPr>
+                <w:rFonts w:ascii="Times New Roman" w:hAnsi="Times New Roman" w:eastAsia="Times New Roman" w:cs="Times New Roman"/>
+                <w:sz w:val="22"/>
+              </w:rPr>
+              <w:t xml:space="preserve">P9</w:t>
+            </w:r>
+          </w:p>
+        </w:tc>
+        <w:tc>
+          <w:tcPr>
+            <w:vAlign w:val="center"/>
+            <w:tcMar>
+              <w:top w:w="100" w:type="dxa"/>
+              <w:left w:w="100" w:type="dxa"/>
+              <w:bottom w:w="100" w:type="dxa"/>
+              <w:right w:w="100" w:type="dxa"/>
+            </w:tcMar>
+          </w:tcPr>
+          <w:p>
+            <w:pPr>
+              <w:pStyle w:val="Compact"/>
+              <w:spacing w:line="276" w:lineRule="auto" w:before="0" w:after="0"/>
+              <w:ind w:firstLine="0"/>
+              <w:jc w:val="left"/>
+            </w:pPr>
+            <w:r>
+              <w:rPr>
+                <w:rFonts w:ascii="Times New Roman" w:hAnsi="Times New Roman" w:eastAsia="Times New Roman" w:cs="Times New Roman"/>
+                <w:sz w:val="22"/>
+              </w:rPr>
+              <w:t xml:space="preserve">Virtual livestream interface</w:t>
+            </w:r>
+          </w:p>
+        </w:tc>
+        <w:tc>
+          <w:tcPr>
+            <w:vAlign w:val="center"/>
+            <w:tcMar>
+              <w:top w:w="100" w:type="dxa"/>
+              <w:left w:w="100" w:type="dxa"/>
+              <w:bottom w:w="100" w:type="dxa"/>
+              <w:right w:w="100" w:type="dxa"/>
+            </w:tcMar>
+          </w:tcPr>
+          <w:p>
+            <w:pPr>
+              <w:pStyle w:val="Compact"/>
+              <w:spacing w:line="276" w:lineRule="auto" w:before="0" w:after="0"/>
+              <w:ind w:firstLine="0"/>
+              <w:jc w:val="left"/>
+            </w:pPr>
+            <w:r>
+              <w:rPr>
+                <w:rFonts w:ascii="Times New Roman" w:hAnsi="Times New Roman" w:eastAsia="Times New Roman" w:cs="Times New Roman"/>
+                <w:sz w:val="22"/>
+              </w:rPr>
+              <w:t xml:space="preserve">Image 18</w:t>
+            </w:r>
+          </w:p>
+        </w:tc>
+        <w:tc>
+          <w:tcPr>
+            <w:vAlign w:val="center"/>
+            <w:tcMar>
+              <w:top w:w="100" w:type="dxa"/>
+              <w:left w:w="100" w:type="dxa"/>
+              <w:bottom w:w="100" w:type="dxa"/>
+              <w:right w:w="100" w:type="dxa"/>
+            </w:tcMar>
+          </w:tcPr>
+          <w:p>
+            <w:pPr>
+              <w:pStyle w:val="Compact"/>
+              <w:spacing w:line="276" w:lineRule="auto" w:before="0" w:after="0"/>
+              <w:ind w:firstLine="0"/>
+              <w:jc w:val="left"/>
+            </w:pPr>
+            <w:r>
+              <w:rPr>
+                <w:rFonts w:ascii="Times New Roman" w:hAnsi="Times New Roman" w:eastAsia="Times New Roman" w:cs="Times New Roman"/>
+                <w:sz w:val="22"/>
+              </w:rPr>
+              <w:t xml:space="preserve">Image 17</w:t>
+            </w:r>
+          </w:p>
+        </w:tc>
+        <w:tc>
+          <w:tcPr>
+            <w:vAlign w:val="center"/>
+            <w:tcMar>
+              <w:top w:w="100" w:type="dxa"/>
+              <w:left w:w="100" w:type="dxa"/>
+              <w:bottom w:w="100" w:type="dxa"/>
+              <w:right w:w="100" w:type="dxa"/>
+            </w:tcMar>
+          </w:tcPr>
+          <w:p>
+            <w:pPr>
+              <w:pStyle w:val="Compact"/>
+              <w:spacing w:line="276" w:lineRule="auto" w:before="0" w:after="0"/>
+              <w:ind w:firstLine="0"/>
+              <w:jc w:val="left"/>
+            </w:pPr>
+            <w:r>
+              <w:rPr>
+                <w:rFonts w:ascii="Times New Roman" w:hAnsi="Times New Roman" w:eastAsia="Times New Roman" w:cs="Times New Roman"/>
+                <w:sz w:val="22"/>
+              </w:rPr>
+              <w:t xml:space="preserve">AI-first matched real</w:t>
+            </w:r>
+          </w:p>
+        </w:tc>
+      </w:tr>
+    </w:tbl>
+    <w:p>
+      <w:pPr>
+        <w:pStyle w:val="BodyText"/>
+        <w:keepNext w:val="0"/>
+        <w:keepLines w:val="0"/>
+        <w:spacing w:line="480" w:lineRule="auto" w:before="0" w:after="0"/>
+        <w:ind w:firstLine="720" w:left="0"/>
+      </w:pPr>
+      <w:r>
+        <w:rPr>
+          <w:rFonts w:ascii="Times New Roman" w:hAnsi="Times New Roman" w:eastAsia="Times New Roman" w:cs="Times New Roman"/>
+          <w:sz w:val="22"/>
+        </w:rPr>
+        <w:t xml:space="preserve">In the AI-first matched-real route, an AI-generated image was prepared first, and a visually</w:t>
+      </w:r>
+      <w:r>
+        <w:rPr>
+          <w:rFonts w:ascii="Times New Roman" w:hAnsi="Times New Roman" w:eastAsia="Times New Roman" w:cs="Times New Roman"/>
+          <w:sz w:val="22"/>
+        </w:rPr>
+        <w:t xml:space="preserve"> </w:t>
+      </w:r>
+      <w:r>
+        <w:rPr>
+          <w:rFonts w:ascii="Times New Roman" w:hAnsi="Times New Roman" w:eastAsia="Times New Roman" w:cs="Times New Roman"/>
+          <w:sz w:val="22"/>
+        </w:rPr>
+        <w:t xml:space="preserve">similar real image was later selected for comparison. In the real-to-AI modification route, a</w:t>
+      </w:r>
+      <w:r>
+        <w:rPr>
+          <w:rFonts w:ascii="Times New Roman" w:hAnsi="Times New Roman" w:eastAsia="Times New Roman" w:cs="Times New Roman"/>
+          <w:sz w:val="22"/>
+        </w:rPr>
+        <w:t xml:space="preserve"> </w:t>
+      </w:r>
+      <w:r>
+        <w:rPr>
+          <w:rFonts w:ascii="Times New Roman" w:hAnsi="Times New Roman" w:eastAsia="Times New Roman" w:cs="Times New Roman"/>
+          <w:sz w:val="22"/>
+        </w:rPr>
+        <w:t xml:space="preserve">real image was used as the source or reference for an AI-modified counterpart. The full file</w:t>
+      </w:r>
+      <w:r>
+        <w:rPr>
+          <w:rFonts w:ascii="Times New Roman" w:hAnsi="Times New Roman" w:eastAsia="Times New Roman" w:cs="Times New Roman"/>
+          <w:sz w:val="22"/>
+        </w:rPr>
+        <w:t xml:space="preserve"> </w:t>
+      </w:r>
+      <w:r>
+        <w:rPr>
+          <w:rFonts w:ascii="Times New Roman" w:hAnsi="Times New Roman" w:eastAsia="Times New Roman" w:cs="Times New Roman"/>
+          <w:sz w:val="22"/>
+        </w:rPr>
+        <w:t xml:space="preserve">paths, question numbers, labels, and route notes are recorded in</w:t>
+      </w:r>
+      <w:r>
+        <w:rPr>
+          <w:rFonts w:ascii="Times New Roman" w:hAnsi="Times New Roman" w:eastAsia="Times New Roman" w:cs="Times New Roman"/>
+          <w:sz w:val="22"/>
+        </w:rPr>
+        <w:t xml:space="preserve"> </w:t>
+      </w:r>
+      <w:r>
+        <w:rPr>
+          <w:rStyle w:val="VerbatimChar"/>
+          <w:rFonts w:ascii="Times New Roman" w:hAnsi="Times New Roman" w:eastAsia="Times New Roman" w:cs="Times New Roman"/>
+          <w:sz w:val="22"/>
+        </w:rPr>
+        <w:t xml:space="preserve">Experiment/Materials_Manifest.csv</w:t>
+      </w:r>
+      <w:r>
+        <w:rPr>
+          <w:rFonts w:ascii="Times New Roman" w:hAnsi="Times New Roman" w:eastAsia="Times New Roman" w:cs="Times New Roman"/>
+          <w:sz w:val="22"/>
+        </w:rPr>
+        <w:t xml:space="preserve">.</w:t>
+      </w:r>
+    </w:p>
+    <w:bookmarkEnd w:id="48"/>
+    <w:bookmarkStart w:id="49" w:name="X7c98da5d1f61ba758cb5e875088fddc09b69ac9"/>
+    <w:p>
+      <w:pPr>
+        <w:pStyle w:val="Heading2"/>
+        <w:keepNext w:val="0"/>
+        <w:keepLines w:val="0"/>
+        <w:pageBreakBefore/>
+        <w:spacing w:line="480" w:lineRule="auto" w:before="0" w:after="0"/>
+        <w:ind w:firstLine="0" w:left="0"/>
+      </w:pPr>
+      <w:r>
+        <w:rPr>
+          <w:rFonts w:ascii="Times New Roman" w:hAnsi="Times New Roman" w:eastAsia="Times New Roman" w:cs="Times New Roman"/>
+          <w:sz w:val="22"/>
+        </w:rPr>
+        <w:t xml:space="preserve">Appendix B. Reconstructed AI Image Prompts</w:t>
+      </w:r>
+    </w:p>
+    <w:p>
+      <w:pPr>
+        <w:pStyle w:val="FirstParagraph"/>
+        <w:keepNext w:val="0"/>
+        <w:keepLines w:val="0"/>
+        <w:spacing w:line="480" w:lineRule="auto" w:before="0" w:after="0"/>
+        <w:ind w:firstLine="720" w:left="0"/>
+      </w:pPr>
+      <w:r>
+        <w:rPr>
+          <w:rFonts w:ascii="Times New Roman" w:hAnsi="Times New Roman" w:eastAsia="Times New Roman" w:cs="Times New Roman"/>
+          <w:sz w:val="22"/>
+        </w:rPr>
+        <w:t xml:space="preserve">The original prompts were not fully preserved during early material preparation. The prompts</w:t>
+      </w:r>
+      <w:r>
+        <w:rPr>
+          <w:rFonts w:ascii="Times New Roman" w:hAnsi="Times New Roman" w:eastAsia="Times New Roman" w:cs="Times New Roman"/>
+          <w:sz w:val="22"/>
+        </w:rPr>
+        <w:t xml:space="preserve"> </w:t>
+      </w:r>
+      <w:r>
+        <w:rPr>
+          <w:rFonts w:ascii="Times New Roman" w:hAnsi="Times New Roman" w:eastAsia="Times New Roman" w:cs="Times New Roman"/>
+          <w:sz w:val="22"/>
+        </w:rPr>
+        <w:t xml:space="preserve">below are therefore reconstructed from the final AI-generated stimuli and the documented</w:t>
+      </w:r>
+      <w:r>
+        <w:rPr>
+          <w:rFonts w:ascii="Times New Roman" w:hAnsi="Times New Roman" w:eastAsia="Times New Roman" w:cs="Times New Roman"/>
+          <w:sz w:val="22"/>
+        </w:rPr>
+        <w:t xml:space="preserve"> </w:t>
+      </w:r>
+      <w:r>
+        <w:rPr>
+          <w:rFonts w:ascii="Times New Roman" w:hAnsi="Times New Roman" w:eastAsia="Times New Roman" w:cs="Times New Roman"/>
+          <w:sz w:val="22"/>
+        </w:rPr>
+        <w:t xml:space="preserve">material workflow. They should be treated as methodological documentation, not as exact</w:t>
+      </w:r>
+      <w:r>
+        <w:rPr>
+          <w:rFonts w:ascii="Times New Roman" w:hAnsi="Times New Roman" w:eastAsia="Times New Roman" w:cs="Times New Roman"/>
+          <w:sz w:val="22"/>
+        </w:rPr>
+        <w:t xml:space="preserve"> </w:t>
+      </w:r>
+      <w:r>
+        <w:rPr>
+          <w:rFonts w:ascii="Times New Roman" w:hAnsi="Times New Roman" w:eastAsia="Times New Roman" w:cs="Times New Roman"/>
+          <w:sz w:val="22"/>
+        </w:rPr>
+        <w:t xml:space="preserve">generation logs.</w:t>
+      </w:r>
+    </w:p>
+    <w:p>
+      <w:pPr>
+        <w:pStyle w:val="BodyText"/>
+        <w:keepNext w:val="0"/>
+        <w:keepLines w:val="0"/>
+        <w:spacing w:line="480" w:lineRule="auto" w:before="0" w:after="0"/>
+        <w:ind w:firstLine="720" w:left="0"/>
+      </w:pPr>
+      <w:r>
+        <w:rPr>
+          <w:bCs/>
+          <w:rFonts w:ascii="Times New Roman" w:hAnsi="Times New Roman" w:eastAsia="Times New Roman" w:cs="Times New Roman"/>
+          <w:b/>
+          <w:sz w:val="22"/>
+        </w:rPr>
+        <w:t xml:space="preserve">Image 1, P1, text-bearing visual artifact, AI-first matched real.</w:t>
+      </w:r>
+      <w:r>
+        <w:rPr>
+          <w:rFonts w:ascii="Times New Roman" w:hAnsi="Times New Roman" w:eastAsia="Times New Roman" w:cs="Times New Roman"/>
+          <w:sz w:val="22"/>
+        </w:rPr>
+        <w:br/>
+      </w:r>
+      <w:r>
+        <w:rPr>
+          <w:rFonts w:ascii="Times New Roman" w:hAnsi="Times New Roman" w:eastAsia="Times New Roman" w:cs="Times New Roman"/>
+          <w:sz w:val="22"/>
+        </w:rPr>
+        <w:t xml:space="preserve">Create a realistic vintage postcard-style image inspired by</w:t>
+      </w:r>
+      <w:r>
+        <w:rPr>
+          <w:rFonts w:ascii="Times New Roman" w:hAnsi="Times New Roman" w:eastAsia="Times New Roman" w:cs="Times New Roman"/>
+          <w:sz w:val="22"/>
+        </w:rPr>
+        <w:t xml:space="preserve"> </w:t>
+      </w:r>
+      <w:r>
+        <w:rPr>
+          <w:iCs/>
+          <w:rFonts w:ascii="Times New Roman" w:hAnsi="Times New Roman" w:eastAsia="Times New Roman" w:cs="Times New Roman"/>
+          <w:i/>
+          <w:sz w:val="22"/>
+        </w:rPr>
+        <w:t xml:space="preserve">The Little Prince</w:t>
+      </w:r>
+      <w:r>
+        <w:rPr>
+          <w:rFonts w:ascii="Times New Roman" w:hAnsi="Times New Roman" w:eastAsia="Times New Roman" w:cs="Times New Roman"/>
+          <w:sz w:val="22"/>
+        </w:rPr>
+        <w:t xml:space="preserve">, with a</w:t>
+      </w:r>
+      <w:r>
+        <w:rPr>
+          <w:rFonts w:ascii="Times New Roman" w:hAnsi="Times New Roman" w:eastAsia="Times New Roman" w:cs="Times New Roman"/>
+          <w:sz w:val="22"/>
+        </w:rPr>
+        <w:t xml:space="preserve"> </w:t>
+      </w:r>
+      <w:r>
+        <w:rPr>
+          <w:rFonts w:ascii="Times New Roman" w:hAnsi="Times New Roman" w:eastAsia="Times New Roman" w:cs="Times New Roman"/>
+          <w:sz w:val="22"/>
+        </w:rPr>
+        <w:t xml:space="preserve">small childlike figure sitting on a planet under a dark blue starry sky, a tall white rocket,</w:t>
+      </w:r>
+      <w:r>
+        <w:rPr>
+          <w:rFonts w:ascii="Times New Roman" w:hAnsi="Times New Roman" w:eastAsia="Times New Roman" w:cs="Times New Roman"/>
+          <w:sz w:val="22"/>
+        </w:rPr>
+        <w:t xml:space="preserve"> </w:t>
+      </w:r>
+      <w:r>
+        <w:rPr>
+          <w:rFonts w:ascii="Times New Roman" w:hAnsi="Times New Roman" w:eastAsia="Times New Roman" w:cs="Times New Roman"/>
+          <w:sz w:val="22"/>
+        </w:rPr>
+        <w:t xml:space="preserve">a moon, and a split postcard layout with handwritten English text, postage stamp, and</w:t>
+      </w:r>
+      <w:r>
+        <w:rPr>
+          <w:rFonts w:ascii="Times New Roman" w:hAnsi="Times New Roman" w:eastAsia="Times New Roman" w:cs="Times New Roman"/>
+          <w:sz w:val="22"/>
+        </w:rPr>
+        <w:t xml:space="preserve"> </w:t>
+      </w:r>
+      <w:r>
+        <w:rPr>
+          <w:rFonts w:ascii="Times New Roman" w:hAnsi="Times New Roman" w:eastAsia="Times New Roman" w:cs="Times New Roman"/>
+          <w:sz w:val="22"/>
+        </w:rPr>
+        <w:t xml:space="preserve">postmark. Make it look like a photographed paper artifact, with aged texture and imperfect</w:t>
+      </w:r>
+      <w:r>
+        <w:rPr>
+          <w:rFonts w:ascii="Times New Roman" w:hAnsi="Times New Roman" w:eastAsia="Times New Roman" w:cs="Times New Roman"/>
+          <w:sz w:val="22"/>
+        </w:rPr>
+        <w:t xml:space="preserve"> </w:t>
+      </w:r>
+      <w:r>
+        <w:rPr>
+          <w:rFonts w:ascii="Times New Roman" w:hAnsi="Times New Roman" w:eastAsia="Times New Roman" w:cs="Times New Roman"/>
+          <w:sz w:val="22"/>
+        </w:rPr>
+        <w:t xml:space="preserve">typography.</w:t>
+      </w:r>
+    </w:p>
+    <w:p>
+      <w:pPr>
+        <w:pStyle w:val="BodyText"/>
+        <w:keepNext w:val="0"/>
+        <w:keepLines w:val="0"/>
+        <w:spacing w:line="480" w:lineRule="auto" w:before="0" w:after="0"/>
+        <w:ind w:firstLine="720" w:left="0"/>
+      </w:pPr>
+      <w:r>
+        <w:rPr>
+          <w:bCs/>
+          <w:rFonts w:ascii="Times New Roman" w:hAnsi="Times New Roman" w:eastAsia="Times New Roman" w:cs="Times New Roman"/>
+          <w:b/>
+          <w:sz w:val="22"/>
+        </w:rPr>
+        <w:t xml:space="preserve">Image 3, P2, text-bearing visual artifact, real-to-AI modification.</w:t>
+      </w:r>
+      <w:r>
+        <w:rPr>
+          <w:rFonts w:ascii="Times New Roman" w:hAnsi="Times New Roman" w:eastAsia="Times New Roman" w:cs="Times New Roman"/>
+          <w:sz w:val="22"/>
+        </w:rPr>
+        <w:br/>
+      </w:r>
+      <w:r>
+        <w:rPr>
+          <w:rFonts w:ascii="Times New Roman" w:hAnsi="Times New Roman" w:eastAsia="Times New Roman" w:cs="Times New Roman"/>
+          <w:sz w:val="22"/>
+        </w:rPr>
+        <w:t xml:space="preserve">Using an old handwritten postcard as the visual reference, generate a similar aged European</w:t>
+      </w:r>
+      <w:r>
+        <w:rPr>
+          <w:rFonts w:ascii="Times New Roman" w:hAnsi="Times New Roman" w:eastAsia="Times New Roman" w:cs="Times New Roman"/>
+          <w:sz w:val="22"/>
+        </w:rPr>
+        <w:t xml:space="preserve"> </w:t>
+      </w:r>
+      <w:r>
+        <w:rPr>
+          <w:rFonts w:ascii="Times New Roman" w:hAnsi="Times New Roman" w:eastAsia="Times New Roman" w:cs="Times New Roman"/>
+          <w:sz w:val="22"/>
+        </w:rPr>
+        <w:t xml:space="preserve">postcard on cream paper. Preserve the postcard layout, stamp area, postmark, address lines,</w:t>
+      </w:r>
+      <w:r>
+        <w:rPr>
+          <w:rFonts w:ascii="Times New Roman" w:hAnsi="Times New Roman" w:eastAsia="Times New Roman" w:cs="Times New Roman"/>
+          <w:sz w:val="22"/>
+        </w:rPr>
+        <w:t xml:space="preserve"> </w:t>
+      </w:r>
+      <w:r>
+        <w:rPr>
+          <w:rFonts w:ascii="Times New Roman" w:hAnsi="Times New Roman" w:eastAsia="Times New Roman" w:cs="Times New Roman"/>
+          <w:sz w:val="22"/>
+        </w:rPr>
+        <w:t xml:space="preserve">and handwritten message, but make the text and paper texture look naturally imperfect rather</w:t>
+      </w:r>
+      <w:r>
+        <w:rPr>
+          <w:rFonts w:ascii="Times New Roman" w:hAnsi="Times New Roman" w:eastAsia="Times New Roman" w:cs="Times New Roman"/>
+          <w:sz w:val="22"/>
+        </w:rPr>
+        <w:t xml:space="preserve"> </w:t>
+      </w:r>
+      <w:r>
+        <w:rPr>
+          <w:rFonts w:ascii="Times New Roman" w:hAnsi="Times New Roman" w:eastAsia="Times New Roman" w:cs="Times New Roman"/>
+          <w:sz w:val="22"/>
+        </w:rPr>
+        <w:t xml:space="preserve">than digitally clean.</w:t>
+      </w:r>
+    </w:p>
+    <w:p>
+      <w:pPr>
+        <w:pStyle w:val="BodyText"/>
+        <w:keepNext w:val="0"/>
+        <w:keepLines w:val="0"/>
+        <w:spacing w:line="480" w:lineRule="auto" w:before="0" w:after="0"/>
+        <w:ind w:firstLine="720" w:left="0"/>
+      </w:pPr>
+      <w:r>
+        <w:rPr>
+          <w:bCs/>
+          <w:rFonts w:ascii="Times New Roman" w:hAnsi="Times New Roman" w:eastAsia="Times New Roman" w:cs="Times New Roman"/>
+          <w:b/>
+          <w:sz w:val="22"/>
+        </w:rPr>
+        <w:t xml:space="preserve">Image 6, P3, portrait, AI-first matched real.</w:t>
+      </w:r>
+      <w:r>
+        <w:rPr>
+          <w:rFonts w:ascii="Times New Roman" w:hAnsi="Times New Roman" w:eastAsia="Times New Roman" w:cs="Times New Roman"/>
+          <w:sz w:val="22"/>
+        </w:rPr>
+        <w:br/>
+      </w:r>
+      <w:r>
+        <w:rPr>
+          <w:rFonts w:ascii="Times New Roman" w:hAnsi="Times New Roman" w:eastAsia="Times New Roman" w:cs="Times New Roman"/>
+          <w:sz w:val="22"/>
+        </w:rPr>
+        <w:t xml:space="preserve">Create a black-and-white cinematic portrait photograph of a young adult man sitting indoors</w:t>
+      </w:r>
+      <w:r>
+        <w:rPr>
+          <w:rFonts w:ascii="Times New Roman" w:hAnsi="Times New Roman" w:eastAsia="Times New Roman" w:cs="Times New Roman"/>
+          <w:sz w:val="22"/>
+        </w:rPr>
+        <w:t xml:space="preserve"> </w:t>
+      </w:r>
+      <w:r>
+        <w:rPr>
+          <w:rFonts w:ascii="Times New Roman" w:hAnsi="Times New Roman" w:eastAsia="Times New Roman" w:cs="Times New Roman"/>
+          <w:sz w:val="22"/>
+        </w:rPr>
+        <w:t xml:space="preserve">beside a tall window. Use dramatic side lighting, deep shadows, realistic facial detail, a</w:t>
+      </w:r>
+      <w:r>
+        <w:rPr>
+          <w:rFonts w:ascii="Times New Roman" w:hAnsi="Times New Roman" w:eastAsia="Times New Roman" w:cs="Times New Roman"/>
+          <w:sz w:val="22"/>
+        </w:rPr>
+        <w:t xml:space="preserve"> </w:t>
+      </w:r>
+      <w:r>
+        <w:rPr>
+          <w:rFonts w:ascii="Times New Roman" w:hAnsi="Times New Roman" w:eastAsia="Times New Roman" w:cs="Times New Roman"/>
+          <w:sz w:val="22"/>
+        </w:rPr>
+        <w:t xml:space="preserve">white shirt, and a quiet documentary photography style.</w:t>
+      </w:r>
+    </w:p>
+    <w:p>
+      <w:pPr>
+        <w:pStyle w:val="BodyText"/>
+        <w:keepNext w:val="0"/>
+        <w:keepLines w:val="0"/>
+        <w:spacing w:line="480" w:lineRule="auto" w:before="0" w:after="0"/>
+        <w:ind w:firstLine="720" w:left="0"/>
+      </w:pPr>
+      <w:r>
+        <w:rPr>
+          <w:bCs/>
+          <w:rFonts w:ascii="Times New Roman" w:hAnsi="Times New Roman" w:eastAsia="Times New Roman" w:cs="Times New Roman"/>
+          <w:b/>
+          <w:sz w:val="22"/>
+        </w:rPr>
+        <w:t xml:space="preserve">Image 7, P4, portrait, real-to-AI modification.</w:t>
+      </w:r>
+      <w:r>
+        <w:rPr>
+          <w:rFonts w:ascii="Times New Roman" w:hAnsi="Times New Roman" w:eastAsia="Times New Roman" w:cs="Times New Roman"/>
+          <w:sz w:val="22"/>
+        </w:rPr>
+        <w:br/>
+      </w:r>
+      <w:r>
+        <w:rPr>
+          <w:rFonts w:ascii="Times New Roman" w:hAnsi="Times New Roman" w:eastAsia="Times New Roman" w:cs="Times New Roman"/>
+          <w:sz w:val="22"/>
+        </w:rPr>
+        <w:t xml:space="preserve">Using a black-and-white street portrait as a reference, generate a similar documentary-style</w:t>
+      </w:r>
+      <w:r>
+        <w:rPr>
+          <w:rFonts w:ascii="Times New Roman" w:hAnsi="Times New Roman" w:eastAsia="Times New Roman" w:cs="Times New Roman"/>
+          <w:sz w:val="22"/>
+        </w:rPr>
+        <w:t xml:space="preserve"> </w:t>
+      </w:r>
+      <w:r>
+        <w:rPr>
+          <w:rFonts w:ascii="Times New Roman" w:hAnsi="Times New Roman" w:eastAsia="Times New Roman" w:cs="Times New Roman"/>
+          <w:sz w:val="22"/>
+        </w:rPr>
+        <w:t xml:space="preserve">image of a middle-aged man walking in profile beside a textured wall. Preserve the high</w:t>
+      </w:r>
+      <w:r>
+        <w:rPr>
+          <w:rFonts w:ascii="Times New Roman" w:hAnsi="Times New Roman" w:eastAsia="Times New Roman" w:cs="Times New Roman"/>
+          <w:sz w:val="22"/>
+        </w:rPr>
+        <w:t xml:space="preserve"> </w:t>
+      </w:r>
+      <w:r>
+        <w:rPr>
+          <w:rFonts w:ascii="Times New Roman" w:hAnsi="Times New Roman" w:eastAsia="Times New Roman" w:cs="Times New Roman"/>
+          <w:sz w:val="22"/>
+        </w:rPr>
+        <w:t xml:space="preserve">contrast, dark clothing, urban setting, and strong shadow structure.</w:t>
+      </w:r>
+    </w:p>
+    <w:p>
+      <w:pPr>
+        <w:pStyle w:val="BodyText"/>
+        <w:keepNext w:val="0"/>
+        <w:keepLines w:val="0"/>
+        <w:spacing w:line="480" w:lineRule="auto" w:before="0" w:after="0"/>
+        <w:ind w:firstLine="720" w:left="0"/>
+      </w:pPr>
+      <w:r>
+        <w:rPr>
+          <w:bCs/>
+          <w:rFonts w:ascii="Times New Roman" w:hAnsi="Times New Roman" w:eastAsia="Times New Roman" w:cs="Times New Roman"/>
+          <w:b/>
+          <w:sz w:val="22"/>
+        </w:rPr>
+        <w:t xml:space="preserve">Image 9, P5, livestream commerce screenshot, AI-first matched real.</w:t>
+      </w:r>
+      <w:r>
+        <w:rPr>
+          <w:rFonts w:ascii="Times New Roman" w:hAnsi="Times New Roman" w:eastAsia="Times New Roman" w:cs="Times New Roman"/>
+          <w:sz w:val="22"/>
+        </w:rPr>
+        <w:br/>
+      </w:r>
+      <w:r>
+        <w:rPr>
+          <w:rFonts w:ascii="Times New Roman" w:hAnsi="Times New Roman" w:eastAsia="Times New Roman" w:cs="Times New Roman"/>
+          <w:sz w:val="22"/>
+        </w:rPr>
+        <w:t xml:space="preserve">Create a vertical mobile livestream shopping screenshot in a Chinese e-commerce app. Show a</w:t>
+      </w:r>
+      <w:r>
+        <w:rPr>
+          <w:rFonts w:ascii="Times New Roman" w:hAnsi="Times New Roman" w:eastAsia="Times New Roman" w:cs="Times New Roman"/>
+          <w:sz w:val="22"/>
+        </w:rPr>
+        <w:t xml:space="preserve"> </w:t>
+      </w:r>
+      <w:r>
+        <w:rPr>
+          <w:rFonts w:ascii="Times New Roman" w:hAnsi="Times New Roman" w:eastAsia="Times New Roman" w:cs="Times New Roman"/>
+          <w:sz w:val="22"/>
+        </w:rPr>
+        <w:t xml:space="preserve">male host wearing glasses and holding a food product, with dense interface overlays, comment</w:t>
+      </w:r>
+      <w:r>
+        <w:rPr>
+          <w:rFonts w:ascii="Times New Roman" w:hAnsi="Times New Roman" w:eastAsia="Times New Roman" w:cs="Times New Roman"/>
+          <w:sz w:val="22"/>
+        </w:rPr>
+        <w:t xml:space="preserve"> </w:t>
+      </w:r>
+      <w:r>
+        <w:rPr>
+          <w:rFonts w:ascii="Times New Roman" w:hAnsi="Times New Roman" w:eastAsia="Times New Roman" w:cs="Times New Roman"/>
+          <w:sz w:val="22"/>
+        </w:rPr>
+        <w:t xml:space="preserve">bubbles, discount labels, viewer icons, hearts, buttons, and product cards. Make the image</w:t>
+      </w:r>
+      <w:r>
+        <w:rPr>
+          <w:rFonts w:ascii="Times New Roman" w:hAnsi="Times New Roman" w:eastAsia="Times New Roman" w:cs="Times New Roman"/>
+          <w:sz w:val="22"/>
+        </w:rPr>
+        <w:t xml:space="preserve"> </w:t>
+      </w:r>
+      <w:r>
+        <w:rPr>
+          <w:rFonts w:ascii="Times New Roman" w:hAnsi="Times New Roman" w:eastAsia="Times New Roman" w:cs="Times New Roman"/>
+          <w:sz w:val="22"/>
+        </w:rPr>
+        <w:t xml:space="preserve">look like a real livestream commerce screen capture.</w:t>
+      </w:r>
+    </w:p>
+    <w:p>
+      <w:pPr>
+        <w:pStyle w:val="BodyText"/>
+        <w:keepNext w:val="0"/>
+        <w:keepLines w:val="0"/>
+        <w:spacing w:line="480" w:lineRule="auto" w:before="0" w:after="0"/>
+        <w:ind w:firstLine="720" w:left="0"/>
+      </w:pPr>
+      <w:r>
+        <w:rPr>
+          <w:bCs/>
+          <w:rFonts w:ascii="Times New Roman" w:hAnsi="Times New Roman" w:eastAsia="Times New Roman" w:cs="Times New Roman"/>
+          <w:b/>
+          <w:sz w:val="22"/>
+        </w:rPr>
+        <w:t xml:space="preserve">Image 11, P6, livestream commerce screenshot, real-to-AI modification.</w:t>
+      </w:r>
+      <w:r>
+        <w:rPr>
+          <w:rFonts w:ascii="Times New Roman" w:hAnsi="Times New Roman" w:eastAsia="Times New Roman" w:cs="Times New Roman"/>
+          <w:sz w:val="22"/>
+        </w:rPr>
+        <w:br/>
+      </w:r>
+      <w:r>
+        <w:rPr>
+          <w:rFonts w:ascii="Times New Roman" w:hAnsi="Times New Roman" w:eastAsia="Times New Roman" w:cs="Times New Roman"/>
+          <w:sz w:val="22"/>
+        </w:rPr>
+        <w:t xml:space="preserve">Using a real livestream commerce screenshot as a reference, generate a similar vertical</w:t>
+      </w:r>
+      <w:r>
+        <w:rPr>
+          <w:rFonts w:ascii="Times New Roman" w:hAnsi="Times New Roman" w:eastAsia="Times New Roman" w:cs="Times New Roman"/>
+          <w:sz w:val="22"/>
+        </w:rPr>
+        <w:t xml:space="preserve"> </w:t>
+      </w:r>
+      <w:r>
+        <w:rPr>
+          <w:rFonts w:ascii="Times New Roman" w:hAnsi="Times New Roman" w:eastAsia="Times New Roman" w:cs="Times New Roman"/>
+          <w:sz w:val="22"/>
+        </w:rPr>
+        <w:t xml:space="preserve">mobile shopping interface. Show a young female host, green promotional banners, Chinese</w:t>
+      </w:r>
+      <w:r>
+        <w:rPr>
+          <w:rFonts w:ascii="Times New Roman" w:hAnsi="Times New Roman" w:eastAsia="Times New Roman" w:cs="Times New Roman"/>
+          <w:sz w:val="22"/>
+        </w:rPr>
+        <w:t xml:space="preserve"> </w:t>
+      </w:r>
+      <w:r>
+        <w:rPr>
+          <w:rFonts w:ascii="Times New Roman" w:hAnsi="Times New Roman" w:eastAsia="Times New Roman" w:cs="Times New Roman"/>
+          <w:sz w:val="22"/>
+        </w:rPr>
+        <w:t xml:space="preserve">discount text, product packaging, comment overlays, purchase buttons, and a busy platform</w:t>
+      </w:r>
+      <w:r>
+        <w:rPr>
+          <w:rFonts w:ascii="Times New Roman" w:hAnsi="Times New Roman" w:eastAsia="Times New Roman" w:cs="Times New Roman"/>
+          <w:sz w:val="22"/>
+        </w:rPr>
+        <w:t xml:space="preserve"> </w:t>
+      </w:r>
+      <w:r>
+        <w:rPr>
+          <w:rFonts w:ascii="Times New Roman" w:hAnsi="Times New Roman" w:eastAsia="Times New Roman" w:cs="Times New Roman"/>
+          <w:sz w:val="22"/>
+        </w:rPr>
+        <w:t xml:space="preserve">layout.</w:t>
+      </w:r>
+    </w:p>
+    <w:p>
+      <w:pPr>
+        <w:pStyle w:val="BodyText"/>
+        <w:keepNext w:val="0"/>
+        <w:keepLines w:val="0"/>
+        <w:spacing w:line="480" w:lineRule="auto" w:before="0" w:after="0"/>
+        <w:ind w:firstLine="720" w:left="0"/>
+      </w:pPr>
+      <w:r>
+        <w:rPr>
+          <w:bCs/>
+          <w:rFonts w:ascii="Times New Roman" w:hAnsi="Times New Roman" w:eastAsia="Times New Roman" w:cs="Times New Roman"/>
+          <w:b/>
+          <w:sz w:val="22"/>
+        </w:rPr>
+        <w:t xml:space="preserve">Image 13, P7, food photo, AI-first matched real.</w:t>
+      </w:r>
+      <w:r>
+        <w:rPr>
+          <w:rFonts w:ascii="Times New Roman" w:hAnsi="Times New Roman" w:eastAsia="Times New Roman" w:cs="Times New Roman"/>
+          <w:sz w:val="22"/>
+        </w:rPr>
+        <w:br/>
+      </w:r>
+      <w:r>
+        <w:rPr>
+          <w:rFonts w:ascii="Times New Roman" w:hAnsi="Times New Roman" w:eastAsia="Times New Roman" w:cs="Times New Roman"/>
+          <w:sz w:val="22"/>
+        </w:rPr>
+        <w:t xml:space="preserve">Create a realistic restaurant food photograph of a bowl of Japanese ramen on a wooden</w:t>
+      </w:r>
+      <w:r>
+        <w:rPr>
+          <w:rFonts w:ascii="Times New Roman" w:hAnsi="Times New Roman" w:eastAsia="Times New Roman" w:cs="Times New Roman"/>
+          <w:sz w:val="22"/>
+        </w:rPr>
+        <w:t xml:space="preserve"> </w:t>
+      </w:r>
+      <w:r>
+        <w:rPr>
+          <w:rFonts w:ascii="Times New Roman" w:hAnsi="Times New Roman" w:eastAsia="Times New Roman" w:cs="Times New Roman"/>
+          <w:sz w:val="22"/>
+        </w:rPr>
+        <w:t xml:space="preserve">counter. Include sliced pork, soft-boiled eggs, green onions, seaweed, chopsticks, a water</w:t>
+      </w:r>
+      <w:r>
+        <w:rPr>
+          <w:rFonts w:ascii="Times New Roman" w:hAnsi="Times New Roman" w:eastAsia="Times New Roman" w:cs="Times New Roman"/>
+          <w:sz w:val="22"/>
+        </w:rPr>
+        <w:t xml:space="preserve"> </w:t>
+      </w:r>
+      <w:r>
+        <w:rPr>
+          <w:rFonts w:ascii="Times New Roman" w:hAnsi="Times New Roman" w:eastAsia="Times New Roman" w:cs="Times New Roman"/>
+          <w:sz w:val="22"/>
+        </w:rPr>
+        <w:t xml:space="preserve">glass, and warm indoor lighting. Use shallow depth of field and smartphone food photography</w:t>
+      </w:r>
+      <w:r>
+        <w:rPr>
+          <w:rFonts w:ascii="Times New Roman" w:hAnsi="Times New Roman" w:eastAsia="Times New Roman" w:cs="Times New Roman"/>
+          <w:sz w:val="22"/>
+        </w:rPr>
+        <w:t xml:space="preserve"> </w:t>
+      </w:r>
+      <w:r>
+        <w:rPr>
+          <w:rFonts w:ascii="Times New Roman" w:hAnsi="Times New Roman" w:eastAsia="Times New Roman" w:cs="Times New Roman"/>
+          <w:sz w:val="22"/>
+        </w:rPr>
+        <w:t xml:space="preserve">realism.</w:t>
+      </w:r>
+    </w:p>
+    <w:p>
+      <w:pPr>
+        <w:pStyle w:val="BodyText"/>
+        <w:keepNext w:val="0"/>
+        <w:keepLines w:val="0"/>
+        <w:spacing w:line="480" w:lineRule="auto" w:before="0" w:after="0"/>
+        <w:ind w:firstLine="720" w:left="0"/>
+      </w:pPr>
+      <w:r>
+        <w:rPr>
+          <w:bCs/>
+          <w:rFonts w:ascii="Times New Roman" w:hAnsi="Times New Roman" w:eastAsia="Times New Roman" w:cs="Times New Roman"/>
+          <w:b/>
+          <w:sz w:val="22"/>
+        </w:rPr>
+        <w:t xml:space="preserve">Image 15, P8, food photo, real-to-AI modification.</w:t>
+      </w:r>
+      <w:r>
+        <w:rPr>
+          <w:rFonts w:ascii="Times New Roman" w:hAnsi="Times New Roman" w:eastAsia="Times New Roman" w:cs="Times New Roman"/>
+          <w:sz w:val="22"/>
+        </w:rPr>
+        <w:br/>
+      </w:r>
+      <w:r>
+        <w:rPr>
+          <w:rFonts w:ascii="Times New Roman" w:hAnsi="Times New Roman" w:eastAsia="Times New Roman" w:cs="Times New Roman"/>
+          <w:sz w:val="22"/>
+        </w:rPr>
+        <w:t xml:space="preserve">Using a real plated noodle photograph as a reference, generate a similar close-up food photo</w:t>
+      </w:r>
+      <w:r>
+        <w:rPr>
+          <w:rFonts w:ascii="Times New Roman" w:hAnsi="Times New Roman" w:eastAsia="Times New Roman" w:cs="Times New Roman"/>
+          <w:sz w:val="22"/>
+        </w:rPr>
+        <w:t xml:space="preserve"> </w:t>
+      </w:r>
+      <w:r>
+        <w:rPr>
+          <w:rFonts w:ascii="Times New Roman" w:hAnsi="Times New Roman" w:eastAsia="Times New Roman" w:cs="Times New Roman"/>
+          <w:sz w:val="22"/>
+        </w:rPr>
+        <w:t xml:space="preserve">of stir-fried noodles on a white plate. Preserve the plate angle, glossy sauce, vegetables,</w:t>
+      </w:r>
+      <w:r>
+        <w:rPr>
+          <w:rFonts w:ascii="Times New Roman" w:hAnsi="Times New Roman" w:eastAsia="Times New Roman" w:cs="Times New Roman"/>
+          <w:sz w:val="22"/>
+        </w:rPr>
+        <w:t xml:space="preserve"> </w:t>
+      </w:r>
+      <w:r>
+        <w:rPr>
+          <w:rFonts w:ascii="Times New Roman" w:hAnsi="Times New Roman" w:eastAsia="Times New Roman" w:cs="Times New Roman"/>
+          <w:sz w:val="22"/>
+        </w:rPr>
+        <w:t xml:space="preserve">and restaurant lighting while making the image appear like a natural food photograph.</w:t>
+      </w:r>
+    </w:p>
+    <w:p>
+      <w:pPr>
+        <w:pStyle w:val="BodyText"/>
+        <w:keepNext w:val="0"/>
+        <w:keepLines w:val="0"/>
+        <w:spacing w:line="480" w:lineRule="auto" w:before="0" w:after="0"/>
+        <w:ind w:firstLine="720" w:left="0"/>
+      </w:pPr>
+      <w:r>
+        <w:rPr>
+          <w:bCs/>
+          <w:rFonts w:ascii="Times New Roman" w:hAnsi="Times New Roman" w:eastAsia="Times New Roman" w:cs="Times New Roman"/>
+          <w:b/>
+          <w:sz w:val="22"/>
+        </w:rPr>
+        <w:t xml:space="preserve">Image 18, P9, virtual livestream interface, AI-first matched real.</w:t>
+      </w:r>
+      <w:r>
+        <w:rPr>
+          <w:rFonts w:ascii="Times New Roman" w:hAnsi="Times New Roman" w:eastAsia="Times New Roman" w:cs="Times New Roman"/>
+          <w:sz w:val="22"/>
+        </w:rPr>
+        <w:br/>
+      </w:r>
+      <w:r>
+        <w:rPr>
+          <w:rFonts w:ascii="Times New Roman" w:hAnsi="Times New Roman" w:eastAsia="Times New Roman" w:cs="Times New Roman"/>
+          <w:sz w:val="22"/>
+        </w:rPr>
+        <w:t xml:space="preserve">Create a wide VTuber livestream interface screenshot with a blue-haired anime-style virtual</w:t>
+      </w:r>
+      <w:r>
+        <w:rPr>
+          <w:rFonts w:ascii="Times New Roman" w:hAnsi="Times New Roman" w:eastAsia="Times New Roman" w:cs="Times New Roman"/>
+          <w:sz w:val="22"/>
+        </w:rPr>
+        <w:t xml:space="preserve"> </w:t>
+      </w:r>
+      <w:r>
+        <w:rPr>
+          <w:rFonts w:ascii="Times New Roman" w:hAnsi="Times New Roman" w:eastAsia="Times New Roman" w:cs="Times New Roman"/>
+          <w:sz w:val="22"/>
+        </w:rPr>
+        <w:t xml:space="preserve">streamer in the center, blue starry stage design, live chat panels, donation or viewer</w:t>
+      </w:r>
+      <w:r>
+        <w:rPr>
+          <w:rFonts w:ascii="Times New Roman" w:hAnsi="Times New Roman" w:eastAsia="Times New Roman" w:cs="Times New Roman"/>
+          <w:sz w:val="22"/>
+        </w:rPr>
+        <w:t xml:space="preserve"> </w:t>
+      </w:r>
+      <w:r>
+        <w:rPr>
+          <w:rFonts w:ascii="Times New Roman" w:hAnsi="Times New Roman" w:eastAsia="Times New Roman" w:cs="Times New Roman"/>
+          <w:sz w:val="22"/>
+        </w:rPr>
+        <w:t xml:space="preserve">counters, stream labels, and decorative UI overlays. Make it look like a real virtual</w:t>
+      </w:r>
+      <w:r>
+        <w:rPr>
+          <w:rFonts w:ascii="Times New Roman" w:hAnsi="Times New Roman" w:eastAsia="Times New Roman" w:cs="Times New Roman"/>
+          <w:sz w:val="22"/>
+        </w:rPr>
+        <w:t xml:space="preserve"> </w:t>
+      </w:r>
+      <w:r>
+        <w:rPr>
+          <w:rFonts w:ascii="Times New Roman" w:hAnsi="Times New Roman" w:eastAsia="Times New Roman" w:cs="Times New Roman"/>
+          <w:sz w:val="22"/>
+        </w:rPr>
+        <w:t xml:space="preserve">livestream screen capture rather than a standalone illustration.</w:t>
+      </w:r>
+    </w:p>
+    <w:bookmarkEnd w:id="49"/>
+    <w:bookmarkStart w:id="50" w:name="Xaea563967333c14aa00483d8a5cc371bc2efcf7"/>
+    <w:p>
+      <w:pPr>
+        <w:pStyle w:val="Heading2"/>
+        <w:keepNext w:val="0"/>
+        <w:keepLines w:val="0"/>
+        <w:pageBreakBefore/>
+        <w:spacing w:line="480" w:lineRule="auto" w:before="0" w:after="0"/>
+        <w:ind w:firstLine="0" w:left="0"/>
+      </w:pPr>
+      <w:r>
+        <w:rPr>
+          <w:rFonts w:ascii="Times New Roman" w:hAnsi="Times New Roman" w:eastAsia="Times New Roman" w:cs="Times New Roman"/>
+          <w:sz w:val="22"/>
+        </w:rPr>
+        <w:t xml:space="preserve">Appendix C. Supplementary Route-Level Results</w:t>
+      </w:r>
+    </w:p>
+    <w:p>
+      <w:pPr>
+        <w:pStyle w:val="FirstParagraph"/>
+        <w:keepNext w:val="0"/>
+        <w:keepLines w:val="0"/>
+        <w:spacing w:line="480" w:lineRule="auto" w:before="0" w:after="0"/>
+        <w:ind w:firstLine="720" w:left="0"/>
+      </w:pPr>
+      <w:r>
+        <w:rPr>
+          <w:rFonts w:ascii="Times New Roman" w:hAnsi="Times New Roman" w:eastAsia="Times New Roman" w:cs="Times New Roman"/>
+          <w:sz w:val="22"/>
+        </w:rPr>
+        <w:t xml:space="preserve">The following descriptive tables use the same 66 valid responses as the main analysis.</w:t>
+      </w:r>
+    </w:p>
+    <w:tbl>
+      <w:tblPr>
+        <w:tblStyle w:val="Table"/>
+        <w:tblW w:type="pct" w:w="0.0"/>
+        <w:jc w:val="center"/>
+        <w:tblLook w:firstRow="1" w:lastRow="0" w:firstColumn="0" w:lastColumn="0" w:noHBand="0" w:noVBand="0" w:val="0020"/>
+      </w:tblPr>
+      <w:tblGrid/>
+      <w:tr>
+        <w:trPr>
+          <w:cantSplit/>
+        </w:trPr>
+        <w:tc>
+          <w:tcPr>
+            <w:vAlign w:val="center"/>
+            <w:tcMar>
+              <w:top w:w="100" w:type="dxa"/>
+              <w:left w:w="100" w:type="dxa"/>
+              <w:bottom w:w="100" w:type="dxa"/>
+              <w:right w:w="100" w:type="dxa"/>
+            </w:tcMar>
+          </w:tcPr>
+          <w:p>
+            <w:pPr>
+              <w:pStyle w:val="Compact"/>
+              <w:spacing w:line="276" w:lineRule="auto" w:before="0" w:after="0"/>
+              <w:ind w:firstLine="0"/>
+              <w:jc w:val="left"/>
+            </w:pPr>
+            <w:r>
+              <w:rPr>
+                <w:rFonts w:ascii="Times New Roman" w:hAnsi="Times New Roman" w:eastAsia="Times New Roman" w:cs="Times New Roman"/>
+                <w:b/>
+                <w:sz w:val="22"/>
+              </w:rPr>
+              <w:t xml:space="preserve">Material creation route</w:t>
+            </w:r>
+          </w:p>
+        </w:tc>
+        <w:tc>
+          <w:tcPr>
+            <w:vAlign w:val="center"/>
+            <w:tcMar>
+              <w:top w:w="100" w:type="dxa"/>
+              <w:left w:w="100" w:type="dxa"/>
+              <w:bottom w:w="100" w:type="dxa"/>
+              <w:right w:w="100" w:type="dxa"/>
+            </w:tcMar>
+          </w:tcPr>
+          <w:p>
+            <w:pPr>
+              <w:pStyle w:val="Compact"/>
+              <w:spacing w:line="276" w:lineRule="auto" w:before="0" w:after="0"/>
+              <w:ind w:firstLine="0"/>
+              <w:jc w:val="right"/>
+            </w:pPr>
+            <w:r>
+              <w:rPr>
+                <w:rFonts w:ascii="Times New Roman" w:hAnsi="Times New Roman" w:eastAsia="Times New Roman" w:cs="Times New Roman"/>
+                <w:b/>
+                <w:sz w:val="22"/>
+              </w:rPr>
+              <w:t xml:space="preserve">Items</w:t>
+            </w:r>
+          </w:p>
+        </w:tc>
+        <w:tc>
+          <w:tcPr>
+            <w:vAlign w:val="center"/>
+            <w:tcMar>
+              <w:top w:w="100" w:type="dxa"/>
+              <w:left w:w="100" w:type="dxa"/>
+              <w:bottom w:w="100" w:type="dxa"/>
+              <w:right w:w="100" w:type="dxa"/>
+            </w:tcMar>
+          </w:tcPr>
+          <w:p>
+            <w:pPr>
+              <w:pStyle w:val="Compact"/>
+              <w:spacing w:line="276" w:lineRule="auto" w:before="0" w:after="0"/>
+              <w:ind w:firstLine="0"/>
+              <w:jc w:val="right"/>
+            </w:pPr>
+            <w:r>
+              <w:rPr>
+                <w:rFonts w:ascii="Times New Roman" w:hAnsi="Times New Roman" w:eastAsia="Times New Roman" w:cs="Times New Roman"/>
+                <w:b/>
+                <w:sz w:val="22"/>
+              </w:rPr>
+              <w:t xml:space="preserve">Accuracy</w:t>
+            </w:r>
+          </w:p>
+        </w:tc>
+        <w:tc>
+          <w:tcPr>
+            <w:vAlign w:val="center"/>
+            <w:tcMar>
+              <w:top w:w="100" w:type="dxa"/>
+              <w:left w:w="100" w:type="dxa"/>
+              <w:bottom w:w="100" w:type="dxa"/>
+              <w:right w:w="100" w:type="dxa"/>
+            </w:tcMar>
+          </w:tcPr>
+          <w:p>
+            <w:pPr>
+              <w:pStyle w:val="Compact"/>
+              <w:spacing w:line="276" w:lineRule="auto" w:before="0" w:after="0"/>
+              <w:ind w:firstLine="0"/>
+              <w:jc w:val="right"/>
+            </w:pPr>
+            <w:r>
+              <w:rPr>
+                <w:rFonts w:ascii="Times New Roman" w:hAnsi="Times New Roman" w:eastAsia="Times New Roman" w:cs="Times New Roman"/>
+                <w:b/>
+                <w:sz w:val="22"/>
+              </w:rPr>
+              <w:t xml:space="preserve">Mean trust rating</w:t>
+            </w:r>
+          </w:p>
+        </w:tc>
+      </w:tr>
+      <w:tr>
+        <w:trPr>
+          <w:cantSplit/>
+        </w:trPr>
+        <w:tc>
+          <w:tcPr>
+            <w:vAlign w:val="center"/>
+            <w:tcMar>
+              <w:top w:w="100" w:type="dxa"/>
+              <w:left w:w="100" w:type="dxa"/>
+              <w:bottom w:w="100" w:type="dxa"/>
+              <w:right w:w="100" w:type="dxa"/>
+            </w:tcMar>
+          </w:tcPr>
+          <w:p>
+            <w:pPr>
+              <w:pStyle w:val="Compact"/>
+              <w:spacing w:line="276" w:lineRule="auto" w:before="0" w:after="0"/>
+              <w:ind w:firstLine="0"/>
+              <w:jc w:val="left"/>
+            </w:pPr>
+            <w:r>
+              <w:rPr>
+                <w:rFonts w:ascii="Times New Roman" w:hAnsi="Times New Roman" w:eastAsia="Times New Roman" w:cs="Times New Roman"/>
+                <w:sz w:val="22"/>
+              </w:rPr>
+              <w:t xml:space="preserve">AI-first matched real</w:t>
+            </w:r>
+          </w:p>
+        </w:tc>
+        <w:tc>
+          <w:tcPr>
+            <w:vAlign w:val="center"/>
+            <w:tcMar>
+              <w:top w:w="100" w:type="dxa"/>
+              <w:left w:w="100" w:type="dxa"/>
+              <w:bottom w:w="100" w:type="dxa"/>
+              <w:right w:w="100" w:type="dxa"/>
+            </w:tcMar>
+          </w:tcPr>
+          <w:p>
+            <w:pPr>
+              <w:pStyle w:val="Compact"/>
+              <w:spacing w:line="276" w:lineRule="auto" w:before="0" w:after="0"/>
+              <w:ind w:firstLine="0"/>
+              <w:jc w:val="right"/>
+            </w:pPr>
+            <w:r>
+              <w:rPr>
+                <w:rFonts w:ascii="Times New Roman" w:hAnsi="Times New Roman" w:eastAsia="Times New Roman" w:cs="Times New Roman"/>
+                <w:sz w:val="22"/>
+              </w:rPr>
+              <w:t xml:space="preserve">660</w:t>
+            </w:r>
+          </w:p>
+        </w:tc>
+        <w:tc>
+          <w:tcPr>
+            <w:vAlign w:val="center"/>
+            <w:tcMar>
+              <w:top w:w="100" w:type="dxa"/>
+              <w:left w:w="100" w:type="dxa"/>
+              <w:bottom w:w="100" w:type="dxa"/>
+              <w:right w:w="100" w:type="dxa"/>
+            </w:tcMar>
+          </w:tcPr>
+          <w:p>
+            <w:pPr>
+              <w:pStyle w:val="Compact"/>
+              <w:spacing w:line="276" w:lineRule="auto" w:before="0" w:after="0"/>
+              <w:ind w:firstLine="0"/>
+              <w:jc w:val="right"/>
+            </w:pPr>
+            <w:r>
+              <w:rPr>
+                <w:rFonts w:ascii="Times New Roman" w:hAnsi="Times New Roman" w:eastAsia="Times New Roman" w:cs="Times New Roman"/>
+                <w:sz w:val="22"/>
+              </w:rPr>
+              <w:t xml:space="preserve">52.4%</w:t>
+            </w:r>
+          </w:p>
+        </w:tc>
+        <w:tc>
+          <w:tcPr>
+            <w:vAlign w:val="center"/>
+            <w:tcMar>
+              <w:top w:w="100" w:type="dxa"/>
+              <w:left w:w="100" w:type="dxa"/>
+              <w:bottom w:w="100" w:type="dxa"/>
+              <w:right w:w="100" w:type="dxa"/>
+            </w:tcMar>
+          </w:tcPr>
+          <w:p>
+            <w:pPr>
+              <w:pStyle w:val="Compact"/>
+              <w:spacing w:line="276" w:lineRule="auto" w:before="0" w:after="0"/>
+              <w:ind w:firstLine="0"/>
+              <w:jc w:val="right"/>
+            </w:pPr>
+            <w:r>
+              <w:rPr>
+                <w:rFonts w:ascii="Times New Roman" w:hAnsi="Times New Roman" w:eastAsia="Times New Roman" w:cs="Times New Roman"/>
+                <w:sz w:val="22"/>
+              </w:rPr>
+              <w:t xml:space="preserve">2.69</w:t>
+            </w:r>
+          </w:p>
+        </w:tc>
+      </w:tr>
+      <w:tr>
+        <w:trPr>
+          <w:cantSplit/>
+        </w:trPr>
+        <w:tc>
+          <w:tcPr>
+            <w:vAlign w:val="center"/>
+            <w:tcMar>
+              <w:top w:w="100" w:type="dxa"/>
+              <w:left w:w="100" w:type="dxa"/>
+              <w:bottom w:w="100" w:type="dxa"/>
+              <w:right w:w="100" w:type="dxa"/>
+            </w:tcMar>
+          </w:tcPr>
+          <w:p>
+            <w:pPr>
+              <w:pStyle w:val="Compact"/>
+              <w:spacing w:line="276" w:lineRule="auto" w:before="0" w:after="0"/>
+              <w:ind w:firstLine="0"/>
+              <w:jc w:val="left"/>
+            </w:pPr>
+            <w:r>
+              <w:rPr>
+                <w:rFonts w:ascii="Times New Roman" w:hAnsi="Times New Roman" w:eastAsia="Times New Roman" w:cs="Times New Roman"/>
+                <w:sz w:val="22"/>
+              </w:rPr>
+              <w:t xml:space="preserve">Real-to-AI modification</w:t>
+            </w:r>
+          </w:p>
+        </w:tc>
+        <w:tc>
+          <w:tcPr>
+            <w:vAlign w:val="center"/>
+            <w:tcMar>
+              <w:top w:w="100" w:type="dxa"/>
+              <w:left w:w="100" w:type="dxa"/>
+              <w:bottom w:w="100" w:type="dxa"/>
+              <w:right w:w="100" w:type="dxa"/>
+            </w:tcMar>
+          </w:tcPr>
+          <w:p>
+            <w:pPr>
+              <w:pStyle w:val="Compact"/>
+              <w:spacing w:line="276" w:lineRule="auto" w:before="0" w:after="0"/>
+              <w:ind w:firstLine="0"/>
+              <w:jc w:val="right"/>
+            </w:pPr>
+            <w:r>
+              <w:rPr>
+                <w:rFonts w:ascii="Times New Roman" w:hAnsi="Times New Roman" w:eastAsia="Times New Roman" w:cs="Times New Roman"/>
+                <w:sz w:val="22"/>
+              </w:rPr>
+              <w:t xml:space="preserve">528</w:t>
+            </w:r>
+          </w:p>
+        </w:tc>
+        <w:tc>
+          <w:tcPr>
+            <w:vAlign w:val="center"/>
+            <w:tcMar>
+              <w:top w:w="100" w:type="dxa"/>
+              <w:left w:w="100" w:type="dxa"/>
+              <w:bottom w:w="100" w:type="dxa"/>
+              <w:right w:w="100" w:type="dxa"/>
+            </w:tcMar>
+          </w:tcPr>
+          <w:p>
+            <w:pPr>
+              <w:pStyle w:val="Compact"/>
+              <w:spacing w:line="276" w:lineRule="auto" w:before="0" w:after="0"/>
+              <w:ind w:firstLine="0"/>
+              <w:jc w:val="right"/>
+            </w:pPr>
+            <w:r>
+              <w:rPr>
+                <w:rFonts w:ascii="Times New Roman" w:hAnsi="Times New Roman" w:eastAsia="Times New Roman" w:cs="Times New Roman"/>
+                <w:sz w:val="22"/>
+              </w:rPr>
+              <w:t xml:space="preserve">41.1%</w:t>
+            </w:r>
+          </w:p>
+        </w:tc>
+        <w:tc>
+          <w:tcPr>
+            <w:vAlign w:val="center"/>
+            <w:tcMar>
+              <w:top w:w="100" w:type="dxa"/>
+              <w:left w:w="100" w:type="dxa"/>
+              <w:bottom w:w="100" w:type="dxa"/>
+              <w:right w:w="100" w:type="dxa"/>
+            </w:tcMar>
+          </w:tcPr>
+          <w:p>
+            <w:pPr>
+              <w:pStyle w:val="Compact"/>
+              <w:spacing w:line="276" w:lineRule="auto" w:before="0" w:after="0"/>
+              <w:ind w:firstLine="0"/>
+              <w:jc w:val="right"/>
+            </w:pPr>
+            <w:r>
+              <w:rPr>
+                <w:rFonts w:ascii="Times New Roman" w:hAnsi="Times New Roman" w:eastAsia="Times New Roman" w:cs="Times New Roman"/>
+                <w:sz w:val="22"/>
+              </w:rPr>
+              <w:t xml:space="preserve">3.04</w:t>
+            </w:r>
+          </w:p>
+        </w:tc>
+      </w:tr>
+    </w:tbl>
+    <w:p>
+      <w:pPr>
+        <w:keepNext w:val="0"/>
+        <w:keepLines w:val="0"/>
+        <w:spacing w:line="480" w:lineRule="auto" w:before="0" w:after="0"/>
+      </w:pPr>
+    </w:p>
+    <w:tbl>
+      <w:tblPr>
+        <w:tblStyle w:val="Table"/>
+        <w:tblW w:type="pct" w:w="0.0"/>
+        <w:jc w:val="center"/>
+        <w:tblLook w:firstRow="1" w:lastRow="0" w:firstColumn="0" w:lastColumn="0" w:noHBand="0" w:noVBand="0" w:val="0020"/>
+      </w:tblPr>
+      <w:tblGrid/>
+      <w:tr>
+        <w:trPr>
+          <w:cantSplit/>
+        </w:trPr>
+        <w:tc>
+          <w:tcPr>
+            <w:vAlign w:val="center"/>
+            <w:tcMar>
+              <w:top w:w="100" w:type="dxa"/>
+              <w:left w:w="100" w:type="dxa"/>
+              <w:bottom w:w="100" w:type="dxa"/>
+              <w:right w:w="100" w:type="dxa"/>
+            </w:tcMar>
+          </w:tcPr>
+          <w:p>
+            <w:pPr>
+              <w:pStyle w:val="Compact"/>
+              <w:spacing w:line="276" w:lineRule="auto" w:before="0" w:after="0"/>
+              <w:ind w:firstLine="0"/>
+              <w:jc w:val="left"/>
+            </w:pPr>
+            <w:r>
+              <w:rPr>
+                <w:rFonts w:ascii="Times New Roman" w:hAnsi="Times New Roman" w:eastAsia="Times New Roman" w:cs="Times New Roman"/>
+                <w:b/>
+                <w:sz w:val="22"/>
+              </w:rPr>
+              <w:t xml:space="preserve">Material creation route</w:t>
+            </w:r>
+          </w:p>
+        </w:tc>
+        <w:tc>
+          <w:tcPr>
+            <w:vAlign w:val="center"/>
+            <w:tcMar>
+              <w:top w:w="100" w:type="dxa"/>
+              <w:left w:w="100" w:type="dxa"/>
+              <w:bottom w:w="100" w:type="dxa"/>
+              <w:right w:w="100" w:type="dxa"/>
+            </w:tcMar>
+          </w:tcPr>
+          <w:p>
+            <w:pPr>
+              <w:pStyle w:val="Compact"/>
+              <w:spacing w:line="276" w:lineRule="auto" w:before="0" w:after="0"/>
+              <w:ind w:firstLine="0"/>
+              <w:jc w:val="left"/>
+            </w:pPr>
+            <w:r>
+              <w:rPr>
+                <w:rFonts w:ascii="Times New Roman" w:hAnsi="Times New Roman" w:eastAsia="Times New Roman" w:cs="Times New Roman"/>
+                <w:b/>
+                <w:sz w:val="22"/>
+              </w:rPr>
+              <w:t xml:space="preserve">Image source</w:t>
+            </w:r>
+          </w:p>
+        </w:tc>
+        <w:tc>
+          <w:tcPr>
+            <w:vAlign w:val="center"/>
+            <w:tcMar>
+              <w:top w:w="100" w:type="dxa"/>
+              <w:left w:w="100" w:type="dxa"/>
+              <w:bottom w:w="100" w:type="dxa"/>
+              <w:right w:w="100" w:type="dxa"/>
+            </w:tcMar>
+          </w:tcPr>
+          <w:p>
+            <w:pPr>
+              <w:pStyle w:val="Compact"/>
+              <w:spacing w:line="276" w:lineRule="auto" w:before="0" w:after="0"/>
+              <w:ind w:firstLine="0"/>
+              <w:jc w:val="right"/>
+            </w:pPr>
+            <w:r>
+              <w:rPr>
+                <w:rFonts w:ascii="Times New Roman" w:hAnsi="Times New Roman" w:eastAsia="Times New Roman" w:cs="Times New Roman"/>
+                <w:b/>
+                <w:sz w:val="22"/>
+              </w:rPr>
+              <w:t xml:space="preserve">Items</w:t>
+            </w:r>
+          </w:p>
+        </w:tc>
+        <w:tc>
+          <w:tcPr>
+            <w:vAlign w:val="center"/>
+            <w:tcMar>
+              <w:top w:w="100" w:type="dxa"/>
+              <w:left w:w="100" w:type="dxa"/>
+              <w:bottom w:w="100" w:type="dxa"/>
+              <w:right w:w="100" w:type="dxa"/>
+            </w:tcMar>
+          </w:tcPr>
+          <w:p>
+            <w:pPr>
+              <w:pStyle w:val="Compact"/>
+              <w:spacing w:line="276" w:lineRule="auto" w:before="0" w:after="0"/>
+              <w:ind w:firstLine="0"/>
+              <w:jc w:val="right"/>
+            </w:pPr>
+            <w:r>
+              <w:rPr>
+                <w:rFonts w:ascii="Times New Roman" w:hAnsi="Times New Roman" w:eastAsia="Times New Roman" w:cs="Times New Roman"/>
+                <w:b/>
+                <w:sz w:val="22"/>
+              </w:rPr>
+              <w:t xml:space="preserve">Accuracy</w:t>
+            </w:r>
+          </w:p>
+        </w:tc>
+        <w:tc>
+          <w:tcPr>
+            <w:vAlign w:val="center"/>
+            <w:tcMar>
+              <w:top w:w="100" w:type="dxa"/>
+              <w:left w:w="100" w:type="dxa"/>
+              <w:bottom w:w="100" w:type="dxa"/>
+              <w:right w:w="100" w:type="dxa"/>
+            </w:tcMar>
+          </w:tcPr>
+          <w:p>
+            <w:pPr>
+              <w:pStyle w:val="Compact"/>
+              <w:spacing w:line="276" w:lineRule="auto" w:before="0" w:after="0"/>
+              <w:ind w:firstLine="0"/>
+              <w:jc w:val="right"/>
+            </w:pPr>
+            <w:r>
+              <w:rPr>
+                <w:rFonts w:ascii="Times New Roman" w:hAnsi="Times New Roman" w:eastAsia="Times New Roman" w:cs="Times New Roman"/>
+                <w:b/>
+                <w:sz w:val="22"/>
+              </w:rPr>
+              <w:t xml:space="preserve">Mean trust rating</w:t>
+            </w:r>
+          </w:p>
+        </w:tc>
+      </w:tr>
+      <w:tr>
+        <w:trPr>
+          <w:cantSplit/>
+        </w:trPr>
+        <w:tc>
+          <w:tcPr>
+            <w:vAlign w:val="center"/>
+            <w:tcMar>
+              <w:top w:w="100" w:type="dxa"/>
+              <w:left w:w="100" w:type="dxa"/>
+              <w:bottom w:w="100" w:type="dxa"/>
+              <w:right w:w="100" w:type="dxa"/>
+            </w:tcMar>
+          </w:tcPr>
+          <w:p>
+            <w:pPr>
+              <w:pStyle w:val="Compact"/>
+              <w:spacing w:line="276" w:lineRule="auto" w:before="0" w:after="0"/>
+              <w:ind w:firstLine="0"/>
+              <w:jc w:val="left"/>
+            </w:pPr>
+            <w:r>
+              <w:rPr>
+                <w:rFonts w:ascii="Times New Roman" w:hAnsi="Times New Roman" w:eastAsia="Times New Roman" w:cs="Times New Roman"/>
+                <w:sz w:val="22"/>
+              </w:rPr>
+              <w:t xml:space="preserve">AI-first matched real</w:t>
+            </w:r>
+          </w:p>
+        </w:tc>
+        <w:tc>
+          <w:tcPr>
+            <w:vAlign w:val="center"/>
+            <w:tcMar>
+              <w:top w:w="100" w:type="dxa"/>
+              <w:left w:w="100" w:type="dxa"/>
+              <w:bottom w:w="100" w:type="dxa"/>
+              <w:right w:w="100" w:type="dxa"/>
+            </w:tcMar>
+          </w:tcPr>
+          <w:p>
+            <w:pPr>
+              <w:pStyle w:val="Compact"/>
+              <w:spacing w:line="276" w:lineRule="auto" w:before="0" w:after="0"/>
+              <w:ind w:firstLine="0"/>
+              <w:jc w:val="left"/>
+            </w:pPr>
+            <w:r>
+              <w:rPr>
+                <w:rFonts w:ascii="Times New Roman" w:hAnsi="Times New Roman" w:eastAsia="Times New Roman" w:cs="Times New Roman"/>
+                <w:sz w:val="22"/>
+              </w:rPr>
+              <w:t xml:space="preserve">AI images</w:t>
+            </w:r>
+          </w:p>
+        </w:tc>
+        <w:tc>
+          <w:tcPr>
+            <w:vAlign w:val="center"/>
+            <w:tcMar>
+              <w:top w:w="100" w:type="dxa"/>
+              <w:left w:w="100" w:type="dxa"/>
+              <w:bottom w:w="100" w:type="dxa"/>
+              <w:right w:w="100" w:type="dxa"/>
+            </w:tcMar>
+          </w:tcPr>
+          <w:p>
+            <w:pPr>
+              <w:pStyle w:val="Compact"/>
+              <w:spacing w:line="276" w:lineRule="auto" w:before="0" w:after="0"/>
+              <w:ind w:firstLine="0"/>
+              <w:jc w:val="right"/>
+            </w:pPr>
+            <w:r>
+              <w:rPr>
+                <w:rFonts w:ascii="Times New Roman" w:hAnsi="Times New Roman" w:eastAsia="Times New Roman" w:cs="Times New Roman"/>
+                <w:sz w:val="22"/>
+              </w:rPr>
+              <w:t xml:space="preserve">330</w:t>
+            </w:r>
+          </w:p>
+        </w:tc>
+        <w:tc>
+          <w:tcPr>
+            <w:vAlign w:val="center"/>
+            <w:tcMar>
+              <w:top w:w="100" w:type="dxa"/>
+              <w:left w:w="100" w:type="dxa"/>
+              <w:bottom w:w="100" w:type="dxa"/>
+              <w:right w:w="100" w:type="dxa"/>
+            </w:tcMar>
+          </w:tcPr>
+          <w:p>
+            <w:pPr>
+              <w:pStyle w:val="Compact"/>
+              <w:spacing w:line="276" w:lineRule="auto" w:before="0" w:after="0"/>
+              <w:ind w:firstLine="0"/>
+              <w:jc w:val="right"/>
+            </w:pPr>
+            <w:r>
+              <w:rPr>
+                <w:rFonts w:ascii="Times New Roman" w:hAnsi="Times New Roman" w:eastAsia="Times New Roman" w:cs="Times New Roman"/>
+                <w:sz w:val="22"/>
+              </w:rPr>
+              <w:t xml:space="preserve">65.2%</w:t>
+            </w:r>
+          </w:p>
+        </w:tc>
+        <w:tc>
+          <w:tcPr>
+            <w:vAlign w:val="center"/>
+            <w:tcMar>
+              <w:top w:w="100" w:type="dxa"/>
+              <w:left w:w="100" w:type="dxa"/>
+              <w:bottom w:w="100" w:type="dxa"/>
+              <w:right w:w="100" w:type="dxa"/>
+            </w:tcMar>
+          </w:tcPr>
+          <w:p>
+            <w:pPr>
+              <w:pStyle w:val="Compact"/>
+              <w:spacing w:line="276" w:lineRule="auto" w:before="0" w:after="0"/>
+              <w:ind w:firstLine="0"/>
+              <w:jc w:val="right"/>
+            </w:pPr>
+            <w:r>
+              <w:rPr>
+                <w:rFonts w:ascii="Times New Roman" w:hAnsi="Times New Roman" w:eastAsia="Times New Roman" w:cs="Times New Roman"/>
+                <w:sz w:val="22"/>
+              </w:rPr>
+              <w:t xml:space="preserve">2.45</w:t>
+            </w:r>
+          </w:p>
+        </w:tc>
+      </w:tr>
+      <w:tr>
+        <w:trPr>
+          <w:cantSplit/>
+        </w:trPr>
+        <w:tc>
+          <w:tcPr>
+            <w:vAlign w:val="center"/>
+            <w:tcMar>
+              <w:top w:w="100" w:type="dxa"/>
+              <w:left w:w="100" w:type="dxa"/>
+              <w:bottom w:w="100" w:type="dxa"/>
+              <w:right w:w="100" w:type="dxa"/>
+            </w:tcMar>
+          </w:tcPr>
+          <w:p>
+            <w:pPr>
+              <w:pStyle w:val="Compact"/>
+              <w:spacing w:line="276" w:lineRule="auto" w:before="0" w:after="0"/>
+              <w:ind w:firstLine="0"/>
+              <w:jc w:val="left"/>
+            </w:pPr>
+            <w:r>
+              <w:rPr>
+                <w:rFonts w:ascii="Times New Roman" w:hAnsi="Times New Roman" w:eastAsia="Times New Roman" w:cs="Times New Roman"/>
+                <w:sz w:val="22"/>
+              </w:rPr>
+              <w:t xml:space="preserve">AI-first matched real</w:t>
+            </w:r>
+          </w:p>
+        </w:tc>
+        <w:tc>
+          <w:tcPr>
+            <w:vAlign w:val="center"/>
+            <w:tcMar>
+              <w:top w:w="100" w:type="dxa"/>
+              <w:left w:w="100" w:type="dxa"/>
+              <w:bottom w:w="100" w:type="dxa"/>
+              <w:right w:w="100" w:type="dxa"/>
+            </w:tcMar>
+          </w:tcPr>
+          <w:p>
+            <w:pPr>
+              <w:pStyle w:val="Compact"/>
+              <w:spacing w:line="276" w:lineRule="auto" w:before="0" w:after="0"/>
+              <w:ind w:firstLine="0"/>
+              <w:jc w:val="left"/>
+            </w:pPr>
+            <w:r>
+              <w:rPr>
+                <w:rFonts w:ascii="Times New Roman" w:hAnsi="Times New Roman" w:eastAsia="Times New Roman" w:cs="Times New Roman"/>
+                <w:sz w:val="22"/>
+              </w:rPr>
+              <w:t xml:space="preserve">Real images</w:t>
+            </w:r>
+          </w:p>
+        </w:tc>
+        <w:tc>
+          <w:tcPr>
+            <w:vAlign w:val="center"/>
+            <w:tcMar>
+              <w:top w:w="100" w:type="dxa"/>
+              <w:left w:w="100" w:type="dxa"/>
+              <w:bottom w:w="100" w:type="dxa"/>
+              <w:right w:w="100" w:type="dxa"/>
+            </w:tcMar>
+          </w:tcPr>
+          <w:p>
+            <w:pPr>
+              <w:pStyle w:val="Compact"/>
+              <w:spacing w:line="276" w:lineRule="auto" w:before="0" w:after="0"/>
+              <w:ind w:firstLine="0"/>
+              <w:jc w:val="right"/>
+            </w:pPr>
+            <w:r>
+              <w:rPr>
+                <w:rFonts w:ascii="Times New Roman" w:hAnsi="Times New Roman" w:eastAsia="Times New Roman" w:cs="Times New Roman"/>
+                <w:sz w:val="22"/>
+              </w:rPr>
+              <w:t xml:space="preserve">330</w:t>
+            </w:r>
+          </w:p>
+        </w:tc>
+        <w:tc>
+          <w:tcPr>
+            <w:vAlign w:val="center"/>
+            <w:tcMar>
+              <w:top w:w="100" w:type="dxa"/>
+              <w:left w:w="100" w:type="dxa"/>
+              <w:bottom w:w="100" w:type="dxa"/>
+              <w:right w:w="100" w:type="dxa"/>
+            </w:tcMar>
+          </w:tcPr>
+          <w:p>
+            <w:pPr>
+              <w:pStyle w:val="Compact"/>
+              <w:spacing w:line="276" w:lineRule="auto" w:before="0" w:after="0"/>
+              <w:ind w:firstLine="0"/>
+              <w:jc w:val="right"/>
+            </w:pPr>
+            <w:r>
+              <w:rPr>
+                <w:rFonts w:ascii="Times New Roman" w:hAnsi="Times New Roman" w:eastAsia="Times New Roman" w:cs="Times New Roman"/>
+                <w:sz w:val="22"/>
+              </w:rPr>
+              <w:t xml:space="preserve">39.7%</w:t>
+            </w:r>
+          </w:p>
+        </w:tc>
+        <w:tc>
+          <w:tcPr>
+            <w:vAlign w:val="center"/>
+            <w:tcMar>
+              <w:top w:w="100" w:type="dxa"/>
+              <w:left w:w="100" w:type="dxa"/>
+              <w:bottom w:w="100" w:type="dxa"/>
+              <w:right w:w="100" w:type="dxa"/>
+            </w:tcMar>
+          </w:tcPr>
+          <w:p>
+            <w:pPr>
+              <w:pStyle w:val="Compact"/>
+              <w:spacing w:line="276" w:lineRule="auto" w:before="0" w:after="0"/>
+              <w:ind w:firstLine="0"/>
+              <w:jc w:val="right"/>
+            </w:pPr>
+            <w:r>
+              <w:rPr>
+                <w:rFonts w:ascii="Times New Roman" w:hAnsi="Times New Roman" w:eastAsia="Times New Roman" w:cs="Times New Roman"/>
+                <w:sz w:val="22"/>
+              </w:rPr>
+              <w:t xml:space="preserve">2.92</w:t>
+            </w:r>
+          </w:p>
+        </w:tc>
+      </w:tr>
+      <w:tr>
+        <w:trPr>
+          <w:cantSplit/>
+        </w:trPr>
+        <w:tc>
+          <w:tcPr>
+            <w:vAlign w:val="center"/>
+            <w:tcMar>
+              <w:top w:w="100" w:type="dxa"/>
+              <w:left w:w="100" w:type="dxa"/>
+              <w:bottom w:w="100" w:type="dxa"/>
+              <w:right w:w="100" w:type="dxa"/>
+            </w:tcMar>
+          </w:tcPr>
+          <w:p>
+            <w:pPr>
+              <w:pStyle w:val="Compact"/>
+              <w:spacing w:line="276" w:lineRule="auto" w:before="0" w:after="0"/>
+              <w:ind w:firstLine="0"/>
+              <w:jc w:val="left"/>
+            </w:pPr>
+            <w:r>
+              <w:rPr>
+                <w:rFonts w:ascii="Times New Roman" w:hAnsi="Times New Roman" w:eastAsia="Times New Roman" w:cs="Times New Roman"/>
+                <w:sz w:val="22"/>
+              </w:rPr>
+              <w:t xml:space="preserve">Real-to-AI modification</w:t>
+            </w:r>
+          </w:p>
+        </w:tc>
+        <w:tc>
+          <w:tcPr>
+            <w:vAlign w:val="center"/>
+            <w:tcMar>
+              <w:top w:w="100" w:type="dxa"/>
+              <w:left w:w="100" w:type="dxa"/>
+              <w:bottom w:w="100" w:type="dxa"/>
+              <w:right w:w="100" w:type="dxa"/>
+            </w:tcMar>
+          </w:tcPr>
+          <w:p>
+            <w:pPr>
+              <w:pStyle w:val="Compact"/>
+              <w:spacing w:line="276" w:lineRule="auto" w:before="0" w:after="0"/>
+              <w:ind w:firstLine="0"/>
+              <w:jc w:val="left"/>
+            </w:pPr>
+            <w:r>
+              <w:rPr>
+                <w:rFonts w:ascii="Times New Roman" w:hAnsi="Times New Roman" w:eastAsia="Times New Roman" w:cs="Times New Roman"/>
+                <w:sz w:val="22"/>
+              </w:rPr>
+              <w:t xml:space="preserve">AI images</w:t>
+            </w:r>
+          </w:p>
+        </w:tc>
+        <w:tc>
+          <w:tcPr>
+            <w:vAlign w:val="center"/>
+            <w:tcMar>
+              <w:top w:w="100" w:type="dxa"/>
+              <w:left w:w="100" w:type="dxa"/>
+              <w:bottom w:w="100" w:type="dxa"/>
+              <w:right w:w="100" w:type="dxa"/>
+            </w:tcMar>
+          </w:tcPr>
+          <w:p>
+            <w:pPr>
+              <w:pStyle w:val="Compact"/>
+              <w:spacing w:line="276" w:lineRule="auto" w:before="0" w:after="0"/>
+              <w:ind w:firstLine="0"/>
+              <w:jc w:val="right"/>
+            </w:pPr>
+            <w:r>
+              <w:rPr>
+                <w:rFonts w:ascii="Times New Roman" w:hAnsi="Times New Roman" w:eastAsia="Times New Roman" w:cs="Times New Roman"/>
+                <w:sz w:val="22"/>
+              </w:rPr>
+              <w:t xml:space="preserve">264</w:t>
+            </w:r>
+          </w:p>
+        </w:tc>
+        <w:tc>
+          <w:tcPr>
+            <w:vAlign w:val="center"/>
+            <w:tcMar>
+              <w:top w:w="100" w:type="dxa"/>
+              <w:left w:w="100" w:type="dxa"/>
+              <w:bottom w:w="100" w:type="dxa"/>
+              <w:right w:w="100" w:type="dxa"/>
+            </w:tcMar>
+          </w:tcPr>
+          <w:p>
+            <w:pPr>
+              <w:pStyle w:val="Compact"/>
+              <w:spacing w:line="276" w:lineRule="auto" w:before="0" w:after="0"/>
+              <w:ind w:firstLine="0"/>
+              <w:jc w:val="right"/>
+            </w:pPr>
+            <w:r>
+              <w:rPr>
+                <w:rFonts w:ascii="Times New Roman" w:hAnsi="Times New Roman" w:eastAsia="Times New Roman" w:cs="Times New Roman"/>
+                <w:sz w:val="22"/>
+              </w:rPr>
+              <w:t xml:space="preserve">37.5%</w:t>
+            </w:r>
+          </w:p>
+        </w:tc>
+        <w:tc>
+          <w:tcPr>
+            <w:vAlign w:val="center"/>
+            <w:tcMar>
+              <w:top w:w="100" w:type="dxa"/>
+              <w:left w:w="100" w:type="dxa"/>
+              <w:bottom w:w="100" w:type="dxa"/>
+              <w:right w:w="100" w:type="dxa"/>
+            </w:tcMar>
+          </w:tcPr>
+          <w:p>
+            <w:pPr>
+              <w:pStyle w:val="Compact"/>
+              <w:spacing w:line="276" w:lineRule="auto" w:before="0" w:after="0"/>
+              <w:ind w:firstLine="0"/>
+              <w:jc w:val="right"/>
+            </w:pPr>
+            <w:r>
+              <w:rPr>
+                <w:rFonts w:ascii="Times New Roman" w:hAnsi="Times New Roman" w:eastAsia="Times New Roman" w:cs="Times New Roman"/>
+                <w:sz w:val="22"/>
+              </w:rPr>
+              <w:t xml:space="preserve">3.01</w:t>
+            </w:r>
+          </w:p>
+        </w:tc>
+      </w:tr>
+      <w:tr>
+        <w:trPr>
+          <w:cantSplit/>
+        </w:trPr>
+        <w:tc>
+          <w:tcPr>
+            <w:vAlign w:val="center"/>
+            <w:tcMar>
+              <w:top w:w="100" w:type="dxa"/>
+              <w:left w:w="100" w:type="dxa"/>
+              <w:bottom w:w="100" w:type="dxa"/>
+              <w:right w:w="100" w:type="dxa"/>
+            </w:tcMar>
+          </w:tcPr>
+          <w:p>
+            <w:pPr>
+              <w:pStyle w:val="Compact"/>
+              <w:spacing w:line="276" w:lineRule="auto" w:before="0" w:after="0"/>
+              <w:ind w:firstLine="0"/>
+              <w:jc w:val="left"/>
+            </w:pPr>
+            <w:r>
+              <w:rPr>
+                <w:rFonts w:ascii="Times New Roman" w:hAnsi="Times New Roman" w:eastAsia="Times New Roman" w:cs="Times New Roman"/>
+                <w:sz w:val="22"/>
+              </w:rPr>
+              <w:t xml:space="preserve">Real-to-AI modification</w:t>
+            </w:r>
+          </w:p>
+        </w:tc>
+        <w:tc>
+          <w:tcPr>
+            <w:vAlign w:val="center"/>
+            <w:tcMar>
+              <w:top w:w="100" w:type="dxa"/>
+              <w:left w:w="100" w:type="dxa"/>
+              <w:bottom w:w="100" w:type="dxa"/>
+              <w:right w:w="100" w:type="dxa"/>
+            </w:tcMar>
+          </w:tcPr>
+          <w:p>
+            <w:pPr>
+              <w:pStyle w:val="Compact"/>
+              <w:spacing w:line="276" w:lineRule="auto" w:before="0" w:after="0"/>
+              <w:ind w:firstLine="0"/>
+              <w:jc w:val="left"/>
+            </w:pPr>
+            <w:r>
+              <w:rPr>
+                <w:rFonts w:ascii="Times New Roman" w:hAnsi="Times New Roman" w:eastAsia="Times New Roman" w:cs="Times New Roman"/>
+                <w:sz w:val="22"/>
+              </w:rPr>
+              <w:t xml:space="preserve">Real images</w:t>
+            </w:r>
+          </w:p>
+        </w:tc>
+        <w:tc>
+          <w:tcPr>
+            <w:vAlign w:val="center"/>
+            <w:tcMar>
+              <w:top w:w="100" w:type="dxa"/>
+              <w:left w:w="100" w:type="dxa"/>
+              <w:bottom w:w="100" w:type="dxa"/>
+              <w:right w:w="100" w:type="dxa"/>
+            </w:tcMar>
+          </w:tcPr>
+          <w:p>
+            <w:pPr>
+              <w:pStyle w:val="Compact"/>
+              <w:spacing w:line="276" w:lineRule="auto" w:before="0" w:after="0"/>
+              <w:ind w:firstLine="0"/>
+              <w:jc w:val="right"/>
+            </w:pPr>
+            <w:r>
+              <w:rPr>
+                <w:rFonts w:ascii="Times New Roman" w:hAnsi="Times New Roman" w:eastAsia="Times New Roman" w:cs="Times New Roman"/>
+                <w:sz w:val="22"/>
+              </w:rPr>
+              <w:t xml:space="preserve">264</w:t>
+            </w:r>
+          </w:p>
+        </w:tc>
+        <w:tc>
+          <w:tcPr>
+            <w:vAlign w:val="center"/>
+            <w:tcMar>
+              <w:top w:w="100" w:type="dxa"/>
+              <w:left w:w="100" w:type="dxa"/>
+              <w:bottom w:w="100" w:type="dxa"/>
+              <w:right w:w="100" w:type="dxa"/>
+            </w:tcMar>
+          </w:tcPr>
+          <w:p>
+            <w:pPr>
+              <w:pStyle w:val="Compact"/>
+              <w:spacing w:line="276" w:lineRule="auto" w:before="0" w:after="0"/>
+              <w:ind w:firstLine="0"/>
+              <w:jc w:val="right"/>
+            </w:pPr>
+            <w:r>
+              <w:rPr>
+                <w:rFonts w:ascii="Times New Roman" w:hAnsi="Times New Roman" w:eastAsia="Times New Roman" w:cs="Times New Roman"/>
+                <w:sz w:val="22"/>
+              </w:rPr>
+              <w:t xml:space="preserve">44.7%</w:t>
+            </w:r>
+          </w:p>
+        </w:tc>
+        <w:tc>
+          <w:tcPr>
+            <w:vAlign w:val="center"/>
+            <w:tcMar>
+              <w:top w:w="100" w:type="dxa"/>
+              <w:left w:w="100" w:type="dxa"/>
+              <w:bottom w:w="100" w:type="dxa"/>
+              <w:right w:w="100" w:type="dxa"/>
+            </w:tcMar>
+          </w:tcPr>
+          <w:p>
+            <w:pPr>
+              <w:pStyle w:val="Compact"/>
+              <w:spacing w:line="276" w:lineRule="auto" w:before="0" w:after="0"/>
+              <w:ind w:firstLine="0"/>
+              <w:jc w:val="right"/>
+            </w:pPr>
+            <w:r>
+              <w:rPr>
+                <w:rFonts w:ascii="Times New Roman" w:hAnsi="Times New Roman" w:eastAsia="Times New Roman" w:cs="Times New Roman"/>
+                <w:sz w:val="22"/>
+              </w:rPr>
+              <w:t xml:space="preserve">3.07</w:t>
+            </w:r>
+          </w:p>
+        </w:tc>
+      </w:tr>
+    </w:tbl>
+    <w:bookmarkEnd w:id="50"/>
+    <w:bookmarkEnd w:id="51"/>
     <w:sectPr>
       <w:footerReference w:type="default" r:id="rId9"/>
       <w:pgMar w:top="1440" w:bottom="1440" w:left="1440" w:right="1440" w:header="720" w:footer="720"/>

--- a/final_report_group6.docx
+++ b/final_report_group6.docx
@@ -2,7 +2,7 @@
 <file path=word/document.xml><?xml version="1.0" encoding="utf-8"?>
 <w:document xmlns:w="http://schemas.openxmlformats.org/wordprocessingml/2006/main" xmlns:m="http://schemas.openxmlformats.org/officeDocument/2006/math" xmlns:r="http://schemas.openxmlformats.org/officeDocument/2006/relationships" xmlns:o="urn:schemas-microsoft-com:office:office" xmlns:v="urn:schemas-microsoft-com:vml" xmlns:w10="urn:schemas-microsoft-com:office:word" xmlns:a="http://schemas.openxmlformats.org/drawingml/2006/main" xmlns:pic="http://schemas.openxmlformats.org/drawingml/2006/picture" xmlns:wp="http://schemas.openxmlformats.org/drawingml/2006/wordprocessingDrawing">
   <w:body>
-    <w:bookmarkStart w:id="51" w:name="X6da2be22d6ba581b687f979558f8f5586648e39"/>
+    <w:bookmarkStart w:id="54" w:name="X6da2be22d6ba581b687f979558f8f5586648e39"/>
     <w:p>
       <w:pPr>
         <w:pStyle w:val="Heading1"/>
@@ -3231,7 +3231,7 @@
     </w:p>
     <w:bookmarkEnd w:id="31"/>
     <w:bookmarkEnd w:id="32"/>
-    <w:bookmarkStart w:id="40" w:name="results"/>
+    <w:bookmarkStart w:id="43" w:name="results"/>
     <w:p>
       <w:pPr>
         <w:pStyle w:val="Heading2"/>
@@ -4197,7 +4197,7 @@
       </w:r>
     </w:p>
     <w:bookmarkEnd w:id="35"/>
-    <w:bookmarkStart w:id="37" w:name="trust-ratings-and-attitudes"/>
+    <w:bookmarkStart w:id="38" w:name="trust-ratings-and-attitudes"/>
     <w:p>
       <w:pPr>
         <w:pStyle w:val="Heading3"/>
@@ -4886,9 +4886,239 @@
         </w:rPr>
         <w:drawing>
           <wp:inline>
+            <wp:extent cx="5334000" cy="4107793"/>
+            <wp:effectExtent b="0" l="0" r="0" t="0"/>
+            <wp:docPr descr="Figure 3. Mean trust rating by image source." title="" id="1" name="Picture"/>
+            <a:graphic>
+              <a:graphicData uri="http://schemas.openxmlformats.org/drawingml/2006/picture">
+                <pic:pic>
+                  <pic:nvPicPr>
+                    <pic:cNvPr descr="trust_by_source.png" id="0" name="Picture"/>
+                    <pic:cNvPicPr>
+                      <a:picLocks noChangeArrowheads="1" noChangeAspect="1"/>
+                    </pic:cNvPicPr>
+                  </pic:nvPicPr>
+                  <pic:blipFill>
+                    <a:blip r:embed="rId36"/>
+                    <a:stretch>
+                      <a:fillRect/>
+                    </a:stretch>
+                  </pic:blipFill>
+                  <pic:spPr bwMode="auto">
+                    <a:xfrm>
+                      <a:off x="0" y="0"/>
+                      <a:ext cx="5334000" cy="4107793"/>
+                    </a:xfrm>
+                    <a:prstGeom prst="rect">
+                      <a:avLst/>
+                    </a:prstGeom>
+                    <a:noFill/>
+                    <a:ln w="9525">
+                      <a:noFill/>
+                      <a:headEnd/>
+                      <a:tailEnd/>
+                    </a:ln>
+                  </pic:spPr>
+                </pic:pic>
+              </a:graphicData>
+            </a:graphic>
+          </wp:inline>
+        </w:drawing>
+      </w:r>
+    </w:p>
+    <w:p>
+      <w:pPr>
+        <w:pStyle w:val="ImageCaption"/>
+        <w:keepNext w:val="0"/>
+        <w:spacing w:line="480" w:lineRule="auto" w:before="0" w:after="0"/>
+        <w:jc w:val="center"/>
+      </w:pPr>
+      <w:r>
+        <w:rPr>
+          <w:rFonts w:ascii="Times New Roman" w:hAnsi="Times New Roman" w:eastAsia="Times New Roman"/>
+          <w:b/>
+          <w:color w:val="000000"/>
+          <w:sz w:val="22"/>
+        </w:rPr>
+        <w:t xml:space="preserve">Figure 3. Mean trust rating by image source.</w:t>
+      </w:r>
+    </w:p>
+    <w:p>
+      <w:pPr>
+        <w:pStyle w:val="BodyText"/>
+        <w:keepNext w:val="0"/>
+        <w:spacing w:line="480" w:lineRule="auto" w:before="0" w:after="0"/>
+      </w:pPr>
+      <w:r>
+        <w:rPr>
+          <w:rFonts w:ascii="Times New Roman" w:hAnsi="Times New Roman" w:eastAsia="Times New Roman"/>
+          <w:color w:val="000000"/>
+          <w:sz w:val="22"/>
+        </w:rPr>
+        <w:t xml:space="preserve">The source-level trust result shows a cautious rather than sharply divided pattern. Real</w:t>
+      </w:r>
+      <w:r>
+        <w:rPr>
+          <w:rFonts w:ascii="Times New Roman" w:hAnsi="Times New Roman" w:eastAsia="Times New Roman"/>
+          <w:color w:val="000000"/>
+          <w:sz w:val="22"/>
+        </w:rPr>
+        <w:t xml:space="preserve"> </w:t>
+      </w:r>
+      <w:r>
+        <w:rPr>
+          <w:rFonts w:ascii="Times New Roman" w:hAnsi="Times New Roman" w:eastAsia="Times New Roman"/>
+          <w:color w:val="000000"/>
+          <w:sz w:val="22"/>
+        </w:rPr>
+        <w:t xml:space="preserve">images and screenshots were rated somewhat more trustworthy than AI-generated images, but</w:t>
+      </w:r>
+      <w:r>
+        <w:rPr>
+          <w:rFonts w:ascii="Times New Roman" w:hAnsi="Times New Roman" w:eastAsia="Times New Roman"/>
+          <w:color w:val="000000"/>
+          <w:sz w:val="22"/>
+        </w:rPr>
+        <w:t xml:space="preserve"> </w:t>
+      </w:r>
+      <w:r>
+        <w:rPr>
+          <w:rFonts w:ascii="Times New Roman" w:hAnsi="Times New Roman" w:eastAsia="Times New Roman"/>
+          <w:color w:val="000000"/>
+          <w:sz w:val="22"/>
+        </w:rPr>
+        <w:t xml:space="preserve">both means remained close to the midpoint of the scale. This suggests that respondents did</w:t>
+      </w:r>
+      <w:r>
+        <w:rPr>
+          <w:rFonts w:ascii="Times New Roman" w:hAnsi="Times New Roman" w:eastAsia="Times New Roman"/>
+          <w:color w:val="000000"/>
+          <w:sz w:val="22"/>
+        </w:rPr>
+        <w:t xml:space="preserve"> </w:t>
+      </w:r>
+      <w:r>
+        <w:rPr>
+          <w:rFonts w:ascii="Times New Roman" w:hAnsi="Times New Roman" w:eastAsia="Times New Roman"/>
+          <w:color w:val="000000"/>
+          <w:sz w:val="22"/>
+        </w:rPr>
+        <w:t xml:space="preserve">not treat</w:t>
+      </w:r>
+      <w:r>
+        <w:rPr>
+          <w:rFonts w:ascii="Times New Roman" w:hAnsi="Times New Roman" w:eastAsia="Times New Roman"/>
+          <w:color w:val="000000"/>
+          <w:sz w:val="22"/>
+        </w:rPr>
+        <w:t xml:space="preserve"> </w:t>
+      </w:r>
+      <w:r>
+        <w:rPr>
+          <w:rFonts w:ascii="Times New Roman" w:hAnsi="Times New Roman" w:eastAsia="Times New Roman"/>
+          <w:color w:val="000000"/>
+          <w:sz w:val="22"/>
+        </w:rPr>
+        <w:t xml:space="preserve">“</w:t>
+      </w:r>
+      <w:r>
+        <w:rPr>
+          <w:rFonts w:ascii="Times New Roman" w:hAnsi="Times New Roman" w:eastAsia="Times New Roman"/>
+          <w:color w:val="000000"/>
+          <w:sz w:val="22"/>
+        </w:rPr>
+        <w:t xml:space="preserve">real</w:t>
+      </w:r>
+      <w:r>
+        <w:rPr>
+          <w:rFonts w:ascii="Times New Roman" w:hAnsi="Times New Roman" w:eastAsia="Times New Roman"/>
+          <w:color w:val="000000"/>
+          <w:sz w:val="22"/>
+        </w:rPr>
+        <w:t xml:space="preserve">”</w:t>
+      </w:r>
+      <w:r>
+        <w:rPr>
+          <w:rFonts w:ascii="Times New Roman" w:hAnsi="Times New Roman" w:eastAsia="Times New Roman"/>
+          <w:color w:val="000000"/>
+          <w:sz w:val="22"/>
+        </w:rPr>
+        <w:t xml:space="preserve"> </w:t>
+      </w:r>
+      <w:r>
+        <w:rPr>
+          <w:rFonts w:ascii="Times New Roman" w:hAnsi="Times New Roman" w:eastAsia="Times New Roman"/>
+          <w:color w:val="000000"/>
+          <w:sz w:val="22"/>
+        </w:rPr>
+        <w:t xml:space="preserve">and</w:t>
+      </w:r>
+      <w:r>
+        <w:rPr>
+          <w:rFonts w:ascii="Times New Roman" w:hAnsi="Times New Roman" w:eastAsia="Times New Roman"/>
+          <w:color w:val="000000"/>
+          <w:sz w:val="22"/>
+        </w:rPr>
+        <w:t xml:space="preserve"> </w:t>
+      </w:r>
+      <w:r>
+        <w:rPr>
+          <w:rFonts w:ascii="Times New Roman" w:hAnsi="Times New Roman" w:eastAsia="Times New Roman"/>
+          <w:color w:val="000000"/>
+          <w:sz w:val="22"/>
+        </w:rPr>
+        <w:t xml:space="preserve">“</w:t>
+      </w:r>
+      <w:r>
+        <w:rPr>
+          <w:rFonts w:ascii="Times New Roman" w:hAnsi="Times New Roman" w:eastAsia="Times New Roman"/>
+          <w:color w:val="000000"/>
+          <w:sz w:val="22"/>
+        </w:rPr>
+        <w:t xml:space="preserve">AI-generated</w:t>
+      </w:r>
+      <w:r>
+        <w:rPr>
+          <w:rFonts w:ascii="Times New Roman" w:hAnsi="Times New Roman" w:eastAsia="Times New Roman"/>
+          <w:color w:val="000000"/>
+          <w:sz w:val="22"/>
+        </w:rPr>
+        <w:t xml:space="preserve">”</w:t>
+      </w:r>
+      <w:r>
+        <w:rPr>
+          <w:rFonts w:ascii="Times New Roman" w:hAnsi="Times New Roman" w:eastAsia="Times New Roman"/>
+          <w:color w:val="000000"/>
+          <w:sz w:val="22"/>
+        </w:rPr>
+        <w:t xml:space="preserve"> </w:t>
+      </w:r>
+      <w:r>
+        <w:rPr>
+          <w:rFonts w:ascii="Times New Roman" w:hAnsi="Times New Roman" w:eastAsia="Times New Roman"/>
+          <w:color w:val="000000"/>
+          <w:sz w:val="22"/>
+        </w:rPr>
+        <w:t xml:space="preserve">as completely separate trust categories.</w:t>
+      </w:r>
+    </w:p>
+    <w:p>
+      <w:pPr>
+        <w:pStyle w:val="CaptionedFigure"/>
+        <w:keepNext w:val="0"/>
+        <w:spacing w:line="480" w:lineRule="auto" w:before="0" w:after="0"/>
+      </w:pPr>
+      <w:r>
+        <w:rPr>
+          <w:rFonts w:ascii="Times New Roman" w:hAnsi="Times New Roman" w:eastAsia="Times New Roman"/>
+          <w:color w:val="000000"/>
+          <w:sz w:val="22"/>
+        </w:rPr>
+        <w:drawing>
+          <wp:inline>
             <wp:extent cx="5334000" cy="3360080"/>
             <wp:effectExtent b="0" l="0" r="0" t="0"/>
-            <wp:docPr descr="Figure 3. Mean trust rating by visual category." title="" id="1" name="Picture"/>
+            <wp:docPr descr="Figure 4. Mean trust rating by visual category." title="" id="1" name="Picture"/>
             <a:graphic>
               <a:graphicData uri="http://schemas.openxmlformats.org/drawingml/2006/picture">
                 <pic:pic>
@@ -4899,7 +5129,7 @@
                     </pic:cNvPicPr>
                   </pic:nvPicPr>
                   <pic:blipFill>
-                    <a:blip r:embed="rId36"/>
+                    <a:blip r:embed="rId37"/>
                     <a:stretch>
                       <a:fillRect/>
                     </a:stretch>
@@ -4940,11 +5170,11 @@
           <w:color w:val="000000"/>
           <w:sz w:val="22"/>
         </w:rPr>
-        <w:t xml:space="preserve">Figure 3. Mean trust rating by visual category.</w:t>
+        <w:t xml:space="preserve">Figure 4. Mean trust rating by visual category.</w:t>
       </w:r>
     </w:p>
-    <w:bookmarkEnd w:id="37"/>
-    <w:bookmarkStart w:id="39" w:name="material-creation-route-analysis"/>
+    <w:bookmarkEnd w:id="38"/>
+    <w:bookmarkStart w:id="40" w:name="material-creation-route-analysis"/>
     <w:p>
       <w:pPr>
         <w:pStyle w:val="Heading3"/>
@@ -5132,6 +5362,20 @@
           <w:sz w:val="22"/>
         </w:rPr>
         <w:t xml:space="preserve">to identify than AI images generated independently and then paired with similar real images.</w:t>
+      </w:r>
+    </w:p>
+    <w:p>
+      <w:pPr>
+        <w:keepNext w:val="0"/>
+        <w:spacing w:line="480" w:lineRule="auto" w:before="0" w:after="0"/>
+      </w:pPr>
+      <w:r>
+        <w:rPr>
+          <w:rFonts w:ascii="Times New Roman" w:hAnsi="Times New Roman" w:eastAsia="Times New Roman"/>
+          <w:color w:val="000000"/>
+          <w:sz w:val="22"/>
+        </w:rPr>
+        <w:br w:type="page"/>
       </w:r>
     </w:p>
     <w:p>
@@ -5743,7 +5987,7 @@
           <wp:inline>
             <wp:extent cx="5334000" cy="3364366"/>
             <wp:effectExtent b="0" l="0" r="0" t="0"/>
-            <wp:docPr descr="Figure 4. Source-judgement accuracy by material creation route." title="" id="1" name="Picture"/>
+            <wp:docPr descr="Figure 5. Source-judgement accuracy by material creation route." title="" id="1" name="Picture"/>
             <a:graphic>
               <a:graphicData uri="http://schemas.openxmlformats.org/drawingml/2006/picture">
                 <pic:pic>
@@ -5754,7 +5998,7 @@
                     </pic:cNvPicPr>
                   </pic:nvPicPr>
                   <pic:blipFill>
-                    <a:blip r:embed="rId38"/>
+                    <a:blip r:embed="rId39"/>
                     <a:stretch>
                       <a:fillRect/>
                     </a:stretch>
@@ -5795,7 +6039,415 @@
           <w:color w:val="000000"/>
           <w:sz w:val="22"/>
         </w:rPr>
-        <w:t xml:space="preserve">Figure 4. Source-judgement accuracy by material creation route.</w:t>
+        <w:t xml:space="preserve">Figure 5. Source-judgement accuracy by material creation route.</w:t>
+      </w:r>
+    </w:p>
+    <w:bookmarkEnd w:id="40"/>
+    <w:bookmarkStart w:id="42" w:name="media-trust-attitude-items"/>
+    <w:p>
+      <w:pPr>
+        <w:pStyle w:val="Heading3"/>
+        <w:keepNext w:val="0"/>
+        <w:spacing w:line="480" w:lineRule="auto" w:before="0" w:after="0"/>
+      </w:pPr>
+      <w:r>
+        <w:rPr>
+          <w:rFonts w:ascii="Times New Roman" w:hAnsi="Times New Roman" w:eastAsia="Times New Roman"/>
+          <w:color w:val="000000"/>
+          <w:sz w:val="22"/>
+        </w:rPr>
+        <w:t xml:space="preserve">4.5 Media-Trust Attitude Items</w:t>
+      </w:r>
+    </w:p>
+    <w:p>
+      <w:pPr>
+        <w:pStyle w:val="FirstParagraph"/>
+        <w:keepNext w:val="0"/>
+        <w:spacing w:line="480" w:lineRule="auto" w:before="0" w:after="0"/>
+      </w:pPr>
+      <w:r>
+        <w:rPr>
+          <w:rFonts w:ascii="Times New Roman" w:hAnsi="Times New Roman" w:eastAsia="Times New Roman"/>
+          <w:color w:val="000000"/>
+          <w:sz w:val="22"/>
+        </w:rPr>
+        <w:t xml:space="preserve">The attitude items showed a cautious pattern of media trust. Respondents generally did not</w:t>
+      </w:r>
+      <w:r>
+        <w:rPr>
+          <w:rFonts w:ascii="Times New Roman" w:hAnsi="Times New Roman" w:eastAsia="Times New Roman"/>
+          <w:color w:val="000000"/>
+          <w:sz w:val="22"/>
+        </w:rPr>
+        <w:t xml:space="preserve"> </w:t>
+      </w:r>
+      <w:r>
+        <w:rPr>
+          <w:rFonts w:ascii="Times New Roman" w:hAnsi="Times New Roman" w:eastAsia="Times New Roman"/>
+          <w:color w:val="000000"/>
+          <w:sz w:val="22"/>
+        </w:rPr>
+        <w:t xml:space="preserve">agree that online images and screenshots usually reflect reality (M = 2.39). At the same</w:t>
+      </w:r>
+      <w:r>
+        <w:rPr>
+          <w:rFonts w:ascii="Times New Roman" w:hAnsi="Times New Roman" w:eastAsia="Times New Roman"/>
+          <w:color w:val="000000"/>
+          <w:sz w:val="22"/>
+        </w:rPr>
+        <w:t xml:space="preserve"> </w:t>
+      </w:r>
+      <w:r>
+        <w:rPr>
+          <w:rFonts w:ascii="Times New Roman" w:hAnsi="Times New Roman" w:eastAsia="Times New Roman"/>
+          <w:color w:val="000000"/>
+          <w:sz w:val="22"/>
+        </w:rPr>
+        <w:t xml:space="preserve">time, many respondents agreed that platform elements such as interfaces, comments, or</w:t>
+      </w:r>
+      <w:r>
+        <w:rPr>
+          <w:rFonts w:ascii="Times New Roman" w:hAnsi="Times New Roman" w:eastAsia="Times New Roman"/>
+          <w:color w:val="000000"/>
+          <w:sz w:val="22"/>
+        </w:rPr>
+        <w:t xml:space="preserve"> </w:t>
+      </w:r>
+      <w:r>
+        <w:rPr>
+          <w:rFonts w:ascii="Times New Roman" w:hAnsi="Times New Roman" w:eastAsia="Times New Roman"/>
+          <w:color w:val="000000"/>
+          <w:sz w:val="22"/>
+        </w:rPr>
+        <w:t xml:space="preserve">livestream features can make screenshots more believable. Most respondents also reported</w:t>
+      </w:r>
+      <w:r>
+        <w:rPr>
+          <w:rFonts w:ascii="Times New Roman" w:hAnsi="Times New Roman" w:eastAsia="Times New Roman"/>
+          <w:color w:val="000000"/>
+          <w:sz w:val="22"/>
+        </w:rPr>
+        <w:t xml:space="preserve"> </w:t>
+      </w:r>
+      <w:r>
+        <w:rPr>
+          <w:rFonts w:ascii="Times New Roman" w:hAnsi="Times New Roman" w:eastAsia="Times New Roman"/>
+          <w:color w:val="000000"/>
+          <w:sz w:val="22"/>
+        </w:rPr>
+        <w:t xml:space="preserve">verification habits: 42 out of 66 agreed or strongly agreed that they would look for sources</w:t>
+      </w:r>
+      <w:r>
+        <w:rPr>
+          <w:rFonts w:ascii="Times New Roman" w:hAnsi="Times New Roman" w:eastAsia="Times New Roman"/>
+          <w:color w:val="000000"/>
+          <w:sz w:val="22"/>
+        </w:rPr>
+        <w:t xml:space="preserve"> </w:t>
+      </w:r>
+      <w:r>
+        <w:rPr>
+          <w:rFonts w:ascii="Times New Roman" w:hAnsi="Times New Roman" w:eastAsia="Times New Roman"/>
+          <w:color w:val="000000"/>
+          <w:sz w:val="22"/>
+        </w:rPr>
+        <w:t xml:space="preserve">or context when seeing realistic online images or screenshots. However, confidence in</w:t>
+      </w:r>
+      <w:r>
+        <w:rPr>
+          <w:rFonts w:ascii="Times New Roman" w:hAnsi="Times New Roman" w:eastAsia="Times New Roman"/>
+          <w:color w:val="000000"/>
+          <w:sz w:val="22"/>
+        </w:rPr>
+        <w:t xml:space="preserve"> </w:t>
+      </w:r>
+      <w:r>
+        <w:rPr>
+          <w:rFonts w:ascii="Times New Roman" w:hAnsi="Times New Roman" w:eastAsia="Times New Roman"/>
+          <w:color w:val="000000"/>
+          <w:sz w:val="22"/>
+        </w:rPr>
+        <w:t xml:space="preserve">personal judgement remained moderate to low (M = 2.83), with only 17 out of 66 respondents</w:t>
+      </w:r>
+      <w:r>
+        <w:rPr>
+          <w:rFonts w:ascii="Times New Roman" w:hAnsi="Times New Roman" w:eastAsia="Times New Roman"/>
+          <w:color w:val="000000"/>
+          <w:sz w:val="22"/>
+        </w:rPr>
+        <w:t xml:space="preserve"> </w:t>
+      </w:r>
+      <w:r>
+        <w:rPr>
+          <w:rFonts w:ascii="Times New Roman" w:hAnsi="Times New Roman" w:eastAsia="Times New Roman"/>
+          <w:color w:val="000000"/>
+          <w:sz w:val="22"/>
+        </w:rPr>
+        <w:t xml:space="preserve">agreeing or strongly agreeing that they were confident in judging whether online images were</w:t>
+      </w:r>
+      <w:r>
+        <w:rPr>
+          <w:rFonts w:ascii="Times New Roman" w:hAnsi="Times New Roman" w:eastAsia="Times New Roman"/>
+          <w:color w:val="000000"/>
+          <w:sz w:val="22"/>
+        </w:rPr>
+        <w:t xml:space="preserve"> </w:t>
+      </w:r>
+      <w:r>
+        <w:rPr>
+          <w:rFonts w:ascii="Times New Roman" w:hAnsi="Times New Roman" w:eastAsia="Times New Roman"/>
+          <w:color w:val="000000"/>
+          <w:sz w:val="22"/>
+        </w:rPr>
+        <w:t xml:space="preserve">real.</w:t>
+      </w:r>
+    </w:p>
+    <w:p>
+      <w:pPr>
+        <w:pStyle w:val="CaptionedFigure"/>
+        <w:keepNext w:val="0"/>
+        <w:spacing w:line="480" w:lineRule="auto" w:before="0" w:after="0"/>
+      </w:pPr>
+      <w:r>
+        <w:rPr>
+          <w:rFonts w:ascii="Times New Roman" w:hAnsi="Times New Roman" w:eastAsia="Times New Roman"/>
+          <w:color w:val="000000"/>
+          <w:sz w:val="22"/>
+        </w:rPr>
+        <w:drawing>
+          <wp:inline>
+            <wp:extent cx="5334000" cy="2752085"/>
+            <wp:effectExtent b="0" l="0" r="0" t="0"/>
+            <wp:docPr descr="Figure 6. Mean agreement on media-trust attitude items." title="" id="1" name="Picture"/>
+            <a:graphic>
+              <a:graphicData uri="http://schemas.openxmlformats.org/drawingml/2006/picture">
+                <pic:pic>
+                  <pic:nvPicPr>
+                    <pic:cNvPr descr="attitude_item_means.png" id="0" name="Picture"/>
+                    <pic:cNvPicPr>
+                      <a:picLocks noChangeArrowheads="1" noChangeAspect="1"/>
+                    </pic:cNvPicPr>
+                  </pic:nvPicPr>
+                  <pic:blipFill>
+                    <a:blip r:embed="rId41"/>
+                    <a:stretch>
+                      <a:fillRect/>
+                    </a:stretch>
+                  </pic:blipFill>
+                  <pic:spPr bwMode="auto">
+                    <a:xfrm>
+                      <a:off x="0" y="0"/>
+                      <a:ext cx="5334000" cy="2752085"/>
+                    </a:xfrm>
+                    <a:prstGeom prst="rect">
+                      <a:avLst/>
+                    </a:prstGeom>
+                    <a:noFill/>
+                    <a:ln w="9525">
+                      <a:noFill/>
+                      <a:headEnd/>
+                      <a:tailEnd/>
+                    </a:ln>
+                  </pic:spPr>
+                </pic:pic>
+              </a:graphicData>
+            </a:graphic>
+          </wp:inline>
+        </w:drawing>
+      </w:r>
+    </w:p>
+    <w:p>
+      <w:pPr>
+        <w:pStyle w:val="ImageCaption"/>
+        <w:keepNext w:val="0"/>
+        <w:spacing w:line="480" w:lineRule="auto" w:before="0" w:after="0"/>
+        <w:jc w:val="center"/>
+      </w:pPr>
+      <w:r>
+        <w:rPr>
+          <w:rFonts w:ascii="Times New Roman" w:hAnsi="Times New Roman" w:eastAsia="Times New Roman"/>
+          <w:b/>
+          <w:color w:val="000000"/>
+          <w:sz w:val="22"/>
+        </w:rPr>
+        <w:t xml:space="preserve">Figure 6. Mean agreement on media-trust attitude items.</w:t>
+      </w:r>
+    </w:p>
+    <w:bookmarkEnd w:id="42"/>
+    <w:bookmarkEnd w:id="43"/>
+    <w:bookmarkStart w:id="48" w:name="discussion"/>
+    <w:p>
+      <w:pPr>
+        <w:pStyle w:val="Heading2"/>
+        <w:keepNext w:val="0"/>
+        <w:spacing w:line="480" w:lineRule="auto" w:before="0" w:after="0"/>
+      </w:pPr>
+      <w:r>
+        <w:rPr>
+          <w:rFonts w:ascii="Times New Roman" w:hAnsi="Times New Roman" w:eastAsia="Times New Roman"/>
+          <w:color w:val="000000"/>
+          <w:sz w:val="22"/>
+        </w:rPr>
+        <w:t xml:space="preserve">5. Discussion</w:t>
+      </w:r>
+    </w:p>
+    <w:bookmarkStart w:id="44" w:name="summary-of-findings"/>
+    <w:p>
+      <w:pPr>
+        <w:pStyle w:val="Heading3"/>
+        <w:keepNext w:val="0"/>
+        <w:spacing w:line="480" w:lineRule="auto" w:before="0" w:after="0"/>
+      </w:pPr>
+      <w:r>
+        <w:rPr>
+          <w:rFonts w:ascii="Times New Roman" w:hAnsi="Times New Roman" w:eastAsia="Times New Roman"/>
+          <w:color w:val="000000"/>
+          <w:sz w:val="22"/>
+        </w:rPr>
+        <w:t xml:space="preserve">5.1 Summary of Findings</w:t>
+      </w:r>
+    </w:p>
+    <w:p>
+      <w:pPr>
+        <w:pStyle w:val="FirstParagraph"/>
+        <w:keepNext w:val="0"/>
+        <w:spacing w:line="480" w:lineRule="auto" w:before="0" w:after="0"/>
+      </w:pPr>
+      <w:r>
+        <w:rPr>
+          <w:rFonts w:ascii="Times New Roman" w:hAnsi="Times New Roman" w:eastAsia="Times New Roman"/>
+          <w:color w:val="000000"/>
+          <w:sz w:val="22"/>
+        </w:rPr>
+        <w:t xml:space="preserve">The local survey results are consistent with the broader literature on AI-generated media</w:t>
+      </w:r>
+      <w:r>
+        <w:rPr>
+          <w:rFonts w:ascii="Times New Roman" w:hAnsi="Times New Roman" w:eastAsia="Times New Roman"/>
+          <w:color w:val="000000"/>
+          <w:sz w:val="22"/>
+        </w:rPr>
+        <w:t xml:space="preserve"> </w:t>
+      </w:r>
+      <w:r>
+        <w:rPr>
+          <w:rFonts w:ascii="Times New Roman" w:hAnsi="Times New Roman" w:eastAsia="Times New Roman"/>
+          <w:color w:val="000000"/>
+          <w:sz w:val="22"/>
+        </w:rPr>
+        <w:t xml:space="preserve">detection, but they also show a more specific pattern: source judgement was unstable. The</w:t>
+      </w:r>
+      <w:r>
+        <w:rPr>
+          <w:rFonts w:ascii="Times New Roman" w:hAnsi="Times New Roman" w:eastAsia="Times New Roman"/>
+          <w:color w:val="000000"/>
+          <w:sz w:val="22"/>
+        </w:rPr>
+        <w:t xml:space="preserve"> </w:t>
+      </w:r>
+      <w:r>
+        <w:rPr>
+          <w:rFonts w:ascii="Times New Roman" w:hAnsi="Times New Roman" w:eastAsia="Times New Roman"/>
+          <w:color w:val="000000"/>
+          <w:sz w:val="22"/>
+        </w:rPr>
+        <w:t xml:space="preserve">overall accuracy rate was below 50%, suggesting that respondents in this sample had</w:t>
+      </w:r>
+      <w:r>
+        <w:rPr>
+          <w:rFonts w:ascii="Times New Roman" w:hAnsi="Times New Roman" w:eastAsia="Times New Roman"/>
+          <w:color w:val="000000"/>
+          <w:sz w:val="22"/>
+        </w:rPr>
+        <w:t xml:space="preserve"> </w:t>
+      </w:r>
+      <w:r>
+        <w:rPr>
+          <w:rFonts w:ascii="Times New Roman" w:hAnsi="Times New Roman" w:eastAsia="Times New Roman"/>
+          <w:color w:val="000000"/>
+          <w:sz w:val="22"/>
+        </w:rPr>
+        <w:t xml:space="preserve">difficulty distinguishing AI-generated images from real images. The source-level pattern is</w:t>
+      </w:r>
+      <w:r>
+        <w:rPr>
+          <w:rFonts w:ascii="Times New Roman" w:hAnsi="Times New Roman" w:eastAsia="Times New Roman"/>
+          <w:color w:val="000000"/>
+          <w:sz w:val="22"/>
+        </w:rPr>
+        <w:t xml:space="preserve"> </w:t>
+      </w:r>
+      <w:r>
+        <w:rPr>
+          <w:rFonts w:ascii="Times New Roman" w:hAnsi="Times New Roman" w:eastAsia="Times New Roman"/>
+          <w:color w:val="000000"/>
+          <w:sz w:val="22"/>
+        </w:rPr>
+        <w:t xml:space="preserve">also important: respondents performed better on AI-generated images than on real images. This</w:t>
+      </w:r>
+      <w:r>
+        <w:rPr>
+          <w:rFonts w:ascii="Times New Roman" w:hAnsi="Times New Roman" w:eastAsia="Times New Roman"/>
+          <w:color w:val="000000"/>
+          <w:sz w:val="22"/>
+        </w:rPr>
+        <w:t xml:space="preserve"> </w:t>
+      </w:r>
+      <w:r>
+        <w:rPr>
+          <w:rFonts w:ascii="Times New Roman" w:hAnsi="Times New Roman" w:eastAsia="Times New Roman"/>
+          <w:color w:val="000000"/>
+          <w:sz w:val="22"/>
+        </w:rPr>
+        <w:t xml:space="preserve">indicates that the problem was not only false acceptance of synthetic material, but also</w:t>
+      </w:r>
+      <w:r>
+        <w:rPr>
+          <w:rFonts w:ascii="Times New Roman" w:hAnsi="Times New Roman" w:eastAsia="Times New Roman"/>
+          <w:color w:val="000000"/>
+          <w:sz w:val="22"/>
+        </w:rPr>
+        <w:t xml:space="preserve"> </w:t>
+      </w:r>
+      <w:r>
+        <w:rPr>
+          <w:rFonts w:ascii="Times New Roman" w:hAnsi="Times New Roman" w:eastAsia="Times New Roman"/>
+          <w:color w:val="000000"/>
+          <w:sz w:val="22"/>
+        </w:rPr>
+        <w:t xml:space="preserve">excessive suspicion toward authentic visual material. In other words, AI-generated visual</w:t>
+      </w:r>
+      <w:r>
+        <w:rPr>
+          <w:rFonts w:ascii="Times New Roman" w:hAnsi="Times New Roman" w:eastAsia="Times New Roman"/>
+          <w:color w:val="000000"/>
+          <w:sz w:val="22"/>
+        </w:rPr>
+        <w:t xml:space="preserve"> </w:t>
+      </w:r>
+      <w:r>
+        <w:rPr>
+          <w:rFonts w:ascii="Times New Roman" w:hAnsi="Times New Roman" w:eastAsia="Times New Roman"/>
+          <w:color w:val="000000"/>
+          <w:sz w:val="22"/>
+        </w:rPr>
+        <w:t xml:space="preserve">content may damage media trust in two directions. It can make false visual evidence more</w:t>
+      </w:r>
+      <w:r>
+        <w:rPr>
+          <w:rFonts w:ascii="Times New Roman" w:hAnsi="Times New Roman" w:eastAsia="Times New Roman"/>
+          <w:color w:val="000000"/>
+          <w:sz w:val="22"/>
+        </w:rPr>
+        <w:t xml:space="preserve"> </w:t>
+      </w:r>
+      <w:r>
+        <w:rPr>
+          <w:rFonts w:ascii="Times New Roman" w:hAnsi="Times New Roman" w:eastAsia="Times New Roman"/>
+          <w:color w:val="000000"/>
+          <w:sz w:val="22"/>
+        </w:rPr>
+        <w:t xml:space="preserve">credible, and it can make real visual evidence easier to doubt.</w:t>
       </w:r>
     </w:p>
     <w:p>
@@ -5810,95 +6462,108 @@
           <w:color w:val="000000"/>
           <w:sz w:val="22"/>
         </w:rPr>
-        <w:t xml:space="preserve">The attitude items showed a cautious pattern of media trust. Respondents generally did not</w:t>
-      </w:r>
-      <w:r>
-        <w:rPr>
-          <w:rFonts w:ascii="Times New Roman" w:hAnsi="Times New Roman" w:eastAsia="Times New Roman"/>
-          <w:color w:val="000000"/>
-          <w:sz w:val="22"/>
-        </w:rPr>
-        <w:t xml:space="preserve"> </w:t>
-      </w:r>
-      <w:r>
-        <w:rPr>
-          <w:rFonts w:ascii="Times New Roman" w:hAnsi="Times New Roman" w:eastAsia="Times New Roman"/>
-          <w:color w:val="000000"/>
-          <w:sz w:val="22"/>
-        </w:rPr>
-        <w:t xml:space="preserve">agree that online images and screenshots usually reflect reality (M = 2.39). At the same</w:t>
-      </w:r>
-      <w:r>
-        <w:rPr>
-          <w:rFonts w:ascii="Times New Roman" w:hAnsi="Times New Roman" w:eastAsia="Times New Roman"/>
-          <w:color w:val="000000"/>
-          <w:sz w:val="22"/>
-        </w:rPr>
-        <w:t xml:space="preserve"> </w:t>
-      </w:r>
-      <w:r>
-        <w:rPr>
-          <w:rFonts w:ascii="Times New Roman" w:hAnsi="Times New Roman" w:eastAsia="Times New Roman"/>
-          <w:color w:val="000000"/>
-          <w:sz w:val="22"/>
-        </w:rPr>
-        <w:t xml:space="preserve">time, many respondents agreed that platform elements such as interfaces, comments, or</w:t>
-      </w:r>
-      <w:r>
-        <w:rPr>
-          <w:rFonts w:ascii="Times New Roman" w:hAnsi="Times New Roman" w:eastAsia="Times New Roman"/>
-          <w:color w:val="000000"/>
-          <w:sz w:val="22"/>
-        </w:rPr>
-        <w:t xml:space="preserve"> </w:t>
-      </w:r>
-      <w:r>
-        <w:rPr>
-          <w:rFonts w:ascii="Times New Roman" w:hAnsi="Times New Roman" w:eastAsia="Times New Roman"/>
-          <w:color w:val="000000"/>
-          <w:sz w:val="22"/>
-        </w:rPr>
-        <w:t xml:space="preserve">livestream features can make screenshots more believable. Most respondents also reported</w:t>
-      </w:r>
-      <w:r>
-        <w:rPr>
-          <w:rFonts w:ascii="Times New Roman" w:hAnsi="Times New Roman" w:eastAsia="Times New Roman"/>
-          <w:color w:val="000000"/>
-          <w:sz w:val="22"/>
-        </w:rPr>
-        <w:t xml:space="preserve"> </w:t>
-      </w:r>
-      <w:r>
-        <w:rPr>
-          <w:rFonts w:ascii="Times New Roman" w:hAnsi="Times New Roman" w:eastAsia="Times New Roman"/>
-          <w:color w:val="000000"/>
-          <w:sz w:val="22"/>
-        </w:rPr>
-        <w:t xml:space="preserve">verification habits: 42 out of 66 agreed or strongly agreed that they would look for sources</w:t>
-      </w:r>
-      <w:r>
-        <w:rPr>
-          <w:rFonts w:ascii="Times New Roman" w:hAnsi="Times New Roman" w:eastAsia="Times New Roman"/>
-          <w:color w:val="000000"/>
-          <w:sz w:val="22"/>
-        </w:rPr>
-        <w:t xml:space="preserve"> </w:t>
-      </w:r>
-      <w:r>
-        <w:rPr>
-          <w:rFonts w:ascii="Times New Roman" w:hAnsi="Times New Roman" w:eastAsia="Times New Roman"/>
-          <w:color w:val="000000"/>
-          <w:sz w:val="22"/>
-        </w:rPr>
-        <w:t xml:space="preserve">or context when seeing realistic online images or screenshots.</w:t>
+        <w:t xml:space="preserve">Category-level results further support this interpretation. Livestream commerce screenshots,</w:t>
+      </w:r>
+      <w:r>
+        <w:rPr>
+          <w:rFonts w:ascii="Times New Roman" w:hAnsi="Times New Roman" w:eastAsia="Times New Roman"/>
+          <w:color w:val="000000"/>
+          <w:sz w:val="22"/>
+        </w:rPr>
+        <w:t xml:space="preserve"> </w:t>
+      </w:r>
+      <w:r>
+        <w:rPr>
+          <w:rFonts w:ascii="Times New Roman" w:hAnsi="Times New Roman" w:eastAsia="Times New Roman"/>
+          <w:color w:val="000000"/>
+          <w:sz w:val="22"/>
+        </w:rPr>
+        <w:t xml:space="preserve">text-bearing artifacts, and virtual livestream interfaces produced higher accuracy than</w:t>
+      </w:r>
+      <w:r>
+        <w:rPr>
+          <w:rFonts w:ascii="Times New Roman" w:hAnsi="Times New Roman" w:eastAsia="Times New Roman"/>
+          <w:color w:val="000000"/>
+          <w:sz w:val="22"/>
+        </w:rPr>
+        <w:t xml:space="preserve"> </w:t>
+      </w:r>
+      <w:r>
+        <w:rPr>
+          <w:rFonts w:ascii="Times New Roman" w:hAnsi="Times New Roman" w:eastAsia="Times New Roman"/>
+          <w:color w:val="000000"/>
+          <w:sz w:val="22"/>
+        </w:rPr>
+        <w:t xml:space="preserve">portraits and food photographs. Food photographs had the lowest accuracy, which may reflect</w:t>
+      </w:r>
+      <w:r>
+        <w:rPr>
+          <w:rFonts w:ascii="Times New Roman" w:hAnsi="Times New Roman" w:eastAsia="Times New Roman"/>
+          <w:color w:val="000000"/>
+          <w:sz w:val="22"/>
+        </w:rPr>
+        <w:t xml:space="preserve"> </w:t>
+      </w:r>
+      <w:r>
+        <w:rPr>
+          <w:rFonts w:ascii="Times New Roman" w:hAnsi="Times New Roman" w:eastAsia="Times New Roman"/>
+          <w:color w:val="000000"/>
+          <w:sz w:val="22"/>
+        </w:rPr>
+        <w:t xml:space="preserve">the fact that polished food photography can look artificial even when it is real. Trust</w:t>
+      </w:r>
+      <w:r>
+        <w:rPr>
+          <w:rFonts w:ascii="Times New Roman" w:hAnsi="Times New Roman" w:eastAsia="Times New Roman"/>
+          <w:color w:val="000000"/>
+          <w:sz w:val="22"/>
+        </w:rPr>
+        <w:t xml:space="preserve"> </w:t>
+      </w:r>
+      <w:r>
+        <w:rPr>
+          <w:rFonts w:ascii="Times New Roman" w:hAnsi="Times New Roman" w:eastAsia="Times New Roman"/>
+          <w:color w:val="000000"/>
+          <w:sz w:val="22"/>
+        </w:rPr>
+        <w:t xml:space="preserve">ratings were moderate rather than high, and the difference between real and AI-generated</w:t>
+      </w:r>
+      <w:r>
+        <w:rPr>
+          <w:rFonts w:ascii="Times New Roman" w:hAnsi="Times New Roman" w:eastAsia="Times New Roman"/>
+          <w:color w:val="000000"/>
+          <w:sz w:val="22"/>
+        </w:rPr>
+        <w:t xml:space="preserve"> </w:t>
+      </w:r>
+      <w:r>
+        <w:rPr>
+          <w:rFonts w:ascii="Times New Roman" w:hAnsi="Times New Roman" w:eastAsia="Times New Roman"/>
+          <w:color w:val="000000"/>
+          <w:sz w:val="22"/>
+        </w:rPr>
+        <w:t xml:space="preserve">images was relatively small. This suggests that viewers may experience uncertainty even when</w:t>
+      </w:r>
+      <w:r>
+        <w:rPr>
+          <w:rFonts w:ascii="Times New Roman" w:hAnsi="Times New Roman" w:eastAsia="Times New Roman"/>
+          <w:color w:val="000000"/>
+          <w:sz w:val="22"/>
+        </w:rPr>
+        <w:t xml:space="preserve"> </w:t>
+      </w:r>
+      <w:r>
+        <w:rPr>
+          <w:rFonts w:ascii="Times New Roman" w:hAnsi="Times New Roman" w:eastAsia="Times New Roman"/>
+          <w:color w:val="000000"/>
+          <w:sz w:val="22"/>
+        </w:rPr>
+        <w:t xml:space="preserve">they do not strongly trust the images.</w:t>
       </w:r>
     </w:p>
-    <w:bookmarkEnd w:id="39"/>
-    <w:bookmarkEnd w:id="40"/>
-    <w:bookmarkStart w:id="45" w:name="discussion"/>
     <w:p>
       <w:pPr>
-        <w:pStyle w:val="Heading2"/>
+        <w:pStyle w:val="BodyText"/>
         <w:keepNext w:val="0"/>
         <w:spacing w:line="480" w:lineRule="auto" w:before="0" w:after="0"/>
       </w:pPr>
@@ -5908,10 +6573,91 @@
           <w:color w:val="000000"/>
           <w:sz w:val="22"/>
         </w:rPr>
-        <w:t xml:space="preserve">5. Discussion</w:t>
+        <w:t xml:space="preserve">The material creation route analysis adds a further qualification. AI images created through</w:t>
+      </w:r>
+      <w:r>
+        <w:rPr>
+          <w:rFonts w:ascii="Times New Roman" w:hAnsi="Times New Roman" w:eastAsia="Times New Roman"/>
+          <w:color w:val="000000"/>
+          <w:sz w:val="22"/>
+        </w:rPr>
+        <w:t xml:space="preserve"> </w:t>
+      </w:r>
+      <w:r>
+        <w:rPr>
+          <w:rFonts w:ascii="Times New Roman" w:hAnsi="Times New Roman" w:eastAsia="Times New Roman"/>
+          <w:color w:val="000000"/>
+          <w:sz w:val="22"/>
+        </w:rPr>
+        <w:t xml:space="preserve">real-to-AI modification were less accurately identified than AI images in the AI-first</w:t>
+      </w:r>
+      <w:r>
+        <w:rPr>
+          <w:rFonts w:ascii="Times New Roman" w:hAnsi="Times New Roman" w:eastAsia="Times New Roman"/>
+          <w:color w:val="000000"/>
+          <w:sz w:val="22"/>
+        </w:rPr>
+        <w:t xml:space="preserve"> </w:t>
+      </w:r>
+      <w:r>
+        <w:rPr>
+          <w:rFonts w:ascii="Times New Roman" w:hAnsi="Times New Roman" w:eastAsia="Times New Roman"/>
+          <w:color w:val="000000"/>
+          <w:sz w:val="22"/>
+        </w:rPr>
+        <w:t xml:space="preserve">matched-real route. They also received higher trust ratings. This suggests that when AI</w:t>
+      </w:r>
+      <w:r>
+        <w:rPr>
+          <w:rFonts w:ascii="Times New Roman" w:hAnsi="Times New Roman" w:eastAsia="Times New Roman"/>
+          <w:color w:val="000000"/>
+          <w:sz w:val="22"/>
+        </w:rPr>
+        <w:t xml:space="preserve"> </w:t>
+      </w:r>
+      <w:r>
+        <w:rPr>
+          <w:rFonts w:ascii="Times New Roman" w:hAnsi="Times New Roman" w:eastAsia="Times New Roman"/>
+          <w:color w:val="000000"/>
+          <w:sz w:val="22"/>
+        </w:rPr>
+        <w:t xml:space="preserve">generation preserves the composition, subject matter, or visual realism of a real reference,</w:t>
+      </w:r>
+      <w:r>
+        <w:rPr>
+          <w:rFonts w:ascii="Times New Roman" w:hAnsi="Times New Roman" w:eastAsia="Times New Roman"/>
+          <w:color w:val="000000"/>
+          <w:sz w:val="22"/>
+        </w:rPr>
+        <w:t xml:space="preserve"> </w:t>
+      </w:r>
+      <w:r>
+        <w:rPr>
+          <w:rFonts w:ascii="Times New Roman" w:hAnsi="Times New Roman" w:eastAsia="Times New Roman"/>
+          <w:color w:val="000000"/>
+          <w:sz w:val="22"/>
+        </w:rPr>
+        <w:t xml:space="preserve">the resulting synthetic image may be more difficult to separate from authentic visual</w:t>
+      </w:r>
+      <w:r>
+        <w:rPr>
+          <w:rFonts w:ascii="Times New Roman" w:hAnsi="Times New Roman" w:eastAsia="Times New Roman"/>
+          <w:color w:val="000000"/>
+          <w:sz w:val="22"/>
+        </w:rPr>
+        <w:t xml:space="preserve"> </w:t>
+      </w:r>
+      <w:r>
+        <w:rPr>
+          <w:rFonts w:ascii="Times New Roman" w:hAnsi="Times New Roman" w:eastAsia="Times New Roman"/>
+          <w:color w:val="000000"/>
+          <w:sz w:val="22"/>
+        </w:rPr>
+        <w:t xml:space="preserve">material.</w:t>
       </w:r>
     </w:p>
-    <w:bookmarkStart w:id="41" w:name="summary-of-findings"/>
+    <w:bookmarkEnd w:id="44"/>
+    <w:bookmarkStart w:id="45" w:name="comparison-with-previous-studies"/>
     <w:p>
       <w:pPr>
         <w:pStyle w:val="Heading3"/>
@@ -5924,7 +6670,7 @@
           <w:color w:val="000000"/>
           <w:sz w:val="22"/>
         </w:rPr>
-        <w:t xml:space="preserve">5.1 Summary of Findings</w:t>
+        <w:t xml:space="preserve">5.2 Comparison with Previous Studies</w:t>
       </w:r>
     </w:p>
     <w:p>
@@ -5939,135 +6685,87 @@
           <w:color w:val="000000"/>
           <w:sz w:val="22"/>
         </w:rPr>
-        <w:t xml:space="preserve">The local survey results are consistent with the broader literature on AI-generated media</w:t>
-      </w:r>
-      <w:r>
-        <w:rPr>
-          <w:rFonts w:ascii="Times New Roman" w:hAnsi="Times New Roman" w:eastAsia="Times New Roman"/>
-          <w:color w:val="000000"/>
-          <w:sz w:val="22"/>
-        </w:rPr>
-        <w:t xml:space="preserve"> </w:t>
-      </w:r>
-      <w:r>
-        <w:rPr>
-          <w:rFonts w:ascii="Times New Roman" w:hAnsi="Times New Roman" w:eastAsia="Times New Roman"/>
-          <w:color w:val="000000"/>
-          <w:sz w:val="22"/>
-        </w:rPr>
-        <w:t xml:space="preserve">detection, but they also show a more specific pattern: source judgement was unstable. The</w:t>
-      </w:r>
-      <w:r>
-        <w:rPr>
-          <w:rFonts w:ascii="Times New Roman" w:hAnsi="Times New Roman" w:eastAsia="Times New Roman"/>
-          <w:color w:val="000000"/>
-          <w:sz w:val="22"/>
-        </w:rPr>
-        <w:t xml:space="preserve"> </w:t>
-      </w:r>
-      <w:r>
-        <w:rPr>
-          <w:rFonts w:ascii="Times New Roman" w:hAnsi="Times New Roman" w:eastAsia="Times New Roman"/>
-          <w:color w:val="000000"/>
-          <w:sz w:val="22"/>
-        </w:rPr>
-        <w:t xml:space="preserve">overall accuracy rate was below 50%, suggesting that respondents in this sample had</w:t>
-      </w:r>
-      <w:r>
-        <w:rPr>
-          <w:rFonts w:ascii="Times New Roman" w:hAnsi="Times New Roman" w:eastAsia="Times New Roman"/>
-          <w:color w:val="000000"/>
-          <w:sz w:val="22"/>
-        </w:rPr>
-        <w:t xml:space="preserve"> </w:t>
-      </w:r>
-      <w:r>
-        <w:rPr>
-          <w:rFonts w:ascii="Times New Roman" w:hAnsi="Times New Roman" w:eastAsia="Times New Roman"/>
-          <w:color w:val="000000"/>
-          <w:sz w:val="22"/>
-        </w:rPr>
-        <w:t xml:space="preserve">difficulty distinguishing AI-generated images from real images. The source-level pattern is</w:t>
-      </w:r>
-      <w:r>
-        <w:rPr>
-          <w:rFonts w:ascii="Times New Roman" w:hAnsi="Times New Roman" w:eastAsia="Times New Roman"/>
-          <w:color w:val="000000"/>
-          <w:sz w:val="22"/>
-        </w:rPr>
-        <w:t xml:space="preserve"> </w:t>
-      </w:r>
-      <w:r>
-        <w:rPr>
-          <w:rFonts w:ascii="Times New Roman" w:hAnsi="Times New Roman" w:eastAsia="Times New Roman"/>
-          <w:color w:val="000000"/>
-          <w:sz w:val="22"/>
-        </w:rPr>
-        <w:t xml:space="preserve">also important: respondents performed better on AI-generated images than on real images. This</w:t>
-      </w:r>
-      <w:r>
-        <w:rPr>
-          <w:rFonts w:ascii="Times New Roman" w:hAnsi="Times New Roman" w:eastAsia="Times New Roman"/>
-          <w:color w:val="000000"/>
-          <w:sz w:val="22"/>
-        </w:rPr>
-        <w:t xml:space="preserve"> </w:t>
-      </w:r>
-      <w:r>
-        <w:rPr>
-          <w:rFonts w:ascii="Times New Roman" w:hAnsi="Times New Roman" w:eastAsia="Times New Roman"/>
-          <w:color w:val="000000"/>
-          <w:sz w:val="22"/>
-        </w:rPr>
-        <w:t xml:space="preserve">indicates that the problem was not only false acceptance of synthetic material, but also</w:t>
-      </w:r>
-      <w:r>
-        <w:rPr>
-          <w:rFonts w:ascii="Times New Roman" w:hAnsi="Times New Roman" w:eastAsia="Times New Roman"/>
-          <w:color w:val="000000"/>
-          <w:sz w:val="22"/>
-        </w:rPr>
-        <w:t xml:space="preserve"> </w:t>
-      </w:r>
-      <w:r>
-        <w:rPr>
-          <w:rFonts w:ascii="Times New Roman" w:hAnsi="Times New Roman" w:eastAsia="Times New Roman"/>
-          <w:color w:val="000000"/>
-          <w:sz w:val="22"/>
-        </w:rPr>
-        <w:t xml:space="preserve">excessive suspicion toward authentic visual material. In other words, AI-generated visual</w:t>
-      </w:r>
-      <w:r>
-        <w:rPr>
-          <w:rFonts w:ascii="Times New Roman" w:hAnsi="Times New Roman" w:eastAsia="Times New Roman"/>
-          <w:color w:val="000000"/>
-          <w:sz w:val="22"/>
-        </w:rPr>
-        <w:t xml:space="preserve"> </w:t>
-      </w:r>
-      <w:r>
-        <w:rPr>
-          <w:rFonts w:ascii="Times New Roman" w:hAnsi="Times New Roman" w:eastAsia="Times New Roman"/>
-          <w:color w:val="000000"/>
-          <w:sz w:val="22"/>
-        </w:rPr>
-        <w:t xml:space="preserve">content may damage media trust in two directions. It can make false visual evidence more</w:t>
-      </w:r>
-      <w:r>
-        <w:rPr>
-          <w:rFonts w:ascii="Times New Roman" w:hAnsi="Times New Roman" w:eastAsia="Times New Roman"/>
-          <w:color w:val="000000"/>
-          <w:sz w:val="22"/>
-        </w:rPr>
-        <w:t xml:space="preserve"> </w:t>
-      </w:r>
-      <w:r>
-        <w:rPr>
-          <w:rFonts w:ascii="Times New Roman" w:hAnsi="Times New Roman" w:eastAsia="Times New Roman"/>
-          <w:color w:val="000000"/>
-          <w:sz w:val="22"/>
-        </w:rPr>
-        <w:t xml:space="preserve">credible, and it can make real visual evidence easier to doubt.</w:t>
+        <w:t xml:space="preserve">The findings align with previous studies showing that human detection of AI-generated media</w:t>
+      </w:r>
+      <w:r>
+        <w:rPr>
+          <w:rFonts w:ascii="Times New Roman" w:hAnsi="Times New Roman" w:eastAsia="Times New Roman"/>
+          <w:color w:val="000000"/>
+          <w:sz w:val="22"/>
+        </w:rPr>
+        <w:t xml:space="preserve"> </w:t>
+      </w:r>
+      <w:r>
+        <w:rPr>
+          <w:rFonts w:ascii="Times New Roman" w:hAnsi="Times New Roman" w:eastAsia="Times New Roman"/>
+          <w:color w:val="000000"/>
+          <w:sz w:val="22"/>
+        </w:rPr>
+        <w:t xml:space="preserve">is limited. Frank et al. (2024) found that many participants performed close to chance level</w:t>
+      </w:r>
+      <w:r>
+        <w:rPr>
+          <w:rFonts w:ascii="Times New Roman" w:hAnsi="Times New Roman" w:eastAsia="Times New Roman"/>
+          <w:color w:val="000000"/>
+          <w:sz w:val="22"/>
+        </w:rPr>
+        <w:t xml:space="preserve"> </w:t>
+      </w:r>
+      <w:r>
+        <w:rPr>
+          <w:rFonts w:ascii="Times New Roman" w:hAnsi="Times New Roman" w:eastAsia="Times New Roman"/>
+          <w:color w:val="000000"/>
+          <w:sz w:val="22"/>
+        </w:rPr>
+        <w:t xml:space="preserve">across different media types. Roca et al. (2025) also showed that image detection performance</w:t>
+      </w:r>
+      <w:r>
+        <w:rPr>
+          <w:rFonts w:ascii="Times New Roman" w:hAnsi="Times New Roman" w:eastAsia="Times New Roman"/>
+          <w:color w:val="000000"/>
+          <w:sz w:val="22"/>
+        </w:rPr>
+        <w:t xml:space="preserve"> </w:t>
+      </w:r>
+      <w:r>
+        <w:rPr>
+          <w:rFonts w:ascii="Times New Roman" w:hAnsi="Times New Roman" w:eastAsia="Times New Roman"/>
+          <w:color w:val="000000"/>
+          <w:sz w:val="22"/>
+        </w:rPr>
+        <w:t xml:space="preserve">varied by content type. The current survey is much smaller, but its descriptive results point</w:t>
+      </w:r>
+      <w:r>
+        <w:rPr>
+          <w:rFonts w:ascii="Times New Roman" w:hAnsi="Times New Roman" w:eastAsia="Times New Roman"/>
+          <w:color w:val="000000"/>
+          <w:sz w:val="22"/>
+        </w:rPr>
+        <w:t xml:space="preserve"> </w:t>
+      </w:r>
+      <w:r>
+        <w:rPr>
+          <w:rFonts w:ascii="Times New Roman" w:hAnsi="Times New Roman" w:eastAsia="Times New Roman"/>
+          <w:color w:val="000000"/>
+          <w:sz w:val="22"/>
+        </w:rPr>
+        <w:t xml:space="preserve">in the same direction: general familiarity with AI tools does not automatically produce</w:t>
+      </w:r>
+      <w:r>
+        <w:rPr>
+          <w:rFonts w:ascii="Times New Roman" w:hAnsi="Times New Roman" w:eastAsia="Times New Roman"/>
+          <w:color w:val="000000"/>
+          <w:sz w:val="22"/>
+        </w:rPr>
+        <w:t xml:space="preserve"> </w:t>
+      </w:r>
+      <w:r>
+        <w:rPr>
+          <w:rFonts w:ascii="Times New Roman" w:hAnsi="Times New Roman" w:eastAsia="Times New Roman"/>
+          <w:color w:val="000000"/>
+          <w:sz w:val="22"/>
+        </w:rPr>
+        <w:t xml:space="preserve">reliable detection ability.</w:t>
       </w:r>
     </w:p>
     <w:p>
@@ -6082,103 +6780,87 @@
           <w:color w:val="000000"/>
           <w:sz w:val="22"/>
         </w:rPr>
-        <w:t xml:space="preserve">Category-level results further support this interpretation. Livestream commerce screenshots,</w:t>
-      </w:r>
-      <w:r>
-        <w:rPr>
-          <w:rFonts w:ascii="Times New Roman" w:hAnsi="Times New Roman" w:eastAsia="Times New Roman"/>
-          <w:color w:val="000000"/>
-          <w:sz w:val="22"/>
-        </w:rPr>
-        <w:t xml:space="preserve"> </w:t>
-      </w:r>
-      <w:r>
-        <w:rPr>
-          <w:rFonts w:ascii="Times New Roman" w:hAnsi="Times New Roman" w:eastAsia="Times New Roman"/>
-          <w:color w:val="000000"/>
-          <w:sz w:val="22"/>
-        </w:rPr>
-        <w:t xml:space="preserve">text-bearing artifacts, and virtual livestream interfaces produced higher accuracy than</w:t>
-      </w:r>
-      <w:r>
-        <w:rPr>
-          <w:rFonts w:ascii="Times New Roman" w:hAnsi="Times New Roman" w:eastAsia="Times New Roman"/>
-          <w:color w:val="000000"/>
-          <w:sz w:val="22"/>
-        </w:rPr>
-        <w:t xml:space="preserve"> </w:t>
-      </w:r>
-      <w:r>
-        <w:rPr>
-          <w:rFonts w:ascii="Times New Roman" w:hAnsi="Times New Roman" w:eastAsia="Times New Roman"/>
-          <w:color w:val="000000"/>
-          <w:sz w:val="22"/>
-        </w:rPr>
-        <w:t xml:space="preserve">portraits and food photographs. Food photographs had the lowest accuracy, which may reflect</w:t>
-      </w:r>
-      <w:r>
-        <w:rPr>
-          <w:rFonts w:ascii="Times New Roman" w:hAnsi="Times New Roman" w:eastAsia="Times New Roman"/>
-          <w:color w:val="000000"/>
-          <w:sz w:val="22"/>
-        </w:rPr>
-        <w:t xml:space="preserve"> </w:t>
-      </w:r>
-      <w:r>
-        <w:rPr>
-          <w:rFonts w:ascii="Times New Roman" w:hAnsi="Times New Roman" w:eastAsia="Times New Roman"/>
-          <w:color w:val="000000"/>
-          <w:sz w:val="22"/>
-        </w:rPr>
-        <w:t xml:space="preserve">the fact that polished food photography can look artificial even when it is real. Trust</w:t>
-      </w:r>
-      <w:r>
-        <w:rPr>
-          <w:rFonts w:ascii="Times New Roman" w:hAnsi="Times New Roman" w:eastAsia="Times New Roman"/>
-          <w:color w:val="000000"/>
-          <w:sz w:val="22"/>
-        </w:rPr>
-        <w:t xml:space="preserve"> </w:t>
-      </w:r>
-      <w:r>
-        <w:rPr>
-          <w:rFonts w:ascii="Times New Roman" w:hAnsi="Times New Roman" w:eastAsia="Times New Roman"/>
-          <w:color w:val="000000"/>
-          <w:sz w:val="22"/>
-        </w:rPr>
-        <w:t xml:space="preserve">ratings were moderate rather than high, and the difference between real and AI-generated</w:t>
-      </w:r>
-      <w:r>
-        <w:rPr>
-          <w:rFonts w:ascii="Times New Roman" w:hAnsi="Times New Roman" w:eastAsia="Times New Roman"/>
-          <w:color w:val="000000"/>
-          <w:sz w:val="22"/>
-        </w:rPr>
-        <w:t xml:space="preserve"> </w:t>
-      </w:r>
-      <w:r>
-        <w:rPr>
-          <w:rFonts w:ascii="Times New Roman" w:hAnsi="Times New Roman" w:eastAsia="Times New Roman"/>
-          <w:color w:val="000000"/>
-          <w:sz w:val="22"/>
-        </w:rPr>
-        <w:t xml:space="preserve">images was relatively small. This suggests that viewers may experience uncertainty even when</w:t>
-      </w:r>
-      <w:r>
-        <w:rPr>
-          <w:rFonts w:ascii="Times New Roman" w:hAnsi="Times New Roman" w:eastAsia="Times New Roman"/>
-          <w:color w:val="000000"/>
-          <w:sz w:val="22"/>
-        </w:rPr>
-        <w:t xml:space="preserve"> </w:t>
-      </w:r>
-      <w:r>
-        <w:rPr>
-          <w:rFonts w:ascii="Times New Roman" w:hAnsi="Times New Roman" w:eastAsia="Times New Roman"/>
-          <w:color w:val="000000"/>
-          <w:sz w:val="22"/>
-        </w:rPr>
-        <w:t xml:space="preserve">they do not strongly trust the images.</w:t>
+        <w:t xml:space="preserve">The results also connect with research on misinformation and visual evidence. Guo et al.</w:t>
+      </w:r>
+      <w:r>
+        <w:rPr>
+          <w:rFonts w:ascii="Times New Roman" w:hAnsi="Times New Roman" w:eastAsia="Times New Roman"/>
+          <w:color w:val="000000"/>
+          <w:sz w:val="22"/>
+        </w:rPr>
+        <w:t xml:space="preserve"> </w:t>
+      </w:r>
+      <w:r>
+        <w:rPr>
+          <w:rFonts w:ascii="Times New Roman" w:hAnsi="Times New Roman" w:eastAsia="Times New Roman"/>
+          <w:color w:val="000000"/>
+          <w:sz w:val="22"/>
+        </w:rPr>
+        <w:t xml:space="preserve">(2025) found that realistic AI-synthesized images can strengthen belief in misinformation</w:t>
+      </w:r>
+      <w:r>
+        <w:rPr>
+          <w:rFonts w:ascii="Times New Roman" w:hAnsi="Times New Roman" w:eastAsia="Times New Roman"/>
+          <w:color w:val="000000"/>
+          <w:sz w:val="22"/>
+        </w:rPr>
+        <w:t xml:space="preserve"> </w:t>
+      </w:r>
+      <w:r>
+        <w:rPr>
+          <w:rFonts w:ascii="Times New Roman" w:hAnsi="Times New Roman" w:eastAsia="Times New Roman"/>
+          <w:color w:val="000000"/>
+          <w:sz w:val="22"/>
+        </w:rPr>
+        <w:t xml:space="preserve">when they appear to support a claim. In the present survey, AI-generated images did not</w:t>
+      </w:r>
+      <w:r>
+        <w:rPr>
+          <w:rFonts w:ascii="Times New Roman" w:hAnsi="Times New Roman" w:eastAsia="Times New Roman"/>
+          <w:color w:val="000000"/>
+          <w:sz w:val="22"/>
+        </w:rPr>
+        <w:t xml:space="preserve"> </w:t>
+      </w:r>
+      <w:r>
+        <w:rPr>
+          <w:rFonts w:ascii="Times New Roman" w:hAnsi="Times New Roman" w:eastAsia="Times New Roman"/>
+          <w:color w:val="000000"/>
+          <w:sz w:val="22"/>
+        </w:rPr>
+        <w:t xml:space="preserve">receive high trust ratings overall, but they were sometimes trusted at levels close to real</w:t>
+      </w:r>
+      <w:r>
+        <w:rPr>
+          <w:rFonts w:ascii="Times New Roman" w:hAnsi="Times New Roman" w:eastAsia="Times New Roman"/>
+          <w:color w:val="000000"/>
+          <w:sz w:val="22"/>
+        </w:rPr>
+        <w:t xml:space="preserve"> </w:t>
+      </w:r>
+      <w:r>
+        <w:rPr>
+          <w:rFonts w:ascii="Times New Roman" w:hAnsi="Times New Roman" w:eastAsia="Times New Roman"/>
+          <w:color w:val="000000"/>
+          <w:sz w:val="22"/>
+        </w:rPr>
+        <w:t xml:space="preserve">images. This matters because even moderate trust may be enough to make an online claim appear</w:t>
+      </w:r>
+      <w:r>
+        <w:rPr>
+          <w:rFonts w:ascii="Times New Roman" w:hAnsi="Times New Roman" w:eastAsia="Times New Roman"/>
+          <w:color w:val="000000"/>
+          <w:sz w:val="22"/>
+        </w:rPr>
+        <w:t xml:space="preserve"> </w:t>
+      </w:r>
+      <w:r>
+        <w:rPr>
+          <w:rFonts w:ascii="Times New Roman" w:hAnsi="Times New Roman" w:eastAsia="Times New Roman"/>
+          <w:color w:val="000000"/>
+          <w:sz w:val="22"/>
+        </w:rPr>
+        <w:t xml:space="preserve">more credible.</w:t>
       </w:r>
     </w:p>
     <w:p>
@@ -6193,91 +6875,75 @@
           <w:color w:val="000000"/>
           <w:sz w:val="22"/>
         </w:rPr>
-        <w:t xml:space="preserve">The material creation route analysis adds a further qualification. AI images created through</w:t>
-      </w:r>
-      <w:r>
-        <w:rPr>
-          <w:rFonts w:ascii="Times New Roman" w:hAnsi="Times New Roman" w:eastAsia="Times New Roman"/>
-          <w:color w:val="000000"/>
-          <w:sz w:val="22"/>
-        </w:rPr>
-        <w:t xml:space="preserve"> </w:t>
-      </w:r>
-      <w:r>
-        <w:rPr>
-          <w:rFonts w:ascii="Times New Roman" w:hAnsi="Times New Roman" w:eastAsia="Times New Roman"/>
-          <w:color w:val="000000"/>
-          <w:sz w:val="22"/>
-        </w:rPr>
-        <w:t xml:space="preserve">real-to-AI modification were less accurately identified than AI images in the AI-first</w:t>
-      </w:r>
-      <w:r>
-        <w:rPr>
-          <w:rFonts w:ascii="Times New Roman" w:hAnsi="Times New Roman" w:eastAsia="Times New Roman"/>
-          <w:color w:val="000000"/>
-          <w:sz w:val="22"/>
-        </w:rPr>
-        <w:t xml:space="preserve"> </w:t>
-      </w:r>
-      <w:r>
-        <w:rPr>
-          <w:rFonts w:ascii="Times New Roman" w:hAnsi="Times New Roman" w:eastAsia="Times New Roman"/>
-          <w:color w:val="000000"/>
-          <w:sz w:val="22"/>
-        </w:rPr>
-        <w:t xml:space="preserve">matched-real route. They also received higher trust ratings. This suggests that when AI</w:t>
-      </w:r>
-      <w:r>
-        <w:rPr>
-          <w:rFonts w:ascii="Times New Roman" w:hAnsi="Times New Roman" w:eastAsia="Times New Roman"/>
-          <w:color w:val="000000"/>
-          <w:sz w:val="22"/>
-        </w:rPr>
-        <w:t xml:space="preserve"> </w:t>
-      </w:r>
-      <w:r>
-        <w:rPr>
-          <w:rFonts w:ascii="Times New Roman" w:hAnsi="Times New Roman" w:eastAsia="Times New Roman"/>
-          <w:color w:val="000000"/>
-          <w:sz w:val="22"/>
-        </w:rPr>
-        <w:t xml:space="preserve">generation preserves the composition, subject matter, or visual realism of a real reference,</w:t>
-      </w:r>
-      <w:r>
-        <w:rPr>
-          <w:rFonts w:ascii="Times New Roman" w:hAnsi="Times New Roman" w:eastAsia="Times New Roman"/>
-          <w:color w:val="000000"/>
-          <w:sz w:val="22"/>
-        </w:rPr>
-        <w:t xml:space="preserve"> </w:t>
-      </w:r>
-      <w:r>
-        <w:rPr>
-          <w:rFonts w:ascii="Times New Roman" w:hAnsi="Times New Roman" w:eastAsia="Times New Roman"/>
-          <w:color w:val="000000"/>
-          <w:sz w:val="22"/>
-        </w:rPr>
-        <w:t xml:space="preserve">the resulting synthetic image may be more difficult to separate from authentic visual</w:t>
-      </w:r>
-      <w:r>
-        <w:rPr>
-          <w:rFonts w:ascii="Times New Roman" w:hAnsi="Times New Roman" w:eastAsia="Times New Roman"/>
-          <w:color w:val="000000"/>
-          <w:sz w:val="22"/>
-        </w:rPr>
-        <w:t xml:space="preserve"> </w:t>
-      </w:r>
-      <w:r>
-        <w:rPr>
-          <w:rFonts w:ascii="Times New Roman" w:hAnsi="Times New Roman" w:eastAsia="Times New Roman"/>
-          <w:color w:val="000000"/>
-          <w:sz w:val="22"/>
-        </w:rPr>
-        <w:t xml:space="preserve">material.</w:t>
+        <w:t xml:space="preserve">Finally, the findings support Inwood and Zappavigna’s (2024) argument that screenshots often</w:t>
+      </w:r>
+      <w:r>
+        <w:rPr>
+          <w:rFonts w:ascii="Times New Roman" w:hAnsi="Times New Roman" w:eastAsia="Times New Roman"/>
+          <w:color w:val="000000"/>
+          <w:sz w:val="22"/>
+        </w:rPr>
+        <w:t xml:space="preserve"> </w:t>
+      </w:r>
+      <w:r>
+        <w:rPr>
+          <w:rFonts w:ascii="Times New Roman" w:hAnsi="Times New Roman" w:eastAsia="Times New Roman"/>
+          <w:color w:val="000000"/>
+          <w:sz w:val="22"/>
+        </w:rPr>
+        <w:t xml:space="preserve">function as visual evidence. Respondents tended to agree that platform elements such as</w:t>
+      </w:r>
+      <w:r>
+        <w:rPr>
+          <w:rFonts w:ascii="Times New Roman" w:hAnsi="Times New Roman" w:eastAsia="Times New Roman"/>
+          <w:color w:val="000000"/>
+          <w:sz w:val="22"/>
+        </w:rPr>
+        <w:t xml:space="preserve"> </w:t>
+      </w:r>
+      <w:r>
+        <w:rPr>
+          <w:rFonts w:ascii="Times New Roman" w:hAnsi="Times New Roman" w:eastAsia="Times New Roman"/>
+          <w:color w:val="000000"/>
+          <w:sz w:val="22"/>
+        </w:rPr>
+        <w:t xml:space="preserve">interfaces, comments, and livestream features can make screenshots more believable. Therefore,</w:t>
+      </w:r>
+      <w:r>
+        <w:rPr>
+          <w:rFonts w:ascii="Times New Roman" w:hAnsi="Times New Roman" w:eastAsia="Times New Roman"/>
+          <w:color w:val="000000"/>
+          <w:sz w:val="22"/>
+        </w:rPr>
+        <w:t xml:space="preserve"> </w:t>
+      </w:r>
+      <w:r>
+        <w:rPr>
+          <w:rFonts w:ascii="Times New Roman" w:hAnsi="Times New Roman" w:eastAsia="Times New Roman"/>
+          <w:color w:val="000000"/>
+          <w:sz w:val="22"/>
+        </w:rPr>
+        <w:t xml:space="preserve">the risk of AI-generated visual misinformation should not be understood only as a problem of</w:t>
+      </w:r>
+      <w:r>
+        <w:rPr>
+          <w:rFonts w:ascii="Times New Roman" w:hAnsi="Times New Roman" w:eastAsia="Times New Roman"/>
+          <w:color w:val="000000"/>
+          <w:sz w:val="22"/>
+        </w:rPr>
+        <w:t xml:space="preserve"> </w:t>
+      </w:r>
+      <w:r>
+        <w:rPr>
+          <w:rFonts w:ascii="Times New Roman" w:hAnsi="Times New Roman" w:eastAsia="Times New Roman"/>
+          <w:color w:val="000000"/>
+          <w:sz w:val="22"/>
+        </w:rPr>
+        <w:t xml:space="preserve">fake photographs. It should also be understood as a problem of fake platform context.</w:t>
       </w:r>
     </w:p>
-    <w:bookmarkEnd w:id="41"/>
-    <w:bookmarkStart w:id="42" w:name="comparison-with-previous-studies"/>
+    <w:bookmarkEnd w:id="45"/>
+    <w:bookmarkStart w:id="46" w:name="possible-explanations"/>
     <w:p>
       <w:pPr>
         <w:pStyle w:val="Heading3"/>
@@ -6290,7 +6956,7 @@
           <w:color w:val="000000"/>
           <w:sz w:val="22"/>
         </w:rPr>
-        <w:t xml:space="preserve">5.2 Comparison with Previous Studies</w:t>
+        <w:t xml:space="preserve">5.3 Possible Explanations</w:t>
       </w:r>
     </w:p>
     <w:p>
@@ -6305,87 +6971,87 @@
           <w:color w:val="000000"/>
           <w:sz w:val="22"/>
         </w:rPr>
-        <w:t xml:space="preserve">The findings align with previous studies showing that human detection of AI-generated media</w:t>
-      </w:r>
-      <w:r>
-        <w:rPr>
-          <w:rFonts w:ascii="Times New Roman" w:hAnsi="Times New Roman" w:eastAsia="Times New Roman"/>
-          <w:color w:val="000000"/>
-          <w:sz w:val="22"/>
-        </w:rPr>
-        <w:t xml:space="preserve"> </w:t>
-      </w:r>
-      <w:r>
-        <w:rPr>
-          <w:rFonts w:ascii="Times New Roman" w:hAnsi="Times New Roman" w:eastAsia="Times New Roman"/>
-          <w:color w:val="000000"/>
-          <w:sz w:val="22"/>
-        </w:rPr>
-        <w:t xml:space="preserve">is limited. Frank et al. (2024) found that many participants performed close to chance level</w:t>
-      </w:r>
-      <w:r>
-        <w:rPr>
-          <w:rFonts w:ascii="Times New Roman" w:hAnsi="Times New Roman" w:eastAsia="Times New Roman"/>
-          <w:color w:val="000000"/>
-          <w:sz w:val="22"/>
-        </w:rPr>
-        <w:t xml:space="preserve"> </w:t>
-      </w:r>
-      <w:r>
-        <w:rPr>
-          <w:rFonts w:ascii="Times New Roman" w:hAnsi="Times New Roman" w:eastAsia="Times New Roman"/>
-          <w:color w:val="000000"/>
-          <w:sz w:val="22"/>
-        </w:rPr>
-        <w:t xml:space="preserve">across different media types. Roca et al. (2025) also showed that image detection performance</w:t>
-      </w:r>
-      <w:r>
-        <w:rPr>
-          <w:rFonts w:ascii="Times New Roman" w:hAnsi="Times New Roman" w:eastAsia="Times New Roman"/>
-          <w:color w:val="000000"/>
-          <w:sz w:val="22"/>
-        </w:rPr>
-        <w:t xml:space="preserve"> </w:t>
-      </w:r>
-      <w:r>
-        <w:rPr>
-          <w:rFonts w:ascii="Times New Roman" w:hAnsi="Times New Roman" w:eastAsia="Times New Roman"/>
-          <w:color w:val="000000"/>
-          <w:sz w:val="22"/>
-        </w:rPr>
-        <w:t xml:space="preserve">varied by content type. The current survey is much smaller, but its descriptive results point</w:t>
-      </w:r>
-      <w:r>
-        <w:rPr>
-          <w:rFonts w:ascii="Times New Roman" w:hAnsi="Times New Roman" w:eastAsia="Times New Roman"/>
-          <w:color w:val="000000"/>
-          <w:sz w:val="22"/>
-        </w:rPr>
-        <w:t xml:space="preserve"> </w:t>
-      </w:r>
-      <w:r>
-        <w:rPr>
-          <w:rFonts w:ascii="Times New Roman" w:hAnsi="Times New Roman" w:eastAsia="Times New Roman"/>
-          <w:color w:val="000000"/>
-          <w:sz w:val="22"/>
-        </w:rPr>
-        <w:t xml:space="preserve">in the same direction: general familiarity with AI tools does not automatically produce</w:t>
-      </w:r>
-      <w:r>
-        <w:rPr>
-          <w:rFonts w:ascii="Times New Roman" w:hAnsi="Times New Roman" w:eastAsia="Times New Roman"/>
-          <w:color w:val="000000"/>
-          <w:sz w:val="22"/>
-        </w:rPr>
-        <w:t xml:space="preserve"> </w:t>
-      </w:r>
-      <w:r>
-        <w:rPr>
-          <w:rFonts w:ascii="Times New Roman" w:hAnsi="Times New Roman" w:eastAsia="Times New Roman"/>
-          <w:color w:val="000000"/>
-          <w:sz w:val="22"/>
-        </w:rPr>
-        <w:t xml:space="preserve">reliable detection ability.</w:t>
+        <w:t xml:space="preserve">One possible explanation for the low overall accuracy is that respondents relied heavily on</w:t>
+      </w:r>
+      <w:r>
+        <w:rPr>
+          <w:rFonts w:ascii="Times New Roman" w:hAnsi="Times New Roman" w:eastAsia="Times New Roman"/>
+          <w:color w:val="000000"/>
+          <w:sz w:val="22"/>
+        </w:rPr>
+        <w:t xml:space="preserve"> </w:t>
+      </w:r>
+      <w:r>
+        <w:rPr>
+          <w:rFonts w:ascii="Times New Roman" w:hAnsi="Times New Roman" w:eastAsia="Times New Roman"/>
+          <w:color w:val="000000"/>
+          <w:sz w:val="22"/>
+        </w:rPr>
+        <w:t xml:space="preserve">surface visual cues. Some real food photographs and portraits looked polished, staged, or</w:t>
+      </w:r>
+      <w:r>
+        <w:rPr>
+          <w:rFonts w:ascii="Times New Roman" w:hAnsi="Times New Roman" w:eastAsia="Times New Roman"/>
+          <w:color w:val="000000"/>
+          <w:sz w:val="22"/>
+        </w:rPr>
+        <w:t xml:space="preserve"> </w:t>
+      </w:r>
+      <w:r>
+        <w:rPr>
+          <w:rFonts w:ascii="Times New Roman" w:hAnsi="Times New Roman" w:eastAsia="Times New Roman"/>
+          <w:color w:val="000000"/>
+          <w:sz w:val="22"/>
+        </w:rPr>
+        <w:t xml:space="preserve">digitally processed. Respondents may therefore have classified them as AI-generated. This</w:t>
+      </w:r>
+      <w:r>
+        <w:rPr>
+          <w:rFonts w:ascii="Times New Roman" w:hAnsi="Times New Roman" w:eastAsia="Times New Roman"/>
+          <w:color w:val="000000"/>
+          <w:sz w:val="22"/>
+        </w:rPr>
+        <w:t xml:space="preserve"> </w:t>
+      </w:r>
+      <w:r>
+        <w:rPr>
+          <w:rFonts w:ascii="Times New Roman" w:hAnsi="Times New Roman" w:eastAsia="Times New Roman"/>
+          <w:color w:val="000000"/>
+          <w:sz w:val="22"/>
+        </w:rPr>
+        <w:t xml:space="preserve">helps explain why real images had lower accuracy than AI-generated images. The increasing</w:t>
+      </w:r>
+      <w:r>
+        <w:rPr>
+          <w:rFonts w:ascii="Times New Roman" w:hAnsi="Times New Roman" w:eastAsia="Times New Roman"/>
+          <w:color w:val="000000"/>
+          <w:sz w:val="22"/>
+        </w:rPr>
+        <w:t xml:space="preserve"> </w:t>
+      </w:r>
+      <w:r>
+        <w:rPr>
+          <w:rFonts w:ascii="Times New Roman" w:hAnsi="Times New Roman" w:eastAsia="Times New Roman"/>
+          <w:color w:val="000000"/>
+          <w:sz w:val="22"/>
+        </w:rPr>
+        <w:t xml:space="preserve">presence of synthetic images may lead users not only to believe some false images but also to</w:t>
+      </w:r>
+      <w:r>
+        <w:rPr>
+          <w:rFonts w:ascii="Times New Roman" w:hAnsi="Times New Roman" w:eastAsia="Times New Roman"/>
+          <w:color w:val="000000"/>
+          <w:sz w:val="22"/>
+        </w:rPr>
+        <w:t xml:space="preserve"> </w:t>
+      </w:r>
+      <w:r>
+        <w:rPr>
+          <w:rFonts w:ascii="Times New Roman" w:hAnsi="Times New Roman" w:eastAsia="Times New Roman"/>
+          <w:color w:val="000000"/>
+          <w:sz w:val="22"/>
+        </w:rPr>
+        <w:t xml:space="preserve">doubt real ones.</w:t>
       </w:r>
     </w:p>
     <w:p>
@@ -6400,87 +7066,71 @@
           <w:color w:val="000000"/>
           <w:sz w:val="22"/>
         </w:rPr>
-        <w:t xml:space="preserve">The results also connect with research on misinformation and visual evidence. Guo et al.</w:t>
-      </w:r>
-      <w:r>
-        <w:rPr>
-          <w:rFonts w:ascii="Times New Roman" w:hAnsi="Times New Roman" w:eastAsia="Times New Roman"/>
-          <w:color w:val="000000"/>
-          <w:sz w:val="22"/>
-        </w:rPr>
-        <w:t xml:space="preserve"> </w:t>
-      </w:r>
-      <w:r>
-        <w:rPr>
-          <w:rFonts w:ascii="Times New Roman" w:hAnsi="Times New Roman" w:eastAsia="Times New Roman"/>
-          <w:color w:val="000000"/>
-          <w:sz w:val="22"/>
-        </w:rPr>
-        <w:t xml:space="preserve">(2025) found that realistic AI-synthesized images can strengthen belief in misinformation</w:t>
-      </w:r>
-      <w:r>
-        <w:rPr>
-          <w:rFonts w:ascii="Times New Roman" w:hAnsi="Times New Roman" w:eastAsia="Times New Roman"/>
-          <w:color w:val="000000"/>
-          <w:sz w:val="22"/>
-        </w:rPr>
-        <w:t xml:space="preserve"> </w:t>
-      </w:r>
-      <w:r>
-        <w:rPr>
-          <w:rFonts w:ascii="Times New Roman" w:hAnsi="Times New Roman" w:eastAsia="Times New Roman"/>
-          <w:color w:val="000000"/>
-          <w:sz w:val="22"/>
-        </w:rPr>
-        <w:t xml:space="preserve">when they appear to support a claim. In the present survey, AI-generated images did not</w:t>
-      </w:r>
-      <w:r>
-        <w:rPr>
-          <w:rFonts w:ascii="Times New Roman" w:hAnsi="Times New Roman" w:eastAsia="Times New Roman"/>
-          <w:color w:val="000000"/>
-          <w:sz w:val="22"/>
-        </w:rPr>
-        <w:t xml:space="preserve"> </w:t>
-      </w:r>
-      <w:r>
-        <w:rPr>
-          <w:rFonts w:ascii="Times New Roman" w:hAnsi="Times New Roman" w:eastAsia="Times New Roman"/>
-          <w:color w:val="000000"/>
-          <w:sz w:val="22"/>
-        </w:rPr>
-        <w:t xml:space="preserve">receive high trust ratings overall, but they were sometimes trusted at levels close to real</w:t>
-      </w:r>
-      <w:r>
-        <w:rPr>
-          <w:rFonts w:ascii="Times New Roman" w:hAnsi="Times New Roman" w:eastAsia="Times New Roman"/>
-          <w:color w:val="000000"/>
-          <w:sz w:val="22"/>
-        </w:rPr>
-        <w:t xml:space="preserve"> </w:t>
-      </w:r>
-      <w:r>
-        <w:rPr>
-          <w:rFonts w:ascii="Times New Roman" w:hAnsi="Times New Roman" w:eastAsia="Times New Roman"/>
-          <w:color w:val="000000"/>
-          <w:sz w:val="22"/>
-        </w:rPr>
-        <w:t xml:space="preserve">images. This matters because even moderate trust may be enough to make an online claim appear</w:t>
-      </w:r>
-      <w:r>
-        <w:rPr>
-          <w:rFonts w:ascii="Times New Roman" w:hAnsi="Times New Roman" w:eastAsia="Times New Roman"/>
-          <w:color w:val="000000"/>
-          <w:sz w:val="22"/>
-        </w:rPr>
-        <w:t xml:space="preserve"> </w:t>
-      </w:r>
-      <w:r>
-        <w:rPr>
-          <w:rFonts w:ascii="Times New Roman" w:hAnsi="Times New Roman" w:eastAsia="Times New Roman"/>
-          <w:color w:val="000000"/>
-          <w:sz w:val="22"/>
-        </w:rPr>
-        <w:t xml:space="preserve">more credible.</w:t>
+        <w:t xml:space="preserve">A second explanation is related to the survey materials. The images were selected</w:t>
+      </w:r>
+      <w:r>
+        <w:rPr>
+          <w:rFonts w:ascii="Times New Roman" w:hAnsi="Times New Roman" w:eastAsia="Times New Roman"/>
+          <w:color w:val="000000"/>
+          <w:sz w:val="22"/>
+        </w:rPr>
+        <w:t xml:space="preserve"> </w:t>
+      </w:r>
+      <w:r>
+        <w:rPr>
+          <w:rFonts w:ascii="Times New Roman" w:hAnsi="Times New Roman" w:eastAsia="Times New Roman"/>
+          <w:color w:val="000000"/>
+          <w:sz w:val="22"/>
+        </w:rPr>
+        <w:t xml:space="preserve">purposively, not randomly. The set was designed to compare responses across selected visual</w:t>
+      </w:r>
+      <w:r>
+        <w:rPr>
+          <w:rFonts w:ascii="Times New Roman" w:hAnsi="Times New Roman" w:eastAsia="Times New Roman"/>
+          <w:color w:val="000000"/>
+          <w:sz w:val="22"/>
+        </w:rPr>
+        <w:t xml:space="preserve"> </w:t>
+      </w:r>
+      <w:r>
+        <w:rPr>
+          <w:rFonts w:ascii="Times New Roman" w:hAnsi="Times New Roman" w:eastAsia="Times New Roman"/>
+          <w:color w:val="000000"/>
+          <w:sz w:val="22"/>
+        </w:rPr>
+        <w:t xml:space="preserve">categories, including ordinary photographs and screenshot-like images. This design made it</w:t>
+      </w:r>
+      <w:r>
+        <w:rPr>
+          <w:rFonts w:ascii="Times New Roman" w:hAnsi="Times New Roman" w:eastAsia="Times New Roman"/>
+          <w:color w:val="000000"/>
+          <w:sz w:val="22"/>
+        </w:rPr>
+        <w:t xml:space="preserve"> </w:t>
+      </w:r>
+      <w:r>
+        <w:rPr>
+          <w:rFonts w:ascii="Times New Roman" w:hAnsi="Times New Roman" w:eastAsia="Times New Roman"/>
+          <w:color w:val="000000"/>
+          <w:sz w:val="22"/>
+        </w:rPr>
+        <w:t xml:space="preserve">possible to compare category-level patterns, but it also limits generalization. The results</w:t>
+      </w:r>
+      <w:r>
+        <w:rPr>
+          <w:rFonts w:ascii="Times New Roman" w:hAnsi="Times New Roman" w:eastAsia="Times New Roman"/>
+          <w:color w:val="000000"/>
+          <w:sz w:val="22"/>
+        </w:rPr>
+        <w:t xml:space="preserve"> </w:t>
+      </w:r>
+      <w:r>
+        <w:rPr>
+          <w:rFonts w:ascii="Times New Roman" w:hAnsi="Times New Roman" w:eastAsia="Times New Roman"/>
+          <w:color w:val="000000"/>
+          <w:sz w:val="22"/>
+        </w:rPr>
+        <w:t xml:space="preserve">should therefore be treated as descriptive evidence from a small exploratory survey.</w:t>
       </w:r>
     </w:p>
     <w:p>
@@ -6495,75 +7145,170 @@
           <w:color w:val="000000"/>
           <w:sz w:val="22"/>
         </w:rPr>
-        <w:t xml:space="preserve">Finally, the findings support Inwood and Zappavigna’s (2024) argument that screenshots often</w:t>
-      </w:r>
-      <w:r>
-        <w:rPr>
-          <w:rFonts w:ascii="Times New Roman" w:hAnsi="Times New Roman" w:eastAsia="Times New Roman"/>
-          <w:color w:val="000000"/>
-          <w:sz w:val="22"/>
-        </w:rPr>
-        <w:t xml:space="preserve"> </w:t>
-      </w:r>
-      <w:r>
-        <w:rPr>
-          <w:rFonts w:ascii="Times New Roman" w:hAnsi="Times New Roman" w:eastAsia="Times New Roman"/>
-          <w:color w:val="000000"/>
-          <w:sz w:val="22"/>
-        </w:rPr>
-        <w:t xml:space="preserve">function as visual evidence. Respondents tended to agree that platform elements such as</w:t>
-      </w:r>
-      <w:r>
-        <w:rPr>
-          <w:rFonts w:ascii="Times New Roman" w:hAnsi="Times New Roman" w:eastAsia="Times New Roman"/>
-          <w:color w:val="000000"/>
-          <w:sz w:val="22"/>
-        </w:rPr>
-        <w:t xml:space="preserve"> </w:t>
-      </w:r>
-      <w:r>
-        <w:rPr>
-          <w:rFonts w:ascii="Times New Roman" w:hAnsi="Times New Roman" w:eastAsia="Times New Roman"/>
-          <w:color w:val="000000"/>
-          <w:sz w:val="22"/>
-        </w:rPr>
-        <w:t xml:space="preserve">interfaces, comments, and livestream features can make screenshots more believable. Therefore,</w:t>
-      </w:r>
-      <w:r>
-        <w:rPr>
-          <w:rFonts w:ascii="Times New Roman" w:hAnsi="Times New Roman" w:eastAsia="Times New Roman"/>
-          <w:color w:val="000000"/>
-          <w:sz w:val="22"/>
-        </w:rPr>
-        <w:t xml:space="preserve"> </w:t>
-      </w:r>
-      <w:r>
-        <w:rPr>
-          <w:rFonts w:ascii="Times New Roman" w:hAnsi="Times New Roman" w:eastAsia="Times New Roman"/>
-          <w:color w:val="000000"/>
-          <w:sz w:val="22"/>
-        </w:rPr>
-        <w:t xml:space="preserve">the risk of AI-generated visual misinformation should not be understood only as a problem of</w:t>
-      </w:r>
-      <w:r>
-        <w:rPr>
-          <w:rFonts w:ascii="Times New Roman" w:hAnsi="Times New Roman" w:eastAsia="Times New Roman"/>
-          <w:color w:val="000000"/>
-          <w:sz w:val="22"/>
-        </w:rPr>
-        <w:t xml:space="preserve"> </w:t>
-      </w:r>
-      <w:r>
-        <w:rPr>
-          <w:rFonts w:ascii="Times New Roman" w:hAnsi="Times New Roman" w:eastAsia="Times New Roman"/>
-          <w:color w:val="000000"/>
-          <w:sz w:val="22"/>
-        </w:rPr>
-        <w:t xml:space="preserve">fake photographs. It should also be understood as a problem of fake platform context.</w:t>
+        <w:t xml:space="preserve">A third explanation concerns material creation route. In the AI-first matched-real route, the</w:t>
+      </w:r>
+      <w:r>
+        <w:rPr>
+          <w:rFonts w:ascii="Times New Roman" w:hAnsi="Times New Roman" w:eastAsia="Times New Roman"/>
+          <w:color w:val="000000"/>
+          <w:sz w:val="22"/>
+        </w:rPr>
+        <w:t xml:space="preserve"> </w:t>
+      </w:r>
+      <w:r>
+        <w:rPr>
+          <w:rFonts w:ascii="Times New Roman" w:hAnsi="Times New Roman" w:eastAsia="Times New Roman"/>
+          <w:color w:val="000000"/>
+          <w:sz w:val="22"/>
+        </w:rPr>
+        <w:t xml:space="preserve">AI images may have retained more visible synthetic features, which could explain why they were</w:t>
+      </w:r>
+      <w:r>
+        <w:rPr>
+          <w:rFonts w:ascii="Times New Roman" w:hAnsi="Times New Roman" w:eastAsia="Times New Roman"/>
+          <w:color w:val="000000"/>
+          <w:sz w:val="22"/>
+        </w:rPr>
+        <w:t xml:space="preserve"> </w:t>
+      </w:r>
+      <w:r>
+        <w:rPr>
+          <w:rFonts w:ascii="Times New Roman" w:hAnsi="Times New Roman" w:eastAsia="Times New Roman"/>
+          <w:color w:val="000000"/>
+          <w:sz w:val="22"/>
+        </w:rPr>
+        <w:t xml:space="preserve">identified more accurately. In the real-to-AI modification route, however, the AI image was</w:t>
+      </w:r>
+      <w:r>
+        <w:rPr>
+          <w:rFonts w:ascii="Times New Roman" w:hAnsi="Times New Roman" w:eastAsia="Times New Roman"/>
+          <w:color w:val="000000"/>
+          <w:sz w:val="22"/>
+        </w:rPr>
+        <w:t xml:space="preserve"> </w:t>
+      </w:r>
+      <w:r>
+        <w:rPr>
+          <w:rFonts w:ascii="Times New Roman" w:hAnsi="Times New Roman" w:eastAsia="Times New Roman"/>
+          <w:color w:val="000000"/>
+          <w:sz w:val="22"/>
+        </w:rPr>
+        <w:t xml:space="preserve">based on a real reference. This may have preserved natural composition, lighting, or platform</w:t>
+      </w:r>
+      <w:r>
+        <w:rPr>
+          <w:rFonts w:ascii="Times New Roman" w:hAnsi="Times New Roman" w:eastAsia="Times New Roman"/>
+          <w:color w:val="000000"/>
+          <w:sz w:val="22"/>
+        </w:rPr>
+        <w:t xml:space="preserve"> </w:t>
+      </w:r>
+      <w:r>
+        <w:rPr>
+          <w:rFonts w:ascii="Times New Roman" w:hAnsi="Times New Roman" w:eastAsia="Times New Roman"/>
+          <w:color w:val="000000"/>
+          <w:sz w:val="22"/>
+        </w:rPr>
+        <w:t xml:space="preserve">layout, making the AI-modified image more believable. This interpretation remains tentative</w:t>
+      </w:r>
+      <w:r>
+        <w:rPr>
+          <w:rFonts w:ascii="Times New Roman" w:hAnsi="Times New Roman" w:eastAsia="Times New Roman"/>
+          <w:color w:val="000000"/>
+          <w:sz w:val="22"/>
+        </w:rPr>
+        <w:t xml:space="preserve"> </w:t>
+      </w:r>
+      <w:r>
+        <w:rPr>
+          <w:rFonts w:ascii="Times New Roman" w:hAnsi="Times New Roman" w:eastAsia="Times New Roman"/>
+          <w:color w:val="000000"/>
+          <w:sz w:val="22"/>
+        </w:rPr>
+        <w:t xml:space="preserve">because the route variable was not experimentally controlled.</w:t>
       </w:r>
     </w:p>
-    <w:bookmarkEnd w:id="42"/>
-    <w:bookmarkStart w:id="43" w:name="possible-explanations"/>
+    <w:p>
+      <w:pPr>
+        <w:pStyle w:val="BodyText"/>
+        <w:keepNext w:val="0"/>
+        <w:spacing w:line="480" w:lineRule="auto" w:before="0" w:after="0"/>
+      </w:pPr>
+      <w:r>
+        <w:rPr>
+          <w:rFonts w:ascii="Times New Roman" w:hAnsi="Times New Roman" w:eastAsia="Times New Roman"/>
+          <w:color w:val="000000"/>
+          <w:sz w:val="22"/>
+        </w:rPr>
+        <w:t xml:space="preserve">A fourth explanation concerns visual context. Screenshot-like materials contain contextual</w:t>
+      </w:r>
+      <w:r>
+        <w:rPr>
+          <w:rFonts w:ascii="Times New Roman" w:hAnsi="Times New Roman" w:eastAsia="Times New Roman"/>
+          <w:color w:val="000000"/>
+          <w:sz w:val="22"/>
+        </w:rPr>
+        <w:t xml:space="preserve"> </w:t>
+      </w:r>
+      <w:r>
+        <w:rPr>
+          <w:rFonts w:ascii="Times New Roman" w:hAnsi="Times New Roman" w:eastAsia="Times New Roman"/>
+          <w:color w:val="000000"/>
+          <w:sz w:val="22"/>
+        </w:rPr>
+        <w:t xml:space="preserve">cues, such as usernames, comments, platform layout, product labels, prices, or livestream</w:t>
+      </w:r>
+      <w:r>
+        <w:rPr>
+          <w:rFonts w:ascii="Times New Roman" w:hAnsi="Times New Roman" w:eastAsia="Times New Roman"/>
+          <w:color w:val="000000"/>
+          <w:sz w:val="22"/>
+        </w:rPr>
+        <w:t xml:space="preserve"> </w:t>
+      </w:r>
+      <w:r>
+        <w:rPr>
+          <w:rFonts w:ascii="Times New Roman" w:hAnsi="Times New Roman" w:eastAsia="Times New Roman"/>
+          <w:color w:val="000000"/>
+          <w:sz w:val="22"/>
+        </w:rPr>
+        <w:t xml:space="preserve">interfaces. These cues can make an image feel less like a standalone picture and more like a</w:t>
+      </w:r>
+      <w:r>
+        <w:rPr>
+          <w:rFonts w:ascii="Times New Roman" w:hAnsi="Times New Roman" w:eastAsia="Times New Roman"/>
+          <w:color w:val="000000"/>
+          <w:sz w:val="22"/>
+        </w:rPr>
+        <w:t xml:space="preserve"> </w:t>
+      </w:r>
+      <w:r>
+        <w:rPr>
+          <w:rFonts w:ascii="Times New Roman" w:hAnsi="Times New Roman" w:eastAsia="Times New Roman"/>
+          <w:color w:val="000000"/>
+          <w:sz w:val="22"/>
+        </w:rPr>
+        <w:t xml:space="preserve">record of an online event. Even when viewers are uncertain about the source of an image, such</w:t>
+      </w:r>
+      <w:r>
+        <w:rPr>
+          <w:rFonts w:ascii="Times New Roman" w:hAnsi="Times New Roman" w:eastAsia="Times New Roman"/>
+          <w:color w:val="000000"/>
+          <w:sz w:val="22"/>
+        </w:rPr>
+        <w:t xml:space="preserve"> </w:t>
+      </w:r>
+      <w:r>
+        <w:rPr>
+          <w:rFonts w:ascii="Times New Roman" w:hAnsi="Times New Roman" w:eastAsia="Times New Roman"/>
+          <w:color w:val="000000"/>
+          <w:sz w:val="22"/>
+        </w:rPr>
+        <w:t xml:space="preserve">contextual cues may increase the image’s perceived credibility.</w:t>
+      </w:r>
+    </w:p>
+    <w:bookmarkEnd w:id="46"/>
+    <w:bookmarkStart w:id="47" w:name="limitations-and-implications"/>
     <w:p>
       <w:pPr>
         <w:pStyle w:val="Heading3"/>
@@ -6576,7 +7321,7 @@
           <w:color w:val="000000"/>
           <w:sz w:val="22"/>
         </w:rPr>
-        <w:t xml:space="preserve">5.3 Possible Explanations</w:t>
+        <w:t xml:space="preserve">5.4 Limitations and Implications</w:t>
       </w:r>
     </w:p>
     <w:p>
@@ -6591,87 +7336,167 @@
           <w:color w:val="000000"/>
           <w:sz w:val="22"/>
         </w:rPr>
-        <w:t xml:space="preserve">One possible explanation for the low overall accuracy is that respondents relied heavily on</w:t>
-      </w:r>
-      <w:r>
-        <w:rPr>
-          <w:rFonts w:ascii="Times New Roman" w:hAnsi="Times New Roman" w:eastAsia="Times New Roman"/>
-          <w:color w:val="000000"/>
-          <w:sz w:val="22"/>
-        </w:rPr>
-        <w:t xml:space="preserve"> </w:t>
-      </w:r>
-      <w:r>
-        <w:rPr>
-          <w:rFonts w:ascii="Times New Roman" w:hAnsi="Times New Roman" w:eastAsia="Times New Roman"/>
-          <w:color w:val="000000"/>
-          <w:sz w:val="22"/>
-        </w:rPr>
-        <w:t xml:space="preserve">surface visual cues. Some real food photographs and portraits looked polished, staged, or</w:t>
-      </w:r>
-      <w:r>
-        <w:rPr>
-          <w:rFonts w:ascii="Times New Roman" w:hAnsi="Times New Roman" w:eastAsia="Times New Roman"/>
-          <w:color w:val="000000"/>
-          <w:sz w:val="22"/>
-        </w:rPr>
-        <w:t xml:space="preserve"> </w:t>
-      </w:r>
-      <w:r>
-        <w:rPr>
-          <w:rFonts w:ascii="Times New Roman" w:hAnsi="Times New Roman" w:eastAsia="Times New Roman"/>
-          <w:color w:val="000000"/>
-          <w:sz w:val="22"/>
-        </w:rPr>
-        <w:t xml:space="preserve">digitally processed. Respondents may therefore have classified them as AI-generated. This</w:t>
-      </w:r>
-      <w:r>
-        <w:rPr>
-          <w:rFonts w:ascii="Times New Roman" w:hAnsi="Times New Roman" w:eastAsia="Times New Roman"/>
-          <w:color w:val="000000"/>
-          <w:sz w:val="22"/>
-        </w:rPr>
-        <w:t xml:space="preserve"> </w:t>
-      </w:r>
-      <w:r>
-        <w:rPr>
-          <w:rFonts w:ascii="Times New Roman" w:hAnsi="Times New Roman" w:eastAsia="Times New Roman"/>
-          <w:color w:val="000000"/>
-          <w:sz w:val="22"/>
-        </w:rPr>
-        <w:t xml:space="preserve">helps explain why real images had lower accuracy than AI-generated images. The increasing</w:t>
-      </w:r>
-      <w:r>
-        <w:rPr>
-          <w:rFonts w:ascii="Times New Roman" w:hAnsi="Times New Roman" w:eastAsia="Times New Roman"/>
-          <w:color w:val="000000"/>
-          <w:sz w:val="22"/>
-        </w:rPr>
-        <w:t xml:space="preserve"> </w:t>
-      </w:r>
-      <w:r>
-        <w:rPr>
-          <w:rFonts w:ascii="Times New Roman" w:hAnsi="Times New Roman" w:eastAsia="Times New Roman"/>
-          <w:color w:val="000000"/>
-          <w:sz w:val="22"/>
-        </w:rPr>
-        <w:t xml:space="preserve">presence of synthetic images may lead users not only to believe some false images but also to</w:t>
-      </w:r>
-      <w:r>
-        <w:rPr>
-          <w:rFonts w:ascii="Times New Roman" w:hAnsi="Times New Roman" w:eastAsia="Times New Roman"/>
-          <w:color w:val="000000"/>
-          <w:sz w:val="22"/>
-        </w:rPr>
-        <w:t xml:space="preserve"> </w:t>
-      </w:r>
-      <w:r>
-        <w:rPr>
-          <w:rFonts w:ascii="Times New Roman" w:hAnsi="Times New Roman" w:eastAsia="Times New Roman"/>
-          <w:color w:val="000000"/>
-          <w:sz w:val="22"/>
-        </w:rPr>
-        <w:t xml:space="preserve">doubt real ones.</w:t>
+        <w:t xml:space="preserve">Several limitations should be acknowledged. First, the survey used a small convenience sample</w:t>
+      </w:r>
+      <w:r>
+        <w:rPr>
+          <w:rFonts w:ascii="Times New Roman" w:hAnsi="Times New Roman" w:eastAsia="Times New Roman"/>
+          <w:color w:val="000000"/>
+          <w:sz w:val="22"/>
+        </w:rPr>
+        <w:t xml:space="preserve"> </w:t>
+      </w:r>
+      <w:r>
+        <w:rPr>
+          <w:rFonts w:ascii="Times New Roman" w:hAnsi="Times New Roman" w:eastAsia="Times New Roman"/>
+          <w:color w:val="000000"/>
+          <w:sz w:val="22"/>
+        </w:rPr>
+        <w:t xml:space="preserve">of university-level respondents, so the findings should not be generalized to all social</w:t>
+      </w:r>
+      <w:r>
+        <w:rPr>
+          <w:rFonts w:ascii="Times New Roman" w:hAnsi="Times New Roman" w:eastAsia="Times New Roman"/>
+          <w:color w:val="000000"/>
+          <w:sz w:val="22"/>
+        </w:rPr>
+        <w:t xml:space="preserve"> </w:t>
+      </w:r>
+      <w:r>
+        <w:rPr>
+          <w:rFonts w:ascii="Times New Roman" w:hAnsi="Times New Roman" w:eastAsia="Times New Roman"/>
+          <w:color w:val="000000"/>
+          <w:sz w:val="22"/>
+        </w:rPr>
+        <w:t xml:space="preserve">media users. Second, the stimulus set contained only 18 images, and differences in topic,</w:t>
+      </w:r>
+      <w:r>
+        <w:rPr>
+          <w:rFonts w:ascii="Times New Roman" w:hAnsi="Times New Roman" w:eastAsia="Times New Roman"/>
+          <w:color w:val="000000"/>
+          <w:sz w:val="22"/>
+        </w:rPr>
+        <w:t xml:space="preserve"> </w:t>
+      </w:r>
+      <w:r>
+        <w:rPr>
+          <w:rFonts w:ascii="Times New Roman" w:hAnsi="Times New Roman" w:eastAsia="Times New Roman"/>
+          <w:color w:val="000000"/>
+          <w:sz w:val="22"/>
+        </w:rPr>
+        <w:t xml:space="preserve">image quality, platform style, and visual familiarity may have influenced respondents’</w:t>
+      </w:r>
+      <w:r>
+        <w:rPr>
+          <w:rFonts w:ascii="Times New Roman" w:hAnsi="Times New Roman" w:eastAsia="Times New Roman"/>
+          <w:color w:val="000000"/>
+          <w:sz w:val="22"/>
+        </w:rPr>
+        <w:t xml:space="preserve"> </w:t>
+      </w:r>
+      <w:r>
+        <w:rPr>
+          <w:rFonts w:ascii="Times New Roman" w:hAnsi="Times New Roman" w:eastAsia="Times New Roman"/>
+          <w:color w:val="000000"/>
+          <w:sz w:val="22"/>
+        </w:rPr>
+        <w:t xml:space="preserve">judgements. Third, the two material creation routes were not randomly assigned or evenly</w:t>
+      </w:r>
+      <w:r>
+        <w:rPr>
+          <w:rFonts w:ascii="Times New Roman" w:hAnsi="Times New Roman" w:eastAsia="Times New Roman"/>
+          <w:color w:val="000000"/>
+          <w:sz w:val="22"/>
+        </w:rPr>
+        <w:t xml:space="preserve"> </w:t>
+      </w:r>
+      <w:r>
+        <w:rPr>
+          <w:rFonts w:ascii="Times New Roman" w:hAnsi="Times New Roman" w:eastAsia="Times New Roman"/>
+          <w:color w:val="000000"/>
+          <w:sz w:val="22"/>
+        </w:rPr>
+        <w:t xml:space="preserve">distributed across all categories, so the route analysis should be interpreted as exploratory.</w:t>
+      </w:r>
+      <w:r>
+        <w:rPr>
+          <w:rFonts w:ascii="Times New Roman" w:hAnsi="Times New Roman" w:eastAsia="Times New Roman"/>
+          <w:color w:val="000000"/>
+          <w:sz w:val="22"/>
+        </w:rPr>
+        <w:t xml:space="preserve"> </w:t>
+      </w:r>
+      <w:r>
+        <w:rPr>
+          <w:rFonts w:ascii="Times New Roman" w:hAnsi="Times New Roman" w:eastAsia="Times New Roman"/>
+          <w:color w:val="000000"/>
+          <w:sz w:val="22"/>
+        </w:rPr>
+        <w:t xml:space="preserve">Fourth, the original prompts used to generate the AI images were not fully preserved. The</w:t>
+      </w:r>
+      <w:r>
+        <w:rPr>
+          <w:rFonts w:ascii="Times New Roman" w:hAnsi="Times New Roman" w:eastAsia="Times New Roman"/>
+          <w:color w:val="000000"/>
+          <w:sz w:val="22"/>
+        </w:rPr>
+        <w:t xml:space="preserve"> </w:t>
+      </w:r>
+      <w:r>
+        <w:rPr>
+          <w:rFonts w:ascii="Times New Roman" w:hAnsi="Times New Roman" w:eastAsia="Times New Roman"/>
+          <w:color w:val="000000"/>
+          <w:sz w:val="22"/>
+        </w:rPr>
+        <w:t xml:space="preserve">prompt appendix therefore provides reconstructed documentation rather than an exact record of</w:t>
+      </w:r>
+      <w:r>
+        <w:rPr>
+          <w:rFonts w:ascii="Times New Roman" w:hAnsi="Times New Roman" w:eastAsia="Times New Roman"/>
+          <w:color w:val="000000"/>
+          <w:sz w:val="22"/>
+        </w:rPr>
+        <w:t xml:space="preserve"> </w:t>
+      </w:r>
+      <w:r>
+        <w:rPr>
+          <w:rFonts w:ascii="Times New Roman" w:hAnsi="Times New Roman" w:eastAsia="Times New Roman"/>
+          <w:color w:val="000000"/>
+          <w:sz w:val="22"/>
+        </w:rPr>
+        <w:t xml:space="preserve">the original generation process. Finally, because the study used descriptive statistics, it</w:t>
+      </w:r>
+      <w:r>
+        <w:rPr>
+          <w:rFonts w:ascii="Times New Roman" w:hAnsi="Times New Roman" w:eastAsia="Times New Roman"/>
+          <w:color w:val="000000"/>
+          <w:sz w:val="22"/>
+        </w:rPr>
+        <w:t xml:space="preserve"> </w:t>
+      </w:r>
+      <w:r>
+        <w:rPr>
+          <w:rFonts w:ascii="Times New Roman" w:hAnsi="Times New Roman" w:eastAsia="Times New Roman"/>
+          <w:color w:val="000000"/>
+          <w:sz w:val="22"/>
+        </w:rPr>
+        <w:t xml:space="preserve">cannot establish causal relationships between image type, trust, production route, and source</w:t>
+      </w:r>
+      <w:r>
+        <w:rPr>
+          <w:rFonts w:ascii="Times New Roman" w:hAnsi="Times New Roman" w:eastAsia="Times New Roman"/>
+          <w:color w:val="000000"/>
+          <w:sz w:val="22"/>
+        </w:rPr>
+        <w:t xml:space="preserve"> </w:t>
+      </w:r>
+      <w:r>
+        <w:rPr>
+          <w:rFonts w:ascii="Times New Roman" w:hAnsi="Times New Roman" w:eastAsia="Times New Roman"/>
+          <w:color w:val="000000"/>
+          <w:sz w:val="22"/>
+        </w:rPr>
+        <w:t xml:space="preserve">judgement.</w:t>
       </w:r>
     </w:p>
     <w:p>
@@ -6686,71 +7511,230 @@
           <w:color w:val="000000"/>
           <w:sz w:val="22"/>
         </w:rPr>
-        <w:t xml:space="preserve">A second explanation is related to the survey materials. The images were selected</w:t>
-      </w:r>
-      <w:r>
-        <w:rPr>
-          <w:rFonts w:ascii="Times New Roman" w:hAnsi="Times New Roman" w:eastAsia="Times New Roman"/>
-          <w:color w:val="000000"/>
-          <w:sz w:val="22"/>
-        </w:rPr>
-        <w:t xml:space="preserve"> </w:t>
-      </w:r>
-      <w:r>
-        <w:rPr>
-          <w:rFonts w:ascii="Times New Roman" w:hAnsi="Times New Roman" w:eastAsia="Times New Roman"/>
-          <w:color w:val="000000"/>
-          <w:sz w:val="22"/>
-        </w:rPr>
-        <w:t xml:space="preserve">purposively, not randomly. The set was designed to compare responses across selected visual</w:t>
-      </w:r>
-      <w:r>
-        <w:rPr>
-          <w:rFonts w:ascii="Times New Roman" w:hAnsi="Times New Roman" w:eastAsia="Times New Roman"/>
-          <w:color w:val="000000"/>
-          <w:sz w:val="22"/>
-        </w:rPr>
-        <w:t xml:space="preserve"> </w:t>
-      </w:r>
-      <w:r>
-        <w:rPr>
-          <w:rFonts w:ascii="Times New Roman" w:hAnsi="Times New Roman" w:eastAsia="Times New Roman"/>
-          <w:color w:val="000000"/>
-          <w:sz w:val="22"/>
-        </w:rPr>
-        <w:t xml:space="preserve">categories, including ordinary photographs and screenshot-like images. This design made it</w:t>
-      </w:r>
-      <w:r>
-        <w:rPr>
-          <w:rFonts w:ascii="Times New Roman" w:hAnsi="Times New Roman" w:eastAsia="Times New Roman"/>
-          <w:color w:val="000000"/>
-          <w:sz w:val="22"/>
-        </w:rPr>
-        <w:t xml:space="preserve"> </w:t>
-      </w:r>
-      <w:r>
-        <w:rPr>
-          <w:rFonts w:ascii="Times New Roman" w:hAnsi="Times New Roman" w:eastAsia="Times New Roman"/>
-          <w:color w:val="000000"/>
-          <w:sz w:val="22"/>
-        </w:rPr>
-        <w:t xml:space="preserve">possible to compare category-level patterns, but it also limits generalization. The results</w:t>
-      </w:r>
-      <w:r>
-        <w:rPr>
-          <w:rFonts w:ascii="Times New Roman" w:hAnsi="Times New Roman" w:eastAsia="Times New Roman"/>
-          <w:color w:val="000000"/>
-          <w:sz w:val="22"/>
-        </w:rPr>
-        <w:t xml:space="preserve"> </w:t>
-      </w:r>
-      <w:r>
-        <w:rPr>
-          <w:rFonts w:ascii="Times New Roman" w:hAnsi="Times New Roman" w:eastAsia="Times New Roman"/>
-          <w:color w:val="000000"/>
-          <w:sz w:val="22"/>
-        </w:rPr>
-        <w:t xml:space="preserve">should therefore be treated as descriptive evidence from a small exploratory survey.</w:t>
+        <w:t xml:space="preserve">Despite these limitations, the findings have practical implications. Platforms and educators</w:t>
+      </w:r>
+      <w:r>
+        <w:rPr>
+          <w:rFonts w:ascii="Times New Roman" w:hAnsi="Times New Roman" w:eastAsia="Times New Roman"/>
+          <w:color w:val="000000"/>
+          <w:sz w:val="22"/>
+        </w:rPr>
+        <w:t xml:space="preserve"> </w:t>
+      </w:r>
+      <w:r>
+        <w:rPr>
+          <w:rFonts w:ascii="Times New Roman" w:hAnsi="Times New Roman" w:eastAsia="Times New Roman"/>
+          <w:color w:val="000000"/>
+          <w:sz w:val="22"/>
+        </w:rPr>
+        <w:t xml:space="preserve">should not assume that users can reliably identify AI-generated images through visual</w:t>
+      </w:r>
+      <w:r>
+        <w:rPr>
+          <w:rFonts w:ascii="Times New Roman" w:hAnsi="Times New Roman" w:eastAsia="Times New Roman"/>
+          <w:color w:val="000000"/>
+          <w:sz w:val="22"/>
+        </w:rPr>
+        <w:t xml:space="preserve"> </w:t>
+      </w:r>
+      <w:r>
+        <w:rPr>
+          <w:rFonts w:ascii="Times New Roman" w:hAnsi="Times New Roman" w:eastAsia="Times New Roman"/>
+          <w:color w:val="000000"/>
+          <w:sz w:val="22"/>
+        </w:rPr>
+        <w:t xml:space="preserve">inspection alone. Media literacy education should teach users to verify sources and contexts,</w:t>
+      </w:r>
+      <w:r>
+        <w:rPr>
+          <w:rFonts w:ascii="Times New Roman" w:hAnsi="Times New Roman" w:eastAsia="Times New Roman"/>
+          <w:color w:val="000000"/>
+          <w:sz w:val="22"/>
+        </w:rPr>
+        <w:t xml:space="preserve"> </w:t>
+      </w:r>
+      <w:r>
+        <w:rPr>
+          <w:rFonts w:ascii="Times New Roman" w:hAnsi="Times New Roman" w:eastAsia="Times New Roman"/>
+          <w:color w:val="000000"/>
+          <w:sz w:val="22"/>
+        </w:rPr>
+        <w:t xml:space="preserve">not merely to search for visual flaws. Platform labels, content provenance systems, and</w:t>
+      </w:r>
+      <w:r>
+        <w:rPr>
+          <w:rFonts w:ascii="Times New Roman" w:hAnsi="Times New Roman" w:eastAsia="Times New Roman"/>
+          <w:color w:val="000000"/>
+          <w:sz w:val="22"/>
+        </w:rPr>
+        <w:t xml:space="preserve"> </w:t>
+      </w:r>
+      <w:r>
+        <w:rPr>
+          <w:rFonts w:ascii="Times New Roman" w:hAnsi="Times New Roman" w:eastAsia="Times New Roman"/>
+          <w:color w:val="000000"/>
+          <w:sz w:val="22"/>
+        </w:rPr>
+        <w:t xml:space="preserve">watermarking may also help, but they should be treated as part of a broader response rather</w:t>
+      </w:r>
+      <w:r>
+        <w:rPr>
+          <w:rFonts w:ascii="Times New Roman" w:hAnsi="Times New Roman" w:eastAsia="Times New Roman"/>
+          <w:color w:val="000000"/>
+          <w:sz w:val="22"/>
+        </w:rPr>
+        <w:t xml:space="preserve"> </w:t>
+      </w:r>
+      <w:r>
+        <w:rPr>
+          <w:rFonts w:ascii="Times New Roman" w:hAnsi="Times New Roman" w:eastAsia="Times New Roman"/>
+          <w:color w:val="000000"/>
+          <w:sz w:val="22"/>
+        </w:rPr>
+        <w:t xml:space="preserve">than as a complete solution. As images move across platforms, are compressed, edited, or</w:t>
+      </w:r>
+      <w:r>
+        <w:rPr>
+          <w:rFonts w:ascii="Times New Roman" w:hAnsi="Times New Roman" w:eastAsia="Times New Roman"/>
+          <w:color w:val="000000"/>
+          <w:sz w:val="22"/>
+        </w:rPr>
+        <w:t xml:space="preserve"> </w:t>
+      </w:r>
+      <w:r>
+        <w:rPr>
+          <w:rFonts w:ascii="Times New Roman" w:hAnsi="Times New Roman" w:eastAsia="Times New Roman"/>
+          <w:color w:val="000000"/>
+          <w:sz w:val="22"/>
+        </w:rPr>
+        <w:t xml:space="preserve">screenshotted, the reliability of provenance signals may vary.</w:t>
+      </w:r>
+    </w:p>
+    <w:bookmarkEnd w:id="47"/>
+    <w:bookmarkEnd w:id="48"/>
+    <w:bookmarkStart w:id="49" w:name="conclusion"/>
+    <w:p>
+      <w:pPr>
+        <w:keepNext w:val="0"/>
+        <w:spacing w:line="480" w:lineRule="auto" w:before="0" w:after="0"/>
+      </w:pPr>
+      <w:r>
+        <w:rPr>
+          <w:rFonts w:ascii="Times New Roman" w:hAnsi="Times New Roman" w:eastAsia="Times New Roman"/>
+          <w:color w:val="000000"/>
+          <w:sz w:val="22"/>
+        </w:rPr>
+        <w:br w:type="page"/>
+      </w:r>
+    </w:p>
+    <w:p>
+      <w:pPr>
+        <w:pStyle w:val="Heading2"/>
+        <w:keepNext w:val="0"/>
+        <w:spacing w:line="480" w:lineRule="auto" w:before="0" w:after="0"/>
+      </w:pPr>
+      <w:r>
+        <w:rPr>
+          <w:rFonts w:ascii="Times New Roman" w:hAnsi="Times New Roman" w:eastAsia="Times New Roman"/>
+          <w:color w:val="000000"/>
+          <w:sz w:val="22"/>
+        </w:rPr>
+        <w:t xml:space="preserve">6. Conclusion</w:t>
+      </w:r>
+    </w:p>
+    <w:p>
+      <w:pPr>
+        <w:pStyle w:val="FirstParagraph"/>
+        <w:keepNext w:val="0"/>
+        <w:spacing w:line="480" w:lineRule="auto" w:before="0" w:after="0"/>
+      </w:pPr>
+      <w:r>
+        <w:rPr>
+          <w:rFonts w:ascii="Times New Roman" w:hAnsi="Times New Roman" w:eastAsia="Times New Roman"/>
+          <w:color w:val="000000"/>
+          <w:sz w:val="22"/>
+        </w:rPr>
+        <w:t xml:space="preserve">This paper examined AI-generated visual content, source judgement, and media trust through a</w:t>
+      </w:r>
+      <w:r>
+        <w:rPr>
+          <w:rFonts w:ascii="Times New Roman" w:hAnsi="Times New Roman" w:eastAsia="Times New Roman"/>
+          <w:color w:val="000000"/>
+          <w:sz w:val="22"/>
+        </w:rPr>
+        <w:t xml:space="preserve"> </w:t>
+      </w:r>
+      <w:r>
+        <w:rPr>
+          <w:rFonts w:ascii="Times New Roman" w:hAnsi="Times New Roman" w:eastAsia="Times New Roman"/>
+          <w:color w:val="000000"/>
+          <w:sz w:val="22"/>
+        </w:rPr>
+        <w:t xml:space="preserve">combination of previous research and a small-scale local survey. The survey results suggest</w:t>
+      </w:r>
+      <w:r>
+        <w:rPr>
+          <w:rFonts w:ascii="Times New Roman" w:hAnsi="Times New Roman" w:eastAsia="Times New Roman"/>
+          <w:color w:val="000000"/>
+          <w:sz w:val="22"/>
+        </w:rPr>
+        <w:t xml:space="preserve"> </w:t>
+      </w:r>
+      <w:r>
+        <w:rPr>
+          <w:rFonts w:ascii="Times New Roman" w:hAnsi="Times New Roman" w:eastAsia="Times New Roman"/>
+          <w:color w:val="000000"/>
+          <w:sz w:val="22"/>
+        </w:rPr>
+        <w:t xml:space="preserve">that university-level respondents did not reliably distinguish AI-generated images from real</w:t>
+      </w:r>
+      <w:r>
+        <w:rPr>
+          <w:rFonts w:ascii="Times New Roman" w:hAnsi="Times New Roman" w:eastAsia="Times New Roman"/>
+          <w:color w:val="000000"/>
+          <w:sz w:val="22"/>
+        </w:rPr>
+        <w:t xml:space="preserve"> </w:t>
+      </w:r>
+      <w:r>
+        <w:rPr>
+          <w:rFonts w:ascii="Times New Roman" w:hAnsi="Times New Roman" w:eastAsia="Times New Roman"/>
+          <w:color w:val="000000"/>
+          <w:sz w:val="22"/>
+        </w:rPr>
+        <w:t xml:space="preserve">images. The overall accuracy rate was 47.4%, and real images were misclassified more often</w:t>
+      </w:r>
+      <w:r>
+        <w:rPr>
+          <w:rFonts w:ascii="Times New Roman" w:hAnsi="Times New Roman" w:eastAsia="Times New Roman"/>
+          <w:color w:val="000000"/>
+          <w:sz w:val="22"/>
+        </w:rPr>
+        <w:t xml:space="preserve"> </w:t>
+      </w:r>
+      <w:r>
+        <w:rPr>
+          <w:rFonts w:ascii="Times New Roman" w:hAnsi="Times New Roman" w:eastAsia="Times New Roman"/>
+          <w:color w:val="000000"/>
+          <w:sz w:val="22"/>
+        </w:rPr>
+        <w:t xml:space="preserve">than AI-generated images. Trust ratings were also moderate, with only a small difference</w:t>
+      </w:r>
+      <w:r>
+        <w:rPr>
+          <w:rFonts w:ascii="Times New Roman" w:hAnsi="Times New Roman" w:eastAsia="Times New Roman"/>
+          <w:color w:val="000000"/>
+          <w:sz w:val="22"/>
+        </w:rPr>
+        <w:t xml:space="preserve"> </w:t>
+      </w:r>
+      <w:r>
+        <w:rPr>
+          <w:rFonts w:ascii="Times New Roman" w:hAnsi="Times New Roman" w:eastAsia="Times New Roman"/>
+          <w:color w:val="000000"/>
+          <w:sz w:val="22"/>
+        </w:rPr>
+        <w:t xml:space="preserve">between real and AI-generated images.</w:t>
       </w:r>
     </w:p>
     <w:p>
@@ -6765,759 +7749,155 @@
           <w:color w:val="000000"/>
           <w:sz w:val="22"/>
         </w:rPr>
-        <w:t xml:space="preserve">A third explanation concerns material creation route. In the AI-first matched-real route, the</w:t>
-      </w:r>
-      <w:r>
-        <w:rPr>
-          <w:rFonts w:ascii="Times New Roman" w:hAnsi="Times New Roman" w:eastAsia="Times New Roman"/>
-          <w:color w:val="000000"/>
-          <w:sz w:val="22"/>
-        </w:rPr>
-        <w:t xml:space="preserve"> </w:t>
-      </w:r>
-      <w:r>
-        <w:rPr>
-          <w:rFonts w:ascii="Times New Roman" w:hAnsi="Times New Roman" w:eastAsia="Times New Roman"/>
-          <w:color w:val="000000"/>
-          <w:sz w:val="22"/>
-        </w:rPr>
-        <w:t xml:space="preserve">AI images may have retained more visible synthetic features, which could explain why they were</w:t>
-      </w:r>
-      <w:r>
-        <w:rPr>
-          <w:rFonts w:ascii="Times New Roman" w:hAnsi="Times New Roman" w:eastAsia="Times New Roman"/>
-          <w:color w:val="000000"/>
-          <w:sz w:val="22"/>
-        </w:rPr>
-        <w:t xml:space="preserve"> </w:t>
-      </w:r>
-      <w:r>
-        <w:rPr>
-          <w:rFonts w:ascii="Times New Roman" w:hAnsi="Times New Roman" w:eastAsia="Times New Roman"/>
-          <w:color w:val="000000"/>
-          <w:sz w:val="22"/>
-        </w:rPr>
-        <w:t xml:space="preserve">identified more accurately. In the real-to-AI modification route, however, the AI image was</w:t>
-      </w:r>
-      <w:r>
-        <w:rPr>
-          <w:rFonts w:ascii="Times New Roman" w:hAnsi="Times New Roman" w:eastAsia="Times New Roman"/>
-          <w:color w:val="000000"/>
-          <w:sz w:val="22"/>
-        </w:rPr>
-        <w:t xml:space="preserve"> </w:t>
-      </w:r>
-      <w:r>
-        <w:rPr>
-          <w:rFonts w:ascii="Times New Roman" w:hAnsi="Times New Roman" w:eastAsia="Times New Roman"/>
-          <w:color w:val="000000"/>
-          <w:sz w:val="22"/>
-        </w:rPr>
-        <w:t xml:space="preserve">based on a real reference. This may have preserved natural composition, lighting, or platform</w:t>
-      </w:r>
-      <w:r>
-        <w:rPr>
-          <w:rFonts w:ascii="Times New Roman" w:hAnsi="Times New Roman" w:eastAsia="Times New Roman"/>
-          <w:color w:val="000000"/>
-          <w:sz w:val="22"/>
-        </w:rPr>
-        <w:t xml:space="preserve"> </w:t>
-      </w:r>
-      <w:r>
-        <w:rPr>
-          <w:rFonts w:ascii="Times New Roman" w:hAnsi="Times New Roman" w:eastAsia="Times New Roman"/>
-          <w:color w:val="000000"/>
-          <w:sz w:val="22"/>
-        </w:rPr>
-        <w:t xml:space="preserve">layout, making the AI-modified image more believable. This interpretation remains tentative</w:t>
-      </w:r>
-      <w:r>
-        <w:rPr>
-          <w:rFonts w:ascii="Times New Roman" w:hAnsi="Times New Roman" w:eastAsia="Times New Roman"/>
-          <w:color w:val="000000"/>
-          <w:sz w:val="22"/>
-        </w:rPr>
-        <w:t xml:space="preserve"> </w:t>
-      </w:r>
-      <w:r>
-        <w:rPr>
-          <w:rFonts w:ascii="Times New Roman" w:hAnsi="Times New Roman" w:eastAsia="Times New Roman"/>
-          <w:color w:val="000000"/>
-          <w:sz w:val="22"/>
-        </w:rPr>
-        <w:t xml:space="preserve">because the route variable was not experimentally controlled.</w:t>
+        <w:t xml:space="preserve">The main implication is that the social risk of AI-generated visual content is broader than</w:t>
+      </w:r>
+      <w:r>
+        <w:rPr>
+          <w:rFonts w:ascii="Times New Roman" w:hAnsi="Times New Roman" w:eastAsia="Times New Roman"/>
+          <w:color w:val="000000"/>
+          <w:sz w:val="22"/>
+        </w:rPr>
+        <w:t xml:space="preserve"> </w:t>
+      </w:r>
+      <w:r>
+        <w:rPr>
+          <w:rFonts w:ascii="Times New Roman" w:hAnsi="Times New Roman" w:eastAsia="Times New Roman"/>
+          <w:color w:val="000000"/>
+          <w:sz w:val="22"/>
+        </w:rPr>
+        <w:t xml:space="preserve">the production of false images. As synthetic images become more realistic, real visual</w:t>
+      </w:r>
+      <w:r>
+        <w:rPr>
+          <w:rFonts w:ascii="Times New Roman" w:hAnsi="Times New Roman" w:eastAsia="Times New Roman"/>
+          <w:color w:val="000000"/>
+          <w:sz w:val="22"/>
+        </w:rPr>
+        <w:t xml:space="preserve"> </w:t>
+      </w:r>
+      <w:r>
+        <w:rPr>
+          <w:rFonts w:ascii="Times New Roman" w:hAnsi="Times New Roman" w:eastAsia="Times New Roman"/>
+          <w:color w:val="000000"/>
+          <w:sz w:val="22"/>
+        </w:rPr>
+        <w:t xml:space="preserve">evidence may also become easier to doubt. The route analysis further suggests that</w:t>
+      </w:r>
+      <w:r>
+        <w:rPr>
+          <w:rFonts w:ascii="Times New Roman" w:hAnsi="Times New Roman" w:eastAsia="Times New Roman"/>
+          <w:color w:val="000000"/>
+          <w:sz w:val="22"/>
+        </w:rPr>
+        <w:t xml:space="preserve"> </w:t>
+      </w:r>
+      <w:r>
+        <w:rPr>
+          <w:rFonts w:ascii="Times New Roman" w:hAnsi="Times New Roman" w:eastAsia="Times New Roman"/>
+          <w:color w:val="000000"/>
+          <w:sz w:val="22"/>
+        </w:rPr>
+        <w:t xml:space="preserve">AI-modified versions of real-image references may be especially difficult to identify because</w:t>
+      </w:r>
+      <w:r>
+        <w:rPr>
+          <w:rFonts w:ascii="Times New Roman" w:hAnsi="Times New Roman" w:eastAsia="Times New Roman"/>
+          <w:color w:val="000000"/>
+          <w:sz w:val="22"/>
+        </w:rPr>
+        <w:t xml:space="preserve"> </w:t>
+      </w:r>
+      <w:r>
+        <w:rPr>
+          <w:rFonts w:ascii="Times New Roman" w:hAnsi="Times New Roman" w:eastAsia="Times New Roman"/>
+          <w:color w:val="000000"/>
+          <w:sz w:val="22"/>
+        </w:rPr>
+        <w:t xml:space="preserve">they can inherit realistic composition and contextual cues from the source material. This is</w:t>
+      </w:r>
+      <w:r>
+        <w:rPr>
+          <w:rFonts w:ascii="Times New Roman" w:hAnsi="Times New Roman" w:eastAsia="Times New Roman"/>
+          <w:color w:val="000000"/>
+          <w:sz w:val="22"/>
+        </w:rPr>
+        <w:t xml:space="preserve"> </w:t>
+      </w:r>
+      <w:r>
+        <w:rPr>
+          <w:rFonts w:ascii="Times New Roman" w:hAnsi="Times New Roman" w:eastAsia="Times New Roman"/>
+          <w:color w:val="000000"/>
+          <w:sz w:val="22"/>
+        </w:rPr>
+        <w:t xml:space="preserve">especially important for screenshot-like materials, which often carry platform cues that make</w:t>
+      </w:r>
+      <w:r>
+        <w:rPr>
+          <w:rFonts w:ascii="Times New Roman" w:hAnsi="Times New Roman" w:eastAsia="Times New Roman"/>
+          <w:color w:val="000000"/>
+          <w:sz w:val="22"/>
+        </w:rPr>
+        <w:t xml:space="preserve"> </w:t>
+      </w:r>
+      <w:r>
+        <w:rPr>
+          <w:rFonts w:ascii="Times New Roman" w:hAnsi="Times New Roman" w:eastAsia="Times New Roman"/>
+          <w:color w:val="000000"/>
+          <w:sz w:val="22"/>
+        </w:rPr>
+        <w:t xml:space="preserve">them appear socially credible. Ordinary visual judgement is therefore insufficient for</w:t>
+      </w:r>
+      <w:r>
+        <w:rPr>
+          <w:rFonts w:ascii="Times New Roman" w:hAnsi="Times New Roman" w:eastAsia="Times New Roman"/>
+          <w:color w:val="000000"/>
+          <w:sz w:val="22"/>
+        </w:rPr>
+        <w:t xml:space="preserve"> </w:t>
+      </w:r>
+      <w:r>
+        <w:rPr>
+          <w:rFonts w:ascii="Times New Roman" w:hAnsi="Times New Roman" w:eastAsia="Times New Roman"/>
+          <w:color w:val="000000"/>
+          <w:sz w:val="22"/>
+        </w:rPr>
+        <w:t xml:space="preserve">evaluating online images. A more effective response requires platform-level labeling,</w:t>
+      </w:r>
+      <w:r>
+        <w:rPr>
+          <w:rFonts w:ascii="Times New Roman" w:hAnsi="Times New Roman" w:eastAsia="Times New Roman"/>
+          <w:color w:val="000000"/>
+          <w:sz w:val="22"/>
+        </w:rPr>
+        <w:t xml:space="preserve"> </w:t>
+      </w:r>
+      <w:r>
+        <w:rPr>
+          <w:rFonts w:ascii="Times New Roman" w:hAnsi="Times New Roman" w:eastAsia="Times New Roman"/>
+          <w:color w:val="000000"/>
+          <w:sz w:val="22"/>
+        </w:rPr>
+        <w:t xml:space="preserve">stronger provenance systems, verification habits, and media literacy education that addresses</w:t>
+      </w:r>
+      <w:r>
+        <w:rPr>
+          <w:rFonts w:ascii="Times New Roman" w:hAnsi="Times New Roman" w:eastAsia="Times New Roman"/>
+          <w:color w:val="000000"/>
+          <w:sz w:val="22"/>
+        </w:rPr>
+        <w:t xml:space="preserve"> </w:t>
+      </w:r>
+      <w:r>
+        <w:rPr>
+          <w:rFonts w:ascii="Times New Roman" w:hAnsi="Times New Roman" w:eastAsia="Times New Roman"/>
+          <w:color w:val="000000"/>
+          <w:sz w:val="22"/>
+        </w:rPr>
+        <w:t xml:space="preserve">both fake images and fake visual contexts.</w:t>
       </w:r>
     </w:p>
-    <w:p>
-      <w:pPr>
-        <w:pStyle w:val="BodyText"/>
-        <w:keepNext w:val="0"/>
-        <w:spacing w:line="480" w:lineRule="auto" w:before="0" w:after="0"/>
-      </w:pPr>
-      <w:r>
-        <w:rPr>
-          <w:rFonts w:ascii="Times New Roman" w:hAnsi="Times New Roman" w:eastAsia="Times New Roman"/>
-          <w:color w:val="000000"/>
-          <w:sz w:val="22"/>
-        </w:rPr>
-        <w:t xml:space="preserve">A fourth explanation concerns visual context. Screenshot-like materials contain contextual</w:t>
-      </w:r>
-      <w:r>
-        <w:rPr>
-          <w:rFonts w:ascii="Times New Roman" w:hAnsi="Times New Roman" w:eastAsia="Times New Roman"/>
-          <w:color w:val="000000"/>
-          <w:sz w:val="22"/>
-        </w:rPr>
-        <w:t xml:space="preserve"> </w:t>
-      </w:r>
-      <w:r>
-        <w:rPr>
-          <w:rFonts w:ascii="Times New Roman" w:hAnsi="Times New Roman" w:eastAsia="Times New Roman"/>
-          <w:color w:val="000000"/>
-          <w:sz w:val="22"/>
-        </w:rPr>
-        <w:t xml:space="preserve">cues, such as usernames, comments, platform layout, product labels, prices, or livestream</w:t>
-      </w:r>
-      <w:r>
-        <w:rPr>
-          <w:rFonts w:ascii="Times New Roman" w:hAnsi="Times New Roman" w:eastAsia="Times New Roman"/>
-          <w:color w:val="000000"/>
-          <w:sz w:val="22"/>
-        </w:rPr>
-        <w:t xml:space="preserve"> </w:t>
-      </w:r>
-      <w:r>
-        <w:rPr>
-          <w:rFonts w:ascii="Times New Roman" w:hAnsi="Times New Roman" w:eastAsia="Times New Roman"/>
-          <w:color w:val="000000"/>
-          <w:sz w:val="22"/>
-        </w:rPr>
-        <w:t xml:space="preserve">interfaces. These cues can make an image feel less like a standalone picture and more like a</w:t>
-      </w:r>
-      <w:r>
-        <w:rPr>
-          <w:rFonts w:ascii="Times New Roman" w:hAnsi="Times New Roman" w:eastAsia="Times New Roman"/>
-          <w:color w:val="000000"/>
-          <w:sz w:val="22"/>
-        </w:rPr>
-        <w:t xml:space="preserve"> </w:t>
-      </w:r>
-      <w:r>
-        <w:rPr>
-          <w:rFonts w:ascii="Times New Roman" w:hAnsi="Times New Roman" w:eastAsia="Times New Roman"/>
-          <w:color w:val="000000"/>
-          <w:sz w:val="22"/>
-        </w:rPr>
-        <w:t xml:space="preserve">record of an online event. Even when viewers are uncertain about the source of an image, such</w:t>
-      </w:r>
-      <w:r>
-        <w:rPr>
-          <w:rFonts w:ascii="Times New Roman" w:hAnsi="Times New Roman" w:eastAsia="Times New Roman"/>
-          <w:color w:val="000000"/>
-          <w:sz w:val="22"/>
-        </w:rPr>
-        <w:t xml:space="preserve"> </w:t>
-      </w:r>
-      <w:r>
-        <w:rPr>
-          <w:rFonts w:ascii="Times New Roman" w:hAnsi="Times New Roman" w:eastAsia="Times New Roman"/>
-          <w:color w:val="000000"/>
-          <w:sz w:val="22"/>
-        </w:rPr>
-        <w:t xml:space="preserve">contextual cues may increase the image’s perceived credibility.</w:t>
-      </w:r>
-    </w:p>
-    <w:bookmarkEnd w:id="43"/>
-    <w:bookmarkStart w:id="44" w:name="limitations-and-implications"/>
-    <w:p>
-      <w:pPr>
-        <w:pStyle w:val="Heading3"/>
-        <w:keepNext w:val="0"/>
-        <w:spacing w:line="480" w:lineRule="auto" w:before="0" w:after="0"/>
-      </w:pPr>
-      <w:r>
-        <w:rPr>
-          <w:rFonts w:ascii="Times New Roman" w:hAnsi="Times New Roman" w:eastAsia="Times New Roman"/>
-          <w:color w:val="000000"/>
-          <w:sz w:val="22"/>
-        </w:rPr>
-        <w:t xml:space="preserve">5.4 Limitations and Implications</w:t>
-      </w:r>
-    </w:p>
-    <w:p>
-      <w:pPr>
-        <w:pStyle w:val="FirstParagraph"/>
-        <w:keepNext w:val="0"/>
-        <w:spacing w:line="480" w:lineRule="auto" w:before="0" w:after="0"/>
-      </w:pPr>
-      <w:r>
-        <w:rPr>
-          <w:rFonts w:ascii="Times New Roman" w:hAnsi="Times New Roman" w:eastAsia="Times New Roman"/>
-          <w:color w:val="000000"/>
-          <w:sz w:val="22"/>
-        </w:rPr>
-        <w:t xml:space="preserve">Several limitations should be acknowledged. First, the survey used a small convenience sample</w:t>
-      </w:r>
-      <w:r>
-        <w:rPr>
-          <w:rFonts w:ascii="Times New Roman" w:hAnsi="Times New Roman" w:eastAsia="Times New Roman"/>
-          <w:color w:val="000000"/>
-          <w:sz w:val="22"/>
-        </w:rPr>
-        <w:t xml:space="preserve"> </w:t>
-      </w:r>
-      <w:r>
-        <w:rPr>
-          <w:rFonts w:ascii="Times New Roman" w:hAnsi="Times New Roman" w:eastAsia="Times New Roman"/>
-          <w:color w:val="000000"/>
-          <w:sz w:val="22"/>
-        </w:rPr>
-        <w:t xml:space="preserve">of university-level respondents, so the findings should not be generalized to all social</w:t>
-      </w:r>
-      <w:r>
-        <w:rPr>
-          <w:rFonts w:ascii="Times New Roman" w:hAnsi="Times New Roman" w:eastAsia="Times New Roman"/>
-          <w:color w:val="000000"/>
-          <w:sz w:val="22"/>
-        </w:rPr>
-        <w:t xml:space="preserve"> </w:t>
-      </w:r>
-      <w:r>
-        <w:rPr>
-          <w:rFonts w:ascii="Times New Roman" w:hAnsi="Times New Roman" w:eastAsia="Times New Roman"/>
-          <w:color w:val="000000"/>
-          <w:sz w:val="22"/>
-        </w:rPr>
-        <w:t xml:space="preserve">media users. Second, the stimulus set contained only 18 images, and differences in topic,</w:t>
-      </w:r>
-      <w:r>
-        <w:rPr>
-          <w:rFonts w:ascii="Times New Roman" w:hAnsi="Times New Roman" w:eastAsia="Times New Roman"/>
-          <w:color w:val="000000"/>
-          <w:sz w:val="22"/>
-        </w:rPr>
-        <w:t xml:space="preserve"> </w:t>
-      </w:r>
-      <w:r>
-        <w:rPr>
-          <w:rFonts w:ascii="Times New Roman" w:hAnsi="Times New Roman" w:eastAsia="Times New Roman"/>
-          <w:color w:val="000000"/>
-          <w:sz w:val="22"/>
-        </w:rPr>
-        <w:t xml:space="preserve">image quality, platform style, and visual familiarity may have influenced respondents’</w:t>
-      </w:r>
-      <w:r>
-        <w:rPr>
-          <w:rFonts w:ascii="Times New Roman" w:hAnsi="Times New Roman" w:eastAsia="Times New Roman"/>
-          <w:color w:val="000000"/>
-          <w:sz w:val="22"/>
-        </w:rPr>
-        <w:t xml:space="preserve"> </w:t>
-      </w:r>
-      <w:r>
-        <w:rPr>
-          <w:rFonts w:ascii="Times New Roman" w:hAnsi="Times New Roman" w:eastAsia="Times New Roman"/>
-          <w:color w:val="000000"/>
-          <w:sz w:val="22"/>
-        </w:rPr>
-        <w:t xml:space="preserve">judgements. Third, the two material creation routes were not randomly assigned or evenly</w:t>
-      </w:r>
-      <w:r>
-        <w:rPr>
-          <w:rFonts w:ascii="Times New Roman" w:hAnsi="Times New Roman" w:eastAsia="Times New Roman"/>
-          <w:color w:val="000000"/>
-          <w:sz w:val="22"/>
-        </w:rPr>
-        <w:t xml:space="preserve"> </w:t>
-      </w:r>
-      <w:r>
-        <w:rPr>
-          <w:rFonts w:ascii="Times New Roman" w:hAnsi="Times New Roman" w:eastAsia="Times New Roman"/>
-          <w:color w:val="000000"/>
-          <w:sz w:val="22"/>
-        </w:rPr>
-        <w:t xml:space="preserve">distributed across all categories, so the route analysis should be interpreted as exploratory.</w:t>
-      </w:r>
-      <w:r>
-        <w:rPr>
-          <w:rFonts w:ascii="Times New Roman" w:hAnsi="Times New Roman" w:eastAsia="Times New Roman"/>
-          <w:color w:val="000000"/>
-          <w:sz w:val="22"/>
-        </w:rPr>
-        <w:t xml:space="preserve"> </w:t>
-      </w:r>
-      <w:r>
-        <w:rPr>
-          <w:rFonts w:ascii="Times New Roman" w:hAnsi="Times New Roman" w:eastAsia="Times New Roman"/>
-          <w:color w:val="000000"/>
-          <w:sz w:val="22"/>
-        </w:rPr>
-        <w:t xml:space="preserve">Fourth, the original prompts used to generate the AI images were not fully preserved. The</w:t>
-      </w:r>
-      <w:r>
-        <w:rPr>
-          <w:rFonts w:ascii="Times New Roman" w:hAnsi="Times New Roman" w:eastAsia="Times New Roman"/>
-          <w:color w:val="000000"/>
-          <w:sz w:val="22"/>
-        </w:rPr>
-        <w:t xml:space="preserve"> </w:t>
-      </w:r>
-      <w:r>
-        <w:rPr>
-          <w:rFonts w:ascii="Times New Roman" w:hAnsi="Times New Roman" w:eastAsia="Times New Roman"/>
-          <w:color w:val="000000"/>
-          <w:sz w:val="22"/>
-        </w:rPr>
-        <w:t xml:space="preserve">prompt appendix therefore provides reconstructed documentation rather than an exact record of</w:t>
-      </w:r>
-      <w:r>
-        <w:rPr>
-          <w:rFonts w:ascii="Times New Roman" w:hAnsi="Times New Roman" w:eastAsia="Times New Roman"/>
-          <w:color w:val="000000"/>
-          <w:sz w:val="22"/>
-        </w:rPr>
-        <w:t xml:space="preserve"> </w:t>
-      </w:r>
-      <w:r>
-        <w:rPr>
-          <w:rFonts w:ascii="Times New Roman" w:hAnsi="Times New Roman" w:eastAsia="Times New Roman"/>
-          <w:color w:val="000000"/>
-          <w:sz w:val="22"/>
-        </w:rPr>
-        <w:t xml:space="preserve">the original generation process. Finally, because the study used descriptive statistics, it</w:t>
-      </w:r>
-      <w:r>
-        <w:rPr>
-          <w:rFonts w:ascii="Times New Roman" w:hAnsi="Times New Roman" w:eastAsia="Times New Roman"/>
-          <w:color w:val="000000"/>
-          <w:sz w:val="22"/>
-        </w:rPr>
-        <w:t xml:space="preserve"> </w:t>
-      </w:r>
-      <w:r>
-        <w:rPr>
-          <w:rFonts w:ascii="Times New Roman" w:hAnsi="Times New Roman" w:eastAsia="Times New Roman"/>
-          <w:color w:val="000000"/>
-          <w:sz w:val="22"/>
-        </w:rPr>
-        <w:t xml:space="preserve">cannot establish causal relationships between image type, trust, production route, and source</w:t>
-      </w:r>
-      <w:r>
-        <w:rPr>
-          <w:rFonts w:ascii="Times New Roman" w:hAnsi="Times New Roman" w:eastAsia="Times New Roman"/>
-          <w:color w:val="000000"/>
-          <w:sz w:val="22"/>
-        </w:rPr>
-        <w:t xml:space="preserve"> </w:t>
-      </w:r>
-      <w:r>
-        <w:rPr>
-          <w:rFonts w:ascii="Times New Roman" w:hAnsi="Times New Roman" w:eastAsia="Times New Roman"/>
-          <w:color w:val="000000"/>
-          <w:sz w:val="22"/>
-        </w:rPr>
-        <w:t xml:space="preserve">judgement.</w:t>
-      </w:r>
-    </w:p>
-    <w:p>
-      <w:pPr>
-        <w:pStyle w:val="BodyText"/>
-        <w:keepNext w:val="0"/>
-        <w:spacing w:line="480" w:lineRule="auto" w:before="0" w:after="0"/>
-      </w:pPr>
-      <w:r>
-        <w:rPr>
-          <w:rFonts w:ascii="Times New Roman" w:hAnsi="Times New Roman" w:eastAsia="Times New Roman"/>
-          <w:color w:val="000000"/>
-          <w:sz w:val="22"/>
-        </w:rPr>
-        <w:t xml:space="preserve">Despite these limitations, the findings have practical implications. Platforms and educators</w:t>
-      </w:r>
-      <w:r>
-        <w:rPr>
-          <w:rFonts w:ascii="Times New Roman" w:hAnsi="Times New Roman" w:eastAsia="Times New Roman"/>
-          <w:color w:val="000000"/>
-          <w:sz w:val="22"/>
-        </w:rPr>
-        <w:t xml:space="preserve"> </w:t>
-      </w:r>
-      <w:r>
-        <w:rPr>
-          <w:rFonts w:ascii="Times New Roman" w:hAnsi="Times New Roman" w:eastAsia="Times New Roman"/>
-          <w:color w:val="000000"/>
-          <w:sz w:val="22"/>
-        </w:rPr>
-        <w:t xml:space="preserve">should not assume that users can reliably identify AI-generated images through visual</w:t>
-      </w:r>
-      <w:r>
-        <w:rPr>
-          <w:rFonts w:ascii="Times New Roman" w:hAnsi="Times New Roman" w:eastAsia="Times New Roman"/>
-          <w:color w:val="000000"/>
-          <w:sz w:val="22"/>
-        </w:rPr>
-        <w:t xml:space="preserve"> </w:t>
-      </w:r>
-      <w:r>
-        <w:rPr>
-          <w:rFonts w:ascii="Times New Roman" w:hAnsi="Times New Roman" w:eastAsia="Times New Roman"/>
-          <w:color w:val="000000"/>
-          <w:sz w:val="22"/>
-        </w:rPr>
-        <w:t xml:space="preserve">inspection alone. Media literacy education should teach users to verify sources and contexts,</w:t>
-      </w:r>
-      <w:r>
-        <w:rPr>
-          <w:rFonts w:ascii="Times New Roman" w:hAnsi="Times New Roman" w:eastAsia="Times New Roman"/>
-          <w:color w:val="000000"/>
-          <w:sz w:val="22"/>
-        </w:rPr>
-        <w:t xml:space="preserve"> </w:t>
-      </w:r>
-      <w:r>
-        <w:rPr>
-          <w:rFonts w:ascii="Times New Roman" w:hAnsi="Times New Roman" w:eastAsia="Times New Roman"/>
-          <w:color w:val="000000"/>
-          <w:sz w:val="22"/>
-        </w:rPr>
-        <w:t xml:space="preserve">not merely to search for visual flaws. Platform labels, content provenance systems, and</w:t>
-      </w:r>
-      <w:r>
-        <w:rPr>
-          <w:rFonts w:ascii="Times New Roman" w:hAnsi="Times New Roman" w:eastAsia="Times New Roman"/>
-          <w:color w:val="000000"/>
-          <w:sz w:val="22"/>
-        </w:rPr>
-        <w:t xml:space="preserve"> </w:t>
-      </w:r>
-      <w:r>
-        <w:rPr>
-          <w:rFonts w:ascii="Times New Roman" w:hAnsi="Times New Roman" w:eastAsia="Times New Roman"/>
-          <w:color w:val="000000"/>
-          <w:sz w:val="22"/>
-        </w:rPr>
-        <w:t xml:space="preserve">watermarking may also help, but they should be treated as part of a broader response rather</w:t>
-      </w:r>
-      <w:r>
-        <w:rPr>
-          <w:rFonts w:ascii="Times New Roman" w:hAnsi="Times New Roman" w:eastAsia="Times New Roman"/>
-          <w:color w:val="000000"/>
-          <w:sz w:val="22"/>
-        </w:rPr>
-        <w:t xml:space="preserve"> </w:t>
-      </w:r>
-      <w:r>
-        <w:rPr>
-          <w:rFonts w:ascii="Times New Roman" w:hAnsi="Times New Roman" w:eastAsia="Times New Roman"/>
-          <w:color w:val="000000"/>
-          <w:sz w:val="22"/>
-        </w:rPr>
-        <w:t xml:space="preserve">than as a complete solution. As images move across platforms, are compressed, edited, or</w:t>
-      </w:r>
-      <w:r>
-        <w:rPr>
-          <w:rFonts w:ascii="Times New Roman" w:hAnsi="Times New Roman" w:eastAsia="Times New Roman"/>
-          <w:color w:val="000000"/>
-          <w:sz w:val="22"/>
-        </w:rPr>
-        <w:t xml:space="preserve"> </w:t>
-      </w:r>
-      <w:r>
-        <w:rPr>
-          <w:rFonts w:ascii="Times New Roman" w:hAnsi="Times New Roman" w:eastAsia="Times New Roman"/>
-          <w:color w:val="000000"/>
-          <w:sz w:val="22"/>
-        </w:rPr>
-        <w:t xml:space="preserve">screenshotted, the reliability of provenance signals may vary.</w:t>
-      </w:r>
-    </w:p>
-    <w:bookmarkEnd w:id="44"/>
-    <w:bookmarkEnd w:id="45"/>
-    <w:bookmarkStart w:id="46" w:name="conclusion"/>
-    <w:p>
-      <w:pPr>
-        <w:keepNext w:val="0"/>
-        <w:spacing w:line="480" w:lineRule="auto" w:before="0" w:after="0"/>
-      </w:pPr>
-      <w:r>
-        <w:rPr>
-          <w:rFonts w:ascii="Times New Roman" w:hAnsi="Times New Roman" w:eastAsia="Times New Roman"/>
-          <w:color w:val="000000"/>
-          <w:sz w:val="22"/>
-        </w:rPr>
-        <w:br w:type="page"/>
-      </w:r>
-    </w:p>
-    <w:p>
-      <w:pPr>
-        <w:pStyle w:val="Heading2"/>
-        <w:keepNext w:val="0"/>
-        <w:spacing w:line="480" w:lineRule="auto" w:before="0" w:after="0"/>
-      </w:pPr>
-      <w:r>
-        <w:rPr>
-          <w:rFonts w:ascii="Times New Roman" w:hAnsi="Times New Roman" w:eastAsia="Times New Roman"/>
-          <w:color w:val="000000"/>
-          <w:sz w:val="22"/>
-        </w:rPr>
-        <w:t xml:space="preserve">6. Conclusion</w:t>
-      </w:r>
-    </w:p>
-    <w:p>
-      <w:pPr>
-        <w:pStyle w:val="FirstParagraph"/>
-        <w:keepNext w:val="0"/>
-        <w:spacing w:line="480" w:lineRule="auto" w:before="0" w:after="0"/>
-      </w:pPr>
-      <w:r>
-        <w:rPr>
-          <w:rFonts w:ascii="Times New Roman" w:hAnsi="Times New Roman" w:eastAsia="Times New Roman"/>
-          <w:color w:val="000000"/>
-          <w:sz w:val="22"/>
-        </w:rPr>
-        <w:t xml:space="preserve">This paper examined AI-generated visual content, source judgement, and media trust through a</w:t>
-      </w:r>
-      <w:r>
-        <w:rPr>
-          <w:rFonts w:ascii="Times New Roman" w:hAnsi="Times New Roman" w:eastAsia="Times New Roman"/>
-          <w:color w:val="000000"/>
-          <w:sz w:val="22"/>
-        </w:rPr>
-        <w:t xml:space="preserve"> </w:t>
-      </w:r>
-      <w:r>
-        <w:rPr>
-          <w:rFonts w:ascii="Times New Roman" w:hAnsi="Times New Roman" w:eastAsia="Times New Roman"/>
-          <w:color w:val="000000"/>
-          <w:sz w:val="22"/>
-        </w:rPr>
-        <w:t xml:space="preserve">combination of previous research and a small-scale local survey. The survey results suggest</w:t>
-      </w:r>
-      <w:r>
-        <w:rPr>
-          <w:rFonts w:ascii="Times New Roman" w:hAnsi="Times New Roman" w:eastAsia="Times New Roman"/>
-          <w:color w:val="000000"/>
-          <w:sz w:val="22"/>
-        </w:rPr>
-        <w:t xml:space="preserve"> </w:t>
-      </w:r>
-      <w:r>
-        <w:rPr>
-          <w:rFonts w:ascii="Times New Roman" w:hAnsi="Times New Roman" w:eastAsia="Times New Roman"/>
-          <w:color w:val="000000"/>
-          <w:sz w:val="22"/>
-        </w:rPr>
-        <w:t xml:space="preserve">that university-level respondents did not reliably distinguish AI-generated images from real</w:t>
-      </w:r>
-      <w:r>
-        <w:rPr>
-          <w:rFonts w:ascii="Times New Roman" w:hAnsi="Times New Roman" w:eastAsia="Times New Roman"/>
-          <w:color w:val="000000"/>
-          <w:sz w:val="22"/>
-        </w:rPr>
-        <w:t xml:space="preserve"> </w:t>
-      </w:r>
-      <w:r>
-        <w:rPr>
-          <w:rFonts w:ascii="Times New Roman" w:hAnsi="Times New Roman" w:eastAsia="Times New Roman"/>
-          <w:color w:val="000000"/>
-          <w:sz w:val="22"/>
-        </w:rPr>
-        <w:t xml:space="preserve">images. The overall accuracy rate was 47.4%, and real images were misclassified more often</w:t>
-      </w:r>
-      <w:r>
-        <w:rPr>
-          <w:rFonts w:ascii="Times New Roman" w:hAnsi="Times New Roman" w:eastAsia="Times New Roman"/>
-          <w:color w:val="000000"/>
-          <w:sz w:val="22"/>
-        </w:rPr>
-        <w:t xml:space="preserve"> </w:t>
-      </w:r>
-      <w:r>
-        <w:rPr>
-          <w:rFonts w:ascii="Times New Roman" w:hAnsi="Times New Roman" w:eastAsia="Times New Roman"/>
-          <w:color w:val="000000"/>
-          <w:sz w:val="22"/>
-        </w:rPr>
-        <w:t xml:space="preserve">than AI-generated images. Trust ratings were also moderate, with only a small difference</w:t>
-      </w:r>
-      <w:r>
-        <w:rPr>
-          <w:rFonts w:ascii="Times New Roman" w:hAnsi="Times New Roman" w:eastAsia="Times New Roman"/>
-          <w:color w:val="000000"/>
-          <w:sz w:val="22"/>
-        </w:rPr>
-        <w:t xml:space="preserve"> </w:t>
-      </w:r>
-      <w:r>
-        <w:rPr>
-          <w:rFonts w:ascii="Times New Roman" w:hAnsi="Times New Roman" w:eastAsia="Times New Roman"/>
-          <w:color w:val="000000"/>
-          <w:sz w:val="22"/>
-        </w:rPr>
-        <w:t xml:space="preserve">between real and AI-generated images.</w:t>
-      </w:r>
-    </w:p>
-    <w:p>
-      <w:pPr>
-        <w:pStyle w:val="BodyText"/>
-        <w:keepNext w:val="0"/>
-        <w:spacing w:line="480" w:lineRule="auto" w:before="0" w:after="0"/>
-      </w:pPr>
-      <w:r>
-        <w:rPr>
-          <w:rFonts w:ascii="Times New Roman" w:hAnsi="Times New Roman" w:eastAsia="Times New Roman"/>
-          <w:color w:val="000000"/>
-          <w:sz w:val="22"/>
-        </w:rPr>
-        <w:t xml:space="preserve">The main implication is that the social risk of AI-generated visual content is broader than</w:t>
-      </w:r>
-      <w:r>
-        <w:rPr>
-          <w:rFonts w:ascii="Times New Roman" w:hAnsi="Times New Roman" w:eastAsia="Times New Roman"/>
-          <w:color w:val="000000"/>
-          <w:sz w:val="22"/>
-        </w:rPr>
-        <w:t xml:space="preserve"> </w:t>
-      </w:r>
-      <w:r>
-        <w:rPr>
-          <w:rFonts w:ascii="Times New Roman" w:hAnsi="Times New Roman" w:eastAsia="Times New Roman"/>
-          <w:color w:val="000000"/>
-          <w:sz w:val="22"/>
-        </w:rPr>
-        <w:t xml:space="preserve">the production of false images. As synthetic images become more realistic, real visual</w:t>
-      </w:r>
-      <w:r>
-        <w:rPr>
-          <w:rFonts w:ascii="Times New Roman" w:hAnsi="Times New Roman" w:eastAsia="Times New Roman"/>
-          <w:color w:val="000000"/>
-          <w:sz w:val="22"/>
-        </w:rPr>
-        <w:t xml:space="preserve"> </w:t>
-      </w:r>
-      <w:r>
-        <w:rPr>
-          <w:rFonts w:ascii="Times New Roman" w:hAnsi="Times New Roman" w:eastAsia="Times New Roman"/>
-          <w:color w:val="000000"/>
-          <w:sz w:val="22"/>
-        </w:rPr>
-        <w:t xml:space="preserve">evidence may also become easier to doubt. The route analysis further suggests that</w:t>
-      </w:r>
-      <w:r>
-        <w:rPr>
-          <w:rFonts w:ascii="Times New Roman" w:hAnsi="Times New Roman" w:eastAsia="Times New Roman"/>
-          <w:color w:val="000000"/>
-          <w:sz w:val="22"/>
-        </w:rPr>
-        <w:t xml:space="preserve"> </w:t>
-      </w:r>
-      <w:r>
-        <w:rPr>
-          <w:rFonts w:ascii="Times New Roman" w:hAnsi="Times New Roman" w:eastAsia="Times New Roman"/>
-          <w:color w:val="000000"/>
-          <w:sz w:val="22"/>
-        </w:rPr>
-        <w:t xml:space="preserve">AI-modified versions of real-image references may be especially difficult to identify because</w:t>
-      </w:r>
-      <w:r>
-        <w:rPr>
-          <w:rFonts w:ascii="Times New Roman" w:hAnsi="Times New Roman" w:eastAsia="Times New Roman"/>
-          <w:color w:val="000000"/>
-          <w:sz w:val="22"/>
-        </w:rPr>
-        <w:t xml:space="preserve"> </w:t>
-      </w:r>
-      <w:r>
-        <w:rPr>
-          <w:rFonts w:ascii="Times New Roman" w:hAnsi="Times New Roman" w:eastAsia="Times New Roman"/>
-          <w:color w:val="000000"/>
-          <w:sz w:val="22"/>
-        </w:rPr>
-        <w:t xml:space="preserve">they can inherit realistic composition and contextual cues from the source material. This is</w:t>
-      </w:r>
-      <w:r>
-        <w:rPr>
-          <w:rFonts w:ascii="Times New Roman" w:hAnsi="Times New Roman" w:eastAsia="Times New Roman"/>
-          <w:color w:val="000000"/>
-          <w:sz w:val="22"/>
-        </w:rPr>
-        <w:t xml:space="preserve"> </w:t>
-      </w:r>
-      <w:r>
-        <w:rPr>
-          <w:rFonts w:ascii="Times New Roman" w:hAnsi="Times New Roman" w:eastAsia="Times New Roman"/>
-          <w:color w:val="000000"/>
-          <w:sz w:val="22"/>
-        </w:rPr>
-        <w:t xml:space="preserve">especially important for screenshot-like materials, which often carry platform cues that make</w:t>
-      </w:r>
-      <w:r>
-        <w:rPr>
-          <w:rFonts w:ascii="Times New Roman" w:hAnsi="Times New Roman" w:eastAsia="Times New Roman"/>
-          <w:color w:val="000000"/>
-          <w:sz w:val="22"/>
-        </w:rPr>
-        <w:t xml:space="preserve"> </w:t>
-      </w:r>
-      <w:r>
-        <w:rPr>
-          <w:rFonts w:ascii="Times New Roman" w:hAnsi="Times New Roman" w:eastAsia="Times New Roman"/>
-          <w:color w:val="000000"/>
-          <w:sz w:val="22"/>
-        </w:rPr>
-        <w:t xml:space="preserve">them appear socially credible. Ordinary visual judgement is therefore insufficient for</w:t>
-      </w:r>
-      <w:r>
-        <w:rPr>
-          <w:rFonts w:ascii="Times New Roman" w:hAnsi="Times New Roman" w:eastAsia="Times New Roman"/>
-          <w:color w:val="000000"/>
-          <w:sz w:val="22"/>
-        </w:rPr>
-        <w:t xml:space="preserve"> </w:t>
-      </w:r>
-      <w:r>
-        <w:rPr>
-          <w:rFonts w:ascii="Times New Roman" w:hAnsi="Times New Roman" w:eastAsia="Times New Roman"/>
-          <w:color w:val="000000"/>
-          <w:sz w:val="22"/>
-        </w:rPr>
-        <w:t xml:space="preserve">evaluating online images. A more effective response requires platform-level labeling,</w:t>
-      </w:r>
-      <w:r>
-        <w:rPr>
-          <w:rFonts w:ascii="Times New Roman" w:hAnsi="Times New Roman" w:eastAsia="Times New Roman"/>
-          <w:color w:val="000000"/>
-          <w:sz w:val="22"/>
-        </w:rPr>
-        <w:t xml:space="preserve"> </w:t>
-      </w:r>
-      <w:r>
-        <w:rPr>
-          <w:rFonts w:ascii="Times New Roman" w:hAnsi="Times New Roman" w:eastAsia="Times New Roman"/>
-          <w:color w:val="000000"/>
-          <w:sz w:val="22"/>
-        </w:rPr>
-        <w:t xml:space="preserve">stronger provenance systems, verification habits, and media literacy education that addresses</w:t>
-      </w:r>
-      <w:r>
-        <w:rPr>
-          <w:rFonts w:ascii="Times New Roman" w:hAnsi="Times New Roman" w:eastAsia="Times New Roman"/>
-          <w:color w:val="000000"/>
-          <w:sz w:val="22"/>
-        </w:rPr>
-        <w:t xml:space="preserve"> </w:t>
-      </w:r>
-      <w:r>
-        <w:rPr>
-          <w:rFonts w:ascii="Times New Roman" w:hAnsi="Times New Roman" w:eastAsia="Times New Roman"/>
-          <w:color w:val="000000"/>
-          <w:sz w:val="22"/>
-        </w:rPr>
-        <w:t xml:space="preserve">both fake images and fake visual contexts.</w:t>
-      </w:r>
-    </w:p>
-    <w:bookmarkEnd w:id="46"/>
-    <w:bookmarkStart w:id="47" w:name="references"/>
+    <w:bookmarkEnd w:id="49"/>
+    <w:bookmarkStart w:id="50" w:name="references"/>
     <w:p>
       <w:pPr>
         <w:keepNext w:val="0"/>
@@ -8639,8 +9019,8 @@
         <w:t xml:space="preserve">(6380), 1146-1151. https://doi.org/10.1126/science.aap9559</w:t>
       </w:r>
     </w:p>
-    <w:bookmarkEnd w:id="47"/>
-    <w:bookmarkStart w:id="48" w:name="Xd27b500da865e2ef2467a97cf42ff81cb891aee"/>
+    <w:bookmarkEnd w:id="50"/>
+    <w:bookmarkStart w:id="51" w:name="Xd27b500da865e2ef2467a97cf42ff81cb891aee"/>
     <w:p>
       <w:pPr>
         <w:keepNext w:val="0"/>
@@ -10216,8 +10596,8 @@
         <w:t xml:space="preserve">.</w:t>
       </w:r>
     </w:p>
-    <w:bookmarkEnd w:id="48"/>
-    <w:bookmarkStart w:id="49" w:name="X7c98da5d1f61ba758cb5e875088fddc09b69ac9"/>
+    <w:bookmarkEnd w:id="51"/>
+    <w:bookmarkStart w:id="52" w:name="X7c98da5d1f61ba758cb5e875088fddc09b69ac9"/>
     <w:p>
       <w:pPr>
         <w:pStyle w:val="Heading2"/>
@@ -11020,8 +11400,8 @@
         <w:t xml:space="preserve">livestream screen capture rather than a standalone illustration.</w:t>
       </w:r>
     </w:p>
-    <w:bookmarkEnd w:id="49"/>
-    <w:bookmarkStart w:id="50" w:name="Xaea563967333c14aa00483d8a5cc371bc2efcf7"/>
+    <w:bookmarkEnd w:id="52"/>
+    <w:bookmarkStart w:id="53" w:name="Xaea563967333c14aa00483d8a5cc371bc2efcf7"/>
     <w:p>
       <w:pPr>
         <w:pStyle w:val="Heading2"/>
@@ -12118,8 +12498,8 @@
         </w:tc>
       </w:tr>
     </w:tbl>
-    <w:bookmarkEnd w:id="50"/>
-    <w:bookmarkEnd w:id="51"/>
+    <w:bookmarkEnd w:id="53"/>
+    <w:bookmarkEnd w:id="54"/>
     <w:sectPr>
       <w:footerReference w:type="default" r:id="rId9"/>
       <w:pgMar w:top="1440" w:bottom="1440" w:left="1440" w:right="1440"/>
